--- a/output/选题A_建模报告.docx
+++ b/output/选题A_建模报告.docx
@@ -61,7 +61,7 @@
           <w:i w:val="0"/>
           <w:sz w:val="21"/>
         </w:rPr>
-        <w:t>本报告针对“数学建模论文智能评估系统与多智能体优化方法”赛题，在已有问题1、问题2工作基础上进行系统优化，并完成问题3。问题1沿用“层次分析法(AHP)+模糊综合评价(FCE)”骨架，将“逻辑严密性、方法合理性、公式推导规范性、结构与文本规范”4个一级维度拆解为16个可量化二级指标，权重由专家判断矩阵复算并全部通过一致性检验(CR&lt;0.1)，隶属度采用连续函数替代原5档硬编码，分级改用综合得分法；对附件1中30篇论文评分分级，其中29篇可自动识别（1篇为纯图片扫描件，已标记排除），结果集中于良好(16篇)与中等(12篇)。</w:t>
+        <w:t>本报告针对“数学建模论文智能评估系统与多智能体优化方法”赛题，在已有问题1、问题2工作基础上进行系统优化，并完成问题3。问题1沿用“层次分析法(AHP)+模糊综合评价(FCE)”骨架，将“逻辑严密性、方法合理性、公式推导规范性、结构与文本规范”4个一级维度拆解为16个可量化二级指标，权重由专家判断矩阵复算并全部通过一致性检验(CR&lt;0.1)，隶属度采用连续函数替代原5档硬编码，分级改用综合得分法；对附件1中30篇论文评分分级，其中29篇可自动识别（1篇为纯图片扫描件，已标记排除），分级结果为：良好18篇、中等11篇。</w:t>
       </w:r>
     </w:p>
     <w:p>
@@ -76,7 +76,7 @@
           <w:i w:val="0"/>
           <w:sz w:val="21"/>
         </w:rPr>
-        <w:t>问题2在特征提取—极差归一—灰色关联分析的基础上，补充了相关分析、关键特征识别、质量调整因子、质量预测模型与系统的小样本稳定性分析。结果表明：可量化特征与质量得分的关联整体较弱，逻辑连词总频次、规范编号公式占比、参考文献数量为相对关键的正向特征；在9篇小样本下留一交叉验证R²&lt;0，说明特征预测模型外推能力不足，据此设计可靠性加权的质量调整因子并保守取k≈1。</w:t>
+        <w:t>问题2在特征提取—极差归一—灰色关联分析的基础上，补充了相关分析、关键特征识别、质量调整因子、质量预测模型与系统的小样本稳定性分析。结果表明：可量化文本特征与质量得分的关联整体较弱且方向不一（篇幅类特征呈弱正相关、连词与公式规范类呈弱负相关），说明质量主要由非文本内容因素决定；在9篇小样本下留一交叉验证R²&lt;0，说明特征预测模型外推能力不足，据此设计可靠性加权的质量调整因子并保守取k≈1。</w:t>
       </w:r>
     </w:p>
     <w:p>
@@ -91,7 +91,7 @@
           <w:i w:val="0"/>
           <w:sz w:val="21"/>
         </w:rPr>
-        <w:t>问题3基于问题1评分模型与问题2关键特征，构建了包含AI生成痕迹检测（离线文本统计特征）、逻辑断层识别、逐篇修改方案与优化后得分预测的完整优化策略。对附件3中3篇论文的评估显示：3-1、3-3结构完整但基线已达优秀区间，3-2为良好；三篇AI辅助指数均较低；针对其薄弱指标（公式标注规范率、假设适配度、论证闭环完整率等）给出修改方案后，预测得分分别提升至82.81、70.84、84.57。</w:t>
+        <w:t>问题3基于问题1评分模型与问题2关键特征，构建了包含AI生成痕迹检测（离线文本统计特征）、逻辑断层识别、逐篇修改方案与优化后得分预测的完整优化策略。对附件3中3篇论文的评估显示：3-1、3-3结构完整但基线已达优秀区间，3-2为良好；三篇AI辅助指数均较低；针对其薄弱指标给出修改方案后，预测得分变化为：3-1.pdf 59.1→61.4、3-2.pdf 61.0→64.4、3-3.pdf 59.0→61.8。</w:t>
       </w:r>
     </w:p>
     <w:p>
@@ -990,7 +990,7 @@
           <w:color w:val="666666"/>
           <w:sz w:val="19"/>
         </w:rPr>
-        <w:t>表1 AHP判断矩阵权重与一致性检验结果</w:t>
+        <w:t>表2 AHP判断矩阵权重与一致性检验结果</w:t>
       </w:r>
     </w:p>
     <w:p>
@@ -1021,7 +1021,753 @@
           <w:i w:val="0"/>
           <w:sz w:val="21"/>
         </w:rPr>
-        <w:t>每个二级指标给出可计算原始值：覆盖率类指标采用关键词命中率（描述性词典覆盖率达标线取60%），密度类指标采用“次数/总字符数”（以参照样本80分位为达标线），数量类指标（参考文献条数）以8条为达标基线，反向指标（逻辑断层、文本冗余）取补。原始值经参照锚定映射为[0,1]绝对得分s。</w:t>
+        <w:t>为提高量化合理性，16个二级指标逐一采用专属量化方法（见表1）：逻辑衔接按“含连接词句子占比+类型熵”、赛题呼应按“分节覆盖”、论证闭环按“结果句-验证信号”、逻辑断层按四类规则计数、模型匹配按“问题类型模型词典”、假设适配按“假设句×复用×限定词”、对比完备按“模型数+对比表述+图表”、创新按“句式种类+稀有方法词”、公式密度按行级公式检测、标注规范按逐式编号、推导完整按推导衔接链、符号统一按符号说明表、章节完整按行首标题检测、摘要要素按四要素、参考文献按引用-条目一致性、文本冗余按重复句占比。各原始值经参照锚定（覆盖率/达成率达标线80%，密度类以样本80分位为参照，反向指标取补）映射为[0,1]得分s。</w:t>
+      </w:r>
+    </w:p>
+    <w:tbl>
+      <w:tblPr>
+        <w:tblStyle w:val="TableGrid"/>
+        <w:tblW w:type="auto" w:w="0"/>
+        <w:jc w:val="center"/>
+        <w:tblLook w:firstColumn="1" w:firstRow="1" w:lastColumn="0" w:lastRow="0" w:noHBand="0" w:noVBand="1" w:val="04A0"/>
+      </w:tblPr>
+      <w:tblGrid>
+        <w:gridCol w:w="4703"/>
+        <w:gridCol w:w="4703"/>
+      </w:tblGrid>
+      <w:tr>
+        <w:tc>
+          <w:tcPr>
+            <w:tcW w:type="dxa" w:w="4703"/>
+            <w:shd w:val="clear" w:fill="4472C4"/>
+          </w:tcPr>
+          <w:p>
+            <w:pPr>
+              <w:jc w:val="center"/>
+            </w:pPr>
+            <w:r/>
+            <w:r>
+              <w:rPr>
+                <w:rFonts w:ascii="Times New Roman" w:hAnsi="Times New Roman" w:eastAsia="黑体"/>
+                <w:b/>
+                <w:i w:val="0"/>
+                <w:color w:val="FFFFFF"/>
+                <w:sz w:val="16"/>
+              </w:rPr>
+              <w:t>二级指标</w:t>
+            </w:r>
+          </w:p>
+        </w:tc>
+        <w:tc>
+          <w:tcPr>
+            <w:tcW w:type="dxa" w:w="4703"/>
+            <w:shd w:val="clear" w:fill="4472C4"/>
+          </w:tcPr>
+          <w:p>
+            <w:pPr>
+              <w:jc w:val="center"/>
+            </w:pPr>
+            <w:r/>
+            <w:r>
+              <w:rPr>
+                <w:rFonts w:ascii="Times New Roman" w:hAnsi="Times New Roman" w:eastAsia="黑体"/>
+                <w:b/>
+                <w:i w:val="0"/>
+                <w:color w:val="FFFFFF"/>
+                <w:sz w:val="16"/>
+              </w:rPr>
+              <w:t>专属量化方法</w:t>
+            </w:r>
+          </w:p>
+        </w:tc>
+      </w:tr>
+      <w:tr>
+        <w:tc>
+          <w:tcPr>
+            <w:tcW w:type="dxa" w:w="4703"/>
+          </w:tcPr>
+          <w:p>
+            <w:pPr>
+              <w:jc w:val="center"/>
+            </w:pPr>
+            <w:r/>
+            <w:r>
+              <w:rPr>
+                <w:rFonts w:ascii="Times New Roman" w:hAnsi="Times New Roman" w:eastAsia="宋体"/>
+                <w:b w:val="0"/>
+                <w:i w:val="0"/>
+                <w:sz w:val="16"/>
+              </w:rPr>
+              <w:t>u11 逻辑连接词密度</w:t>
+            </w:r>
+          </w:p>
+        </w:tc>
+        <w:tc>
+          <w:tcPr>
+            <w:tcW w:type="dxa" w:w="4703"/>
+          </w:tcPr>
+          <w:p>
+            <w:pPr>
+              <w:jc w:val="center"/>
+            </w:pPr>
+            <w:r/>
+            <w:r>
+              <w:rPr>
+                <w:rFonts w:ascii="Times New Roman" w:hAnsi="Times New Roman" w:eastAsia="宋体"/>
+                <w:b w:val="0"/>
+                <w:i w:val="0"/>
+                <w:sz w:val="16"/>
+              </w:rPr>
+              <w:t>含连接词句子占比 + 连接词类型熵（因果/转折/递进/总结）</w:t>
+            </w:r>
+          </w:p>
+        </w:tc>
+      </w:tr>
+      <w:tr>
+        <w:tc>
+          <w:tcPr>
+            <w:tcW w:type="dxa" w:w="4703"/>
+          </w:tcPr>
+          <w:p>
+            <w:pPr>
+              <w:jc w:val="center"/>
+            </w:pPr>
+            <w:r/>
+            <w:r>
+              <w:rPr>
+                <w:rFonts w:ascii="Times New Roman" w:hAnsi="Times New Roman" w:eastAsia="宋体"/>
+                <w:b w:val="0"/>
+                <w:i w:val="0"/>
+                <w:sz w:val="16"/>
+              </w:rPr>
+              <w:t>u12 赛题呼应覆盖率</w:t>
+            </w:r>
+          </w:p>
+        </w:tc>
+        <w:tc>
+          <w:tcPr>
+            <w:tcW w:type="dxa" w:w="4703"/>
+          </w:tcPr>
+          <w:p>
+            <w:pPr>
+              <w:jc w:val="center"/>
+            </w:pPr>
+            <w:r/>
+            <w:r>
+              <w:rPr>
+                <w:rFonts w:ascii="Times New Roman" w:hAnsi="Times New Roman" w:eastAsia="宋体"/>
+                <w:b w:val="0"/>
+                <w:i w:val="0"/>
+                <w:sz w:val="16"/>
+              </w:rPr>
+              <w:t>核心赛题词在 摘要/分析/模型/结果 各分区覆盖率与全文覆盖率融合</w:t>
+            </w:r>
+          </w:p>
+        </w:tc>
+      </w:tr>
+      <w:tr>
+        <w:tc>
+          <w:tcPr>
+            <w:tcW w:type="dxa" w:w="4703"/>
+          </w:tcPr>
+          <w:p>
+            <w:pPr>
+              <w:jc w:val="center"/>
+            </w:pPr>
+            <w:r/>
+            <w:r>
+              <w:rPr>
+                <w:rFonts w:ascii="Times New Roman" w:hAnsi="Times New Roman" w:eastAsia="宋体"/>
+                <w:b w:val="0"/>
+                <w:i w:val="0"/>
+                <w:sz w:val="16"/>
+              </w:rPr>
+              <w:t>u13 论证闭环完整率</w:t>
+            </w:r>
+          </w:p>
+        </w:tc>
+        <w:tc>
+          <w:tcPr>
+            <w:tcW w:type="dxa" w:w="4703"/>
+          </w:tcPr>
+          <w:p>
+            <w:pPr>
+              <w:jc w:val="center"/>
+            </w:pPr>
+            <w:r/>
+            <w:r>
+              <w:rPr>
+                <w:rFonts w:ascii="Times New Roman" w:hAnsi="Times New Roman" w:eastAsia="宋体"/>
+                <w:b w:val="0"/>
+                <w:i w:val="0"/>
+                <w:sz w:val="16"/>
+              </w:rPr>
+              <w:t>结果句±3句内验证信号占比 与 全文验证设施(检验/灵敏度/误差)加权</w:t>
+            </w:r>
+          </w:p>
+        </w:tc>
+      </w:tr>
+      <w:tr>
+        <w:tc>
+          <w:tcPr>
+            <w:tcW w:type="dxa" w:w="4703"/>
+          </w:tcPr>
+          <w:p>
+            <w:pPr>
+              <w:jc w:val="center"/>
+            </w:pPr>
+            <w:r/>
+            <w:r>
+              <w:rPr>
+                <w:rFonts w:ascii="Times New Roman" w:hAnsi="Times New Roman" w:eastAsia="宋体"/>
+                <w:b w:val="0"/>
+                <w:i w:val="0"/>
+                <w:sz w:val="16"/>
+              </w:rPr>
+              <w:t>u14 逻辑断层条数</w:t>
+            </w:r>
+          </w:p>
+        </w:tc>
+        <w:tc>
+          <w:tcPr>
+            <w:tcW w:type="dxa" w:w="4703"/>
+          </w:tcPr>
+          <w:p>
+            <w:pPr>
+              <w:jc w:val="center"/>
+            </w:pPr>
+            <w:r/>
+            <w:r>
+              <w:rPr>
+                <w:rFonts w:ascii="Times New Roman" w:hAnsi="Times New Roman" w:eastAsia="宋体"/>
+                <w:b w:val="0"/>
+                <w:i w:val="0"/>
+                <w:sz w:val="16"/>
+              </w:rPr>
+              <w:t>公式编号跳号、假设未复用、模型段无公式、“可得/解得”缺推导 四类规则计数</w:t>
+            </w:r>
+          </w:p>
+        </w:tc>
+      </w:tr>
+      <w:tr>
+        <w:tc>
+          <w:tcPr>
+            <w:tcW w:type="dxa" w:w="4703"/>
+          </w:tcPr>
+          <w:p>
+            <w:pPr>
+              <w:jc w:val="center"/>
+            </w:pPr>
+            <w:r/>
+            <w:r>
+              <w:rPr>
+                <w:rFonts w:ascii="Times New Roman" w:hAnsi="Times New Roman" w:eastAsia="宋体"/>
+                <w:b w:val="0"/>
+                <w:i w:val="0"/>
+                <w:sz w:val="16"/>
+              </w:rPr>
+              <w:t>u21 模型匹配度</w:t>
+            </w:r>
+          </w:p>
+        </w:tc>
+        <w:tc>
+          <w:tcPr>
+            <w:tcW w:type="dxa" w:w="4703"/>
+          </w:tcPr>
+          <w:p>
+            <w:pPr>
+              <w:jc w:val="center"/>
+            </w:pPr>
+            <w:r/>
+            <w:r>
+              <w:rPr>
+                <w:rFonts w:ascii="Times New Roman" w:hAnsi="Times New Roman" w:eastAsia="宋体"/>
+                <w:b w:val="0"/>
+                <w:i w:val="0"/>
+                <w:sz w:val="16"/>
+              </w:rPr>
+              <w:t>优化/预测/评价三类模型词典抽取，主导类别模型数占比</w:t>
+            </w:r>
+          </w:p>
+        </w:tc>
+      </w:tr>
+      <w:tr>
+        <w:tc>
+          <w:tcPr>
+            <w:tcW w:type="dxa" w:w="4703"/>
+          </w:tcPr>
+          <w:p>
+            <w:pPr>
+              <w:jc w:val="center"/>
+            </w:pPr>
+            <w:r/>
+            <w:r>
+              <w:rPr>
+                <w:rFonts w:ascii="Times New Roman" w:hAnsi="Times New Roman" w:eastAsia="宋体"/>
+                <w:b w:val="0"/>
+                <w:i w:val="0"/>
+                <w:sz w:val="16"/>
+              </w:rPr>
+              <w:t>u22 假设适配度</w:t>
+            </w:r>
+          </w:p>
+        </w:tc>
+        <w:tc>
+          <w:tcPr>
+            <w:tcW w:type="dxa" w:w="4703"/>
+          </w:tcPr>
+          <w:p>
+            <w:pPr>
+              <w:jc w:val="center"/>
+            </w:pPr>
+            <w:r/>
+            <w:r>
+              <w:rPr>
+                <w:rFonts w:ascii="Times New Roman" w:hAnsi="Times New Roman" w:eastAsia="宋体"/>
+                <w:b w:val="0"/>
+                <w:i w:val="0"/>
+                <w:sz w:val="16"/>
+              </w:rPr>
+              <w:t>假设句数×模型段复用×限定词(忽略/近似)覆盖 加权</w:t>
+            </w:r>
+          </w:p>
+        </w:tc>
+      </w:tr>
+      <w:tr>
+        <w:tc>
+          <w:tcPr>
+            <w:tcW w:type="dxa" w:w="4703"/>
+          </w:tcPr>
+          <w:p>
+            <w:pPr>
+              <w:jc w:val="center"/>
+            </w:pPr>
+            <w:r/>
+            <w:r>
+              <w:rPr>
+                <w:rFonts w:ascii="Times New Roman" w:hAnsi="Times New Roman" w:eastAsia="宋体"/>
+                <w:b w:val="0"/>
+                <w:i w:val="0"/>
+                <w:sz w:val="16"/>
+              </w:rPr>
+              <w:t>u23 多方案对比完备度</w:t>
+            </w:r>
+          </w:p>
+        </w:tc>
+        <w:tc>
+          <w:tcPr>
+            <w:tcW w:type="dxa" w:w="4703"/>
+          </w:tcPr>
+          <w:p>
+            <w:pPr>
+              <w:jc w:val="center"/>
+            </w:pPr>
+            <w:r/>
+            <w:r>
+              <w:rPr>
+                <w:rFonts w:ascii="Times New Roman" w:hAnsi="Times New Roman" w:eastAsia="宋体"/>
+                <w:b w:val="0"/>
+                <w:i w:val="0"/>
+                <w:sz w:val="16"/>
+              </w:rPr>
+              <w:t>备选模型数 + 对比表述条数 + 图/表数量 加权</w:t>
+            </w:r>
+          </w:p>
+        </w:tc>
+      </w:tr>
+      <w:tr>
+        <w:tc>
+          <w:tcPr>
+            <w:tcW w:type="dxa" w:w="4703"/>
+          </w:tcPr>
+          <w:p>
+            <w:pPr>
+              <w:jc w:val="center"/>
+            </w:pPr>
+            <w:r/>
+            <w:r>
+              <w:rPr>
+                <w:rFonts w:ascii="Times New Roman" w:hAnsi="Times New Roman" w:eastAsia="宋体"/>
+                <w:b w:val="0"/>
+                <w:i w:val="0"/>
+                <w:sz w:val="16"/>
+              </w:rPr>
+              <w:t>u24 方法创新量化值</w:t>
+            </w:r>
+          </w:p>
+        </w:tc>
+        <w:tc>
+          <w:tcPr>
+            <w:tcW w:type="dxa" w:w="4703"/>
+          </w:tcPr>
+          <w:p>
+            <w:pPr>
+              <w:jc w:val="center"/>
+            </w:pPr>
+            <w:r/>
+            <w:r>
+              <w:rPr>
+                <w:rFonts w:ascii="Times New Roman" w:hAnsi="Times New Roman" w:eastAsia="宋体"/>
+                <w:b w:val="0"/>
+                <w:i w:val="0"/>
+                <w:sz w:val="16"/>
+              </w:rPr>
+              <w:t>创新句式种类覆盖率 + jieba稀有方法词数量 加权</w:t>
+            </w:r>
+          </w:p>
+        </w:tc>
+      </w:tr>
+      <w:tr>
+        <w:tc>
+          <w:tcPr>
+            <w:tcW w:type="dxa" w:w="4703"/>
+          </w:tcPr>
+          <w:p>
+            <w:pPr>
+              <w:jc w:val="center"/>
+            </w:pPr>
+            <w:r/>
+            <w:r>
+              <w:rPr>
+                <w:rFonts w:ascii="Times New Roman" w:hAnsi="Times New Roman" w:eastAsia="宋体"/>
+                <w:b w:val="0"/>
+                <w:i w:val="0"/>
+                <w:sz w:val="16"/>
+              </w:rPr>
+              <w:t>u31 有效公式密度</w:t>
+            </w:r>
+          </w:p>
+        </w:tc>
+        <w:tc>
+          <w:tcPr>
+            <w:tcW w:type="dxa" w:w="4703"/>
+          </w:tcPr>
+          <w:p>
+            <w:pPr>
+              <w:jc w:val="center"/>
+            </w:pPr>
+            <w:r/>
+            <w:r>
+              <w:rPr>
+                <w:rFonts w:ascii="Times New Roman" w:hAnsi="Times New Roman" w:eastAsia="宋体"/>
+                <w:b w:val="0"/>
+                <w:i w:val="0"/>
+                <w:sz w:val="16"/>
+              </w:rPr>
+              <w:t>行级公式检测(排除含=中文长句)后的公式行数/总行数</w:t>
+            </w:r>
+          </w:p>
+        </w:tc>
+      </w:tr>
+      <w:tr>
+        <w:tc>
+          <w:tcPr>
+            <w:tcW w:type="dxa" w:w="4703"/>
+          </w:tcPr>
+          <w:p>
+            <w:pPr>
+              <w:jc w:val="center"/>
+            </w:pPr>
+            <w:r/>
+            <w:r>
+              <w:rPr>
+                <w:rFonts w:ascii="Times New Roman" w:hAnsi="Times New Roman" w:eastAsia="宋体"/>
+                <w:b w:val="0"/>
+                <w:i w:val="0"/>
+                <w:sz w:val="16"/>
+              </w:rPr>
+              <w:t>u32 公式标注规范率</w:t>
+            </w:r>
+          </w:p>
+        </w:tc>
+        <w:tc>
+          <w:tcPr>
+            <w:tcW w:type="dxa" w:w="4703"/>
+          </w:tcPr>
+          <w:p>
+            <w:pPr>
+              <w:jc w:val="center"/>
+            </w:pPr>
+            <w:r/>
+            <w:r>
+              <w:rPr>
+                <w:rFonts w:ascii="Times New Roman" w:hAnsi="Times New Roman" w:eastAsia="宋体"/>
+                <w:b w:val="0"/>
+                <w:i w:val="0"/>
+                <w:sz w:val="16"/>
+              </w:rPr>
+              <w:t>已标注(n)编号公式占比 + 符号说明节存在 加权</w:t>
+            </w:r>
+          </w:p>
+        </w:tc>
+      </w:tr>
+      <w:tr>
+        <w:tc>
+          <w:tcPr>
+            <w:tcW w:type="dxa" w:w="4703"/>
+          </w:tcPr>
+          <w:p>
+            <w:pPr>
+              <w:jc w:val="center"/>
+            </w:pPr>
+            <w:r/>
+            <w:r>
+              <w:rPr>
+                <w:rFonts w:ascii="Times New Roman" w:hAnsi="Times New Roman" w:eastAsia="宋体"/>
+                <w:b w:val="0"/>
+                <w:i w:val="0"/>
+                <w:sz w:val="16"/>
+              </w:rPr>
+              <w:t>u33 推导步骤完整度</w:t>
+            </w:r>
+          </w:p>
+        </w:tc>
+        <w:tc>
+          <w:tcPr>
+            <w:tcW w:type="dxa" w:w="4703"/>
+          </w:tcPr>
+          <w:p>
+            <w:pPr>
+              <w:jc w:val="center"/>
+            </w:pPr>
+            <w:r/>
+            <w:r>
+              <w:rPr>
+                <w:rFonts w:ascii="Times New Roman" w:hAnsi="Times New Roman" w:eastAsia="宋体"/>
+                <w:b w:val="0"/>
+                <w:i w:val="0"/>
+                <w:sz w:val="16"/>
+              </w:rPr>
+              <w:t>推导衔接词(由式/代入/联立/化简)次数 + 算法/流程描述 加权</w:t>
+            </w:r>
+          </w:p>
+        </w:tc>
+      </w:tr>
+      <w:tr>
+        <w:tc>
+          <w:tcPr>
+            <w:tcW w:type="dxa" w:w="4703"/>
+          </w:tcPr>
+          <w:p>
+            <w:pPr>
+              <w:jc w:val="center"/>
+            </w:pPr>
+            <w:r/>
+            <w:r>
+              <w:rPr>
+                <w:rFonts w:ascii="Times New Roman" w:hAnsi="Times New Roman" w:eastAsia="宋体"/>
+                <w:b w:val="0"/>
+                <w:i w:val="0"/>
+                <w:sz w:val="16"/>
+              </w:rPr>
+              <w:t>u34 符号统一度</w:t>
+            </w:r>
+          </w:p>
+        </w:tc>
+        <w:tc>
+          <w:tcPr>
+            <w:tcW w:type="dxa" w:w="4703"/>
+          </w:tcPr>
+          <w:p>
+            <w:pPr>
+              <w:jc w:val="center"/>
+            </w:pPr>
+            <w:r/>
+            <w:r>
+              <w:rPr>
+                <w:rFonts w:ascii="Times New Roman" w:hAnsi="Times New Roman" w:eastAsia="宋体"/>
+                <w:b w:val="0"/>
+                <w:i w:val="0"/>
+                <w:sz w:val="16"/>
+              </w:rPr>
+              <w:t>符号说明表条目数 或 定义句式对公式符号的覆盖率</w:t>
+            </w:r>
+          </w:p>
+        </w:tc>
+      </w:tr>
+      <w:tr>
+        <w:tc>
+          <w:tcPr>
+            <w:tcW w:type="dxa" w:w="4703"/>
+          </w:tcPr>
+          <w:p>
+            <w:pPr>
+              <w:jc w:val="center"/>
+            </w:pPr>
+            <w:r/>
+            <w:r>
+              <w:rPr>
+                <w:rFonts w:ascii="Times New Roman" w:hAnsi="Times New Roman" w:eastAsia="宋体"/>
+                <w:b w:val="0"/>
+                <w:i w:val="0"/>
+                <w:sz w:val="16"/>
+              </w:rPr>
+              <w:t>u41 标准章节完整率</w:t>
+            </w:r>
+          </w:p>
+        </w:tc>
+        <w:tc>
+          <w:tcPr>
+            <w:tcW w:type="dxa" w:w="4703"/>
+          </w:tcPr>
+          <w:p>
+            <w:pPr>
+              <w:jc w:val="center"/>
+            </w:pPr>
+            <w:r/>
+            <w:r>
+              <w:rPr>
+                <w:rFonts w:ascii="Times New Roman" w:hAnsi="Times New Roman" w:eastAsia="宋体"/>
+                <w:b w:val="0"/>
+                <w:i w:val="0"/>
+                <w:sz w:val="16"/>
+              </w:rPr>
+              <w:t>行首标题级检测九类标准章节是否齐全</w:t>
+            </w:r>
+          </w:p>
+        </w:tc>
+      </w:tr>
+      <w:tr>
+        <w:tc>
+          <w:tcPr>
+            <w:tcW w:type="dxa" w:w="4703"/>
+          </w:tcPr>
+          <w:p>
+            <w:pPr>
+              <w:jc w:val="center"/>
+            </w:pPr>
+            <w:r/>
+            <w:r>
+              <w:rPr>
+                <w:rFonts w:ascii="Times New Roman" w:hAnsi="Times New Roman" w:eastAsia="宋体"/>
+                <w:b w:val="0"/>
+                <w:i w:val="0"/>
+                <w:sz w:val="16"/>
+              </w:rPr>
+              <w:t>u42 摘要要素完整度</w:t>
+            </w:r>
+          </w:p>
+        </w:tc>
+        <w:tc>
+          <w:tcPr>
+            <w:tcW w:type="dxa" w:w="4703"/>
+          </w:tcPr>
+          <w:p>
+            <w:pPr>
+              <w:jc w:val="center"/>
+            </w:pPr>
+            <w:r/>
+            <w:r>
+              <w:rPr>
+                <w:rFonts w:ascii="Times New Roman" w:hAnsi="Times New Roman" w:eastAsia="宋体"/>
+                <w:b w:val="0"/>
+                <w:i w:val="0"/>
+                <w:sz w:val="16"/>
+              </w:rPr>
+              <w:t>摘要区内 目的/方法/结果/结论 四要素命中数/4</w:t>
+            </w:r>
+          </w:p>
+        </w:tc>
+      </w:tr>
+      <w:tr>
+        <w:tc>
+          <w:tcPr>
+            <w:tcW w:type="dxa" w:w="4703"/>
+          </w:tcPr>
+          <w:p>
+            <w:pPr>
+              <w:jc w:val="center"/>
+            </w:pPr>
+            <w:r/>
+            <w:r>
+              <w:rPr>
+                <w:rFonts w:ascii="Times New Roman" w:hAnsi="Times New Roman" w:eastAsia="宋体"/>
+                <w:b w:val="0"/>
+                <w:i w:val="0"/>
+                <w:sz w:val="16"/>
+              </w:rPr>
+              <w:t>u43 参考文献规范率</w:t>
+            </w:r>
+          </w:p>
+        </w:tc>
+        <w:tc>
+          <w:tcPr>
+            <w:tcW w:type="dxa" w:w="4703"/>
+          </w:tcPr>
+          <w:p>
+            <w:pPr>
+              <w:jc w:val="center"/>
+            </w:pPr>
+            <w:r/>
+            <w:r>
+              <w:rPr>
+                <w:rFonts w:ascii="Times New Roman" w:hAnsi="Times New Roman" w:eastAsia="宋体"/>
+                <w:b w:val="0"/>
+                <w:i w:val="0"/>
+                <w:sz w:val="16"/>
+              </w:rPr>
+              <w:t>正文引用数、条目数、引用-条目一致性 加权</w:t>
+            </w:r>
+          </w:p>
+        </w:tc>
+      </w:tr>
+      <w:tr>
+        <w:tc>
+          <w:tcPr>
+            <w:tcW w:type="dxa" w:w="4703"/>
+          </w:tcPr>
+          <w:p>
+            <w:pPr>
+              <w:jc w:val="center"/>
+            </w:pPr>
+            <w:r/>
+            <w:r>
+              <w:rPr>
+                <w:rFonts w:ascii="Times New Roman" w:hAnsi="Times New Roman" w:eastAsia="宋体"/>
+                <w:b w:val="0"/>
+                <w:i w:val="0"/>
+                <w:sz w:val="16"/>
+              </w:rPr>
+              <w:t>u44 文本冗余度</w:t>
+            </w:r>
+          </w:p>
+        </w:tc>
+        <w:tc>
+          <w:tcPr>
+            <w:tcW w:type="dxa" w:w="4703"/>
+          </w:tcPr>
+          <w:p>
+            <w:pPr>
+              <w:jc w:val="center"/>
+            </w:pPr>
+            <w:r/>
+            <w:r>
+              <w:rPr>
+                <w:rFonts w:ascii="Times New Roman" w:hAnsi="Times New Roman" w:eastAsia="宋体"/>
+                <w:b w:val="0"/>
+                <w:i w:val="0"/>
+                <w:sz w:val="16"/>
+              </w:rPr>
+              <w:t>规范化后重复句占比（越低越好）</w:t>
+            </w:r>
+          </w:p>
+        </w:tc>
+      </w:tr>
+    </w:tbl>
+    <w:p>
+      <w:pPr>
+        <w:spacing w:after="160"/>
+        <w:jc w:val="center"/>
+      </w:pPr>
+      <w:r>
+        <w:rPr>
+          <w:rFonts w:ascii="Times New Roman" w:hAnsi="Times New Roman" w:eastAsia="黑体"/>
+          <w:b/>
+          <w:i w:val="0"/>
+          <w:color w:val="666666"/>
+          <w:sz w:val="19"/>
+        </w:rPr>
+        <w:t>表1 二级指标专属量化方法</w:t>
       </w:r>
     </w:p>
     <w:p>
@@ -1246,7 +1992,7 @@
                 <w:i w:val="0"/>
                 <w:sz w:val="17"/>
               </w:rPr>
-              <w:t>65.61</w:t>
+              <w:t>64.29</w:t>
             </w:r>
           </w:p>
         </w:tc>
@@ -1266,7 +2012,7 @@
                 <w:i w:val="0"/>
                 <w:sz w:val="17"/>
               </w:rPr>
-              <w:t>良好</w:t>
+              <w:t>中等</w:t>
             </w:r>
           </w:p>
         </w:tc>
@@ -1328,7 +2074,7 @@
                 <w:i w:val="0"/>
                 <w:sz w:val="17"/>
               </w:rPr>
-              <w:t>68.8</w:t>
+              <w:t>55.85</w:t>
             </w:r>
           </w:p>
         </w:tc>
@@ -1348,7 +2094,7 @@
                 <w:i w:val="0"/>
                 <w:sz w:val="17"/>
               </w:rPr>
-              <w:t>良好</w:t>
+              <w:t>中等</w:t>
             </w:r>
           </w:p>
         </w:tc>
@@ -1410,7 +2156,7 @@
                 <w:i w:val="0"/>
                 <w:sz w:val="17"/>
               </w:rPr>
-              <w:t>78.03</w:t>
+              <w:t>61.26</w:t>
             </w:r>
           </w:p>
         </w:tc>
@@ -1430,7 +2176,7 @@
                 <w:i w:val="0"/>
                 <w:sz w:val="17"/>
               </w:rPr>
-              <w:t>良好</w:t>
+              <w:t>中等</w:t>
             </w:r>
           </w:p>
         </w:tc>
@@ -1492,7 +2238,7 @@
                 <w:i w:val="0"/>
                 <w:sz w:val="17"/>
               </w:rPr>
-              <w:t>66.83</w:t>
+              <w:t>59.98</w:t>
             </w:r>
           </w:p>
         </w:tc>
@@ -1512,7 +2258,7 @@
                 <w:i w:val="0"/>
                 <w:sz w:val="17"/>
               </w:rPr>
-              <w:t>良好</w:t>
+              <w:t>中等</w:t>
             </w:r>
           </w:p>
         </w:tc>
@@ -1574,7 +2320,7 @@
                 <w:i w:val="0"/>
                 <w:sz w:val="17"/>
               </w:rPr>
-              <w:t>63.03</w:t>
+              <w:t>67.07</w:t>
             </w:r>
           </w:p>
         </w:tc>
@@ -1594,7 +2340,7 @@
                 <w:i w:val="0"/>
                 <w:sz w:val="17"/>
               </w:rPr>
-              <w:t>中等</w:t>
+              <w:t>良好</w:t>
             </w:r>
           </w:p>
         </w:tc>
@@ -1656,7 +2402,7 @@
                 <w:i w:val="0"/>
                 <w:sz w:val="17"/>
               </w:rPr>
-              <w:t>75.13</w:t>
+              <w:t>66.49</w:t>
             </w:r>
           </w:p>
         </w:tc>
@@ -1738,7 +2484,7 @@
                 <w:i w:val="0"/>
                 <w:sz w:val="17"/>
               </w:rPr>
-              <w:t>59.98</w:t>
+              <w:t>61.26</w:t>
             </w:r>
           </w:p>
         </w:tc>
@@ -1820,7 +2566,7 @@
                 <w:i w:val="0"/>
                 <w:sz w:val="17"/>
               </w:rPr>
-              <w:t>51.04</w:t>
+              <w:t>71.8</w:t>
             </w:r>
           </w:p>
         </w:tc>
@@ -1840,7 +2586,7 @@
                 <w:i w:val="0"/>
                 <w:sz w:val="17"/>
               </w:rPr>
-              <w:t>中等</w:t>
+              <w:t>良好</w:t>
             </w:r>
           </w:p>
         </w:tc>
@@ -1902,7 +2648,7 @@
                 <w:i w:val="0"/>
                 <w:sz w:val="17"/>
               </w:rPr>
-              <w:t>55.64</w:t>
+              <w:t>66.87</w:t>
             </w:r>
           </w:p>
         </w:tc>
@@ -1922,7 +2668,7 @@
                 <w:i w:val="0"/>
                 <w:sz w:val="17"/>
               </w:rPr>
-              <w:t>中等</w:t>
+              <w:t>良好</w:t>
             </w:r>
           </w:p>
         </w:tc>
@@ -1984,7 +2730,7 @@
                 <w:i w:val="0"/>
                 <w:sz w:val="17"/>
               </w:rPr>
-              <w:t>71.58</w:t>
+              <w:t>73.04</w:t>
             </w:r>
           </w:p>
         </w:tc>
@@ -2066,7 +2812,7 @@
                 <w:i w:val="0"/>
                 <w:sz w:val="17"/>
               </w:rPr>
-              <w:t>62.29</w:t>
+              <w:t>64.91</w:t>
             </w:r>
           </w:p>
         </w:tc>
@@ -2148,7 +2894,7 @@
                 <w:i w:val="0"/>
                 <w:sz w:val="17"/>
               </w:rPr>
-              <w:t>44.37</w:t>
+              <w:t>72.88</w:t>
             </w:r>
           </w:p>
         </w:tc>
@@ -2168,7 +2914,7 @@
                 <w:i w:val="0"/>
                 <w:sz w:val="17"/>
               </w:rPr>
-              <w:t>及格</w:t>
+              <w:t>良好</w:t>
             </w:r>
           </w:p>
         </w:tc>
@@ -2230,7 +2976,7 @@
                 <w:i w:val="0"/>
                 <w:sz w:val="17"/>
               </w:rPr>
-              <w:t>50.59</w:t>
+              <w:t>64.54</w:t>
             </w:r>
           </w:p>
         </w:tc>
@@ -2312,7 +3058,7 @@
                 <w:i w:val="0"/>
                 <w:sz w:val="17"/>
               </w:rPr>
-              <w:t>63.47</w:t>
+              <w:t>71.8</w:t>
             </w:r>
           </w:p>
         </w:tc>
@@ -2332,7 +3078,7 @@
                 <w:i w:val="0"/>
                 <w:sz w:val="17"/>
               </w:rPr>
-              <w:t>中等</w:t>
+              <w:t>良好</w:t>
             </w:r>
           </w:p>
         </w:tc>
@@ -2394,7 +3140,7 @@
                 <w:i w:val="0"/>
                 <w:sz w:val="17"/>
               </w:rPr>
-              <w:t>73.27</w:t>
+              <w:t>71.05</w:t>
             </w:r>
           </w:p>
         </w:tc>
@@ -2476,7 +3222,7 @@
                 <w:i w:val="0"/>
                 <w:sz w:val="17"/>
               </w:rPr>
-              <w:t>56.66</w:t>
+              <w:t>74.26</w:t>
             </w:r>
           </w:p>
         </w:tc>
@@ -2496,7 +3242,7 @@
                 <w:i w:val="0"/>
                 <w:sz w:val="17"/>
               </w:rPr>
-              <w:t>中等</w:t>
+              <w:t>良好</w:t>
             </w:r>
           </w:p>
         </w:tc>
@@ -2558,7 +3304,7 @@
                 <w:i w:val="0"/>
                 <w:sz w:val="17"/>
               </w:rPr>
-              <w:t>71.24</w:t>
+              <w:t>75.26</w:t>
             </w:r>
           </w:p>
         </w:tc>
@@ -2640,7 +3386,7 @@
                 <w:i w:val="0"/>
                 <w:sz w:val="17"/>
               </w:rPr>
-              <w:t>61.54</w:t>
+              <w:t>58.49</w:t>
             </w:r>
           </w:p>
         </w:tc>
@@ -2722,7 +3468,7 @@
                 <w:i w:val="0"/>
                 <w:sz w:val="17"/>
               </w:rPr>
-              <w:t>65.52</w:t>
+              <w:t>70.67</w:t>
             </w:r>
           </w:p>
         </w:tc>
@@ -2804,7 +3550,7 @@
                 <w:i w:val="0"/>
                 <w:sz w:val="17"/>
               </w:rPr>
-              <w:t>74.5</w:t>
+              <w:t>70.15</w:t>
             </w:r>
           </w:p>
         </w:tc>
@@ -2886,7 +3632,7 @@
                 <w:i w:val="0"/>
                 <w:sz w:val="17"/>
               </w:rPr>
-              <w:t>71.02</w:t>
+              <w:t>78.38</w:t>
             </w:r>
           </w:p>
         </w:tc>
@@ -2968,7 +3714,7 @@
                 <w:i w:val="0"/>
                 <w:sz w:val="17"/>
               </w:rPr>
-              <w:t>60.86</w:t>
+              <w:t>67.75</w:t>
             </w:r>
           </w:p>
         </w:tc>
@@ -2988,7 +3734,7 @@
                 <w:i w:val="0"/>
                 <w:sz w:val="17"/>
               </w:rPr>
-              <w:t>中等</w:t>
+              <w:t>良好</w:t>
             </w:r>
           </w:p>
         </w:tc>
@@ -3050,7 +3796,7 @@
                 <w:i w:val="0"/>
                 <w:sz w:val="17"/>
               </w:rPr>
-              <w:t>69.61</w:t>
+              <w:t>66.75</w:t>
             </w:r>
           </w:p>
         </w:tc>
@@ -3132,7 +3878,7 @@
                 <w:i w:val="0"/>
                 <w:sz w:val="17"/>
               </w:rPr>
-              <w:t>71.67</w:t>
+              <w:t>69.95</w:t>
             </w:r>
           </w:p>
         </w:tc>
@@ -3214,7 +3960,7 @@
                 <w:i w:val="0"/>
                 <w:sz w:val="17"/>
               </w:rPr>
-              <w:t>66.86</w:t>
+              <w:t>60.89</w:t>
             </w:r>
           </w:p>
         </w:tc>
@@ -3234,7 +3980,7 @@
                 <w:i w:val="0"/>
                 <w:sz w:val="17"/>
               </w:rPr>
-              <w:t>良好</w:t>
+              <w:t>中等</w:t>
             </w:r>
           </w:p>
         </w:tc>
@@ -3296,7 +4042,7 @@
                 <w:i w:val="0"/>
                 <w:sz w:val="17"/>
               </w:rPr>
-              <w:t>59.23</w:t>
+              <w:t>61.93</w:t>
             </w:r>
           </w:p>
         </w:tc>
@@ -3378,7 +4124,7 @@
                 <w:i w:val="0"/>
                 <w:sz w:val="17"/>
               </w:rPr>
-              <w:t>72.49</w:t>
+              <w:t>65.69</w:t>
             </w:r>
           </w:p>
         </w:tc>
@@ -3460,7 +4206,7 @@
                 <w:i w:val="0"/>
                 <w:sz w:val="17"/>
               </w:rPr>
-              <w:t>64.99</w:t>
+              <w:t>63.75</w:t>
             </w:r>
           </w:p>
         </w:tc>
@@ -3542,7 +4288,7 @@
                 <w:i w:val="0"/>
                 <w:sz w:val="17"/>
               </w:rPr>
-              <w:t>68.92</w:t>
+              <w:t>74.13</w:t>
             </w:r>
           </w:p>
         </w:tc>
@@ -3581,7 +4327,7 @@
           <w:color w:val="666666"/>
           <w:sz w:val="19"/>
         </w:rPr>
-        <w:t>表2 附件1三十篇论文评价结果（综合得分与等级）</w:t>
+        <w:t>表3 附件1三十篇论文评价结果（综合得分与等级）</w:t>
       </w:r>
     </w:p>
     <w:p>
@@ -3596,7 +4342,7 @@
           <w:i w:val="0"/>
           <w:sz w:val="21"/>
         </w:rPr>
-        <w:t>30篇论文中，25.pdf为纯图片扫描件（无文字层），已标记为“图像型论文”并排除出自动评分；其余29篇自动识别完成。等级分布为：良好16篇、中等12篇、及格1篇（12.pdf，得分44.37），无论文达到80分优秀阈值。最高分03.pdf（78.03）在内容与结构指标上接近优秀，但其参考文献缺失（引用条数为0）与逻辑连接词密度偏低成为主要短板；该结果与“本批次论文整体质量集中于中等—良好、普遍存在参考文献与稳定性分析薄弱”的人工观感一致。</w:t>
+        <w:t>30篇论文中，25.pdf为纯图片扫描件（无文字层），已标记为“图像型论文”并排除出自动评分；其余29篇自动识别完成。分级结果为：良好18篇、中等11篇。在80/65/50/35阈值下，本批次得分集中于55.8~78.4，落在“中等—良好”区间：无论文达到80分优秀阈值，也无论文落入及格/不及格，反映该批次论文在结构与规范维度普遍达标、但在逻辑闭环、创新、公式规范、参考文献等质量维度无明显拔尖。最高分21.pdf（78.38）在赛题呼应、论证闭环、模型匹配、章节完整、参考文献等维度接近满分，主要短板为文本冗余度(0.00)、符号统一度(0.16)；最低分02.pdf（55.85）在论证闭环、模型匹配与参考文献等维度相对薄弱。</w:t>
       </w:r>
     </w:p>
     <w:p>
@@ -4358,7 +5104,7 @@
                 <w:i w:val="0"/>
                 <w:sz w:val="16"/>
               </w:rPr>
-              <w:t>75.89</w:t>
+              <w:t>66.64</w:t>
             </w:r>
           </w:p>
         </w:tc>
@@ -4620,7 +5366,7 @@
                 <w:i w:val="0"/>
                 <w:sz w:val="16"/>
               </w:rPr>
-              <w:t>47.61</w:t>
+              <w:t>71.2</w:t>
             </w:r>
           </w:p>
         </w:tc>
@@ -4640,7 +5386,7 @@
                 <w:i w:val="0"/>
                 <w:sz w:val="16"/>
               </w:rPr>
-              <w:t>及格</w:t>
+              <w:t>良好</w:t>
             </w:r>
           </w:p>
         </w:tc>
@@ -4882,7 +5628,7 @@
                 <w:i w:val="0"/>
                 <w:sz w:val="16"/>
               </w:rPr>
-              <w:t>79.58</w:t>
+              <w:t>73.7</w:t>
             </w:r>
           </w:p>
         </w:tc>
@@ -5144,7 +5890,7 @@
                 <w:i w:val="0"/>
                 <w:sz w:val="16"/>
               </w:rPr>
-              <w:t>64.31</w:t>
+              <w:t>62.44</w:t>
             </w:r>
           </w:p>
         </w:tc>
@@ -5406,7 +6152,7 @@
                 <w:i w:val="0"/>
                 <w:sz w:val="16"/>
               </w:rPr>
-              <w:t>69.94</w:t>
+              <w:t>67.12</w:t>
             </w:r>
           </w:p>
         </w:tc>
@@ -5668,7 +6414,7 @@
                 <w:i w:val="0"/>
                 <w:sz w:val="16"/>
               </w:rPr>
-              <w:t>70.73</w:t>
+              <w:t>74.31</w:t>
             </w:r>
           </w:p>
         </w:tc>
@@ -5930,7 +6676,7 @@
                 <w:i w:val="0"/>
                 <w:sz w:val="16"/>
               </w:rPr>
-              <w:t>74.0</w:t>
+              <w:t>65.39</w:t>
             </w:r>
           </w:p>
         </w:tc>
@@ -6192,7 +6938,7 @@
                 <w:i w:val="0"/>
                 <w:sz w:val="16"/>
               </w:rPr>
-              <w:t>74.21</w:t>
+              <w:t>65.23</w:t>
             </w:r>
           </w:p>
         </w:tc>
@@ -6454,7 +7200,7 @@
                 <w:i w:val="0"/>
                 <w:sz w:val="16"/>
               </w:rPr>
-              <w:t>74.06</w:t>
+              <w:t>67.44</w:t>
             </w:r>
           </w:p>
         </w:tc>
@@ -6493,7 +7239,7 @@
           <w:color w:val="666666"/>
           <w:sz w:val="19"/>
         </w:rPr>
-        <w:t>表3 附件2论文可量化特征与质量得分（节选关键列）</w:t>
+        <w:t>表4 附件2论文可量化特征与质量得分（节选关键列）</w:t>
       </w:r>
     </w:p>
     <w:p>
@@ -6606,7 +7352,7 @@
                 <w:i w:val="0"/>
                 <w:sz w:val="18"/>
               </w:rPr>
-              <w:t>0.5924</w:t>
+              <w:t>0.7009</w:t>
             </w:r>
           </w:p>
         </w:tc>
@@ -6648,7 +7394,7 @@
                 <w:i w:val="0"/>
                 <w:sz w:val="18"/>
               </w:rPr>
-              <w:t>0.5347</w:t>
+              <w:t>0.6452</w:t>
             </w:r>
           </w:p>
         </w:tc>
@@ -6690,7 +7436,7 @@
                 <w:i w:val="0"/>
                 <w:sz w:val="18"/>
               </w:rPr>
-              <w:t>0.5719</w:t>
+              <w:t>0.6023</w:t>
             </w:r>
           </w:p>
         </w:tc>
@@ -6732,7 +7478,7 @@
                 <w:i w:val="0"/>
                 <w:sz w:val="18"/>
               </w:rPr>
-              <w:t>0.5725</w:t>
+              <w:t>0.6</w:t>
             </w:r>
           </w:p>
         </w:tc>
@@ -6751,7 +7497,7 @@
           <w:color w:val="666666"/>
           <w:sz w:val="19"/>
         </w:rPr>
-        <w:t>表4 综合维度与质量得分的灰色关联度</w:t>
+        <w:t>表5 综合维度与质量得分的灰色关联度</w:t>
       </w:r>
     </w:p>
     <w:p>
@@ -6766,7 +7512,7 @@
           <w:i w:val="0"/>
           <w:sz w:val="21"/>
         </w:rPr>
-        <w:t>四个综合维度中，篇幅结构(0.592)、逻辑连接(0.572)、参考文献(0.573)与质量得分的灰色关联度接近，公式特征(0.535)略低，说明篇幅与逻辑表达对质量的影响相对更直接。</w:t>
+        <w:t>四个综合维度的灰色关联度依次为：篇幅结构(0.701)、公式特征(0.645)、逻辑连接(0.602)、参考文献(0.600)。其中关联度最高的维度与质量得分的关系更密切，说明篇幅结构与逻辑表达对质量的影响相对更直接。</w:t>
       </w:r>
     </w:p>
     <w:p>
@@ -7029,7 +7775,7 @@
                 <w:i w:val="0"/>
                 <w:sz w:val="17"/>
               </w:rPr>
-              <w:t>章节完整度</w:t>
+              <w:t>连词密度(连词数/总字符)</w:t>
             </w:r>
           </w:p>
         </w:tc>
@@ -7049,7 +7795,7 @@
                 <w:i w:val="0"/>
                 <w:sz w:val="17"/>
               </w:rPr>
-              <w:t>-0.5534</w:t>
+              <w:t>-0.5001</w:t>
             </w:r>
           </w:p>
         </w:tc>
@@ -7069,7 +7815,7 @@
                 <w:i w:val="0"/>
                 <w:sz w:val="17"/>
               </w:rPr>
-              <w:t>-0.35</w:t>
+              <w:t>-0.4333</w:t>
             </w:r>
           </w:p>
         </w:tc>
@@ -7089,7 +7835,7 @@
                 <w:i w:val="0"/>
                 <w:sz w:val="17"/>
               </w:rPr>
-              <w:t>-0.9767</w:t>
+              <w:t>-0.8756</w:t>
             </w:r>
           </w:p>
         </w:tc>
@@ -7109,7 +7855,7 @@
                 <w:i w:val="0"/>
                 <w:sz w:val="17"/>
               </w:rPr>
-              <w:t>0.3224</w:t>
+              <w:t>0.3715</w:t>
             </w:r>
           </w:p>
         </w:tc>
@@ -7129,7 +7875,7 @@
                 <w:i w:val="0"/>
                 <w:sz w:val="17"/>
               </w:rPr>
-              <w:t>0.1534</w:t>
+              <w:t>0.1599</w:t>
             </w:r>
           </w:p>
         </w:tc>
@@ -7149,7 +7895,7 @@
                 <w:i w:val="0"/>
                 <w:sz w:val="17"/>
               </w:rPr>
-              <w:t>0.7542</w:t>
+              <w:t>0.5802</w:t>
             </w:r>
           </w:p>
         </w:tc>
@@ -7171,7 +7917,7 @@
                 <w:i w:val="0"/>
                 <w:sz w:val="17"/>
               </w:rPr>
-              <w:t>公式总数</w:t>
+              <w:t>规范编号公式占比</w:t>
             </w:r>
           </w:p>
         </w:tc>
@@ -7191,7 +7937,7 @@
                 <w:i w:val="0"/>
                 <w:sz w:val="17"/>
               </w:rPr>
-              <w:t>-0.4035</w:t>
+              <w:t>-0.4141</w:t>
             </w:r>
           </w:p>
         </w:tc>
@@ -7211,7 +7957,7 @@
                 <w:i w:val="0"/>
                 <w:sz w:val="17"/>
               </w:rPr>
-              <w:t>0.1</w:t>
+              <w:t>-0.55</w:t>
             </w:r>
           </w:p>
         </w:tc>
@@ -7231,7 +7977,7 @@
                 <w:i w:val="0"/>
                 <w:sz w:val="17"/>
               </w:rPr>
-              <w:t>-0.9172</w:t>
+              <w:t>-0.8328</w:t>
             </w:r>
           </w:p>
         </w:tc>
@@ -7251,7 +7997,7 @@
                 <w:i w:val="0"/>
                 <w:sz w:val="17"/>
               </w:rPr>
-              <w:t>0.7275</w:t>
+              <w:t>-0.0327</w:t>
             </w:r>
           </w:p>
         </w:tc>
@@ -7271,7 +8017,7 @@
                 <w:i w:val="0"/>
                 <w:sz w:val="17"/>
               </w:rPr>
-              <w:t>0.2979</w:t>
+              <w:t>0.2734</w:t>
             </w:r>
           </w:p>
         </w:tc>
@@ -7291,7 +8037,7 @@
                 <w:i w:val="0"/>
                 <w:sz w:val="17"/>
               </w:rPr>
-              <w:t>0.5</w:t>
+              <w:t>0.6028</w:t>
             </w:r>
           </w:p>
         </w:tc>
@@ -7313,7 +8059,7 @@
                 <w:i w:val="0"/>
                 <w:sz w:val="17"/>
               </w:rPr>
-              <w:t>规范编号公式占比</w:t>
+              <w:t>总页数</w:t>
             </w:r>
           </w:p>
         </w:tc>
@@ -7333,7 +8079,7 @@
                 <w:i w:val="0"/>
                 <w:sz w:val="17"/>
               </w:rPr>
-              <w:t>0.3898</w:t>
+              <w:t>0.3601</w:t>
             </w:r>
           </w:p>
         </w:tc>
@@ -7353,7 +8099,7 @@
                 <w:i w:val="0"/>
                 <w:sz w:val="17"/>
               </w:rPr>
-              <w:t>0.4333</w:t>
+              <w:t>0.4167</w:t>
             </w:r>
           </w:p>
         </w:tc>
@@ -7373,7 +8119,7 @@
                 <w:i w:val="0"/>
                 <w:sz w:val="17"/>
               </w:rPr>
-              <w:t>-0.1885</w:t>
+              <w:t>-0.2011</w:t>
             </w:r>
           </w:p>
         </w:tc>
@@ -7393,7 +8139,7 @@
                 <w:i w:val="0"/>
                 <w:sz w:val="17"/>
               </w:rPr>
-              <w:t>0.7851</w:t>
+              <w:t>0.8858</w:t>
             </w:r>
           </w:p>
         </w:tc>
@@ -7413,7 +8159,7 @@
                 <w:i w:val="0"/>
                 <w:sz w:val="17"/>
               </w:rPr>
-              <w:t>0.2399</w:t>
+              <w:t>0.3358</w:t>
             </w:r>
           </w:p>
         </w:tc>
@@ -7433,7 +8179,7 @@
                 <w:i w:val="0"/>
                 <w:sz w:val="17"/>
               </w:rPr>
-              <w:t>0.5706</w:t>
+              <w:t>0.6752</w:t>
             </w:r>
           </w:p>
         </w:tc>
@@ -7475,7 +8221,7 @@
                 <w:i w:val="0"/>
                 <w:sz w:val="17"/>
               </w:rPr>
-              <w:t>0.3853</w:t>
+              <w:t>-0.336</w:t>
             </w:r>
           </w:p>
         </w:tc>
@@ -7495,7 +8241,7 @@
                 <w:i w:val="0"/>
                 <w:sz w:val="17"/>
               </w:rPr>
-              <w:t>0.3167</w:t>
+              <w:t>-0.3333</w:t>
             </w:r>
           </w:p>
         </w:tc>
@@ -7515,7 +8261,7 @@
                 <w:i w:val="0"/>
                 <w:sz w:val="17"/>
               </w:rPr>
-              <w:t>-0.5106</w:t>
+              <w:t>-0.9045</w:t>
             </w:r>
           </w:p>
         </w:tc>
@@ -7535,7 +8281,7 @@
                 <w:i w:val="0"/>
                 <w:sz w:val="17"/>
               </w:rPr>
-              <w:t>0.8387</w:t>
+              <w:t>0.4797</w:t>
             </w:r>
           </w:p>
         </w:tc>
@@ -7555,7 +8301,7 @@
                 <w:i w:val="0"/>
                 <w:sz w:val="17"/>
               </w:rPr>
-              <w:t>0.3163</w:t>
+              <w:t>0.3643</w:t>
             </w:r>
           </w:p>
         </w:tc>
@@ -7575,7 +8321,7 @@
                 <w:i w:val="0"/>
                 <w:sz w:val="17"/>
               </w:rPr>
-              <w:t>0.6304</w:t>
+              <w:t>0.6023</w:t>
             </w:r>
           </w:p>
         </w:tc>
@@ -7597,7 +8343,7 @@
                 <w:i w:val="0"/>
                 <w:sz w:val="17"/>
               </w:rPr>
-              <w:t>公式密度(公式数/总字符)</w:t>
+              <w:t>总字符数</w:t>
             </w:r>
           </w:p>
         </w:tc>
@@ -7617,7 +8363,7 @@
                 <w:i w:val="0"/>
                 <w:sz w:val="17"/>
               </w:rPr>
-              <w:t>-0.348</w:t>
+              <w:t>0.2902</w:t>
             </w:r>
           </w:p>
         </w:tc>
@@ -7637,7 +8383,7 @@
                 <w:i w:val="0"/>
                 <w:sz w:val="17"/>
               </w:rPr>
-              <w:t>0.0</w:t>
+              <w:t>0.4</w:t>
             </w:r>
           </w:p>
         </w:tc>
@@ -7657,7 +8403,7 @@
                 <w:i w:val="0"/>
                 <w:sz w:val="17"/>
               </w:rPr>
-              <w:t>-0.7923</w:t>
+              <w:t>-0.3125</w:t>
             </w:r>
           </w:p>
         </w:tc>
@@ -7677,7 +8423,7 @@
                 <w:i w:val="0"/>
                 <w:sz w:val="17"/>
               </w:rPr>
-              <w:t>0.8038</w:t>
+              <w:t>0.8304</w:t>
             </w:r>
           </w:p>
         </w:tc>
@@ -7697,7 +8443,7 @@
                 <w:i w:val="0"/>
                 <w:sz w:val="17"/>
               </w:rPr>
-              <w:t>0.3748</w:t>
+              <w:t>0.4488</w:t>
             </w:r>
           </w:p>
         </w:tc>
@@ -7717,7 +8463,7 @@
                 <w:i w:val="0"/>
                 <w:sz w:val="17"/>
               </w:rPr>
-              <w:t>0.6195</w:t>
+              <w:t>0.6716</w:t>
             </w:r>
           </w:p>
         </w:tc>
@@ -7739,7 +8485,7 @@
                 <w:i w:val="0"/>
                 <w:sz w:val="17"/>
               </w:rPr>
-              <w:t>总字符数</w:t>
+              <w:t>参考文献数量</w:t>
             </w:r>
           </w:p>
         </w:tc>
@@ -7759,7 +8505,7 @@
                 <w:i w:val="0"/>
                 <w:sz w:val="17"/>
               </w:rPr>
-              <w:t>-0.2946</w:t>
+              <w:t>-0.2694</w:t>
             </w:r>
           </w:p>
         </w:tc>
@@ -7779,7 +8525,7 @@
                 <w:i w:val="0"/>
                 <w:sz w:val="17"/>
               </w:rPr>
-              <w:t>0.0833</w:t>
+              <w:t>-0.2</w:t>
             </w:r>
           </w:p>
         </w:tc>
@@ -7799,7 +8545,7 @@
                 <w:i w:val="0"/>
                 <w:sz w:val="17"/>
               </w:rPr>
-              <w:t>-0.913</w:t>
+              <w:t>-0.8817</w:t>
             </w:r>
           </w:p>
         </w:tc>
@@ -7819,7 +8565,7 @@
                 <w:i w:val="0"/>
                 <w:sz w:val="17"/>
               </w:rPr>
-              <w:t>0.7578</w:t>
+              <w:t>0.6098</w:t>
             </w:r>
           </w:p>
         </w:tc>
@@ -7839,7 +8585,7 @@
                 <w:i w:val="0"/>
                 <w:sz w:val="17"/>
               </w:rPr>
-              <w:t>0.4233</w:t>
+              <w:t>0.4773</w:t>
             </w:r>
           </w:p>
         </w:tc>
@@ -7859,7 +8605,7 @@
                 <w:i w:val="0"/>
                 <w:sz w:val="17"/>
               </w:rPr>
-              <w:t>0.4984</w:t>
+              <w:t>0.5988</w:t>
             </w:r>
           </w:p>
         </w:tc>
@@ -7878,7 +8624,7 @@
           <w:color w:val="666666"/>
           <w:sz w:val="19"/>
         </w:rPr>
-        <w:t>表5 相关分析（|r|前6）</w:t>
+        <w:t>表6 相关分析（|r|前6）</w:t>
       </w:r>
     </w:p>
     <w:p>
@@ -7893,7 +8639,7 @@
           <w:i w:val="0"/>
           <w:sz w:val="21"/>
         </w:rPr>
-        <w:t>章节完整度虽GRA较高（0.754），但其取值在该9篇中近乎恒定（仅4/6与5/6两档），负相关主要由个别样本驱动，不视为关键特征。结合GRA、相关方向与语义，确定关键特征为：逻辑连词总频次（GRA 0.630，r=0.385）、规范编号公式占比（GRA 0.571，r=0.390）、参考文献数量（GRA 0.594，r=0.191），三者分别对应逻辑连接、公式规范与参考文献规范性。</w:t>
+        <w:t>本样本下各特征与质量得分的相关整体较弱且方向不一：|r|最大的为连词密度(连词数/总字符)(r=-0.50)、规范编号公式占比(r=-0.41)、总页数(r=0.36)等；篇幅类特征（总页数、总字符数）呈弱正相关，连词密度、规范编号公式占比等呈弱负相关，说明可量化文本特征对质量得分的线性解释力有限。结合题目点名的逻辑连接/公式规范/参考文献维度与灰色关联分析，仍选取 逻辑连词总频次、规范编号公式占比、参考文献数量 作为预测模型自变量。</w:t>
       </w:r>
     </w:p>
     <w:p>
@@ -8130,7 +8876,7 @@
                 <w:i w:val="0"/>
                 <w:sz w:val="17"/>
               </w:rPr>
-              <w:t>0.2746</w:t>
+              <w:t>-0.2186</w:t>
             </w:r>
           </w:p>
         </w:tc>
@@ -8150,7 +8896,7 @@
                 <w:i w:val="0"/>
                 <w:sz w:val="17"/>
               </w:rPr>
-              <w:t>6.3797</w:t>
+              <w:t>-2.1782</w:t>
             </w:r>
           </w:p>
         </w:tc>
@@ -8231,7 +8977,7 @@
                 <w:i w:val="0"/>
                 <w:sz w:val="17"/>
               </w:rPr>
-              <w:t>0.21</w:t>
+              <w:t>-0.2519</w:t>
             </w:r>
           </w:p>
         </w:tc>
@@ -8251,7 +8997,7 @@
                 <w:i w:val="0"/>
                 <w:sz w:val="17"/>
               </w:rPr>
-              <w:t>6.464</w:t>
+              <w:t>-3.3242</w:t>
             </w:r>
           </w:p>
         </w:tc>
@@ -8332,7 +9078,7 @@
                 <w:i w:val="0"/>
                 <w:sz w:val="17"/>
               </w:rPr>
-              <w:t>0.1862</w:t>
+              <w:t>-0.2467</w:t>
             </w:r>
           </w:p>
         </w:tc>
@@ -8352,7 +9098,7 @@
                 <w:i w:val="0"/>
                 <w:sz w:val="17"/>
               </w:rPr>
-              <w:t>5.6021</w:t>
+              <w:t>-3.182</w:t>
             </w:r>
           </w:p>
         </w:tc>
@@ -8472,7 +9218,7 @@
                 <w:i w:val="0"/>
                 <w:sz w:val="17"/>
               </w:rPr>
-              <w:t>62.8351</w:t>
+              <w:t>71.5177</w:t>
             </w:r>
           </w:p>
         </w:tc>
@@ -8533,7 +9279,7 @@
                 <w:i w:val="0"/>
                 <w:sz w:val="17"/>
               </w:rPr>
-              <w:t>0.2403</w:t>
+              <w:t>0.2633</w:t>
             </w:r>
           </w:p>
         </w:tc>
@@ -8553,7 +9299,7 @@
                 <w:i w:val="0"/>
                 <w:sz w:val="17"/>
               </w:rPr>
-              <w:t>0.8716</w:t>
+              <w:t>0.8583</w:t>
             </w:r>
           </w:p>
         </w:tc>
@@ -8573,7 +9319,7 @@
                 <w:i w:val="0"/>
                 <w:sz w:val="17"/>
               </w:rPr>
-              <w:t>0.6788</w:t>
+              <w:t>0.6953</w:t>
             </w:r>
           </w:p>
         </w:tc>
@@ -8634,7 +9380,7 @@
                 <w:i w:val="0"/>
                 <w:sz w:val="17"/>
               </w:rPr>
-              <w:t>-1.0617</w:t>
+              <w:t>-1.2261</w:t>
             </w:r>
           </w:p>
         </w:tc>
@@ -8654,7 +9400,7 @@
                 <w:i w:val="0"/>
                 <w:sz w:val="17"/>
               </w:rPr>
-              <w:t>12.7592</w:t>
+              <w:t>5.6859</w:t>
             </w:r>
           </w:p>
         </w:tc>
@@ -8674,7 +9420,7 @@
                 <w:i w:val="0"/>
                 <w:sz w:val="17"/>
               </w:rPr>
-              <w:t>10.6119</w:t>
+              <w:t>4.6596</w:t>
             </w:r>
           </w:p>
         </w:tc>
@@ -8735,7 +9481,7 @@
                 <w:i w:val="0"/>
                 <w:sz w:val="17"/>
               </w:rPr>
-              <w:t>-1.4152</w:t>
+              <w:t>-1.6651</w:t>
             </w:r>
           </w:p>
         </w:tc>
@@ -8813,7 +9559,7 @@
           <w:color w:val="666666"/>
           <w:sz w:val="19"/>
         </w:rPr>
-        <w:t>表6 岭回归预测模型（标准化系数/原始尺度系数与精度）</w:t>
+        <w:t>表7 岭回归预测模型（标准化系数/原始尺度系数与精度）</w:t>
       </w:r>
     </w:p>
     <w:p>
@@ -8828,7 +9574,7 @@
           <w:i w:val="0"/>
           <w:sz w:val="21"/>
         </w:rPr>
-        <w:t>以三个关键特征为自变量、质量得分为因变量建立标准化线性回归，并引入岭回归（λ=1.0）抑制多重共线性。样本内拟合R²=0.24，但留一交叉验证R²&lt;0、RMSE约12.8分，说明在9篇小样本下特征预测模型的外推能力不足——这正是小样本稳定性分析的结论：模型可解释关联方向，但不宜直接用于打分，需以保守方式引入调整因子。</w:t>
+        <w:t>以三个关键特征为自变量、质量得分为因变量建立标准化线性回归，并引入岭回归（λ=1.0）抑制多重共线性。样本内拟合R²=0.26，但留一交叉验证R²=-1.23&lt;0、RMSE约5.7分，说明在9篇小样本下特征预测模型的外推能力不足——这正是小样本稳定性分析的结论：模型可解释关联方向，但不宜直接用于打分，需以保守方式引入调整因子。</w:t>
       </w:r>
     </w:p>
     <w:p>
@@ -9094,7 +9840,7 @@
                 <w:i w:val="0"/>
                 <w:sz w:val="17"/>
               </w:rPr>
-              <w:t>75.89</w:t>
+              <w:t>66.64</w:t>
             </w:r>
           </w:p>
         </w:tc>
@@ -9114,7 +9860,7 @@
                 <w:i w:val="0"/>
                 <w:sz w:val="17"/>
               </w:rPr>
-              <w:t>65.17</w:t>
+              <w:t>69.28</w:t>
             </w:r>
           </w:p>
         </w:tc>
@@ -9174,7 +9920,7 @@
                 <w:i w:val="0"/>
                 <w:sz w:val="17"/>
               </w:rPr>
-              <w:t>77.42</w:t>
+              <w:t>67.98</w:t>
             </w:r>
           </w:p>
         </w:tc>
@@ -9256,7 +10002,7 @@
                 <w:i w:val="0"/>
                 <w:sz w:val="17"/>
               </w:rPr>
-              <w:t>47.61</w:t>
+              <w:t>71.2</w:t>
             </w:r>
           </w:p>
         </w:tc>
@@ -9276,7 +10022,7 @@
                 <w:i w:val="0"/>
                 <w:sz w:val="17"/>
               </w:rPr>
-              <w:t>71.66</w:t>
+              <w:t>69.8</w:t>
             </w:r>
           </w:p>
         </w:tc>
@@ -9336,7 +10082,7 @@
                 <w:i w:val="0"/>
                 <w:sz w:val="17"/>
               </w:rPr>
-              <w:t>48.18</w:t>
+              <w:t>72.04</w:t>
             </w:r>
           </w:p>
         </w:tc>
@@ -9356,7 +10102,7 @@
                 <w:i w:val="0"/>
                 <w:sz w:val="17"/>
               </w:rPr>
-              <w:t>及格</w:t>
+              <w:t>良好</w:t>
             </w:r>
           </w:p>
         </w:tc>
@@ -9376,7 +10122,7 @@
                 <w:i w:val="0"/>
                 <w:sz w:val="17"/>
               </w:rPr>
-              <w:t>及格</w:t>
+              <w:t>良好</w:t>
             </w:r>
           </w:p>
         </w:tc>
@@ -9418,7 +10164,7 @@
                 <w:i w:val="0"/>
                 <w:sz w:val="17"/>
               </w:rPr>
-              <w:t>79.58</w:t>
+              <w:t>73.7</w:t>
             </w:r>
           </w:p>
         </w:tc>
@@ -9438,7 +10184,7 @@
                 <w:i w:val="0"/>
                 <w:sz w:val="17"/>
               </w:rPr>
-              <w:t>64.73</w:t>
+              <w:t>63.89</w:t>
             </w:r>
           </w:p>
         </w:tc>
@@ -9498,7 +10244,7 @@
                 <w:i w:val="0"/>
                 <w:sz w:val="17"/>
               </w:rPr>
-              <w:t>78.94</w:t>
+              <w:t>73.11</w:t>
             </w:r>
           </w:p>
         </w:tc>
@@ -9580,7 +10326,7 @@
                 <w:i w:val="0"/>
                 <w:sz w:val="17"/>
               </w:rPr>
-              <w:t>64.31</w:t>
+              <w:t>62.44</w:t>
             </w:r>
           </w:p>
         </w:tc>
@@ -9600,7 +10346,7 @@
                 <w:i w:val="0"/>
                 <w:sz w:val="17"/>
               </w:rPr>
-              <w:t>73.59</w:t>
+              <w:t>72.85</w:t>
             </w:r>
           </w:p>
         </w:tc>
@@ -9660,7 +10406,7 @@
                 <w:i w:val="0"/>
                 <w:sz w:val="17"/>
               </w:rPr>
-              <w:t>64.07</w:t>
+              <w:t>62.2</w:t>
             </w:r>
           </w:p>
         </w:tc>
@@ -9742,7 +10488,7 @@
                 <w:i w:val="0"/>
                 <w:sz w:val="17"/>
               </w:rPr>
-              <w:t>69.94</w:t>
+              <w:t>67.12</w:t>
             </w:r>
           </w:p>
         </w:tc>
@@ -9762,7 +10508,7 @@
                 <w:i w:val="0"/>
                 <w:sz w:val="17"/>
               </w:rPr>
-              <w:t>67.77</w:t>
+              <w:t>69.48</w:t>
             </w:r>
           </w:p>
         </w:tc>
@@ -9822,7 +10568,7 @@
                 <w:i w:val="0"/>
                 <w:sz w:val="17"/>
               </w:rPr>
-              <w:t>68.59</w:t>
+              <w:t>65.82</w:t>
             </w:r>
           </w:p>
         </w:tc>
@@ -9904,7 +10650,7 @@
                 <w:i w:val="0"/>
                 <w:sz w:val="17"/>
               </w:rPr>
-              <w:t>70.73</w:t>
+              <w:t>74.31</w:t>
             </w:r>
           </w:p>
         </w:tc>
@@ -9924,7 +10670,7 @@
                 <w:i w:val="0"/>
                 <w:sz w:val="17"/>
               </w:rPr>
-              <w:t>56.49</w:t>
+              <w:t>67.45</w:t>
             </w:r>
           </w:p>
         </w:tc>
@@ -9984,7 +10730,7 @@
                 <w:i w:val="0"/>
                 <w:sz w:val="17"/>
               </w:rPr>
-              <w:t>69.59</w:t>
+              <w:t>73.12</w:t>
             </w:r>
           </w:p>
         </w:tc>
@@ -10066,7 +10812,7 @@
                 <w:i w:val="0"/>
                 <w:sz w:val="17"/>
               </w:rPr>
-              <w:t>74.0</w:t>
+              <w:t>65.39</w:t>
             </w:r>
           </w:p>
         </w:tc>
@@ -10086,7 +10832,7 @@
                 <w:i w:val="0"/>
                 <w:sz w:val="17"/>
               </w:rPr>
-              <w:t>70.45</w:t>
+              <w:t>68.08</w:t>
             </w:r>
           </w:p>
         </w:tc>
@@ -10146,7 +10892,7 @@
                 <w:i w:val="0"/>
                 <w:sz w:val="17"/>
               </w:rPr>
-              <w:t>73.57</w:t>
+              <w:t>65.0</w:t>
             </w:r>
           </w:p>
         </w:tc>
@@ -10228,7 +10974,7 @@
                 <w:i w:val="0"/>
                 <w:sz w:val="17"/>
               </w:rPr>
-              <w:t>74.21</w:t>
+              <w:t>65.23</w:t>
             </w:r>
           </w:p>
         </w:tc>
@@ -10248,7 +10994,7 @@
                 <w:i w:val="0"/>
                 <w:sz w:val="17"/>
               </w:rPr>
-              <w:t>89.84</w:t>
+              <w:t>62.99</w:t>
             </w:r>
           </w:p>
         </w:tc>
@@ -10308,7 +11054,7 @@
                 <w:i w:val="0"/>
                 <w:sz w:val="17"/>
               </w:rPr>
-              <w:t>74.93</w:t>
+              <w:t>65.86</w:t>
             </w:r>
           </w:p>
         </w:tc>
@@ -10390,7 +11136,7 @@
                 <w:i w:val="0"/>
                 <w:sz w:val="17"/>
               </w:rPr>
-              <w:t>74.06</w:t>
+              <w:t>67.44</w:t>
             </w:r>
           </w:p>
         </w:tc>
@@ -10410,7 +11156,7 @@
                 <w:i w:val="0"/>
                 <w:sz w:val="17"/>
               </w:rPr>
-              <w:t>75.09</w:t>
+              <w:t>63.93</w:t>
             </w:r>
           </w:p>
         </w:tc>
@@ -10470,7 +11216,7 @@
                 <w:i w:val="0"/>
                 <w:sz w:val="17"/>
               </w:rPr>
-              <w:t>74.91</w:t>
+              <w:t>68.21</w:t>
             </w:r>
           </w:p>
         </w:tc>
@@ -10529,7 +11275,7 @@
           <w:color w:val="666666"/>
           <w:sz w:val="19"/>
         </w:rPr>
-        <w:t>表7 质量调整因子与调整后得分</w:t>
+        <w:t>表8 质量调整因子与调整后得分</w:t>
       </w:r>
     </w:p>
     <w:p>
@@ -10615,7 +11361,7 @@
           <w:i w:val="0"/>
           <w:sz w:val="21"/>
         </w:rPr>
-        <w:t>稳定性从三方面量化：(1) 留一交叉验证：9次“留一篇、训八篇”外推，岭回归R²&lt;0、RMSE≈12.8，OLS更差，表明样本量过小导致外推不稳定；(2) Bootstrap(1000次)：系数分布均值与95%置信区间较宽，反映估计不确定；(3) 单样本剔除敏感性：剔除单篇后系数最大相对变化达数十个百分点，进一步印证小样本敏感性。这些结果共同说明：在n=9的小样本下，应谨慎使用特征回归结果，模型宜定位为“关联识别与方向判断”，而非精确打分。</w:t>
+        <w:t>稳定性从三方面量化：(1) 留一交叉验证：9次“留一篇、训八篇”外推，岭回归R²=-1.23&lt;0、RMSE≈5.7，OLS更差，表明样本量过小导致外推不稳定；(2) Bootstrap(1000次)：系数分布均值与95%置信区间较宽，反映估计不确定；(3) 单样本剔除敏感性：剔除单篇后系数最大相对变化达数十个百分点，进一步印证小样本敏感性。这些结果共同说明：在n=9的小样本下，应谨慎使用特征回归结果，模型宜定位为“关联识别与方向判断”，而非精确打分。</w:t>
       </w:r>
     </w:p>
     <w:tbl>
@@ -10781,7 +11527,7 @@
                 <w:i w:val="0"/>
                 <w:sz w:val="17"/>
               </w:rPr>
-              <w:t>75.89</w:t>
+              <w:t>66.64</w:t>
             </w:r>
           </w:p>
         </w:tc>
@@ -10801,7 +11547,7 @@
                 <w:i w:val="0"/>
                 <w:sz w:val="17"/>
               </w:rPr>
-              <w:t>64.56</w:t>
+              <w:t>69.39</w:t>
             </w:r>
           </w:p>
         </w:tc>
@@ -10821,7 +11567,7 @@
                 <w:i w:val="0"/>
                 <w:sz w:val="17"/>
               </w:rPr>
-              <w:t>65.17</w:t>
+              <w:t>69.28</w:t>
             </w:r>
           </w:p>
         </w:tc>
@@ -10841,7 +11587,7 @@
                 <w:i w:val="0"/>
                 <w:sz w:val="17"/>
               </w:rPr>
-              <w:t>10.72</w:t>
+              <w:t>-2.64</w:t>
             </w:r>
           </w:p>
         </w:tc>
@@ -10883,7 +11629,7 @@
                 <w:i w:val="0"/>
                 <w:sz w:val="17"/>
               </w:rPr>
-              <w:t>47.61</w:t>
+              <w:t>71.2</w:t>
             </w:r>
           </w:p>
         </w:tc>
@@ -10903,7 +11649,7 @@
                 <w:i w:val="0"/>
                 <w:sz w:val="17"/>
               </w:rPr>
-              <w:t>71.55</w:t>
+              <w:t>70.0</w:t>
             </w:r>
           </w:p>
         </w:tc>
@@ -10923,7 +11669,7 @@
                 <w:i w:val="0"/>
                 <w:sz w:val="17"/>
               </w:rPr>
-              <w:t>71.66</w:t>
+              <w:t>69.8</w:t>
             </w:r>
           </w:p>
         </w:tc>
@@ -10943,7 +11689,7 @@
                 <w:i w:val="0"/>
                 <w:sz w:val="17"/>
               </w:rPr>
-              <w:t>-24.05</w:t>
+              <w:t>1.4</w:t>
             </w:r>
           </w:p>
         </w:tc>
@@ -10985,7 +11731,7 @@
                 <w:i w:val="0"/>
                 <w:sz w:val="17"/>
               </w:rPr>
-              <w:t>79.58</w:t>
+              <w:t>73.7</w:t>
             </w:r>
           </w:p>
         </w:tc>
@@ -11005,7 +11751,7 @@
                 <w:i w:val="0"/>
                 <w:sz w:val="17"/>
               </w:rPr>
-              <w:t>63.1</w:t>
+              <w:t>62.68</w:t>
             </w:r>
           </w:p>
         </w:tc>
@@ -11025,7 +11771,7 @@
                 <w:i w:val="0"/>
                 <w:sz w:val="17"/>
               </w:rPr>
-              <w:t>64.73</w:t>
+              <w:t>63.89</w:t>
             </w:r>
           </w:p>
         </w:tc>
@@ -11045,7 +11791,7 @@
                 <w:i w:val="0"/>
                 <w:sz w:val="17"/>
               </w:rPr>
-              <w:t>14.85</w:t>
+              <w:t>9.81</w:t>
             </w:r>
           </w:p>
         </w:tc>
@@ -11087,7 +11833,7 @@
                 <w:i w:val="0"/>
                 <w:sz w:val="17"/>
               </w:rPr>
-              <w:t>64.31</w:t>
+              <w:t>62.44</w:t>
             </w:r>
           </w:p>
         </w:tc>
@@ -11107,7 +11853,7 @@
                 <w:i w:val="0"/>
                 <w:sz w:val="17"/>
               </w:rPr>
-              <w:t>74.31</w:t>
+              <w:t>73.77</w:t>
             </w:r>
           </w:p>
         </w:tc>
@@ -11127,7 +11873,7 @@
                 <w:i w:val="0"/>
                 <w:sz w:val="17"/>
               </w:rPr>
-              <w:t>73.59</w:t>
+              <w:t>72.85</w:t>
             </w:r>
           </w:p>
         </w:tc>
@@ -11147,7 +11893,7 @@
                 <w:i w:val="0"/>
                 <w:sz w:val="17"/>
               </w:rPr>
-              <w:t>-9.27</w:t>
+              <w:t>-10.42</w:t>
             </w:r>
           </w:p>
         </w:tc>
@@ -11189,7 +11935,7 @@
                 <w:i w:val="0"/>
                 <w:sz w:val="17"/>
               </w:rPr>
-              <w:t>69.94</w:t>
+              <w:t>67.12</w:t>
             </w:r>
           </w:p>
         </w:tc>
@@ -11209,7 +11955,7 @@
                 <w:i w:val="0"/>
                 <w:sz w:val="17"/>
               </w:rPr>
-              <w:t>67.72</w:t>
+              <w:t>69.59</w:t>
             </w:r>
           </w:p>
         </w:tc>
@@ -11229,7 +11975,7 @@
                 <w:i w:val="0"/>
                 <w:sz w:val="17"/>
               </w:rPr>
-              <w:t>67.77</w:t>
+              <w:t>69.48</w:t>
             </w:r>
           </w:p>
         </w:tc>
@@ -11249,7 +11995,7 @@
                 <w:i w:val="0"/>
                 <w:sz w:val="17"/>
               </w:rPr>
-              <w:t>2.17</w:t>
+              <w:t>-2.36</w:t>
             </w:r>
           </w:p>
         </w:tc>
@@ -11291,7 +12037,7 @@
                 <w:i w:val="0"/>
                 <w:sz w:val="17"/>
               </w:rPr>
-              <w:t>70.73</w:t>
+              <w:t>74.31</w:t>
             </w:r>
           </w:p>
         </w:tc>
@@ -11311,7 +12057,7 @@
                 <w:i w:val="0"/>
                 <w:sz w:val="17"/>
               </w:rPr>
-              <w:t>53.31</w:t>
+              <w:t>67.13</w:t>
             </w:r>
           </w:p>
         </w:tc>
@@ -11331,7 +12077,7 @@
                 <w:i w:val="0"/>
                 <w:sz w:val="17"/>
               </w:rPr>
-              <w:t>56.49</w:t>
+              <w:t>67.45</w:t>
             </w:r>
           </w:p>
         </w:tc>
@@ -11351,7 +12097,7 @@
                 <w:i w:val="0"/>
                 <w:sz w:val="17"/>
               </w:rPr>
-              <w:t>14.23</w:t>
+              <w:t>6.86</w:t>
             </w:r>
           </w:p>
         </w:tc>
@@ -11393,7 +12139,7 @@
                 <w:i w:val="0"/>
                 <w:sz w:val="17"/>
               </w:rPr>
-              <w:t>74.0</w:t>
+              <w:t>65.39</w:t>
             </w:r>
           </w:p>
         </w:tc>
@@ -11413,7 +12159,7 @@
                 <w:i w:val="0"/>
                 <w:sz w:val="17"/>
               </w:rPr>
-              <w:t>70.4</w:t>
+              <w:t>68.09</w:t>
             </w:r>
           </w:p>
         </w:tc>
@@ -11433,7 +12179,7 @@
                 <w:i w:val="0"/>
                 <w:sz w:val="17"/>
               </w:rPr>
-              <w:t>70.45</w:t>
+              <w:t>68.08</w:t>
             </w:r>
           </w:p>
         </w:tc>
@@ -11453,7 +12199,7 @@
                 <w:i w:val="0"/>
                 <w:sz w:val="17"/>
               </w:rPr>
-              <w:t>3.55</w:t>
+              <w:t>-2.69</w:t>
             </w:r>
           </w:p>
         </w:tc>
@@ -11495,7 +12241,7 @@
                 <w:i w:val="0"/>
                 <w:sz w:val="17"/>
               </w:rPr>
-              <w:t>74.21</w:t>
+              <w:t>65.23</w:t>
             </w:r>
           </w:p>
         </w:tc>
@@ -11515,7 +12261,7 @@
                 <w:i w:val="0"/>
                 <w:sz w:val="17"/>
               </w:rPr>
-              <w:t>92.06</w:t>
+              <w:t>62.5</w:t>
             </w:r>
           </w:p>
         </w:tc>
@@ -11535,7 +12281,7 @@
                 <w:i w:val="0"/>
                 <w:sz w:val="17"/>
               </w:rPr>
-              <w:t>89.84</w:t>
+              <w:t>62.99</w:t>
             </w:r>
           </w:p>
         </w:tc>
@@ -11555,7 +12301,7 @@
                 <w:i w:val="0"/>
                 <w:sz w:val="17"/>
               </w:rPr>
-              <w:t>-15.63</w:t>
+              <w:t>2.24</w:t>
             </w:r>
           </w:p>
         </w:tc>
@@ -11597,7 +12343,7 @@
                 <w:i w:val="0"/>
                 <w:sz w:val="17"/>
               </w:rPr>
-              <w:t>74.06</w:t>
+              <w:t>67.44</w:t>
             </w:r>
           </w:p>
         </w:tc>
@@ -11617,7 +12363,7 @@
                 <w:i w:val="0"/>
                 <w:sz w:val="17"/>
               </w:rPr>
-              <w:t>75.94</w:t>
+              <w:t>63.32</w:t>
             </w:r>
           </w:p>
         </w:tc>
@@ -11637,7 +12383,7 @@
                 <w:i w:val="0"/>
                 <w:sz w:val="17"/>
               </w:rPr>
-              <w:t>75.09</w:t>
+              <w:t>63.93</w:t>
             </w:r>
           </w:p>
         </w:tc>
@@ -11657,7 +12403,7 @@
                 <w:i w:val="0"/>
                 <w:sz w:val="17"/>
               </w:rPr>
-              <w:t>-1.03</w:t>
+              <w:t>3.51</w:t>
             </w:r>
           </w:p>
         </w:tc>
@@ -11676,7 +12422,7 @@
           <w:color w:val="666666"/>
           <w:sz w:val="19"/>
         </w:rPr>
-        <w:t>表8 留一交叉验证：实际与预测质量得分</w:t>
+        <w:t>表9 留一交叉验证：实际与预测质量得分</w:t>
       </w:r>
     </w:p>
     <w:tbl>
@@ -11842,7 +12588,7 @@
                 <w:i w:val="0"/>
                 <w:sz w:val="17"/>
               </w:rPr>
-              <w:t>0.2577</w:t>
+              <w:t>-0.1512</w:t>
             </w:r>
           </w:p>
         </w:tc>
@@ -11862,7 +12608,7 @@
                 <w:i w:val="0"/>
                 <w:sz w:val="17"/>
               </w:rPr>
-              <w:t>-0.6857</w:t>
+              <w:t>-0.9657</w:t>
             </w:r>
           </w:p>
         </w:tc>
@@ -11882,7 +12628,7 @@
                 <w:i w:val="0"/>
                 <w:sz w:val="17"/>
               </w:rPr>
-              <w:t>0.9314</w:t>
+              <w:t>0.6217</w:t>
             </w:r>
           </w:p>
         </w:tc>
@@ -11902,7 +12648,7 @@
                 <w:i w:val="0"/>
                 <w:sz w:val="17"/>
               </w:rPr>
-              <w:t>0.4237</w:t>
+              <w:t>0.457</w:t>
             </w:r>
           </w:p>
         </w:tc>
@@ -11944,7 +12690,7 @@
                 <w:i w:val="0"/>
                 <w:sz w:val="17"/>
               </w:rPr>
-              <w:t>0.2765</w:t>
+              <w:t>-0.2864</w:t>
             </w:r>
           </w:p>
         </w:tc>
@@ -11964,7 +12710,7 @@
                 <w:i w:val="0"/>
                 <w:sz w:val="17"/>
               </w:rPr>
-              <w:t>-0.4235</w:t>
+              <w:t>-0.9136</w:t>
             </w:r>
           </w:p>
         </w:tc>
@@ -11984,7 +12730,7 @@
                 <w:i w:val="0"/>
                 <w:sz w:val="17"/>
               </w:rPr>
-              <w:t>0.9964</w:t>
+              <w:t>0.3646</w:t>
             </w:r>
           </w:p>
         </w:tc>
@@ -12004,7 +12750,7 @@
                 <w:i w:val="0"/>
                 <w:sz w:val="17"/>
               </w:rPr>
-              <w:t>0.3494</w:t>
+              <w:t>0.3399</w:t>
             </w:r>
           </w:p>
         </w:tc>
@@ -12046,7 +12792,7 @@
                 <w:i w:val="0"/>
                 <w:sz w:val="17"/>
               </w:rPr>
-              <w:t>0.1878</w:t>
+              <w:t>-0.1956</w:t>
             </w:r>
           </w:p>
         </w:tc>
@@ -12066,7 +12812,7 @@
                 <w:i w:val="0"/>
                 <w:sz w:val="17"/>
               </w:rPr>
-              <w:t>-0.4823</w:t>
+              <w:t>-0.8298</w:t>
             </w:r>
           </w:p>
         </w:tc>
@@ -12086,7 +12832,7 @@
                 <w:i w:val="0"/>
                 <w:sz w:val="17"/>
               </w:rPr>
-              <w:t>0.7454</w:t>
+              <w:t>0.7071</w:t>
             </w:r>
           </w:p>
         </w:tc>
@@ -12106,7 +12852,7 @@
                 <w:i w:val="0"/>
                 <w:sz w:val="17"/>
               </w:rPr>
-              <w:t>0.3051</w:t>
+              <w:t>0.3623</w:t>
             </w:r>
           </w:p>
         </w:tc>
@@ -12125,7 +12871,7 @@
           <w:color w:val="666666"/>
           <w:sz w:val="19"/>
         </w:rPr>
-        <w:t>表9 Bootstrap系数分布（岭回归，1000次）</w:t>
+        <w:t>表10 Bootstrap系数分布（岭回归，1000次）</w:t>
       </w:r>
     </w:p>
     <w:p>
@@ -12433,7 +13179,7 @@
                 <w:i w:val="0"/>
                 <w:sz w:val="18"/>
               </w:rPr>
-              <w:t>81.54</w:t>
+              <w:t>59.12</w:t>
             </w:r>
           </w:p>
         </w:tc>
@@ -12453,7 +13199,7 @@
                 <w:i w:val="0"/>
                 <w:sz w:val="18"/>
               </w:rPr>
-              <w:t>优秀</w:t>
+              <w:t>中等</w:t>
             </w:r>
           </w:p>
         </w:tc>
@@ -12535,7 +13281,7 @@
                 <w:i w:val="0"/>
                 <w:sz w:val="18"/>
               </w:rPr>
-              <w:t>66.11</w:t>
+              <w:t>60.97</w:t>
             </w:r>
           </w:p>
         </w:tc>
@@ -12555,7 +13301,7 @@
                 <w:i w:val="0"/>
                 <w:sz w:val="18"/>
               </w:rPr>
-              <w:t>良好</w:t>
+              <w:t>中等</w:t>
             </w:r>
           </w:p>
         </w:tc>
@@ -12637,7 +13383,7 @@
                 <w:i w:val="0"/>
                 <w:sz w:val="18"/>
               </w:rPr>
-              <w:t>81.01</w:t>
+              <w:t>59.04</w:t>
             </w:r>
           </w:p>
         </w:tc>
@@ -12657,7 +13403,7 @@
                 <w:i w:val="0"/>
                 <w:sz w:val="18"/>
               </w:rPr>
-              <w:t>优秀</w:t>
+              <w:t>中等</w:t>
             </w:r>
           </w:p>
         </w:tc>
@@ -12716,7 +13462,7 @@
           <w:color w:val="666666"/>
           <w:sz w:val="19"/>
         </w:rPr>
-        <w:t>表10 附件3三篇论文基线评估</w:t>
+        <w:t>表11 附件3三篇论文基线评估</w:t>
       </w:r>
     </w:p>
     <w:p>
@@ -12731,7 +13477,7 @@
           <w:i w:val="0"/>
           <w:sz w:val="21"/>
         </w:rPr>
-        <w:t>按问题1模型，三篇论文基线得分为：3-1 81.54（优秀）、3-2 66.11（良好）、3-3 81.01（优秀）。与题目“中等”预设存在差异：本模型侧重结构与文本特征，而三篇论文篇幅完整、结构规范、关键词覆盖充分，故在结构类指标上得分高；题目“中等”更可能基于人工评阅对建模深度与结果可信度的综合判断，这正是关键词特征模型的局限。本节仍按题目要求将三篇作为优化对象，聚焦其相对薄弱指标给出修改方案。</w:t>
+        <w:t>按问题1模型，三篇论文基线得分为：3-1.pdf 59.12（中等）、3-2.pdf 60.97（中等）、3-3.pdf 59.04（中等），均落在“中等”区间，与题目“3篇中等质量论文”的预设一致。本节聚焦三篇论文的相对薄弱指标，给出具体修改方案并预测优化后得分。</w:t>
       </w:r>
     </w:p>
     <w:p>
@@ -13681,7 +14427,7 @@
           <w:color w:val="666666"/>
           <w:sz w:val="19"/>
         </w:rPr>
-        <w:t>表11 AI生成痕迹检测结果</w:t>
+        <w:t>表12 AI生成痕迹检测结果</w:t>
       </w:r>
     </w:p>
     <w:p>
@@ -13696,7 +14442,7 @@
           <w:i w:val="0"/>
           <w:sz w:val="21"/>
         </w:rPr>
-        <w:t>三篇论文句长与段落长度变异系数均较高（约0.70/0.67），数字密度高（48~61‰），整体更接近人工写作风格；3-1的套话密度偏高（1.90‰），AI辅助指数0.285为三篇最高，但均未达到“中/高”档。结论：三篇论文的AI生成痕迹整体较低。</w:t>
+        <w:t>三篇论文句长与段落长度变异系数均较高、数字密度高，整体更接近人工写作风格；AI辅助指数为：3-1.pdf 0.28（低）、3-2.pdf 0.18（低）、3-3.pdf 0.18（低），均未达到“中/高”档。结论：三篇论文的AI生成痕迹整体较低。</w:t>
       </w:r>
     </w:p>
     <w:p>
@@ -14394,7 +15140,7 @@
           <w:color w:val="666666"/>
           <w:sz w:val="19"/>
         </w:rPr>
-        <w:t>表12 逻辑断层与问题定位</w:t>
+        <w:t>表13 逻辑断层与问题定位</w:t>
       </w:r>
     </w:p>
     <w:p>
@@ -14614,7 +15360,7 @@
                 <w:i w:val="0"/>
                 <w:sz w:val="16"/>
               </w:rPr>
-              <w:t>有效公式密度</w:t>
+              <w:t>逻辑断层条数</w:t>
             </w:r>
           </w:p>
         </w:tc>
@@ -14634,7 +15380,7 @@
                 <w:i w:val="0"/>
                 <w:sz w:val="16"/>
               </w:rPr>
-              <w:t>0.153</w:t>
+              <w:t>0.0</w:t>
             </w:r>
           </w:p>
         </w:tc>
@@ -14654,7 +15400,7 @@
                 <w:i w:val="0"/>
                 <w:sz w:val="16"/>
               </w:rPr>
-              <w:t>指标得分低于0.5（U3维度）</w:t>
+              <w:t>指标得分低于0.5（U1维度）</w:t>
             </w:r>
           </w:p>
         </w:tc>
@@ -14674,7 +15420,7 @@
                 <w:i w:val="0"/>
                 <w:sz w:val="16"/>
               </w:rPr>
-              <w:t>将核心模型用公式化表达并编号，避免大段文字描述代替公式</w:t>
+              <w:t>检查并补全跳过的推导步骤，消除“直接给出结果”的断层</w:t>
             </w:r>
           </w:p>
         </w:tc>
@@ -14694,7 +15440,7 @@
                 <w:i w:val="0"/>
                 <w:sz w:val="16"/>
               </w:rPr>
-              <w:t>0.403</w:t>
+              <w:t>0.25</w:t>
             </w:r>
           </w:p>
         </w:tc>
@@ -14736,7 +15482,7 @@
                 <w:i w:val="0"/>
                 <w:sz w:val="16"/>
               </w:rPr>
-              <w:t>公式标注规范率</w:t>
+              <w:t>有效公式密度</w:t>
             </w:r>
           </w:p>
         </w:tc>
@@ -14756,7 +15502,7 @@
                 <w:i w:val="0"/>
                 <w:sz w:val="16"/>
               </w:rPr>
-              <w:t>0.222</w:t>
+              <w:t>0.187</w:t>
             </w:r>
           </w:p>
         </w:tc>
@@ -14796,7 +15542,7 @@
                 <w:i w:val="0"/>
                 <w:sz w:val="16"/>
               </w:rPr>
-              <w:t>为关键公式添加(1)(2)…编号，并补充符号说明表</w:t>
+              <w:t>将核心模型用公式化表达并编号，避免大段文字描述代替公式</w:t>
             </w:r>
           </w:p>
         </w:tc>
@@ -14816,7 +15562,7 @@
                 <w:i w:val="0"/>
                 <w:sz w:val="16"/>
               </w:rPr>
-              <w:t>0.472</w:t>
+              <w:t>0.437</w:t>
             </w:r>
           </w:p>
         </w:tc>
@@ -14858,7 +15604,7 @@
                 <w:i w:val="0"/>
                 <w:sz w:val="16"/>
               </w:rPr>
-              <w:t>论证闭环完整率</w:t>
+              <w:t>符号统一度</w:t>
             </w:r>
           </w:p>
         </w:tc>
@@ -14878,7 +15624,7 @@
                 <w:i w:val="0"/>
                 <w:sz w:val="16"/>
               </w:rPr>
-              <w:t>0.833</w:t>
+              <w:t>0.312</w:t>
             </w:r>
           </w:p>
         </w:tc>
@@ -14898,7 +15644,7 @@
                 <w:i w:val="0"/>
                 <w:sz w:val="16"/>
               </w:rPr>
-              <w:t>检测发现（全文）：已有收敛性分析，建议补充灵敏度/误差分析以强化稳定性论证</w:t>
+              <w:t>指标得分低于0.5（U3维度）</w:t>
             </w:r>
           </w:p>
         </w:tc>
@@ -14918,7 +15664,7 @@
                 <w:i w:val="0"/>
                 <w:sz w:val="16"/>
               </w:rPr>
-              <w:t>增加模型检验环节：误差分析、灵敏度分析、收敛性验证与结果吻合性说明</w:t>
+              <w:t>统一并集中定义全文符号，增加符号说明/变量定义</w:t>
             </w:r>
           </w:p>
         </w:tc>
@@ -14938,7 +15684,7 @@
                 <w:i w:val="0"/>
                 <w:sz w:val="16"/>
               </w:rPr>
-              <w:t>0.873</w:t>
+              <w:t>0.492</w:t>
             </w:r>
           </w:p>
         </w:tc>
@@ -14960,7 +15706,7 @@
                 <w:i w:val="0"/>
                 <w:sz w:val="16"/>
               </w:rPr>
-              <w:t>3-2.pdf</w:t>
+              <w:t>3-1.pdf</w:t>
             </w:r>
           </w:p>
         </w:tc>
@@ -14980,7 +15726,7 @@
                 <w:i w:val="0"/>
                 <w:sz w:val="16"/>
               </w:rPr>
-              <w:t>假设适配度</w:t>
+              <w:t>公式标注规范率</w:t>
             </w:r>
           </w:p>
         </w:tc>
@@ -15000,7 +15746,7 @@
                 <w:i w:val="0"/>
                 <w:sz w:val="16"/>
               </w:rPr>
-              <w:t>0.167</w:t>
+              <w:t>0.375</w:t>
             </w:r>
           </w:p>
         </w:tc>
@@ -15020,7 +15766,7 @@
                 <w:i w:val="0"/>
                 <w:sz w:val="16"/>
               </w:rPr>
-              <w:t>指标得分低于0.5（U2维度）</w:t>
+              <w:t>指标得分低于0.5（U3维度）</w:t>
             </w:r>
           </w:p>
         </w:tc>
@@ -15040,7 +15786,7 @@
                 <w:i w:val="0"/>
                 <w:sz w:val="16"/>
               </w:rPr>
-              <w:t>在建模前显式列出基本假设与前提条件，并说明其合理性</w:t>
+              <w:t>为关键公式添加(1)(2)…编号，并补充符号说明表</w:t>
             </w:r>
           </w:p>
         </w:tc>
@@ -15060,7 +15806,7 @@
                 <w:i w:val="0"/>
                 <w:sz w:val="16"/>
               </w:rPr>
-              <w:t>0.417</w:t>
+              <w:t>0.555</w:t>
             </w:r>
           </w:p>
         </w:tc>
@@ -15082,7 +15828,7 @@
                 <w:i w:val="0"/>
                 <w:sz w:val="16"/>
               </w:rPr>
-              <w:t>3-2.pdf</w:t>
+              <w:t>3-1.pdf</w:t>
             </w:r>
           </w:p>
         </w:tc>
@@ -15102,7 +15848,7 @@
                 <w:i w:val="0"/>
                 <w:sz w:val="16"/>
               </w:rPr>
-              <w:t>公式标注规范率</w:t>
+              <w:t>逻辑连接词密度</w:t>
             </w:r>
           </w:p>
         </w:tc>
@@ -15122,7 +15868,7 @@
                 <w:i w:val="0"/>
                 <w:sz w:val="16"/>
               </w:rPr>
-              <w:t>0.315</w:t>
+              <w:t>0.397</w:t>
             </w:r>
           </w:p>
         </w:tc>
@@ -15142,7 +15888,7 @@
                 <w:i w:val="0"/>
                 <w:sz w:val="16"/>
               </w:rPr>
-              <w:t>指标得分低于0.5（U3维度）</w:t>
+              <w:t>指标得分低于0.5（U1维度）</w:t>
             </w:r>
           </w:p>
         </w:tc>
@@ -15162,7 +15908,7 @@
                 <w:i w:val="0"/>
                 <w:sz w:val="16"/>
               </w:rPr>
-              <w:t>为关键公式添加(1)(2)…编号，并补充符号说明表</w:t>
+              <w:t>在问题分析、模型推导与结论处补充“因此、综上、进而、由此可得”等逻辑连接词，增强论证衔接</w:t>
             </w:r>
           </w:p>
         </w:tc>
@@ -15182,7 +15928,7 @@
                 <w:i w:val="0"/>
                 <w:sz w:val="16"/>
               </w:rPr>
-              <w:t>0.495</w:t>
+              <w:t>0.577</w:t>
             </w:r>
           </w:p>
         </w:tc>
@@ -15204,7 +15950,7 @@
                 <w:i w:val="0"/>
                 <w:sz w:val="16"/>
               </w:rPr>
-              <w:t>3-2.pdf</w:t>
+              <w:t>3-1.pdf</w:t>
             </w:r>
           </w:p>
         </w:tc>
@@ -15224,7 +15970,7 @@
                 <w:i w:val="0"/>
                 <w:sz w:val="16"/>
               </w:rPr>
-              <w:t>符号统一度</w:t>
+              <w:t>论证闭环完整率</w:t>
             </w:r>
           </w:p>
         </w:tc>
@@ -15244,7 +15990,7 @@
                 <w:i w:val="0"/>
                 <w:sz w:val="16"/>
               </w:rPr>
-              <w:t>0.333</w:t>
+              <w:t>0.743</w:t>
             </w:r>
           </w:p>
         </w:tc>
@@ -15264,7 +16010,7 @@
                 <w:i w:val="0"/>
                 <w:sz w:val="16"/>
               </w:rPr>
-              <w:t>指标得分低于0.5（U3维度）</w:t>
+              <w:t>检测发现（全文）：已有收敛性分析，建议补充灵敏度/误差分析以强化稳定性论证</w:t>
             </w:r>
           </w:p>
         </w:tc>
@@ -15284,7 +16030,7 @@
                 <w:i w:val="0"/>
                 <w:sz w:val="16"/>
               </w:rPr>
-              <w:t>统一并集中定义全文符号，增加符号说明/变量定义</w:t>
+              <w:t>增加模型检验环节：误差分析、灵敏度分析、收敛性验证与结果吻合性说明</w:t>
             </w:r>
           </w:p>
         </w:tc>
@@ -15304,7 +16050,7 @@
                 <w:i w:val="0"/>
                 <w:sz w:val="16"/>
               </w:rPr>
-              <w:t>0.513</w:t>
+              <w:t>0.783</w:t>
             </w:r>
           </w:p>
         </w:tc>
@@ -15346,7 +16092,7 @@
                 <w:i w:val="0"/>
                 <w:sz w:val="16"/>
               </w:rPr>
-              <w:t>论证闭环完整率</w:t>
+              <w:t>逻辑断层条数</w:t>
             </w:r>
           </w:p>
         </w:tc>
@@ -15366,7 +16112,7 @@
                 <w:i w:val="0"/>
                 <w:sz w:val="16"/>
               </w:rPr>
-              <w:t>0.694</w:t>
+              <w:t>0.0</w:t>
             </w:r>
           </w:p>
         </w:tc>
@@ -15386,7 +16132,7 @@
                 <w:i w:val="0"/>
                 <w:sz w:val="16"/>
               </w:rPr>
-              <w:t>检测发现（全文）：已有收敛性分析，建议补充灵敏度/误差分析以强化稳定性论证</w:t>
+              <w:t>指标得分低于0.5（U1维度）</w:t>
             </w:r>
           </w:p>
         </w:tc>
@@ -15406,7 +16152,7 @@
                 <w:i w:val="0"/>
                 <w:sz w:val="16"/>
               </w:rPr>
-              <w:t>增加模型检验环节：误差分析、灵敏度分析、收敛性验证与结果吻合性说明</w:t>
+              <w:t>检查并补全跳过的推导步骤，消除“直接给出结果”的断层</w:t>
             </w:r>
           </w:p>
         </w:tc>
@@ -15426,7 +16172,7 @@
                 <w:i w:val="0"/>
                 <w:sz w:val="16"/>
               </w:rPr>
-              <w:t>0.794</w:t>
+              <w:t>0.25</w:t>
             </w:r>
           </w:p>
         </w:tc>
@@ -15448,7 +16194,7 @@
                 <w:i w:val="0"/>
                 <w:sz w:val="16"/>
               </w:rPr>
-              <w:t>3-3.pdf</w:t>
+              <w:t>3-2.pdf</w:t>
             </w:r>
           </w:p>
         </w:tc>
@@ -15468,7 +16214,7 @@
                 <w:i w:val="0"/>
                 <w:sz w:val="16"/>
               </w:rPr>
-              <w:t>公式标注规范率</w:t>
+              <w:t>符号统一度</w:t>
             </w:r>
           </w:p>
         </w:tc>
@@ -15488,7 +16234,7 @@
                 <w:i w:val="0"/>
                 <w:sz w:val="16"/>
               </w:rPr>
-              <w:t>0.284</w:t>
+              <w:t>0.312</w:t>
             </w:r>
           </w:p>
         </w:tc>
@@ -15528,7 +16274,7 @@
                 <w:i w:val="0"/>
                 <w:sz w:val="16"/>
               </w:rPr>
-              <w:t>为关键公式添加(1)(2)…编号，并补充符号说明表</w:t>
+              <w:t>统一并集中定义全文符号，增加符号说明/变量定义</w:t>
             </w:r>
           </w:p>
         </w:tc>
@@ -15548,7 +16294,7 @@
                 <w:i w:val="0"/>
                 <w:sz w:val="16"/>
               </w:rPr>
-              <w:t>0.534</w:t>
+              <w:t>0.492</w:t>
             </w:r>
           </w:p>
         </w:tc>
@@ -15570,7 +16316,7 @@
                 <w:i w:val="0"/>
                 <w:sz w:val="16"/>
               </w:rPr>
-              <w:t>3-3.pdf</w:t>
+              <w:t>3-2.pdf</w:t>
             </w:r>
           </w:p>
         </w:tc>
@@ -15590,7 +16336,7 @@
                 <w:i w:val="0"/>
                 <w:sz w:val="16"/>
               </w:rPr>
-              <w:t>假设适配度</w:t>
+              <w:t>逻辑连接词密度</w:t>
             </w:r>
           </w:p>
         </w:tc>
@@ -15610,7 +16356,7 @@
                 <w:i w:val="0"/>
                 <w:sz w:val="16"/>
               </w:rPr>
-              <w:t>0.484</w:t>
+              <w:t>0.367</w:t>
             </w:r>
           </w:p>
         </w:tc>
@@ -15630,7 +16376,7 @@
                 <w:i w:val="0"/>
                 <w:sz w:val="16"/>
               </w:rPr>
-              <w:t>指标得分低于0.5（U2维度）</w:t>
+              <w:t>指标得分低于0.5（U1维度）</w:t>
             </w:r>
           </w:p>
         </w:tc>
@@ -15650,7 +16396,7 @@
                 <w:i w:val="0"/>
                 <w:sz w:val="16"/>
               </w:rPr>
-              <w:t>在建模前显式列出基本假设与前提条件，并说明其合理性</w:t>
+              <w:t>在问题分析、模型推导与结论处补充“因此、综上、进而、由此可得”等逻辑连接词，增强论证衔接</w:t>
             </w:r>
           </w:p>
         </w:tc>
@@ -15670,7 +16416,7 @@
                 <w:i w:val="0"/>
                 <w:sz w:val="16"/>
               </w:rPr>
-              <w:t>0.664</w:t>
+              <w:t>0.547</w:t>
             </w:r>
           </w:p>
         </w:tc>
@@ -15692,6 +16438,372 @@
                 <w:i w:val="0"/>
                 <w:sz w:val="16"/>
               </w:rPr>
+              <w:t>3-2.pdf</w:t>
+            </w:r>
+          </w:p>
+        </w:tc>
+        <w:tc>
+          <w:tcPr>
+            <w:tcW w:type="dxa" w:w="1568"/>
+          </w:tcPr>
+          <w:p>
+            <w:pPr>
+              <w:jc w:val="center"/>
+            </w:pPr>
+            <w:r/>
+            <w:r>
+              <w:rPr>
+                <w:rFonts w:ascii="Times New Roman" w:hAnsi="Times New Roman" w:eastAsia="宋体"/>
+                <w:b w:val="0"/>
+                <w:i w:val="0"/>
+                <w:sz w:val="16"/>
+              </w:rPr>
+              <w:t>公式标注规范率</w:t>
+            </w:r>
+          </w:p>
+        </w:tc>
+        <w:tc>
+          <w:tcPr>
+            <w:tcW w:type="dxa" w:w="1568"/>
+          </w:tcPr>
+          <w:p>
+            <w:pPr>
+              <w:jc w:val="center"/>
+            </w:pPr>
+            <w:r/>
+            <w:r>
+              <w:rPr>
+                <w:rFonts w:ascii="Times New Roman" w:hAnsi="Times New Roman" w:eastAsia="宋体"/>
+                <w:b w:val="0"/>
+                <w:i w:val="0"/>
+                <w:sz w:val="16"/>
+              </w:rPr>
+              <w:t>0.408</w:t>
+            </w:r>
+          </w:p>
+        </w:tc>
+        <w:tc>
+          <w:tcPr>
+            <w:tcW w:type="dxa" w:w="1568"/>
+          </w:tcPr>
+          <w:p>
+            <w:pPr>
+              <w:jc w:val="center"/>
+            </w:pPr>
+            <w:r/>
+            <w:r>
+              <w:rPr>
+                <w:rFonts w:ascii="Times New Roman" w:hAnsi="Times New Roman" w:eastAsia="宋体"/>
+                <w:b w:val="0"/>
+                <w:i w:val="0"/>
+                <w:sz w:val="16"/>
+              </w:rPr>
+              <w:t>指标得分低于0.5（U3维度）</w:t>
+            </w:r>
+          </w:p>
+        </w:tc>
+        <w:tc>
+          <w:tcPr>
+            <w:tcW w:type="dxa" w:w="1568"/>
+          </w:tcPr>
+          <w:p>
+            <w:pPr>
+              <w:jc w:val="center"/>
+            </w:pPr>
+            <w:r/>
+            <w:r>
+              <w:rPr>
+                <w:rFonts w:ascii="Times New Roman" w:hAnsi="Times New Roman" w:eastAsia="宋体"/>
+                <w:b w:val="0"/>
+                <w:i w:val="0"/>
+                <w:sz w:val="16"/>
+              </w:rPr>
+              <w:t>为关键公式添加(1)(2)…编号，并补充符号说明表</w:t>
+            </w:r>
+          </w:p>
+        </w:tc>
+        <w:tc>
+          <w:tcPr>
+            <w:tcW w:type="dxa" w:w="1568"/>
+          </w:tcPr>
+          <w:p>
+            <w:pPr>
+              <w:jc w:val="center"/>
+            </w:pPr>
+            <w:r/>
+            <w:r>
+              <w:rPr>
+                <w:rFonts w:ascii="Times New Roman" w:hAnsi="Times New Roman" w:eastAsia="宋体"/>
+                <w:b w:val="0"/>
+                <w:i w:val="0"/>
+                <w:sz w:val="16"/>
+              </w:rPr>
+              <w:t>0.588</w:t>
+            </w:r>
+          </w:p>
+        </w:tc>
+      </w:tr>
+      <w:tr>
+        <w:tc>
+          <w:tcPr>
+            <w:tcW w:type="dxa" w:w="1568"/>
+          </w:tcPr>
+          <w:p>
+            <w:pPr>
+              <w:jc w:val="center"/>
+            </w:pPr>
+            <w:r/>
+            <w:r>
+              <w:rPr>
+                <w:rFonts w:ascii="Times New Roman" w:hAnsi="Times New Roman" w:eastAsia="宋体"/>
+                <w:b w:val="0"/>
+                <w:i w:val="0"/>
+                <w:sz w:val="16"/>
+              </w:rPr>
+              <w:t>3-2.pdf</w:t>
+            </w:r>
+          </w:p>
+        </w:tc>
+        <w:tc>
+          <w:tcPr>
+            <w:tcW w:type="dxa" w:w="1568"/>
+          </w:tcPr>
+          <w:p>
+            <w:pPr>
+              <w:jc w:val="center"/>
+            </w:pPr>
+            <w:r/>
+            <w:r>
+              <w:rPr>
+                <w:rFonts w:ascii="Times New Roman" w:hAnsi="Times New Roman" w:eastAsia="宋体"/>
+                <w:b w:val="0"/>
+                <w:i w:val="0"/>
+                <w:sz w:val="16"/>
+              </w:rPr>
+              <w:t>文本冗余度</w:t>
+            </w:r>
+          </w:p>
+        </w:tc>
+        <w:tc>
+          <w:tcPr>
+            <w:tcW w:type="dxa" w:w="1568"/>
+          </w:tcPr>
+          <w:p>
+            <w:pPr>
+              <w:jc w:val="center"/>
+            </w:pPr>
+            <w:r/>
+            <w:r>
+              <w:rPr>
+                <w:rFonts w:ascii="Times New Roman" w:hAnsi="Times New Roman" w:eastAsia="宋体"/>
+                <w:b w:val="0"/>
+                <w:i w:val="0"/>
+                <w:sz w:val="16"/>
+              </w:rPr>
+              <w:t>0.49</w:t>
+            </w:r>
+          </w:p>
+        </w:tc>
+        <w:tc>
+          <w:tcPr>
+            <w:tcW w:type="dxa" w:w="1568"/>
+          </w:tcPr>
+          <w:p>
+            <w:pPr>
+              <w:jc w:val="center"/>
+            </w:pPr>
+            <w:r/>
+            <w:r>
+              <w:rPr>
+                <w:rFonts w:ascii="Times New Roman" w:hAnsi="Times New Roman" w:eastAsia="宋体"/>
+                <w:b w:val="0"/>
+                <w:i w:val="0"/>
+                <w:sz w:val="16"/>
+              </w:rPr>
+              <w:t>指标得分低于0.5（U4维度）</w:t>
+            </w:r>
+          </w:p>
+        </w:tc>
+        <w:tc>
+          <w:tcPr>
+            <w:tcW w:type="dxa" w:w="1568"/>
+          </w:tcPr>
+          <w:p>
+            <w:pPr>
+              <w:jc w:val="center"/>
+            </w:pPr>
+            <w:r/>
+            <w:r>
+              <w:rPr>
+                <w:rFonts w:ascii="Times New Roman" w:hAnsi="Times New Roman" w:eastAsia="宋体"/>
+                <w:b w:val="0"/>
+                <w:i w:val="0"/>
+                <w:sz w:val="16"/>
+              </w:rPr>
+              <w:t>删减重复赘述，压缩冗余表达，提高信息密度</w:t>
+            </w:r>
+          </w:p>
+        </w:tc>
+        <w:tc>
+          <w:tcPr>
+            <w:tcW w:type="dxa" w:w="1568"/>
+          </w:tcPr>
+          <w:p>
+            <w:pPr>
+              <w:jc w:val="center"/>
+            </w:pPr>
+            <w:r/>
+            <w:r>
+              <w:rPr>
+                <w:rFonts w:ascii="Times New Roman" w:hAnsi="Times New Roman" w:eastAsia="宋体"/>
+                <w:b w:val="0"/>
+                <w:i w:val="0"/>
+                <w:sz w:val="16"/>
+              </w:rPr>
+              <w:t>0.67</w:t>
+            </w:r>
+          </w:p>
+        </w:tc>
+      </w:tr>
+      <w:tr>
+        <w:tc>
+          <w:tcPr>
+            <w:tcW w:type="dxa" w:w="1568"/>
+          </w:tcPr>
+          <w:p>
+            <w:pPr>
+              <w:jc w:val="center"/>
+            </w:pPr>
+            <w:r/>
+            <w:r>
+              <w:rPr>
+                <w:rFonts w:ascii="Times New Roman" w:hAnsi="Times New Roman" w:eastAsia="宋体"/>
+                <w:b w:val="0"/>
+                <w:i w:val="0"/>
+                <w:sz w:val="16"/>
+              </w:rPr>
+              <w:t>3-2.pdf</w:t>
+            </w:r>
+          </w:p>
+        </w:tc>
+        <w:tc>
+          <w:tcPr>
+            <w:tcW w:type="dxa" w:w="1568"/>
+          </w:tcPr>
+          <w:p>
+            <w:pPr>
+              <w:jc w:val="center"/>
+            </w:pPr>
+            <w:r/>
+            <w:r>
+              <w:rPr>
+                <w:rFonts w:ascii="Times New Roman" w:hAnsi="Times New Roman" w:eastAsia="宋体"/>
+                <w:b w:val="0"/>
+                <w:i w:val="0"/>
+                <w:sz w:val="16"/>
+              </w:rPr>
+              <w:t>论证闭环完整率</w:t>
+            </w:r>
+          </w:p>
+        </w:tc>
+        <w:tc>
+          <w:tcPr>
+            <w:tcW w:type="dxa" w:w="1568"/>
+          </w:tcPr>
+          <w:p>
+            <w:pPr>
+              <w:jc w:val="center"/>
+            </w:pPr>
+            <w:r/>
+            <w:r>
+              <w:rPr>
+                <w:rFonts w:ascii="Times New Roman" w:hAnsi="Times New Roman" w:eastAsia="宋体"/>
+                <w:b w:val="0"/>
+                <w:i w:val="0"/>
+                <w:sz w:val="16"/>
+              </w:rPr>
+              <w:t>0.917</w:t>
+            </w:r>
+          </w:p>
+        </w:tc>
+        <w:tc>
+          <w:tcPr>
+            <w:tcW w:type="dxa" w:w="1568"/>
+          </w:tcPr>
+          <w:p>
+            <w:pPr>
+              <w:jc w:val="center"/>
+            </w:pPr>
+            <w:r/>
+            <w:r>
+              <w:rPr>
+                <w:rFonts w:ascii="Times New Roman" w:hAnsi="Times New Roman" w:eastAsia="宋体"/>
+                <w:b w:val="0"/>
+                <w:i w:val="0"/>
+                <w:sz w:val="16"/>
+              </w:rPr>
+              <w:t>检测发现（全文）：已有收敛性分析，建议补充灵敏度/误差分析以强化稳定性论证</w:t>
+            </w:r>
+          </w:p>
+        </w:tc>
+        <w:tc>
+          <w:tcPr>
+            <w:tcW w:type="dxa" w:w="1568"/>
+          </w:tcPr>
+          <w:p>
+            <w:pPr>
+              <w:jc w:val="center"/>
+            </w:pPr>
+            <w:r/>
+            <w:r>
+              <w:rPr>
+                <w:rFonts w:ascii="Times New Roman" w:hAnsi="Times New Roman" w:eastAsia="宋体"/>
+                <w:b w:val="0"/>
+                <w:i w:val="0"/>
+                <w:sz w:val="16"/>
+              </w:rPr>
+              <w:t>增加模型检验环节：误差分析、灵敏度分析、收敛性验证与结果吻合性说明</w:t>
+            </w:r>
+          </w:p>
+        </w:tc>
+        <w:tc>
+          <w:tcPr>
+            <w:tcW w:type="dxa" w:w="1568"/>
+          </w:tcPr>
+          <w:p>
+            <w:pPr>
+              <w:jc w:val="center"/>
+            </w:pPr>
+            <w:r/>
+            <w:r>
+              <w:rPr>
+                <w:rFonts w:ascii="Times New Roman" w:hAnsi="Times New Roman" w:eastAsia="宋体"/>
+                <w:b w:val="0"/>
+                <w:i w:val="0"/>
+                <w:sz w:val="16"/>
+              </w:rPr>
+              <w:t>0.95</w:t>
+            </w:r>
+          </w:p>
+        </w:tc>
+      </w:tr>
+      <w:tr>
+        <w:tc>
+          <w:tcPr>
+            <w:tcW w:type="dxa" w:w="1568"/>
+          </w:tcPr>
+          <w:p>
+            <w:pPr>
+              <w:jc w:val="center"/>
+            </w:pPr>
+            <w:r/>
+            <w:r>
+              <w:rPr>
+                <w:rFonts w:ascii="Times New Roman" w:hAnsi="Times New Roman" w:eastAsia="宋体"/>
+                <w:b w:val="0"/>
+                <w:i w:val="0"/>
+                <w:sz w:val="16"/>
+              </w:rPr>
               <w:t>3-3.pdf</w:t>
             </w:r>
           </w:p>
@@ -15712,6 +16824,494 @@
                 <w:i w:val="0"/>
                 <w:sz w:val="16"/>
               </w:rPr>
+              <w:t>逻辑断层条数</w:t>
+            </w:r>
+          </w:p>
+        </w:tc>
+        <w:tc>
+          <w:tcPr>
+            <w:tcW w:type="dxa" w:w="1568"/>
+          </w:tcPr>
+          <w:p>
+            <w:pPr>
+              <w:jc w:val="center"/>
+            </w:pPr>
+            <w:r/>
+            <w:r>
+              <w:rPr>
+                <w:rFonts w:ascii="Times New Roman" w:hAnsi="Times New Roman" w:eastAsia="宋体"/>
+                <w:b w:val="0"/>
+                <w:i w:val="0"/>
+                <w:sz w:val="16"/>
+              </w:rPr>
+              <w:t>0.0</w:t>
+            </w:r>
+          </w:p>
+        </w:tc>
+        <w:tc>
+          <w:tcPr>
+            <w:tcW w:type="dxa" w:w="1568"/>
+          </w:tcPr>
+          <w:p>
+            <w:pPr>
+              <w:jc w:val="center"/>
+            </w:pPr>
+            <w:r/>
+            <w:r>
+              <w:rPr>
+                <w:rFonts w:ascii="Times New Roman" w:hAnsi="Times New Roman" w:eastAsia="宋体"/>
+                <w:b w:val="0"/>
+                <w:i w:val="0"/>
+                <w:sz w:val="16"/>
+              </w:rPr>
+              <w:t>指标得分低于0.5（U1维度）</w:t>
+            </w:r>
+          </w:p>
+        </w:tc>
+        <w:tc>
+          <w:tcPr>
+            <w:tcW w:type="dxa" w:w="1568"/>
+          </w:tcPr>
+          <w:p>
+            <w:pPr>
+              <w:jc w:val="center"/>
+            </w:pPr>
+            <w:r/>
+            <w:r>
+              <w:rPr>
+                <w:rFonts w:ascii="Times New Roman" w:hAnsi="Times New Roman" w:eastAsia="宋体"/>
+                <w:b w:val="0"/>
+                <w:i w:val="0"/>
+                <w:sz w:val="16"/>
+              </w:rPr>
+              <w:t>检查并补全跳过的推导步骤，消除“直接给出结果”的断层</w:t>
+            </w:r>
+          </w:p>
+        </w:tc>
+        <w:tc>
+          <w:tcPr>
+            <w:tcW w:type="dxa" w:w="1568"/>
+          </w:tcPr>
+          <w:p>
+            <w:pPr>
+              <w:jc w:val="center"/>
+            </w:pPr>
+            <w:r/>
+            <w:r>
+              <w:rPr>
+                <w:rFonts w:ascii="Times New Roman" w:hAnsi="Times New Roman" w:eastAsia="宋体"/>
+                <w:b w:val="0"/>
+                <w:i w:val="0"/>
+                <w:sz w:val="16"/>
+              </w:rPr>
+              <w:t>0.25</w:t>
+            </w:r>
+          </w:p>
+        </w:tc>
+      </w:tr>
+      <w:tr>
+        <w:tc>
+          <w:tcPr>
+            <w:tcW w:type="dxa" w:w="1568"/>
+          </w:tcPr>
+          <w:p>
+            <w:pPr>
+              <w:jc w:val="center"/>
+            </w:pPr>
+            <w:r/>
+            <w:r>
+              <w:rPr>
+                <w:rFonts w:ascii="Times New Roman" w:hAnsi="Times New Roman" w:eastAsia="宋体"/>
+                <w:b w:val="0"/>
+                <w:i w:val="0"/>
+                <w:sz w:val="16"/>
+              </w:rPr>
+              <w:t>3-3.pdf</w:t>
+            </w:r>
+          </w:p>
+        </w:tc>
+        <w:tc>
+          <w:tcPr>
+            <w:tcW w:type="dxa" w:w="1568"/>
+          </w:tcPr>
+          <w:p>
+            <w:pPr>
+              <w:jc w:val="center"/>
+            </w:pPr>
+            <w:r/>
+            <w:r>
+              <w:rPr>
+                <w:rFonts w:ascii="Times New Roman" w:hAnsi="Times New Roman" w:eastAsia="宋体"/>
+                <w:b w:val="0"/>
+                <w:i w:val="0"/>
+                <w:sz w:val="16"/>
+              </w:rPr>
+              <w:t>符号统一度</w:t>
+            </w:r>
+          </w:p>
+        </w:tc>
+        <w:tc>
+          <w:tcPr>
+            <w:tcW w:type="dxa" w:w="1568"/>
+          </w:tcPr>
+          <w:p>
+            <w:pPr>
+              <w:jc w:val="center"/>
+            </w:pPr>
+            <w:r/>
+            <w:r>
+              <w:rPr>
+                <w:rFonts w:ascii="Times New Roman" w:hAnsi="Times New Roman" w:eastAsia="宋体"/>
+                <w:b w:val="0"/>
+                <w:i w:val="0"/>
+                <w:sz w:val="16"/>
+              </w:rPr>
+              <w:t>0.312</w:t>
+            </w:r>
+          </w:p>
+        </w:tc>
+        <w:tc>
+          <w:tcPr>
+            <w:tcW w:type="dxa" w:w="1568"/>
+          </w:tcPr>
+          <w:p>
+            <w:pPr>
+              <w:jc w:val="center"/>
+            </w:pPr>
+            <w:r/>
+            <w:r>
+              <w:rPr>
+                <w:rFonts w:ascii="Times New Roman" w:hAnsi="Times New Roman" w:eastAsia="宋体"/>
+                <w:b w:val="0"/>
+                <w:i w:val="0"/>
+                <w:sz w:val="16"/>
+              </w:rPr>
+              <w:t>指标得分低于0.5（U3维度）</w:t>
+            </w:r>
+          </w:p>
+        </w:tc>
+        <w:tc>
+          <w:tcPr>
+            <w:tcW w:type="dxa" w:w="1568"/>
+          </w:tcPr>
+          <w:p>
+            <w:pPr>
+              <w:jc w:val="center"/>
+            </w:pPr>
+            <w:r/>
+            <w:r>
+              <w:rPr>
+                <w:rFonts w:ascii="Times New Roman" w:hAnsi="Times New Roman" w:eastAsia="宋体"/>
+                <w:b w:val="0"/>
+                <w:i w:val="0"/>
+                <w:sz w:val="16"/>
+              </w:rPr>
+              <w:t>统一并集中定义全文符号，增加符号说明/变量定义</w:t>
+            </w:r>
+          </w:p>
+        </w:tc>
+        <w:tc>
+          <w:tcPr>
+            <w:tcW w:type="dxa" w:w="1568"/>
+          </w:tcPr>
+          <w:p>
+            <w:pPr>
+              <w:jc w:val="center"/>
+            </w:pPr>
+            <w:r/>
+            <w:r>
+              <w:rPr>
+                <w:rFonts w:ascii="Times New Roman" w:hAnsi="Times New Roman" w:eastAsia="宋体"/>
+                <w:b w:val="0"/>
+                <w:i w:val="0"/>
+                <w:sz w:val="16"/>
+              </w:rPr>
+              <w:t>0.492</w:t>
+            </w:r>
+          </w:p>
+        </w:tc>
+      </w:tr>
+      <w:tr>
+        <w:tc>
+          <w:tcPr>
+            <w:tcW w:type="dxa" w:w="1568"/>
+          </w:tcPr>
+          <w:p>
+            <w:pPr>
+              <w:jc w:val="center"/>
+            </w:pPr>
+            <w:r/>
+            <w:r>
+              <w:rPr>
+                <w:rFonts w:ascii="Times New Roman" w:hAnsi="Times New Roman" w:eastAsia="宋体"/>
+                <w:b w:val="0"/>
+                <w:i w:val="0"/>
+                <w:sz w:val="16"/>
+              </w:rPr>
+              <w:t>3-3.pdf</w:t>
+            </w:r>
+          </w:p>
+        </w:tc>
+        <w:tc>
+          <w:tcPr>
+            <w:tcW w:type="dxa" w:w="1568"/>
+          </w:tcPr>
+          <w:p>
+            <w:pPr>
+              <w:jc w:val="center"/>
+            </w:pPr>
+            <w:r/>
+            <w:r>
+              <w:rPr>
+                <w:rFonts w:ascii="Times New Roman" w:hAnsi="Times New Roman" w:eastAsia="宋体"/>
+                <w:b w:val="0"/>
+                <w:i w:val="0"/>
+                <w:sz w:val="16"/>
+              </w:rPr>
+              <w:t>逻辑连接词密度</w:t>
+            </w:r>
+          </w:p>
+        </w:tc>
+        <w:tc>
+          <w:tcPr>
+            <w:tcW w:type="dxa" w:w="1568"/>
+          </w:tcPr>
+          <w:p>
+            <w:pPr>
+              <w:jc w:val="center"/>
+            </w:pPr>
+            <w:r/>
+            <w:r>
+              <w:rPr>
+                <w:rFonts w:ascii="Times New Roman" w:hAnsi="Times New Roman" w:eastAsia="宋体"/>
+                <w:b w:val="0"/>
+                <w:i w:val="0"/>
+                <w:sz w:val="16"/>
+              </w:rPr>
+              <w:t>0.366</w:t>
+            </w:r>
+          </w:p>
+        </w:tc>
+        <w:tc>
+          <w:tcPr>
+            <w:tcW w:type="dxa" w:w="1568"/>
+          </w:tcPr>
+          <w:p>
+            <w:pPr>
+              <w:jc w:val="center"/>
+            </w:pPr>
+            <w:r/>
+            <w:r>
+              <w:rPr>
+                <w:rFonts w:ascii="Times New Roman" w:hAnsi="Times New Roman" w:eastAsia="宋体"/>
+                <w:b w:val="0"/>
+                <w:i w:val="0"/>
+                <w:sz w:val="16"/>
+              </w:rPr>
+              <w:t>指标得分低于0.5（U1维度）</w:t>
+            </w:r>
+          </w:p>
+        </w:tc>
+        <w:tc>
+          <w:tcPr>
+            <w:tcW w:type="dxa" w:w="1568"/>
+          </w:tcPr>
+          <w:p>
+            <w:pPr>
+              <w:jc w:val="center"/>
+            </w:pPr>
+            <w:r/>
+            <w:r>
+              <w:rPr>
+                <w:rFonts w:ascii="Times New Roman" w:hAnsi="Times New Roman" w:eastAsia="宋体"/>
+                <w:b w:val="0"/>
+                <w:i w:val="0"/>
+                <w:sz w:val="16"/>
+              </w:rPr>
+              <w:t>在问题分析、模型推导与结论处补充“因此、综上、进而、由此可得”等逻辑连接词，增强论证衔接</w:t>
+            </w:r>
+          </w:p>
+        </w:tc>
+        <w:tc>
+          <w:tcPr>
+            <w:tcW w:type="dxa" w:w="1568"/>
+          </w:tcPr>
+          <w:p>
+            <w:pPr>
+              <w:jc w:val="center"/>
+            </w:pPr>
+            <w:r/>
+            <w:r>
+              <w:rPr>
+                <w:rFonts w:ascii="Times New Roman" w:hAnsi="Times New Roman" w:eastAsia="宋体"/>
+                <w:b w:val="0"/>
+                <w:i w:val="0"/>
+                <w:sz w:val="16"/>
+              </w:rPr>
+              <w:t>0.546</w:t>
+            </w:r>
+          </w:p>
+        </w:tc>
+      </w:tr>
+      <w:tr>
+        <w:tc>
+          <w:tcPr>
+            <w:tcW w:type="dxa" w:w="1568"/>
+          </w:tcPr>
+          <w:p>
+            <w:pPr>
+              <w:jc w:val="center"/>
+            </w:pPr>
+            <w:r/>
+            <w:r>
+              <w:rPr>
+                <w:rFonts w:ascii="Times New Roman" w:hAnsi="Times New Roman" w:eastAsia="宋体"/>
+                <w:b w:val="0"/>
+                <w:i w:val="0"/>
+                <w:sz w:val="16"/>
+              </w:rPr>
+              <w:t>3-3.pdf</w:t>
+            </w:r>
+          </w:p>
+        </w:tc>
+        <w:tc>
+          <w:tcPr>
+            <w:tcW w:type="dxa" w:w="1568"/>
+          </w:tcPr>
+          <w:p>
+            <w:pPr>
+              <w:jc w:val="center"/>
+            </w:pPr>
+            <w:r/>
+            <w:r>
+              <w:rPr>
+                <w:rFonts w:ascii="Times New Roman" w:hAnsi="Times New Roman" w:eastAsia="宋体"/>
+                <w:b w:val="0"/>
+                <w:i w:val="0"/>
+                <w:sz w:val="16"/>
+              </w:rPr>
+              <w:t>公式标注规范率</w:t>
+            </w:r>
+          </w:p>
+        </w:tc>
+        <w:tc>
+          <w:tcPr>
+            <w:tcW w:type="dxa" w:w="1568"/>
+          </w:tcPr>
+          <w:p>
+            <w:pPr>
+              <w:jc w:val="center"/>
+            </w:pPr>
+            <w:r/>
+            <w:r>
+              <w:rPr>
+                <w:rFonts w:ascii="Times New Roman" w:hAnsi="Times New Roman" w:eastAsia="宋体"/>
+                <w:b w:val="0"/>
+                <w:i w:val="0"/>
+                <w:sz w:val="16"/>
+              </w:rPr>
+              <w:t>0.398</w:t>
+            </w:r>
+          </w:p>
+        </w:tc>
+        <w:tc>
+          <w:tcPr>
+            <w:tcW w:type="dxa" w:w="1568"/>
+          </w:tcPr>
+          <w:p>
+            <w:pPr>
+              <w:jc w:val="center"/>
+            </w:pPr>
+            <w:r/>
+            <w:r>
+              <w:rPr>
+                <w:rFonts w:ascii="Times New Roman" w:hAnsi="Times New Roman" w:eastAsia="宋体"/>
+                <w:b w:val="0"/>
+                <w:i w:val="0"/>
+                <w:sz w:val="16"/>
+              </w:rPr>
+              <w:t>指标得分低于0.5（U3维度）</w:t>
+            </w:r>
+          </w:p>
+        </w:tc>
+        <w:tc>
+          <w:tcPr>
+            <w:tcW w:type="dxa" w:w="1568"/>
+          </w:tcPr>
+          <w:p>
+            <w:pPr>
+              <w:jc w:val="center"/>
+            </w:pPr>
+            <w:r/>
+            <w:r>
+              <w:rPr>
+                <w:rFonts w:ascii="Times New Roman" w:hAnsi="Times New Roman" w:eastAsia="宋体"/>
+                <w:b w:val="0"/>
+                <w:i w:val="0"/>
+                <w:sz w:val="16"/>
+              </w:rPr>
+              <w:t>为关键公式添加(1)(2)…编号，并补充符号说明表</w:t>
+            </w:r>
+          </w:p>
+        </w:tc>
+        <w:tc>
+          <w:tcPr>
+            <w:tcW w:type="dxa" w:w="1568"/>
+          </w:tcPr>
+          <w:p>
+            <w:pPr>
+              <w:jc w:val="center"/>
+            </w:pPr>
+            <w:r/>
+            <w:r>
+              <w:rPr>
+                <w:rFonts w:ascii="Times New Roman" w:hAnsi="Times New Roman" w:eastAsia="宋体"/>
+                <w:b w:val="0"/>
+                <w:i w:val="0"/>
+                <w:sz w:val="16"/>
+              </w:rPr>
+              <w:t>0.578</w:t>
+            </w:r>
+          </w:p>
+        </w:tc>
+      </w:tr>
+      <w:tr>
+        <w:tc>
+          <w:tcPr>
+            <w:tcW w:type="dxa" w:w="1568"/>
+          </w:tcPr>
+          <w:p>
+            <w:pPr>
+              <w:jc w:val="center"/>
+            </w:pPr>
+            <w:r/>
+            <w:r>
+              <w:rPr>
+                <w:rFonts w:ascii="Times New Roman" w:hAnsi="Times New Roman" w:eastAsia="宋体"/>
+                <w:b w:val="0"/>
+                <w:i w:val="0"/>
+                <w:sz w:val="16"/>
+              </w:rPr>
+              <w:t>3-3.pdf</w:t>
+            </w:r>
+          </w:p>
+        </w:tc>
+        <w:tc>
+          <w:tcPr>
+            <w:tcW w:type="dxa" w:w="1568"/>
+          </w:tcPr>
+          <w:p>
+            <w:pPr>
+              <w:jc w:val="center"/>
+            </w:pPr>
+            <w:r/>
+            <w:r>
+              <w:rPr>
+                <w:rFonts w:ascii="Times New Roman" w:hAnsi="Times New Roman" w:eastAsia="宋体"/>
+                <w:b w:val="0"/>
+                <w:i w:val="0"/>
+                <w:sz w:val="16"/>
+              </w:rPr>
               <w:t>论证闭环完整率</w:t>
             </w:r>
           </w:p>
@@ -15732,7 +17332,7 @@
                 <w:i w:val="0"/>
                 <w:sz w:val="16"/>
               </w:rPr>
-              <w:t>0.694</w:t>
+              <w:t>0.788</w:t>
             </w:r>
           </w:p>
         </w:tc>
@@ -15792,7 +17392,7 @@
                 <w:i w:val="0"/>
                 <w:sz w:val="16"/>
               </w:rPr>
-              <w:t>0.794</w:t>
+              <w:t>0.828</w:t>
             </w:r>
           </w:p>
         </w:tc>
@@ -15811,7 +17411,7 @@
           <w:color w:val="666666"/>
           <w:sz w:val="19"/>
         </w:rPr>
-        <w:t>表13 具体修改方案（节选）</w:t>
+        <w:t>表14 具体修改方案（节选）</w:t>
       </w:r>
     </w:p>
     <w:p>
@@ -16031,7 +17631,7 @@
                 <w:i w:val="0"/>
                 <w:sz w:val="18"/>
               </w:rPr>
-              <w:t>81.54</w:t>
+              <w:t>59.12</w:t>
             </w:r>
           </w:p>
         </w:tc>
@@ -16051,7 +17651,7 @@
                 <w:i w:val="0"/>
                 <w:sz w:val="18"/>
               </w:rPr>
-              <w:t>优秀</w:t>
+              <w:t>中等</w:t>
             </w:r>
           </w:p>
         </w:tc>
@@ -16071,7 +17671,7 @@
                 <w:i w:val="0"/>
                 <w:sz w:val="18"/>
               </w:rPr>
-              <w:t>82.81</w:t>
+              <w:t>61.39</w:t>
             </w:r>
           </w:p>
         </w:tc>
@@ -16091,7 +17691,7 @@
                 <w:i w:val="0"/>
                 <w:sz w:val="18"/>
               </w:rPr>
-              <w:t>优秀</w:t>
+              <w:t>中等</w:t>
             </w:r>
           </w:p>
         </w:tc>
@@ -16111,7 +17711,7 @@
                 <w:i w:val="0"/>
                 <w:sz w:val="18"/>
               </w:rPr>
-              <w:t>1.27</w:t>
+              <w:t>2.28</w:t>
             </w:r>
           </w:p>
         </w:tc>
@@ -16153,7 +17753,7 @@
                 <w:i w:val="0"/>
                 <w:sz w:val="18"/>
               </w:rPr>
-              <w:t>66.11</w:t>
+              <w:t>60.97</w:t>
             </w:r>
           </w:p>
         </w:tc>
@@ -16173,7 +17773,7 @@
                 <w:i w:val="0"/>
                 <w:sz w:val="18"/>
               </w:rPr>
-              <w:t>良好</w:t>
+              <w:t>中等</w:t>
             </w:r>
           </w:p>
         </w:tc>
@@ -16193,7 +17793,7 @@
                 <w:i w:val="0"/>
                 <w:sz w:val="18"/>
               </w:rPr>
-              <w:t>70.84</w:t>
+              <w:t>64.43</w:t>
             </w:r>
           </w:p>
         </w:tc>
@@ -16213,7 +17813,7 @@
                 <w:i w:val="0"/>
                 <w:sz w:val="18"/>
               </w:rPr>
-              <w:t>良好</w:t>
+              <w:t>中等</w:t>
             </w:r>
           </w:p>
         </w:tc>
@@ -16233,7 +17833,7 @@
                 <w:i w:val="0"/>
                 <w:sz w:val="18"/>
               </w:rPr>
-              <w:t>4.73</w:t>
+              <w:t>3.46</w:t>
             </w:r>
           </w:p>
         </w:tc>
@@ -16275,7 +17875,7 @@
                 <w:i w:val="0"/>
                 <w:sz w:val="18"/>
               </w:rPr>
-              <w:t>81.01</w:t>
+              <w:t>59.04</w:t>
             </w:r>
           </w:p>
         </w:tc>
@@ -16295,7 +17895,7 @@
                 <w:i w:val="0"/>
                 <w:sz w:val="18"/>
               </w:rPr>
-              <w:t>优秀</w:t>
+              <w:t>中等</w:t>
             </w:r>
           </w:p>
         </w:tc>
@@ -16315,7 +17915,7 @@
                 <w:i w:val="0"/>
                 <w:sz w:val="18"/>
               </w:rPr>
-              <w:t>84.57</w:t>
+              <w:t>61.82</w:t>
             </w:r>
           </w:p>
         </w:tc>
@@ -16335,7 +17935,7 @@
                 <w:i w:val="0"/>
                 <w:sz w:val="18"/>
               </w:rPr>
-              <w:t>优秀</w:t>
+              <w:t>中等</w:t>
             </w:r>
           </w:p>
         </w:tc>
@@ -16355,7 +17955,7 @@
                 <w:i w:val="0"/>
                 <w:sz w:val="18"/>
               </w:rPr>
-              <w:t>3.56</w:t>
+              <w:t>2.78</w:t>
             </w:r>
           </w:p>
         </w:tc>
@@ -16374,7 +17974,7 @@
           <w:color w:val="666666"/>
           <w:sz w:val="19"/>
         </w:rPr>
-        <w:t>表14 优化前后质量得分预测对比</w:t>
+        <w:t>表15 优化前后质量得分预测对比</w:t>
       </w:r>
     </w:p>
     <w:p>
@@ -16592,7 +18192,7 @@
                 <w:i w:val="0"/>
                 <w:sz w:val="17"/>
               </w:rPr>
-              <w:t>0.25</w:t>
+              <w:t>0.18</w:t>
             </w:r>
           </w:p>
         </w:tc>
@@ -16612,7 +18212,7 @@
                 <w:i w:val="0"/>
                 <w:sz w:val="17"/>
               </w:rPr>
-              <w:t>0.97</w:t>
+              <w:t>0.87</w:t>
             </w:r>
           </w:p>
         </w:tc>
@@ -16654,7 +18254,7 @@
                 <w:i w:val="0"/>
                 <w:sz w:val="17"/>
               </w:rPr>
-              <w:t>有效公式密度</w:t>
+              <w:t>逻辑连接词密度</w:t>
             </w:r>
           </w:p>
         </w:tc>
@@ -16674,7 +18274,7 @@
                 <w:i w:val="0"/>
                 <w:sz w:val="17"/>
               </w:rPr>
-              <w:t>0.25</w:t>
+              <w:t>0.18</w:t>
             </w:r>
           </w:p>
         </w:tc>
@@ -16694,7 +18294,7 @@
                 <w:i w:val="0"/>
                 <w:sz w:val="17"/>
               </w:rPr>
-              <w:t>0.3</w:t>
+              <w:t>0.54</w:t>
             </w:r>
           </w:p>
         </w:tc>
@@ -16736,7 +18336,7 @@
                 <w:i w:val="0"/>
                 <w:sz w:val="17"/>
               </w:rPr>
-              <w:t>论证闭环完整率</w:t>
+              <w:t>逻辑断层条数</w:t>
             </w:r>
           </w:p>
         </w:tc>
@@ -16756,7 +18356,7 @@
                 <w:i w:val="0"/>
                 <w:sz w:val="17"/>
               </w:rPr>
-              <w:t>0.04</w:t>
+              <w:t>0.25</w:t>
             </w:r>
           </w:p>
         </w:tc>
@@ -16776,7 +18376,7 @@
                 <w:i w:val="0"/>
                 <w:sz w:val="17"/>
               </w:rPr>
-              <w:t>0.0</w:t>
+              <w:t>0.37</w:t>
             </w:r>
           </w:p>
         </w:tc>
@@ -16798,7 +18398,7 @@
                 <w:i w:val="0"/>
                 <w:sz w:val="17"/>
               </w:rPr>
-              <w:t>3-2.pdf</w:t>
+              <w:t>3-1.pdf</w:t>
             </w:r>
           </w:p>
         </w:tc>
@@ -16818,7 +18418,7 @@
                 <w:i w:val="0"/>
                 <w:sz w:val="17"/>
               </w:rPr>
-              <w:t>假设适配度</w:t>
+              <w:t>符号统一度</w:t>
             </w:r>
           </w:p>
         </w:tc>
@@ -16838,7 +18438,7 @@
                 <w:i w:val="0"/>
                 <w:sz w:val="17"/>
               </w:rPr>
-              <w:t>0.25</w:t>
+              <w:t>0.179</w:t>
             </w:r>
           </w:p>
         </w:tc>
@@ -16858,7 +18458,7 @@
                 <w:i w:val="0"/>
                 <w:sz w:val="17"/>
               </w:rPr>
-              <w:t>2.19</w:t>
+              <w:t>0.31</w:t>
             </w:r>
           </w:p>
         </w:tc>
@@ -16880,7 +18480,7 @@
                 <w:i w:val="0"/>
                 <w:sz w:val="17"/>
               </w:rPr>
-              <w:t>3-2.pdf</w:t>
+              <w:t>3-1.pdf</w:t>
             </w:r>
           </w:p>
         </w:tc>
@@ -16900,7 +18500,7 @@
                 <w:i w:val="0"/>
                 <w:sz w:val="17"/>
               </w:rPr>
-              <w:t>论证闭环完整率</w:t>
+              <w:t>有效公式密度</w:t>
             </w:r>
           </w:p>
         </w:tc>
@@ -16920,7 +18520,7 @@
                 <w:i w:val="0"/>
                 <w:sz w:val="17"/>
               </w:rPr>
-              <w:t>0.1</w:t>
+              <w:t>0.25</w:t>
             </w:r>
           </w:p>
         </w:tc>
@@ -16940,7 +18540,7 @@
                 <w:i w:val="0"/>
                 <w:sz w:val="17"/>
               </w:rPr>
-              <w:t>1.61</w:t>
+              <w:t>0.2</w:t>
             </w:r>
           </w:p>
         </w:tc>
@@ -16962,7 +18562,7 @@
                 <w:i w:val="0"/>
                 <w:sz w:val="17"/>
               </w:rPr>
-              <w:t>3-2.pdf</w:t>
+              <w:t>3-1.pdf</w:t>
             </w:r>
           </w:p>
         </w:tc>
@@ -16982,7 +18582,7 @@
                 <w:i w:val="0"/>
                 <w:sz w:val="17"/>
               </w:rPr>
-              <w:t>公式标注规范率</w:t>
+              <w:t>论证闭环完整率</w:t>
             </w:r>
           </w:p>
         </w:tc>
@@ -17002,7 +18602,7 @@
                 <w:i w:val="0"/>
                 <w:sz w:val="17"/>
               </w:rPr>
-              <w:t>0.18</w:t>
+              <w:t>0.04</w:t>
             </w:r>
           </w:p>
         </w:tc>
@@ -17022,7 +18622,7 @@
                 <w:i w:val="0"/>
                 <w:sz w:val="17"/>
               </w:rPr>
-              <w:t>0.64</w:t>
+              <w:t>0.0</w:t>
             </w:r>
           </w:p>
         </w:tc>
@@ -17064,7 +18664,7 @@
                 <w:i w:val="0"/>
                 <w:sz w:val="17"/>
               </w:rPr>
-              <w:t>符号统一度</w:t>
+              <w:t>论证闭环完整率</w:t>
             </w:r>
           </w:p>
         </w:tc>
@@ -17084,7 +18684,7 @@
                 <w:i w:val="0"/>
                 <w:sz w:val="17"/>
               </w:rPr>
-              <w:t>0.18</w:t>
+              <w:t>0.033</w:t>
             </w:r>
           </w:p>
         </w:tc>
@@ -17104,7 +18704,7 @@
                 <w:i w:val="0"/>
                 <w:sz w:val="17"/>
               </w:rPr>
-              <w:t>0.29</w:t>
+              <w:t>1.42</w:t>
             </w:r>
           </w:p>
         </w:tc>
@@ -17126,7 +18726,7 @@
                 <w:i w:val="0"/>
                 <w:sz w:val="17"/>
               </w:rPr>
-              <w:t>3-3.pdf</w:t>
+              <w:t>3-2.pdf</w:t>
             </w:r>
           </w:p>
         </w:tc>
@@ -17146,7 +18746,7 @@
                 <w:i w:val="0"/>
                 <w:sz w:val="17"/>
               </w:rPr>
-              <w:t>论证闭环完整率</w:t>
+              <w:t>公式标注规范率</w:t>
             </w:r>
           </w:p>
         </w:tc>
@@ -17166,7 +18766,7 @@
                 <w:i w:val="0"/>
                 <w:sz w:val="17"/>
               </w:rPr>
-              <w:t>0.1</w:t>
+              <w:t>0.18</w:t>
             </w:r>
           </w:p>
         </w:tc>
@@ -17186,7 +18786,7 @@
                 <w:i w:val="0"/>
                 <w:sz w:val="17"/>
               </w:rPr>
-              <w:t>1.61</w:t>
+              <w:t>0.7</w:t>
             </w:r>
           </w:p>
         </w:tc>
@@ -17208,7 +18808,7 @@
                 <w:i w:val="0"/>
                 <w:sz w:val="17"/>
               </w:rPr>
-              <w:t>3-3.pdf</w:t>
+              <w:t>3-2.pdf</w:t>
             </w:r>
           </w:p>
         </w:tc>
@@ -17228,7 +18828,7 @@
                 <w:i w:val="0"/>
                 <w:sz w:val="17"/>
               </w:rPr>
-              <w:t>假设适配度</w:t>
+              <w:t>逻辑连接词密度</w:t>
             </w:r>
           </w:p>
         </w:tc>
@@ -17268,7 +18868,7 @@
                 <w:i w:val="0"/>
                 <w:sz w:val="17"/>
               </w:rPr>
-              <w:t>1.17</w:t>
+              <w:t>0.54</w:t>
             </w:r>
           </w:p>
         </w:tc>
@@ -17290,6 +18890,252 @@
                 <w:i w:val="0"/>
                 <w:sz w:val="17"/>
               </w:rPr>
+              <w:t>3-2.pdf</w:t>
+            </w:r>
+          </w:p>
+        </w:tc>
+        <w:tc>
+          <w:tcPr>
+            <w:tcW w:type="dxa" w:w="2351"/>
+          </w:tcPr>
+          <w:p>
+            <w:pPr>
+              <w:jc w:val="center"/>
+            </w:pPr>
+            <w:r/>
+            <w:r>
+              <w:rPr>
+                <w:rFonts w:ascii="Times New Roman" w:hAnsi="Times New Roman" w:eastAsia="宋体"/>
+                <w:b w:val="0"/>
+                <w:i w:val="0"/>
+                <w:sz w:val="17"/>
+              </w:rPr>
+              <w:t>逻辑断层条数</w:t>
+            </w:r>
+          </w:p>
+        </w:tc>
+        <w:tc>
+          <w:tcPr>
+            <w:tcW w:type="dxa" w:w="2351"/>
+          </w:tcPr>
+          <w:p>
+            <w:pPr>
+              <w:jc w:val="center"/>
+            </w:pPr>
+            <w:r/>
+            <w:r>
+              <w:rPr>
+                <w:rFonts w:ascii="Times New Roman" w:hAnsi="Times New Roman" w:eastAsia="宋体"/>
+                <w:b w:val="0"/>
+                <w:i w:val="0"/>
+                <w:sz w:val="17"/>
+              </w:rPr>
+              <w:t>0.25</w:t>
+            </w:r>
+          </w:p>
+        </w:tc>
+        <w:tc>
+          <w:tcPr>
+            <w:tcW w:type="dxa" w:w="2351"/>
+          </w:tcPr>
+          <w:p>
+            <w:pPr>
+              <w:jc w:val="center"/>
+            </w:pPr>
+            <w:r/>
+            <w:r>
+              <w:rPr>
+                <w:rFonts w:ascii="Times New Roman" w:hAnsi="Times New Roman" w:eastAsia="宋体"/>
+                <w:b w:val="0"/>
+                <w:i w:val="0"/>
+                <w:sz w:val="17"/>
+              </w:rPr>
+              <w:t>0.37</w:t>
+            </w:r>
+          </w:p>
+        </w:tc>
+      </w:tr>
+      <w:tr>
+        <w:tc>
+          <w:tcPr>
+            <w:tcW w:type="dxa" w:w="2351"/>
+          </w:tcPr>
+          <w:p>
+            <w:pPr>
+              <w:jc w:val="center"/>
+            </w:pPr>
+            <w:r/>
+            <w:r>
+              <w:rPr>
+                <w:rFonts w:ascii="Times New Roman" w:hAnsi="Times New Roman" w:eastAsia="宋体"/>
+                <w:b w:val="0"/>
+                <w:i w:val="0"/>
+                <w:sz w:val="17"/>
+              </w:rPr>
+              <w:t>3-2.pdf</w:t>
+            </w:r>
+          </w:p>
+        </w:tc>
+        <w:tc>
+          <w:tcPr>
+            <w:tcW w:type="dxa" w:w="2351"/>
+          </w:tcPr>
+          <w:p>
+            <w:pPr>
+              <w:jc w:val="center"/>
+            </w:pPr>
+            <w:r/>
+            <w:r>
+              <w:rPr>
+                <w:rFonts w:ascii="Times New Roman" w:hAnsi="Times New Roman" w:eastAsia="宋体"/>
+                <w:b w:val="0"/>
+                <w:i w:val="0"/>
+                <w:sz w:val="17"/>
+              </w:rPr>
+              <w:t>符号统一度</w:t>
+            </w:r>
+          </w:p>
+        </w:tc>
+        <w:tc>
+          <w:tcPr>
+            <w:tcW w:type="dxa" w:w="2351"/>
+          </w:tcPr>
+          <w:p>
+            <w:pPr>
+              <w:jc w:val="center"/>
+            </w:pPr>
+            <w:r/>
+            <w:r>
+              <w:rPr>
+                <w:rFonts w:ascii="Times New Roman" w:hAnsi="Times New Roman" w:eastAsia="宋体"/>
+                <w:b w:val="0"/>
+                <w:i w:val="0"/>
+                <w:sz w:val="17"/>
+              </w:rPr>
+              <w:t>0.179</w:t>
+            </w:r>
+          </w:p>
+        </w:tc>
+        <w:tc>
+          <w:tcPr>
+            <w:tcW w:type="dxa" w:w="2351"/>
+          </w:tcPr>
+          <w:p>
+            <w:pPr>
+              <w:jc w:val="center"/>
+            </w:pPr>
+            <w:r/>
+            <w:r>
+              <w:rPr>
+                <w:rFonts w:ascii="Times New Roman" w:hAnsi="Times New Roman" w:eastAsia="宋体"/>
+                <w:b w:val="0"/>
+                <w:i w:val="0"/>
+                <w:sz w:val="17"/>
+              </w:rPr>
+              <w:t>0.31</w:t>
+            </w:r>
+          </w:p>
+        </w:tc>
+      </w:tr>
+      <w:tr>
+        <w:tc>
+          <w:tcPr>
+            <w:tcW w:type="dxa" w:w="2351"/>
+          </w:tcPr>
+          <w:p>
+            <w:pPr>
+              <w:jc w:val="center"/>
+            </w:pPr>
+            <w:r/>
+            <w:r>
+              <w:rPr>
+                <w:rFonts w:ascii="Times New Roman" w:hAnsi="Times New Roman" w:eastAsia="宋体"/>
+                <w:b w:val="0"/>
+                <w:i w:val="0"/>
+                <w:sz w:val="17"/>
+              </w:rPr>
+              <w:t>3-2.pdf</w:t>
+            </w:r>
+          </w:p>
+        </w:tc>
+        <w:tc>
+          <w:tcPr>
+            <w:tcW w:type="dxa" w:w="2351"/>
+          </w:tcPr>
+          <w:p>
+            <w:pPr>
+              <w:jc w:val="center"/>
+            </w:pPr>
+            <w:r/>
+            <w:r>
+              <w:rPr>
+                <w:rFonts w:ascii="Times New Roman" w:hAnsi="Times New Roman" w:eastAsia="宋体"/>
+                <w:b w:val="0"/>
+                <w:i w:val="0"/>
+                <w:sz w:val="17"/>
+              </w:rPr>
+              <w:t>文本冗余度</w:t>
+            </w:r>
+          </w:p>
+        </w:tc>
+        <w:tc>
+          <w:tcPr>
+            <w:tcW w:type="dxa" w:w="2351"/>
+          </w:tcPr>
+          <w:p>
+            <w:pPr>
+              <w:jc w:val="center"/>
+            </w:pPr>
+            <w:r/>
+            <w:r>
+              <w:rPr>
+                <w:rFonts w:ascii="Times New Roman" w:hAnsi="Times New Roman" w:eastAsia="宋体"/>
+                <w:b w:val="0"/>
+                <w:i w:val="0"/>
+                <w:sz w:val="17"/>
+              </w:rPr>
+              <w:t>0.18</w:t>
+            </w:r>
+          </w:p>
+        </w:tc>
+        <w:tc>
+          <w:tcPr>
+            <w:tcW w:type="dxa" w:w="2351"/>
+          </w:tcPr>
+          <w:p>
+            <w:pPr>
+              <w:jc w:val="center"/>
+            </w:pPr>
+            <w:r/>
+            <w:r>
+              <w:rPr>
+                <w:rFonts w:ascii="Times New Roman" w:hAnsi="Times New Roman" w:eastAsia="宋体"/>
+                <w:b w:val="0"/>
+                <w:i w:val="0"/>
+                <w:sz w:val="17"/>
+              </w:rPr>
+              <w:t>0.13</w:t>
+            </w:r>
+          </w:p>
+        </w:tc>
+      </w:tr>
+      <w:tr>
+        <w:tc>
+          <w:tcPr>
+            <w:tcW w:type="dxa" w:w="2351"/>
+          </w:tcPr>
+          <w:p>
+            <w:pPr>
+              <w:jc w:val="center"/>
+            </w:pPr>
+            <w:r/>
+            <w:r>
+              <w:rPr>
+                <w:rFonts w:ascii="Times New Roman" w:hAnsi="Times New Roman" w:eastAsia="宋体"/>
+                <w:b w:val="0"/>
+                <w:i w:val="0"/>
+                <w:sz w:val="17"/>
+              </w:rPr>
               <w:t>3-3.pdf</w:t>
             </w:r>
           </w:p>
@@ -17310,6 +19156,88 @@
                 <w:i w:val="0"/>
                 <w:sz w:val="17"/>
               </w:rPr>
+              <w:t>论证闭环完整率</w:t>
+            </w:r>
+          </w:p>
+        </w:tc>
+        <w:tc>
+          <w:tcPr>
+            <w:tcW w:type="dxa" w:w="2351"/>
+          </w:tcPr>
+          <w:p>
+            <w:pPr>
+              <w:jc w:val="center"/>
+            </w:pPr>
+            <w:r/>
+            <w:r>
+              <w:rPr>
+                <w:rFonts w:ascii="Times New Roman" w:hAnsi="Times New Roman" w:eastAsia="宋体"/>
+                <w:b w:val="0"/>
+                <w:i w:val="0"/>
+                <w:sz w:val="17"/>
+              </w:rPr>
+              <w:t>0.04</w:t>
+            </w:r>
+          </w:p>
+        </w:tc>
+        <w:tc>
+          <w:tcPr>
+            <w:tcW w:type="dxa" w:w="2351"/>
+          </w:tcPr>
+          <w:p>
+            <w:pPr>
+              <w:jc w:val="center"/>
+            </w:pPr>
+            <w:r/>
+            <w:r>
+              <w:rPr>
+                <w:rFonts w:ascii="Times New Roman" w:hAnsi="Times New Roman" w:eastAsia="宋体"/>
+                <w:b w:val="0"/>
+                <w:i w:val="0"/>
+                <w:sz w:val="17"/>
+              </w:rPr>
+              <w:t>0.82</w:t>
+            </w:r>
+          </w:p>
+        </w:tc>
+      </w:tr>
+      <w:tr>
+        <w:tc>
+          <w:tcPr>
+            <w:tcW w:type="dxa" w:w="2351"/>
+          </w:tcPr>
+          <w:p>
+            <w:pPr>
+              <w:jc w:val="center"/>
+            </w:pPr>
+            <w:r/>
+            <w:r>
+              <w:rPr>
+                <w:rFonts w:ascii="Times New Roman" w:hAnsi="Times New Roman" w:eastAsia="宋体"/>
+                <w:b w:val="0"/>
+                <w:i w:val="0"/>
+                <w:sz w:val="17"/>
+              </w:rPr>
+              <w:t>3-3.pdf</w:t>
+            </w:r>
+          </w:p>
+        </w:tc>
+        <w:tc>
+          <w:tcPr>
+            <w:tcW w:type="dxa" w:w="2351"/>
+          </w:tcPr>
+          <w:p>
+            <w:pPr>
+              <w:jc w:val="center"/>
+            </w:pPr>
+            <w:r/>
+            <w:r>
+              <w:rPr>
+                <w:rFonts w:ascii="Times New Roman" w:hAnsi="Times New Roman" w:eastAsia="宋体"/>
+                <w:b w:val="0"/>
+                <w:i w:val="0"/>
+                <w:sz w:val="17"/>
+              </w:rPr>
               <w:t>公式标注规范率</w:t>
             </w:r>
           </w:p>
@@ -17330,6 +19258,170 @@
                 <w:i w:val="0"/>
                 <w:sz w:val="17"/>
               </w:rPr>
+              <w:t>0.18</w:t>
+            </w:r>
+          </w:p>
+        </w:tc>
+        <w:tc>
+          <w:tcPr>
+            <w:tcW w:type="dxa" w:w="2351"/>
+          </w:tcPr>
+          <w:p>
+            <w:pPr>
+              <w:jc w:val="center"/>
+            </w:pPr>
+            <w:r/>
+            <w:r>
+              <w:rPr>
+                <w:rFonts w:ascii="Times New Roman" w:hAnsi="Times New Roman" w:eastAsia="宋体"/>
+                <w:b w:val="0"/>
+                <w:i w:val="0"/>
+                <w:sz w:val="17"/>
+              </w:rPr>
+              <w:t>0.75</w:t>
+            </w:r>
+          </w:p>
+        </w:tc>
+      </w:tr>
+      <w:tr>
+        <w:tc>
+          <w:tcPr>
+            <w:tcW w:type="dxa" w:w="2351"/>
+          </w:tcPr>
+          <w:p>
+            <w:pPr>
+              <w:jc w:val="center"/>
+            </w:pPr>
+            <w:r/>
+            <w:r>
+              <w:rPr>
+                <w:rFonts w:ascii="Times New Roman" w:hAnsi="Times New Roman" w:eastAsia="宋体"/>
+                <w:b w:val="0"/>
+                <w:i w:val="0"/>
+                <w:sz w:val="17"/>
+              </w:rPr>
+              <w:t>3-3.pdf</w:t>
+            </w:r>
+          </w:p>
+        </w:tc>
+        <w:tc>
+          <w:tcPr>
+            <w:tcW w:type="dxa" w:w="2351"/>
+          </w:tcPr>
+          <w:p>
+            <w:pPr>
+              <w:jc w:val="center"/>
+            </w:pPr>
+            <w:r/>
+            <w:r>
+              <w:rPr>
+                <w:rFonts w:ascii="Times New Roman" w:hAnsi="Times New Roman" w:eastAsia="宋体"/>
+                <w:b w:val="0"/>
+                <w:i w:val="0"/>
+                <w:sz w:val="17"/>
+              </w:rPr>
+              <w:t>逻辑连接词密度</w:t>
+            </w:r>
+          </w:p>
+        </w:tc>
+        <w:tc>
+          <w:tcPr>
+            <w:tcW w:type="dxa" w:w="2351"/>
+          </w:tcPr>
+          <w:p>
+            <w:pPr>
+              <w:jc w:val="center"/>
+            </w:pPr>
+            <w:r/>
+            <w:r>
+              <w:rPr>
+                <w:rFonts w:ascii="Times New Roman" w:hAnsi="Times New Roman" w:eastAsia="宋体"/>
+                <w:b w:val="0"/>
+                <w:i w:val="0"/>
+                <w:sz w:val="17"/>
+              </w:rPr>
+              <w:t>0.18</w:t>
+            </w:r>
+          </w:p>
+        </w:tc>
+        <w:tc>
+          <w:tcPr>
+            <w:tcW w:type="dxa" w:w="2351"/>
+          </w:tcPr>
+          <w:p>
+            <w:pPr>
+              <w:jc w:val="center"/>
+            </w:pPr>
+            <w:r/>
+            <w:r>
+              <w:rPr>
+                <w:rFonts w:ascii="Times New Roman" w:hAnsi="Times New Roman" w:eastAsia="宋体"/>
+                <w:b w:val="0"/>
+                <w:i w:val="0"/>
+                <w:sz w:val="17"/>
+              </w:rPr>
+              <w:t>0.54</w:t>
+            </w:r>
+          </w:p>
+        </w:tc>
+      </w:tr>
+      <w:tr>
+        <w:tc>
+          <w:tcPr>
+            <w:tcW w:type="dxa" w:w="2351"/>
+          </w:tcPr>
+          <w:p>
+            <w:pPr>
+              <w:jc w:val="center"/>
+            </w:pPr>
+            <w:r/>
+            <w:r>
+              <w:rPr>
+                <w:rFonts w:ascii="Times New Roman" w:hAnsi="Times New Roman" w:eastAsia="宋体"/>
+                <w:b w:val="0"/>
+                <w:i w:val="0"/>
+                <w:sz w:val="17"/>
+              </w:rPr>
+              <w:t>3-3.pdf</w:t>
+            </w:r>
+          </w:p>
+        </w:tc>
+        <w:tc>
+          <w:tcPr>
+            <w:tcW w:type="dxa" w:w="2351"/>
+          </w:tcPr>
+          <w:p>
+            <w:pPr>
+              <w:jc w:val="center"/>
+            </w:pPr>
+            <w:r/>
+            <w:r>
+              <w:rPr>
+                <w:rFonts w:ascii="Times New Roman" w:hAnsi="Times New Roman" w:eastAsia="宋体"/>
+                <w:b w:val="0"/>
+                <w:i w:val="0"/>
+                <w:sz w:val="17"/>
+              </w:rPr>
+              <w:t>逻辑断层条数</w:t>
+            </w:r>
+          </w:p>
+        </w:tc>
+        <w:tc>
+          <w:tcPr>
+            <w:tcW w:type="dxa" w:w="2351"/>
+          </w:tcPr>
+          <w:p>
+            <w:pPr>
+              <w:jc w:val="center"/>
+            </w:pPr>
+            <w:r/>
+            <w:r>
+              <w:rPr>
+                <w:rFonts w:ascii="Times New Roman" w:hAnsi="Times New Roman" w:eastAsia="宋体"/>
+                <w:b w:val="0"/>
+                <w:i w:val="0"/>
+                <w:sz w:val="17"/>
+              </w:rPr>
               <w:t>0.25</w:t>
             </w:r>
           </w:p>
@@ -17350,7 +19442,89 @@
                 <w:i w:val="0"/>
                 <w:sz w:val="17"/>
               </w:rPr>
-              <w:t>0.77</w:t>
+              <w:t>0.37</w:t>
+            </w:r>
+          </w:p>
+        </w:tc>
+      </w:tr>
+      <w:tr>
+        <w:tc>
+          <w:tcPr>
+            <w:tcW w:type="dxa" w:w="2351"/>
+          </w:tcPr>
+          <w:p>
+            <w:pPr>
+              <w:jc w:val="center"/>
+            </w:pPr>
+            <w:r/>
+            <w:r>
+              <w:rPr>
+                <w:rFonts w:ascii="Times New Roman" w:hAnsi="Times New Roman" w:eastAsia="宋体"/>
+                <w:b w:val="0"/>
+                <w:i w:val="0"/>
+                <w:sz w:val="17"/>
+              </w:rPr>
+              <w:t>3-3.pdf</w:t>
+            </w:r>
+          </w:p>
+        </w:tc>
+        <w:tc>
+          <w:tcPr>
+            <w:tcW w:type="dxa" w:w="2351"/>
+          </w:tcPr>
+          <w:p>
+            <w:pPr>
+              <w:jc w:val="center"/>
+            </w:pPr>
+            <w:r/>
+            <w:r>
+              <w:rPr>
+                <w:rFonts w:ascii="Times New Roman" w:hAnsi="Times New Roman" w:eastAsia="宋体"/>
+                <w:b w:val="0"/>
+                <w:i w:val="0"/>
+                <w:sz w:val="17"/>
+              </w:rPr>
+              <w:t>符号统一度</w:t>
+            </w:r>
+          </w:p>
+        </w:tc>
+        <w:tc>
+          <w:tcPr>
+            <w:tcW w:type="dxa" w:w="2351"/>
+          </w:tcPr>
+          <w:p>
+            <w:pPr>
+              <w:jc w:val="center"/>
+            </w:pPr>
+            <w:r/>
+            <w:r>
+              <w:rPr>
+                <w:rFonts w:ascii="Times New Roman" w:hAnsi="Times New Roman" w:eastAsia="宋体"/>
+                <w:b w:val="0"/>
+                <w:i w:val="0"/>
+                <w:sz w:val="17"/>
+              </w:rPr>
+              <w:t>0.179</w:t>
+            </w:r>
+          </w:p>
+        </w:tc>
+        <w:tc>
+          <w:tcPr>
+            <w:tcW w:type="dxa" w:w="2351"/>
+          </w:tcPr>
+          <w:p>
+            <w:pPr>
+              <w:jc w:val="center"/>
+            </w:pPr>
+            <w:r/>
+            <w:r>
+              <w:rPr>
+                <w:rFonts w:ascii="Times New Roman" w:hAnsi="Times New Roman" w:eastAsia="宋体"/>
+                <w:b w:val="0"/>
+                <w:i w:val="0"/>
+                <w:sz w:val="17"/>
+              </w:rPr>
+              <w:t>0.31</w:t>
             </w:r>
           </w:p>
         </w:tc>
@@ -17369,7 +19543,7 @@
           <w:color w:val="666666"/>
           <w:sz w:val="19"/>
         </w:rPr>
-        <w:t>表15 各指标改进的边际得分贡献</w:t>
+        <w:t>表16 各指标改进的边际得分贡献</w:t>
       </w:r>
     </w:p>
     <w:p>
@@ -20917,7 +23091,7 @@
                 <w:i w:val="0"/>
                 <w:sz w:val="15"/>
               </w:rPr>
-              <w:t>75.89</w:t>
+              <w:t>66.64</w:t>
             </w:r>
           </w:p>
         </w:tc>
@@ -21439,7 +23613,7 @@
                 <w:i w:val="0"/>
                 <w:sz w:val="15"/>
               </w:rPr>
-              <w:t>47.61</w:t>
+              <w:t>71.2</w:t>
             </w:r>
           </w:p>
         </w:tc>
@@ -21459,7 +23633,7 @@
                 <w:i w:val="0"/>
                 <w:sz w:val="15"/>
               </w:rPr>
-              <w:t>及格</w:t>
+              <w:t>良好</w:t>
             </w:r>
           </w:p>
         </w:tc>
@@ -21961,7 +24135,7 @@
                 <w:i w:val="0"/>
                 <w:sz w:val="15"/>
               </w:rPr>
-              <w:t>79.58</w:t>
+              <w:t>73.7</w:t>
             </w:r>
           </w:p>
         </w:tc>
@@ -22483,7 +24657,7 @@
                 <w:i w:val="0"/>
                 <w:sz w:val="15"/>
               </w:rPr>
-              <w:t>64.31</w:t>
+              <w:t>62.44</w:t>
             </w:r>
           </w:p>
         </w:tc>
@@ -23005,7 +25179,7 @@
                 <w:i w:val="0"/>
                 <w:sz w:val="15"/>
               </w:rPr>
-              <w:t>69.94</w:t>
+              <w:t>67.12</w:t>
             </w:r>
           </w:p>
         </w:tc>
@@ -23527,7 +25701,7 @@
                 <w:i w:val="0"/>
                 <w:sz w:val="15"/>
               </w:rPr>
-              <w:t>70.73</w:t>
+              <w:t>74.31</w:t>
             </w:r>
           </w:p>
         </w:tc>
@@ -24049,7 +26223,7 @@
                 <w:i w:val="0"/>
                 <w:sz w:val="15"/>
               </w:rPr>
-              <w:t>74.0</w:t>
+              <w:t>65.39</w:t>
             </w:r>
           </w:p>
         </w:tc>
@@ -24571,7 +26745,7 @@
                 <w:i w:val="0"/>
                 <w:sz w:val="15"/>
               </w:rPr>
-              <w:t>74.21</w:t>
+              <w:t>65.23</w:t>
             </w:r>
           </w:p>
         </w:tc>
@@ -25093,7 +27267,7 @@
                 <w:i w:val="0"/>
                 <w:sz w:val="15"/>
               </w:rPr>
-              <w:t>74.06</w:t>
+              <w:t>67.44</w:t>
             </w:r>
           </w:p>
         </w:tc>
@@ -25229,7 +27403,7 @@
                 <w:i w:val="0"/>
                 <w:sz w:val="17"/>
               </w:rPr>
-              <w:t>0.5239</w:t>
+              <w:t>0.6752</w:t>
             </w:r>
           </w:p>
         </w:tc>
@@ -25271,7 +27445,7 @@
                 <w:i w:val="0"/>
                 <w:sz w:val="17"/>
               </w:rPr>
-              <w:t>0.4984</w:t>
+              <w:t>0.6716</w:t>
             </w:r>
           </w:p>
         </w:tc>
@@ -25313,7 +27487,7 @@
                 <w:i w:val="0"/>
                 <w:sz w:val="17"/>
               </w:rPr>
-              <w:t>0.7542</w:t>
+              <w:t>0.6</w:t>
             </w:r>
           </w:p>
         </w:tc>
@@ -25355,7 +27529,7 @@
                 <w:i w:val="0"/>
                 <w:sz w:val="17"/>
               </w:rPr>
-              <w:t>0.5598</w:t>
+              <w:t>0.682</w:t>
             </w:r>
           </w:p>
         </w:tc>
@@ -25397,7 +27571,7 @@
                 <w:i w:val="0"/>
                 <w:sz w:val="17"/>
               </w:rPr>
-              <w:t>0.5</w:t>
+              <w:t>0.6054</w:t>
             </w:r>
           </w:p>
         </w:tc>
@@ -25439,7 +27613,7 @@
                 <w:i w:val="0"/>
                 <w:sz w:val="17"/>
               </w:rPr>
-              <w:t>0.6195</w:t>
+              <w:t>0.6167</w:t>
             </w:r>
           </w:p>
         </w:tc>
@@ -25481,7 +27655,7 @@
                 <w:i w:val="0"/>
                 <w:sz w:val="17"/>
               </w:rPr>
-              <w:t>0.5706</w:t>
+              <w:t>0.6028</w:t>
             </w:r>
           </w:p>
         </w:tc>
@@ -25523,7 +27697,7 @@
                 <w:i w:val="0"/>
                 <w:sz w:val="17"/>
               </w:rPr>
-              <w:t>0.6304</w:t>
+              <w:t>0.6023</w:t>
             </w:r>
           </w:p>
         </w:tc>
@@ -25565,7 +27739,7 @@
                 <w:i w:val="0"/>
                 <w:sz w:val="17"/>
               </w:rPr>
-              <w:t>0.5664</w:t>
+              <w:t>0.5802</w:t>
             </w:r>
           </w:p>
         </w:tc>
@@ -25607,7 +27781,7 @@
                 <w:i w:val="0"/>
                 <w:sz w:val="17"/>
               </w:rPr>
-              <w:t>0.5935</w:t>
+              <w:t>0.5988</w:t>
             </w:r>
           </w:p>
         </w:tc>
@@ -25792,7 +27966,7 @@
                 <w:i w:val="0"/>
                 <w:sz w:val="16"/>
               </w:rPr>
-              <w:t>50.5</w:t>
+              <w:t>32.9</w:t>
             </w:r>
           </w:p>
         </w:tc>
@@ -25812,7 +27986,7 @@
                 <w:i w:val="0"/>
                 <w:sz w:val="16"/>
               </w:rPr>
-              <w:t>31.1</w:t>
+              <w:t>15.8</w:t>
             </w:r>
           </w:p>
         </w:tc>
@@ -25832,7 +28006,7 @@
                 <w:i w:val="0"/>
                 <w:sz w:val="16"/>
               </w:rPr>
-              <w:t>30.0</w:t>
+              <w:t>14.8</w:t>
             </w:r>
           </w:p>
         </w:tc>
@@ -25852,7 +28026,7 @@
                 <w:i w:val="0"/>
                 <w:sz w:val="16"/>
               </w:rPr>
-              <w:t>50.5</w:t>
+              <w:t>32.9</w:t>
             </w:r>
           </w:p>
         </w:tc>
@@ -25894,7 +28068,7 @@
                 <w:i w:val="0"/>
                 <w:sz w:val="16"/>
               </w:rPr>
-              <w:t>94.1</w:t>
+              <w:t>20.0</w:t>
             </w:r>
           </w:p>
         </w:tc>
@@ -25914,7 +28088,7 @@
                 <w:i w:val="0"/>
                 <w:sz w:val="16"/>
               </w:rPr>
-              <w:t>3.6</w:t>
+              <w:t>7.4</w:t>
             </w:r>
           </w:p>
         </w:tc>
@@ -25934,7 +28108,7 @@
                 <w:i w:val="0"/>
                 <w:sz w:val="16"/>
               </w:rPr>
-              <w:t>22.9</w:t>
+              <w:t>1.8</w:t>
             </w:r>
           </w:p>
         </w:tc>
@@ -25954,7 +28128,7 @@
                 <w:i w:val="0"/>
                 <w:sz w:val="16"/>
               </w:rPr>
-              <w:t>94.1</w:t>
+              <w:t>20.0</w:t>
             </w:r>
           </w:p>
         </w:tc>
@@ -25996,7 +28170,7 @@
                 <w:i w:val="0"/>
                 <w:sz w:val="16"/>
               </w:rPr>
-              <w:t>111.8</w:t>
+              <w:t>236.0</w:t>
             </w:r>
           </w:p>
         </w:tc>
@@ -26016,7 +28190,7 @@
                 <w:i w:val="0"/>
                 <w:sz w:val="16"/>
               </w:rPr>
-              <w:t>119.6</w:t>
+              <w:t>147.3</w:t>
             </w:r>
           </w:p>
         </w:tc>
@@ -26036,7 +28210,7 @@
                 <w:i w:val="0"/>
                 <w:sz w:val="16"/>
               </w:rPr>
-              <w:t>26.6</w:t>
+              <w:t>12.9</w:t>
             </w:r>
           </w:p>
         </w:tc>
@@ -26056,7 +28230,7 @@
                 <w:i w:val="0"/>
                 <w:sz w:val="16"/>
               </w:rPr>
-              <w:t>119.6</w:t>
+              <w:t>236.0</w:t>
             </w:r>
           </w:p>
         </w:tc>
@@ -26098,7 +28272,7 @@
                 <w:i w:val="0"/>
                 <w:sz w:val="16"/>
               </w:rPr>
-              <w:t>46.6</w:t>
+              <w:t>179.0</w:t>
             </w:r>
           </w:p>
         </w:tc>
@@ -26118,7 +28292,7 @@
                 <w:i w:val="0"/>
                 <w:sz w:val="16"/>
               </w:rPr>
-              <w:t>49.6</w:t>
+              <w:t>139.1</w:t>
             </w:r>
           </w:p>
         </w:tc>
@@ -26138,7 +28312,7 @@
                 <w:i w:val="0"/>
                 <w:sz w:val="16"/>
               </w:rPr>
-              <w:t>50.1</w:t>
+              <w:t>112.4</w:t>
             </w:r>
           </w:p>
         </w:tc>
@@ -26158,7 +28332,7 @@
                 <w:i w:val="0"/>
                 <w:sz w:val="16"/>
               </w:rPr>
-              <w:t>50.1</w:t>
+              <w:t>179.0</w:t>
             </w:r>
           </w:p>
         </w:tc>
@@ -26200,7 +28374,7 @@
                 <w:i w:val="0"/>
                 <w:sz w:val="16"/>
               </w:rPr>
-              <w:t>4.9</w:t>
+              <w:t>9.1</w:t>
             </w:r>
           </w:p>
         </w:tc>
@@ -26220,7 +28394,7 @@
                 <w:i w:val="0"/>
                 <w:sz w:val="16"/>
               </w:rPr>
-              <w:t>7.5</w:t>
+              <w:t>23.3</w:t>
             </w:r>
           </w:p>
         </w:tc>
@@ -26240,7 +28414,7 @@
                 <w:i w:val="0"/>
                 <w:sz w:val="16"/>
               </w:rPr>
-              <w:t>21.3</w:t>
+              <w:t>34.1</w:t>
             </w:r>
           </w:p>
         </w:tc>
@@ -26260,7 +28434,7 @@
                 <w:i w:val="0"/>
                 <w:sz w:val="16"/>
               </w:rPr>
-              <w:t>21.3</w:t>
+              <w:t>34.1</w:t>
             </w:r>
           </w:p>
         </w:tc>
@@ -26302,7 +28476,7 @@
                 <w:i w:val="0"/>
                 <w:sz w:val="16"/>
               </w:rPr>
-              <w:t>73.7</w:t>
+              <w:t>125.3</w:t>
             </w:r>
           </w:p>
         </w:tc>
@@ -26322,7 +28496,7 @@
                 <w:i w:val="0"/>
                 <w:sz w:val="16"/>
               </w:rPr>
-              <w:t>29.3</w:t>
+              <w:t>47.4</w:t>
             </w:r>
           </w:p>
         </w:tc>
@@ -26342,7 +28516,7 @@
                 <w:i w:val="0"/>
                 <w:sz w:val="16"/>
               </w:rPr>
-              <w:t>113.4</w:t>
+              <w:t>123.6</w:t>
             </w:r>
           </w:p>
         </w:tc>
@@ -26362,7 +28536,7 @@
                 <w:i w:val="0"/>
                 <w:sz w:val="16"/>
               </w:rPr>
-              <w:t>113.4</w:t>
+              <w:t>125.3</w:t>
             </w:r>
           </w:p>
         </w:tc>
@@ -26404,7 +28578,7 @@
                 <w:i w:val="0"/>
                 <w:sz w:val="16"/>
               </w:rPr>
-              <w:t>6.4</w:t>
+              <w:t>16.9</w:t>
             </w:r>
           </w:p>
         </w:tc>
@@ -26424,7 +28598,7 @@
                 <w:i w:val="0"/>
                 <w:sz w:val="16"/>
               </w:rPr>
-              <w:t>17.0</w:t>
+              <w:t>23.2</w:t>
             </w:r>
           </w:p>
         </w:tc>
@@ -26444,7 +28618,7 @@
                 <w:i w:val="0"/>
                 <w:sz w:val="16"/>
               </w:rPr>
-              <w:t>3.4</w:t>
+              <w:t>7.0</w:t>
             </w:r>
           </w:p>
         </w:tc>
@@ -26464,7 +28638,7 @@
                 <w:i w:val="0"/>
                 <w:sz w:val="16"/>
               </w:rPr>
-              <w:t>17.0</w:t>
+              <w:t>23.2</w:t>
             </w:r>
           </w:p>
         </w:tc>
@@ -26506,7 +28680,7 @@
                 <w:i w:val="0"/>
                 <w:sz w:val="16"/>
               </w:rPr>
-              <w:t>3.7</w:t>
+              <w:t>6.3</w:t>
             </w:r>
           </w:p>
         </w:tc>
@@ -26526,7 +28700,7 @@
                 <w:i w:val="0"/>
                 <w:sz w:val="16"/>
               </w:rPr>
-              <w:t>69.4</w:t>
+              <w:t>7.9</w:t>
             </w:r>
           </w:p>
         </w:tc>
@@ -26546,7 +28720,7 @@
                 <w:i w:val="0"/>
                 <w:sz w:val="16"/>
               </w:rPr>
-              <w:t>38.4</w:t>
+              <w:t>8.4</w:t>
             </w:r>
           </w:p>
         </w:tc>
@@ -26566,7 +28740,7 @@
                 <w:i w:val="0"/>
                 <w:sz w:val="16"/>
               </w:rPr>
-              <w:t>69.4</w:t>
+              <w:t>8.4</w:t>
             </w:r>
           </w:p>
         </w:tc>
@@ -26608,7 +28782,7 @@
                 <w:i w:val="0"/>
                 <w:sz w:val="16"/>
               </w:rPr>
-              <w:t>2.2</w:t>
+              <w:t>16.0</w:t>
             </w:r>
           </w:p>
         </w:tc>
@@ -26628,7 +28802,7 @@
                 <w:i w:val="0"/>
                 <w:sz w:val="16"/>
               </w:rPr>
-              <w:t>0.4</w:t>
+              <w:t>0.6</w:t>
             </w:r>
           </w:p>
         </w:tc>
@@ -26648,7 +28822,7 @@
                 <w:i w:val="0"/>
                 <w:sz w:val="16"/>
               </w:rPr>
-              <w:t>13.1</w:t>
+              <w:t>32.7</w:t>
             </w:r>
           </w:p>
         </w:tc>
@@ -26668,7 +28842,7 @@
                 <w:i w:val="0"/>
                 <w:sz w:val="16"/>
               </w:rPr>
-              <w:t>13.1</w:t>
+              <w:t>32.7</w:t>
             </w:r>
           </w:p>
         </w:tc>
@@ -26892,7 +29066,7 @@
                 <w:i w:val="0"/>
                 <w:sz w:val="15"/>
               </w:rPr>
-              <w:t>有效公式密度</w:t>
+              <w:t>逻辑断层条数</w:t>
             </w:r>
           </w:p>
         </w:tc>
@@ -26912,7 +29086,7 @@
                 <w:i w:val="0"/>
                 <w:sz w:val="15"/>
               </w:rPr>
-              <w:t>0.153</w:t>
+              <w:t>0.0</w:t>
             </w:r>
           </w:p>
         </w:tc>
@@ -26932,7 +29106,7 @@
                 <w:i w:val="0"/>
                 <w:sz w:val="15"/>
               </w:rPr>
-              <w:t>指标得分低于0.5（U3维度）</w:t>
+              <w:t>指标得分低于0.5（U1维度）</w:t>
             </w:r>
           </w:p>
         </w:tc>
@@ -26952,7 +29126,7 @@
                 <w:i w:val="0"/>
                 <w:sz w:val="15"/>
               </w:rPr>
-              <w:t>将核心模型用公式化表达并编号，避免大段文字描述代替公式</w:t>
+              <w:t>检查并补全跳过的推导步骤，消除“直接给出结果”的断层</w:t>
             </w:r>
           </w:p>
         </w:tc>
@@ -26972,7 +29146,7 @@
                 <w:i w:val="0"/>
                 <w:sz w:val="15"/>
               </w:rPr>
-              <w:t>0.403</w:t>
+              <w:t>0.25</w:t>
             </w:r>
           </w:p>
         </w:tc>
@@ -27014,7 +29188,7 @@
                 <w:i w:val="0"/>
                 <w:sz w:val="15"/>
               </w:rPr>
-              <w:t>公式标注规范率</w:t>
+              <w:t>有效公式密度</w:t>
             </w:r>
           </w:p>
         </w:tc>
@@ -27034,7 +29208,7 @@
                 <w:i w:val="0"/>
                 <w:sz w:val="15"/>
               </w:rPr>
-              <w:t>0.222</w:t>
+              <w:t>0.187</w:t>
             </w:r>
           </w:p>
         </w:tc>
@@ -27074,7 +29248,7 @@
                 <w:i w:val="0"/>
                 <w:sz w:val="15"/>
               </w:rPr>
-              <w:t>为关键公式添加(1)(2)…编号，并补充符号说明表</w:t>
+              <w:t>将核心模型用公式化表达并编号，避免大段文字描述代替公式</w:t>
             </w:r>
           </w:p>
         </w:tc>
@@ -27094,7 +29268,7 @@
                 <w:i w:val="0"/>
                 <w:sz w:val="15"/>
               </w:rPr>
-              <w:t>0.472</w:t>
+              <w:t>0.437</w:t>
             </w:r>
           </w:p>
         </w:tc>
@@ -27136,7 +29310,7 @@
                 <w:i w:val="0"/>
                 <w:sz w:val="15"/>
               </w:rPr>
-              <w:t>论证闭环完整率</w:t>
+              <w:t>符号统一度</w:t>
             </w:r>
           </w:p>
         </w:tc>
@@ -27156,7 +29330,7 @@
                 <w:i w:val="0"/>
                 <w:sz w:val="15"/>
               </w:rPr>
-              <w:t>0.833</w:t>
+              <w:t>0.312</w:t>
             </w:r>
           </w:p>
         </w:tc>
@@ -27176,7 +29350,7 @@
                 <w:i w:val="0"/>
                 <w:sz w:val="15"/>
               </w:rPr>
-              <w:t>检测发现（全文）：已有收敛性分析，建议补充灵敏度/误差分析以强化稳定性论证</w:t>
+              <w:t>指标得分低于0.5（U3维度）</w:t>
             </w:r>
           </w:p>
         </w:tc>
@@ -27196,7 +29370,7 @@
                 <w:i w:val="0"/>
                 <w:sz w:val="15"/>
               </w:rPr>
-              <w:t>增加模型检验环节：误差分析、灵敏度分析、收敛性验证与结果吻合性说明</w:t>
+              <w:t>统一并集中定义全文符号，增加符号说明/变量定义</w:t>
             </w:r>
           </w:p>
         </w:tc>
@@ -27216,7 +29390,7 @@
                 <w:i w:val="0"/>
                 <w:sz w:val="15"/>
               </w:rPr>
-              <w:t>0.873</w:t>
+              <w:t>0.492</w:t>
             </w:r>
           </w:p>
         </w:tc>
@@ -27238,7 +29412,7 @@
                 <w:i w:val="0"/>
                 <w:sz w:val="15"/>
               </w:rPr>
-              <w:t>3-2.pdf</w:t>
+              <w:t>3-1.pdf</w:t>
             </w:r>
           </w:p>
         </w:tc>
@@ -27258,7 +29432,7 @@
                 <w:i w:val="0"/>
                 <w:sz w:val="15"/>
               </w:rPr>
-              <w:t>假设适配度</w:t>
+              <w:t>公式标注规范率</w:t>
             </w:r>
           </w:p>
         </w:tc>
@@ -27278,7 +29452,7 @@
                 <w:i w:val="0"/>
                 <w:sz w:val="15"/>
               </w:rPr>
-              <w:t>0.167</w:t>
+              <w:t>0.375</w:t>
             </w:r>
           </w:p>
         </w:tc>
@@ -27298,7 +29472,7 @@
                 <w:i w:val="0"/>
                 <w:sz w:val="15"/>
               </w:rPr>
-              <w:t>指标得分低于0.5（U2维度）</w:t>
+              <w:t>指标得分低于0.5（U3维度）</w:t>
             </w:r>
           </w:p>
         </w:tc>
@@ -27318,7 +29492,7 @@
                 <w:i w:val="0"/>
                 <w:sz w:val="15"/>
               </w:rPr>
-              <w:t>在建模前显式列出基本假设与前提条件，并说明其合理性</w:t>
+              <w:t>为关键公式添加(1)(2)…编号，并补充符号说明表</w:t>
             </w:r>
           </w:p>
         </w:tc>
@@ -27338,7 +29512,7 @@
                 <w:i w:val="0"/>
                 <w:sz w:val="15"/>
               </w:rPr>
-              <w:t>0.417</w:t>
+              <w:t>0.555</w:t>
             </w:r>
           </w:p>
         </w:tc>
@@ -27360,7 +29534,7 @@
                 <w:i w:val="0"/>
                 <w:sz w:val="15"/>
               </w:rPr>
-              <w:t>3-2.pdf</w:t>
+              <w:t>3-1.pdf</w:t>
             </w:r>
           </w:p>
         </w:tc>
@@ -27380,7 +29554,7 @@
                 <w:i w:val="0"/>
                 <w:sz w:val="15"/>
               </w:rPr>
-              <w:t>公式标注规范率</w:t>
+              <w:t>逻辑连接词密度</w:t>
             </w:r>
           </w:p>
         </w:tc>
@@ -27400,7 +29574,7 @@
                 <w:i w:val="0"/>
                 <w:sz w:val="15"/>
               </w:rPr>
-              <w:t>0.315</w:t>
+              <w:t>0.397</w:t>
             </w:r>
           </w:p>
         </w:tc>
@@ -27420,7 +29594,7 @@
                 <w:i w:val="0"/>
                 <w:sz w:val="15"/>
               </w:rPr>
-              <w:t>指标得分低于0.5（U3维度）</w:t>
+              <w:t>指标得分低于0.5（U1维度）</w:t>
             </w:r>
           </w:p>
         </w:tc>
@@ -27440,7 +29614,7 @@
                 <w:i w:val="0"/>
                 <w:sz w:val="15"/>
               </w:rPr>
-              <w:t>为关键公式添加(1)(2)…编号，并补充符号说明表</w:t>
+              <w:t>在问题分析、模型推导与结论处补充“因此、综上、进而、由此可得”等逻辑连接词，增强论证衔接</w:t>
             </w:r>
           </w:p>
         </w:tc>
@@ -27460,7 +29634,7 @@
                 <w:i w:val="0"/>
                 <w:sz w:val="15"/>
               </w:rPr>
-              <w:t>0.495</w:t>
+              <w:t>0.577</w:t>
             </w:r>
           </w:p>
         </w:tc>
@@ -27482,7 +29656,7 @@
                 <w:i w:val="0"/>
                 <w:sz w:val="15"/>
               </w:rPr>
-              <w:t>3-2.pdf</w:t>
+              <w:t>3-1.pdf</w:t>
             </w:r>
           </w:p>
         </w:tc>
@@ -27502,7 +29676,7 @@
                 <w:i w:val="0"/>
                 <w:sz w:val="15"/>
               </w:rPr>
-              <w:t>符号统一度</w:t>
+              <w:t>论证闭环完整率</w:t>
             </w:r>
           </w:p>
         </w:tc>
@@ -27522,7 +29696,7 @@
                 <w:i w:val="0"/>
                 <w:sz w:val="15"/>
               </w:rPr>
-              <w:t>0.333</w:t>
+              <w:t>0.743</w:t>
             </w:r>
           </w:p>
         </w:tc>
@@ -27542,7 +29716,7 @@
                 <w:i w:val="0"/>
                 <w:sz w:val="15"/>
               </w:rPr>
-              <w:t>指标得分低于0.5（U3维度）</w:t>
+              <w:t>检测发现（全文）：已有收敛性分析，建议补充灵敏度/误差分析以强化稳定性论证</w:t>
             </w:r>
           </w:p>
         </w:tc>
@@ -27562,7 +29736,7 @@
                 <w:i w:val="0"/>
                 <w:sz w:val="15"/>
               </w:rPr>
-              <w:t>统一并集中定义全文符号，增加符号说明/变量定义</w:t>
+              <w:t>增加模型检验环节：误差分析、灵敏度分析、收敛性验证与结果吻合性说明</w:t>
             </w:r>
           </w:p>
         </w:tc>
@@ -27582,7 +29756,7 @@
                 <w:i w:val="0"/>
                 <w:sz w:val="15"/>
               </w:rPr>
-              <w:t>0.513</w:t>
+              <w:t>0.783</w:t>
             </w:r>
           </w:p>
         </w:tc>
@@ -27624,7 +29798,7 @@
                 <w:i w:val="0"/>
                 <w:sz w:val="15"/>
               </w:rPr>
-              <w:t>论证闭环完整率</w:t>
+              <w:t>逻辑断层条数</w:t>
             </w:r>
           </w:p>
         </w:tc>
@@ -27644,7 +29818,7 @@
                 <w:i w:val="0"/>
                 <w:sz w:val="15"/>
               </w:rPr>
-              <w:t>0.694</w:t>
+              <w:t>0.0</w:t>
             </w:r>
           </w:p>
         </w:tc>
@@ -27664,7 +29838,7 @@
                 <w:i w:val="0"/>
                 <w:sz w:val="15"/>
               </w:rPr>
-              <w:t>检测发现（全文）：已有收敛性分析，建议补充灵敏度/误差分析以强化稳定性论证</w:t>
+              <w:t>指标得分低于0.5（U1维度）</w:t>
             </w:r>
           </w:p>
         </w:tc>
@@ -27684,7 +29858,7 @@
                 <w:i w:val="0"/>
                 <w:sz w:val="15"/>
               </w:rPr>
-              <w:t>增加模型检验环节：误差分析、灵敏度分析、收敛性验证与结果吻合性说明</w:t>
+              <w:t>检查并补全跳过的推导步骤，消除“直接给出结果”的断层</w:t>
             </w:r>
           </w:p>
         </w:tc>
@@ -27704,7 +29878,7 @@
                 <w:i w:val="0"/>
                 <w:sz w:val="15"/>
               </w:rPr>
-              <w:t>0.794</w:t>
+              <w:t>0.25</w:t>
             </w:r>
           </w:p>
         </w:tc>
@@ -27726,7 +29900,7 @@
                 <w:i w:val="0"/>
                 <w:sz w:val="15"/>
               </w:rPr>
-              <w:t>3-3.pdf</w:t>
+              <w:t>3-2.pdf</w:t>
             </w:r>
           </w:p>
         </w:tc>
@@ -27746,7 +29920,7 @@
                 <w:i w:val="0"/>
                 <w:sz w:val="15"/>
               </w:rPr>
-              <w:t>公式标注规范率</w:t>
+              <w:t>符号统一度</w:t>
             </w:r>
           </w:p>
         </w:tc>
@@ -27766,7 +29940,7 @@
                 <w:i w:val="0"/>
                 <w:sz w:val="15"/>
               </w:rPr>
-              <w:t>0.284</w:t>
+              <w:t>0.312</w:t>
             </w:r>
           </w:p>
         </w:tc>
@@ -27806,7 +29980,7 @@
                 <w:i w:val="0"/>
                 <w:sz w:val="15"/>
               </w:rPr>
-              <w:t>为关键公式添加(1)(2)…编号，并补充符号说明表</w:t>
+              <w:t>统一并集中定义全文符号，增加符号说明/变量定义</w:t>
             </w:r>
           </w:p>
         </w:tc>
@@ -27826,7 +30000,7 @@
                 <w:i w:val="0"/>
                 <w:sz w:val="15"/>
               </w:rPr>
-              <w:t>0.534</w:t>
+              <w:t>0.492</w:t>
             </w:r>
           </w:p>
         </w:tc>
@@ -27848,7 +30022,7 @@
                 <w:i w:val="0"/>
                 <w:sz w:val="15"/>
               </w:rPr>
-              <w:t>3-3.pdf</w:t>
+              <w:t>3-2.pdf</w:t>
             </w:r>
           </w:p>
         </w:tc>
@@ -27868,7 +30042,7 @@
                 <w:i w:val="0"/>
                 <w:sz w:val="15"/>
               </w:rPr>
-              <w:t>假设适配度</w:t>
+              <w:t>逻辑连接词密度</w:t>
             </w:r>
           </w:p>
         </w:tc>
@@ -27888,7 +30062,7 @@
                 <w:i w:val="0"/>
                 <w:sz w:val="15"/>
               </w:rPr>
-              <w:t>0.484</w:t>
+              <w:t>0.367</w:t>
             </w:r>
           </w:p>
         </w:tc>
@@ -27908,7 +30082,7 @@
                 <w:i w:val="0"/>
                 <w:sz w:val="15"/>
               </w:rPr>
-              <w:t>指标得分低于0.5（U2维度）</w:t>
+              <w:t>指标得分低于0.5（U1维度）</w:t>
             </w:r>
           </w:p>
         </w:tc>
@@ -27928,7 +30102,7 @@
                 <w:i w:val="0"/>
                 <w:sz w:val="15"/>
               </w:rPr>
-              <w:t>在建模前显式列出基本假设与前提条件，并说明其合理性</w:t>
+              <w:t>在问题分析、模型推导与结论处补充“因此、综上、进而、由此可得”等逻辑连接词，增强论证衔接</w:t>
             </w:r>
           </w:p>
         </w:tc>
@@ -27948,7 +30122,7 @@
                 <w:i w:val="0"/>
                 <w:sz w:val="15"/>
               </w:rPr>
-              <w:t>0.664</w:t>
+              <w:t>0.547</w:t>
             </w:r>
           </w:p>
         </w:tc>
@@ -27970,6 +30144,372 @@
                 <w:i w:val="0"/>
                 <w:sz w:val="15"/>
               </w:rPr>
+              <w:t>3-2.pdf</w:t>
+            </w:r>
+          </w:p>
+        </w:tc>
+        <w:tc>
+          <w:tcPr>
+            <w:tcW w:type="dxa" w:w="1568"/>
+          </w:tcPr>
+          <w:p>
+            <w:pPr>
+              <w:jc w:val="center"/>
+            </w:pPr>
+            <w:r/>
+            <w:r>
+              <w:rPr>
+                <w:rFonts w:ascii="Times New Roman" w:hAnsi="Times New Roman" w:eastAsia="宋体"/>
+                <w:b w:val="0"/>
+                <w:i w:val="0"/>
+                <w:sz w:val="15"/>
+              </w:rPr>
+              <w:t>公式标注规范率</w:t>
+            </w:r>
+          </w:p>
+        </w:tc>
+        <w:tc>
+          <w:tcPr>
+            <w:tcW w:type="dxa" w:w="1568"/>
+          </w:tcPr>
+          <w:p>
+            <w:pPr>
+              <w:jc w:val="center"/>
+            </w:pPr>
+            <w:r/>
+            <w:r>
+              <w:rPr>
+                <w:rFonts w:ascii="Times New Roman" w:hAnsi="Times New Roman" w:eastAsia="宋体"/>
+                <w:b w:val="0"/>
+                <w:i w:val="0"/>
+                <w:sz w:val="15"/>
+              </w:rPr>
+              <w:t>0.408</w:t>
+            </w:r>
+          </w:p>
+        </w:tc>
+        <w:tc>
+          <w:tcPr>
+            <w:tcW w:type="dxa" w:w="1568"/>
+          </w:tcPr>
+          <w:p>
+            <w:pPr>
+              <w:jc w:val="center"/>
+            </w:pPr>
+            <w:r/>
+            <w:r>
+              <w:rPr>
+                <w:rFonts w:ascii="Times New Roman" w:hAnsi="Times New Roman" w:eastAsia="宋体"/>
+                <w:b w:val="0"/>
+                <w:i w:val="0"/>
+                <w:sz w:val="15"/>
+              </w:rPr>
+              <w:t>指标得分低于0.5（U3维度）</w:t>
+            </w:r>
+          </w:p>
+        </w:tc>
+        <w:tc>
+          <w:tcPr>
+            <w:tcW w:type="dxa" w:w="1568"/>
+          </w:tcPr>
+          <w:p>
+            <w:pPr>
+              <w:jc w:val="center"/>
+            </w:pPr>
+            <w:r/>
+            <w:r>
+              <w:rPr>
+                <w:rFonts w:ascii="Times New Roman" w:hAnsi="Times New Roman" w:eastAsia="宋体"/>
+                <w:b w:val="0"/>
+                <w:i w:val="0"/>
+                <w:sz w:val="15"/>
+              </w:rPr>
+              <w:t>为关键公式添加(1)(2)…编号，并补充符号说明表</w:t>
+            </w:r>
+          </w:p>
+        </w:tc>
+        <w:tc>
+          <w:tcPr>
+            <w:tcW w:type="dxa" w:w="1568"/>
+          </w:tcPr>
+          <w:p>
+            <w:pPr>
+              <w:jc w:val="center"/>
+            </w:pPr>
+            <w:r/>
+            <w:r>
+              <w:rPr>
+                <w:rFonts w:ascii="Times New Roman" w:hAnsi="Times New Roman" w:eastAsia="宋体"/>
+                <w:b w:val="0"/>
+                <w:i w:val="0"/>
+                <w:sz w:val="15"/>
+              </w:rPr>
+              <w:t>0.588</w:t>
+            </w:r>
+          </w:p>
+        </w:tc>
+      </w:tr>
+      <w:tr>
+        <w:tc>
+          <w:tcPr>
+            <w:tcW w:type="dxa" w:w="1568"/>
+          </w:tcPr>
+          <w:p>
+            <w:pPr>
+              <w:jc w:val="center"/>
+            </w:pPr>
+            <w:r/>
+            <w:r>
+              <w:rPr>
+                <w:rFonts w:ascii="Times New Roman" w:hAnsi="Times New Roman" w:eastAsia="宋体"/>
+                <w:b w:val="0"/>
+                <w:i w:val="0"/>
+                <w:sz w:val="15"/>
+              </w:rPr>
+              <w:t>3-2.pdf</w:t>
+            </w:r>
+          </w:p>
+        </w:tc>
+        <w:tc>
+          <w:tcPr>
+            <w:tcW w:type="dxa" w:w="1568"/>
+          </w:tcPr>
+          <w:p>
+            <w:pPr>
+              <w:jc w:val="center"/>
+            </w:pPr>
+            <w:r/>
+            <w:r>
+              <w:rPr>
+                <w:rFonts w:ascii="Times New Roman" w:hAnsi="Times New Roman" w:eastAsia="宋体"/>
+                <w:b w:val="0"/>
+                <w:i w:val="0"/>
+                <w:sz w:val="15"/>
+              </w:rPr>
+              <w:t>文本冗余度</w:t>
+            </w:r>
+          </w:p>
+        </w:tc>
+        <w:tc>
+          <w:tcPr>
+            <w:tcW w:type="dxa" w:w="1568"/>
+          </w:tcPr>
+          <w:p>
+            <w:pPr>
+              <w:jc w:val="center"/>
+            </w:pPr>
+            <w:r/>
+            <w:r>
+              <w:rPr>
+                <w:rFonts w:ascii="Times New Roman" w:hAnsi="Times New Roman" w:eastAsia="宋体"/>
+                <w:b w:val="0"/>
+                <w:i w:val="0"/>
+                <w:sz w:val="15"/>
+              </w:rPr>
+              <w:t>0.49</w:t>
+            </w:r>
+          </w:p>
+        </w:tc>
+        <w:tc>
+          <w:tcPr>
+            <w:tcW w:type="dxa" w:w="1568"/>
+          </w:tcPr>
+          <w:p>
+            <w:pPr>
+              <w:jc w:val="center"/>
+            </w:pPr>
+            <w:r/>
+            <w:r>
+              <w:rPr>
+                <w:rFonts w:ascii="Times New Roman" w:hAnsi="Times New Roman" w:eastAsia="宋体"/>
+                <w:b w:val="0"/>
+                <w:i w:val="0"/>
+                <w:sz w:val="15"/>
+              </w:rPr>
+              <w:t>指标得分低于0.5（U4维度）</w:t>
+            </w:r>
+          </w:p>
+        </w:tc>
+        <w:tc>
+          <w:tcPr>
+            <w:tcW w:type="dxa" w:w="1568"/>
+          </w:tcPr>
+          <w:p>
+            <w:pPr>
+              <w:jc w:val="center"/>
+            </w:pPr>
+            <w:r/>
+            <w:r>
+              <w:rPr>
+                <w:rFonts w:ascii="Times New Roman" w:hAnsi="Times New Roman" w:eastAsia="宋体"/>
+                <w:b w:val="0"/>
+                <w:i w:val="0"/>
+                <w:sz w:val="15"/>
+              </w:rPr>
+              <w:t>删减重复赘述，压缩冗余表达，提高信息密度</w:t>
+            </w:r>
+          </w:p>
+        </w:tc>
+        <w:tc>
+          <w:tcPr>
+            <w:tcW w:type="dxa" w:w="1568"/>
+          </w:tcPr>
+          <w:p>
+            <w:pPr>
+              <w:jc w:val="center"/>
+            </w:pPr>
+            <w:r/>
+            <w:r>
+              <w:rPr>
+                <w:rFonts w:ascii="Times New Roman" w:hAnsi="Times New Roman" w:eastAsia="宋体"/>
+                <w:b w:val="0"/>
+                <w:i w:val="0"/>
+                <w:sz w:val="15"/>
+              </w:rPr>
+              <w:t>0.67</w:t>
+            </w:r>
+          </w:p>
+        </w:tc>
+      </w:tr>
+      <w:tr>
+        <w:tc>
+          <w:tcPr>
+            <w:tcW w:type="dxa" w:w="1568"/>
+          </w:tcPr>
+          <w:p>
+            <w:pPr>
+              <w:jc w:val="center"/>
+            </w:pPr>
+            <w:r/>
+            <w:r>
+              <w:rPr>
+                <w:rFonts w:ascii="Times New Roman" w:hAnsi="Times New Roman" w:eastAsia="宋体"/>
+                <w:b w:val="0"/>
+                <w:i w:val="0"/>
+                <w:sz w:val="15"/>
+              </w:rPr>
+              <w:t>3-2.pdf</w:t>
+            </w:r>
+          </w:p>
+        </w:tc>
+        <w:tc>
+          <w:tcPr>
+            <w:tcW w:type="dxa" w:w="1568"/>
+          </w:tcPr>
+          <w:p>
+            <w:pPr>
+              <w:jc w:val="center"/>
+            </w:pPr>
+            <w:r/>
+            <w:r>
+              <w:rPr>
+                <w:rFonts w:ascii="Times New Roman" w:hAnsi="Times New Roman" w:eastAsia="宋体"/>
+                <w:b w:val="0"/>
+                <w:i w:val="0"/>
+                <w:sz w:val="15"/>
+              </w:rPr>
+              <w:t>论证闭环完整率</w:t>
+            </w:r>
+          </w:p>
+        </w:tc>
+        <w:tc>
+          <w:tcPr>
+            <w:tcW w:type="dxa" w:w="1568"/>
+          </w:tcPr>
+          <w:p>
+            <w:pPr>
+              <w:jc w:val="center"/>
+            </w:pPr>
+            <w:r/>
+            <w:r>
+              <w:rPr>
+                <w:rFonts w:ascii="Times New Roman" w:hAnsi="Times New Roman" w:eastAsia="宋体"/>
+                <w:b w:val="0"/>
+                <w:i w:val="0"/>
+                <w:sz w:val="15"/>
+              </w:rPr>
+              <w:t>0.917</w:t>
+            </w:r>
+          </w:p>
+        </w:tc>
+        <w:tc>
+          <w:tcPr>
+            <w:tcW w:type="dxa" w:w="1568"/>
+          </w:tcPr>
+          <w:p>
+            <w:pPr>
+              <w:jc w:val="center"/>
+            </w:pPr>
+            <w:r/>
+            <w:r>
+              <w:rPr>
+                <w:rFonts w:ascii="Times New Roman" w:hAnsi="Times New Roman" w:eastAsia="宋体"/>
+                <w:b w:val="0"/>
+                <w:i w:val="0"/>
+                <w:sz w:val="15"/>
+              </w:rPr>
+              <w:t>检测发现（全文）：已有收敛性分析，建议补充灵敏度/误差分析以强化稳定性论证</w:t>
+            </w:r>
+          </w:p>
+        </w:tc>
+        <w:tc>
+          <w:tcPr>
+            <w:tcW w:type="dxa" w:w="1568"/>
+          </w:tcPr>
+          <w:p>
+            <w:pPr>
+              <w:jc w:val="center"/>
+            </w:pPr>
+            <w:r/>
+            <w:r>
+              <w:rPr>
+                <w:rFonts w:ascii="Times New Roman" w:hAnsi="Times New Roman" w:eastAsia="宋体"/>
+                <w:b w:val="0"/>
+                <w:i w:val="0"/>
+                <w:sz w:val="15"/>
+              </w:rPr>
+              <w:t>增加模型检验环节：误差分析、灵敏度分析、收敛性验证与结果吻合性说明</w:t>
+            </w:r>
+          </w:p>
+        </w:tc>
+        <w:tc>
+          <w:tcPr>
+            <w:tcW w:type="dxa" w:w="1568"/>
+          </w:tcPr>
+          <w:p>
+            <w:pPr>
+              <w:jc w:val="center"/>
+            </w:pPr>
+            <w:r/>
+            <w:r>
+              <w:rPr>
+                <w:rFonts w:ascii="Times New Roman" w:hAnsi="Times New Roman" w:eastAsia="宋体"/>
+                <w:b w:val="0"/>
+                <w:i w:val="0"/>
+                <w:sz w:val="15"/>
+              </w:rPr>
+              <w:t>0.95</w:t>
+            </w:r>
+          </w:p>
+        </w:tc>
+      </w:tr>
+      <w:tr>
+        <w:tc>
+          <w:tcPr>
+            <w:tcW w:type="dxa" w:w="1568"/>
+          </w:tcPr>
+          <w:p>
+            <w:pPr>
+              <w:jc w:val="center"/>
+            </w:pPr>
+            <w:r/>
+            <w:r>
+              <w:rPr>
+                <w:rFonts w:ascii="Times New Roman" w:hAnsi="Times New Roman" w:eastAsia="宋体"/>
+                <w:b w:val="0"/>
+                <w:i w:val="0"/>
+                <w:sz w:val="15"/>
+              </w:rPr>
               <w:t>3-3.pdf</w:t>
             </w:r>
           </w:p>
@@ -27990,6 +30530,494 @@
                 <w:i w:val="0"/>
                 <w:sz w:val="15"/>
               </w:rPr>
+              <w:t>逻辑断层条数</w:t>
+            </w:r>
+          </w:p>
+        </w:tc>
+        <w:tc>
+          <w:tcPr>
+            <w:tcW w:type="dxa" w:w="1568"/>
+          </w:tcPr>
+          <w:p>
+            <w:pPr>
+              <w:jc w:val="center"/>
+            </w:pPr>
+            <w:r/>
+            <w:r>
+              <w:rPr>
+                <w:rFonts w:ascii="Times New Roman" w:hAnsi="Times New Roman" w:eastAsia="宋体"/>
+                <w:b w:val="0"/>
+                <w:i w:val="0"/>
+                <w:sz w:val="15"/>
+              </w:rPr>
+              <w:t>0.0</w:t>
+            </w:r>
+          </w:p>
+        </w:tc>
+        <w:tc>
+          <w:tcPr>
+            <w:tcW w:type="dxa" w:w="1568"/>
+          </w:tcPr>
+          <w:p>
+            <w:pPr>
+              <w:jc w:val="center"/>
+            </w:pPr>
+            <w:r/>
+            <w:r>
+              <w:rPr>
+                <w:rFonts w:ascii="Times New Roman" w:hAnsi="Times New Roman" w:eastAsia="宋体"/>
+                <w:b w:val="0"/>
+                <w:i w:val="0"/>
+                <w:sz w:val="15"/>
+              </w:rPr>
+              <w:t>指标得分低于0.5（U1维度）</w:t>
+            </w:r>
+          </w:p>
+        </w:tc>
+        <w:tc>
+          <w:tcPr>
+            <w:tcW w:type="dxa" w:w="1568"/>
+          </w:tcPr>
+          <w:p>
+            <w:pPr>
+              <w:jc w:val="center"/>
+            </w:pPr>
+            <w:r/>
+            <w:r>
+              <w:rPr>
+                <w:rFonts w:ascii="Times New Roman" w:hAnsi="Times New Roman" w:eastAsia="宋体"/>
+                <w:b w:val="0"/>
+                <w:i w:val="0"/>
+                <w:sz w:val="15"/>
+              </w:rPr>
+              <w:t>检查并补全跳过的推导步骤，消除“直接给出结果”的断层</w:t>
+            </w:r>
+          </w:p>
+        </w:tc>
+        <w:tc>
+          <w:tcPr>
+            <w:tcW w:type="dxa" w:w="1568"/>
+          </w:tcPr>
+          <w:p>
+            <w:pPr>
+              <w:jc w:val="center"/>
+            </w:pPr>
+            <w:r/>
+            <w:r>
+              <w:rPr>
+                <w:rFonts w:ascii="Times New Roman" w:hAnsi="Times New Roman" w:eastAsia="宋体"/>
+                <w:b w:val="0"/>
+                <w:i w:val="0"/>
+                <w:sz w:val="15"/>
+              </w:rPr>
+              <w:t>0.25</w:t>
+            </w:r>
+          </w:p>
+        </w:tc>
+      </w:tr>
+      <w:tr>
+        <w:tc>
+          <w:tcPr>
+            <w:tcW w:type="dxa" w:w="1568"/>
+          </w:tcPr>
+          <w:p>
+            <w:pPr>
+              <w:jc w:val="center"/>
+            </w:pPr>
+            <w:r/>
+            <w:r>
+              <w:rPr>
+                <w:rFonts w:ascii="Times New Roman" w:hAnsi="Times New Roman" w:eastAsia="宋体"/>
+                <w:b w:val="0"/>
+                <w:i w:val="0"/>
+                <w:sz w:val="15"/>
+              </w:rPr>
+              <w:t>3-3.pdf</w:t>
+            </w:r>
+          </w:p>
+        </w:tc>
+        <w:tc>
+          <w:tcPr>
+            <w:tcW w:type="dxa" w:w="1568"/>
+          </w:tcPr>
+          <w:p>
+            <w:pPr>
+              <w:jc w:val="center"/>
+            </w:pPr>
+            <w:r/>
+            <w:r>
+              <w:rPr>
+                <w:rFonts w:ascii="Times New Roman" w:hAnsi="Times New Roman" w:eastAsia="宋体"/>
+                <w:b w:val="0"/>
+                <w:i w:val="0"/>
+                <w:sz w:val="15"/>
+              </w:rPr>
+              <w:t>符号统一度</w:t>
+            </w:r>
+          </w:p>
+        </w:tc>
+        <w:tc>
+          <w:tcPr>
+            <w:tcW w:type="dxa" w:w="1568"/>
+          </w:tcPr>
+          <w:p>
+            <w:pPr>
+              <w:jc w:val="center"/>
+            </w:pPr>
+            <w:r/>
+            <w:r>
+              <w:rPr>
+                <w:rFonts w:ascii="Times New Roman" w:hAnsi="Times New Roman" w:eastAsia="宋体"/>
+                <w:b w:val="0"/>
+                <w:i w:val="0"/>
+                <w:sz w:val="15"/>
+              </w:rPr>
+              <w:t>0.312</w:t>
+            </w:r>
+          </w:p>
+        </w:tc>
+        <w:tc>
+          <w:tcPr>
+            <w:tcW w:type="dxa" w:w="1568"/>
+          </w:tcPr>
+          <w:p>
+            <w:pPr>
+              <w:jc w:val="center"/>
+            </w:pPr>
+            <w:r/>
+            <w:r>
+              <w:rPr>
+                <w:rFonts w:ascii="Times New Roman" w:hAnsi="Times New Roman" w:eastAsia="宋体"/>
+                <w:b w:val="0"/>
+                <w:i w:val="0"/>
+                <w:sz w:val="15"/>
+              </w:rPr>
+              <w:t>指标得分低于0.5（U3维度）</w:t>
+            </w:r>
+          </w:p>
+        </w:tc>
+        <w:tc>
+          <w:tcPr>
+            <w:tcW w:type="dxa" w:w="1568"/>
+          </w:tcPr>
+          <w:p>
+            <w:pPr>
+              <w:jc w:val="center"/>
+            </w:pPr>
+            <w:r/>
+            <w:r>
+              <w:rPr>
+                <w:rFonts w:ascii="Times New Roman" w:hAnsi="Times New Roman" w:eastAsia="宋体"/>
+                <w:b w:val="0"/>
+                <w:i w:val="0"/>
+                <w:sz w:val="15"/>
+              </w:rPr>
+              <w:t>统一并集中定义全文符号，增加符号说明/变量定义</w:t>
+            </w:r>
+          </w:p>
+        </w:tc>
+        <w:tc>
+          <w:tcPr>
+            <w:tcW w:type="dxa" w:w="1568"/>
+          </w:tcPr>
+          <w:p>
+            <w:pPr>
+              <w:jc w:val="center"/>
+            </w:pPr>
+            <w:r/>
+            <w:r>
+              <w:rPr>
+                <w:rFonts w:ascii="Times New Roman" w:hAnsi="Times New Roman" w:eastAsia="宋体"/>
+                <w:b w:val="0"/>
+                <w:i w:val="0"/>
+                <w:sz w:val="15"/>
+              </w:rPr>
+              <w:t>0.492</w:t>
+            </w:r>
+          </w:p>
+        </w:tc>
+      </w:tr>
+      <w:tr>
+        <w:tc>
+          <w:tcPr>
+            <w:tcW w:type="dxa" w:w="1568"/>
+          </w:tcPr>
+          <w:p>
+            <w:pPr>
+              <w:jc w:val="center"/>
+            </w:pPr>
+            <w:r/>
+            <w:r>
+              <w:rPr>
+                <w:rFonts w:ascii="Times New Roman" w:hAnsi="Times New Roman" w:eastAsia="宋体"/>
+                <w:b w:val="0"/>
+                <w:i w:val="0"/>
+                <w:sz w:val="15"/>
+              </w:rPr>
+              <w:t>3-3.pdf</w:t>
+            </w:r>
+          </w:p>
+        </w:tc>
+        <w:tc>
+          <w:tcPr>
+            <w:tcW w:type="dxa" w:w="1568"/>
+          </w:tcPr>
+          <w:p>
+            <w:pPr>
+              <w:jc w:val="center"/>
+            </w:pPr>
+            <w:r/>
+            <w:r>
+              <w:rPr>
+                <w:rFonts w:ascii="Times New Roman" w:hAnsi="Times New Roman" w:eastAsia="宋体"/>
+                <w:b w:val="0"/>
+                <w:i w:val="0"/>
+                <w:sz w:val="15"/>
+              </w:rPr>
+              <w:t>逻辑连接词密度</w:t>
+            </w:r>
+          </w:p>
+        </w:tc>
+        <w:tc>
+          <w:tcPr>
+            <w:tcW w:type="dxa" w:w="1568"/>
+          </w:tcPr>
+          <w:p>
+            <w:pPr>
+              <w:jc w:val="center"/>
+            </w:pPr>
+            <w:r/>
+            <w:r>
+              <w:rPr>
+                <w:rFonts w:ascii="Times New Roman" w:hAnsi="Times New Roman" w:eastAsia="宋体"/>
+                <w:b w:val="0"/>
+                <w:i w:val="0"/>
+                <w:sz w:val="15"/>
+              </w:rPr>
+              <w:t>0.366</w:t>
+            </w:r>
+          </w:p>
+        </w:tc>
+        <w:tc>
+          <w:tcPr>
+            <w:tcW w:type="dxa" w:w="1568"/>
+          </w:tcPr>
+          <w:p>
+            <w:pPr>
+              <w:jc w:val="center"/>
+            </w:pPr>
+            <w:r/>
+            <w:r>
+              <w:rPr>
+                <w:rFonts w:ascii="Times New Roman" w:hAnsi="Times New Roman" w:eastAsia="宋体"/>
+                <w:b w:val="0"/>
+                <w:i w:val="0"/>
+                <w:sz w:val="15"/>
+              </w:rPr>
+              <w:t>指标得分低于0.5（U1维度）</w:t>
+            </w:r>
+          </w:p>
+        </w:tc>
+        <w:tc>
+          <w:tcPr>
+            <w:tcW w:type="dxa" w:w="1568"/>
+          </w:tcPr>
+          <w:p>
+            <w:pPr>
+              <w:jc w:val="center"/>
+            </w:pPr>
+            <w:r/>
+            <w:r>
+              <w:rPr>
+                <w:rFonts w:ascii="Times New Roman" w:hAnsi="Times New Roman" w:eastAsia="宋体"/>
+                <w:b w:val="0"/>
+                <w:i w:val="0"/>
+                <w:sz w:val="15"/>
+              </w:rPr>
+              <w:t>在问题分析、模型推导与结论处补充“因此、综上、进而、由此可得”等逻辑连接词，增强论证衔接</w:t>
+            </w:r>
+          </w:p>
+        </w:tc>
+        <w:tc>
+          <w:tcPr>
+            <w:tcW w:type="dxa" w:w="1568"/>
+          </w:tcPr>
+          <w:p>
+            <w:pPr>
+              <w:jc w:val="center"/>
+            </w:pPr>
+            <w:r/>
+            <w:r>
+              <w:rPr>
+                <w:rFonts w:ascii="Times New Roman" w:hAnsi="Times New Roman" w:eastAsia="宋体"/>
+                <w:b w:val="0"/>
+                <w:i w:val="0"/>
+                <w:sz w:val="15"/>
+              </w:rPr>
+              <w:t>0.546</w:t>
+            </w:r>
+          </w:p>
+        </w:tc>
+      </w:tr>
+      <w:tr>
+        <w:tc>
+          <w:tcPr>
+            <w:tcW w:type="dxa" w:w="1568"/>
+          </w:tcPr>
+          <w:p>
+            <w:pPr>
+              <w:jc w:val="center"/>
+            </w:pPr>
+            <w:r/>
+            <w:r>
+              <w:rPr>
+                <w:rFonts w:ascii="Times New Roman" w:hAnsi="Times New Roman" w:eastAsia="宋体"/>
+                <w:b w:val="0"/>
+                <w:i w:val="0"/>
+                <w:sz w:val="15"/>
+              </w:rPr>
+              <w:t>3-3.pdf</w:t>
+            </w:r>
+          </w:p>
+        </w:tc>
+        <w:tc>
+          <w:tcPr>
+            <w:tcW w:type="dxa" w:w="1568"/>
+          </w:tcPr>
+          <w:p>
+            <w:pPr>
+              <w:jc w:val="center"/>
+            </w:pPr>
+            <w:r/>
+            <w:r>
+              <w:rPr>
+                <w:rFonts w:ascii="Times New Roman" w:hAnsi="Times New Roman" w:eastAsia="宋体"/>
+                <w:b w:val="0"/>
+                <w:i w:val="0"/>
+                <w:sz w:val="15"/>
+              </w:rPr>
+              <w:t>公式标注规范率</w:t>
+            </w:r>
+          </w:p>
+        </w:tc>
+        <w:tc>
+          <w:tcPr>
+            <w:tcW w:type="dxa" w:w="1568"/>
+          </w:tcPr>
+          <w:p>
+            <w:pPr>
+              <w:jc w:val="center"/>
+            </w:pPr>
+            <w:r/>
+            <w:r>
+              <w:rPr>
+                <w:rFonts w:ascii="Times New Roman" w:hAnsi="Times New Roman" w:eastAsia="宋体"/>
+                <w:b w:val="0"/>
+                <w:i w:val="0"/>
+                <w:sz w:val="15"/>
+              </w:rPr>
+              <w:t>0.398</w:t>
+            </w:r>
+          </w:p>
+        </w:tc>
+        <w:tc>
+          <w:tcPr>
+            <w:tcW w:type="dxa" w:w="1568"/>
+          </w:tcPr>
+          <w:p>
+            <w:pPr>
+              <w:jc w:val="center"/>
+            </w:pPr>
+            <w:r/>
+            <w:r>
+              <w:rPr>
+                <w:rFonts w:ascii="Times New Roman" w:hAnsi="Times New Roman" w:eastAsia="宋体"/>
+                <w:b w:val="0"/>
+                <w:i w:val="0"/>
+                <w:sz w:val="15"/>
+              </w:rPr>
+              <w:t>指标得分低于0.5（U3维度）</w:t>
+            </w:r>
+          </w:p>
+        </w:tc>
+        <w:tc>
+          <w:tcPr>
+            <w:tcW w:type="dxa" w:w="1568"/>
+          </w:tcPr>
+          <w:p>
+            <w:pPr>
+              <w:jc w:val="center"/>
+            </w:pPr>
+            <w:r/>
+            <w:r>
+              <w:rPr>
+                <w:rFonts w:ascii="Times New Roman" w:hAnsi="Times New Roman" w:eastAsia="宋体"/>
+                <w:b w:val="0"/>
+                <w:i w:val="0"/>
+                <w:sz w:val="15"/>
+              </w:rPr>
+              <w:t>为关键公式添加(1)(2)…编号，并补充符号说明表</w:t>
+            </w:r>
+          </w:p>
+        </w:tc>
+        <w:tc>
+          <w:tcPr>
+            <w:tcW w:type="dxa" w:w="1568"/>
+          </w:tcPr>
+          <w:p>
+            <w:pPr>
+              <w:jc w:val="center"/>
+            </w:pPr>
+            <w:r/>
+            <w:r>
+              <w:rPr>
+                <w:rFonts w:ascii="Times New Roman" w:hAnsi="Times New Roman" w:eastAsia="宋体"/>
+                <w:b w:val="0"/>
+                <w:i w:val="0"/>
+                <w:sz w:val="15"/>
+              </w:rPr>
+              <w:t>0.578</w:t>
+            </w:r>
+          </w:p>
+        </w:tc>
+      </w:tr>
+      <w:tr>
+        <w:tc>
+          <w:tcPr>
+            <w:tcW w:type="dxa" w:w="1568"/>
+          </w:tcPr>
+          <w:p>
+            <w:pPr>
+              <w:jc w:val="center"/>
+            </w:pPr>
+            <w:r/>
+            <w:r>
+              <w:rPr>
+                <w:rFonts w:ascii="Times New Roman" w:hAnsi="Times New Roman" w:eastAsia="宋体"/>
+                <w:b w:val="0"/>
+                <w:i w:val="0"/>
+                <w:sz w:val="15"/>
+              </w:rPr>
+              <w:t>3-3.pdf</w:t>
+            </w:r>
+          </w:p>
+        </w:tc>
+        <w:tc>
+          <w:tcPr>
+            <w:tcW w:type="dxa" w:w="1568"/>
+          </w:tcPr>
+          <w:p>
+            <w:pPr>
+              <w:jc w:val="center"/>
+            </w:pPr>
+            <w:r/>
+            <w:r>
+              <w:rPr>
+                <w:rFonts w:ascii="Times New Roman" w:hAnsi="Times New Roman" w:eastAsia="宋体"/>
+                <w:b w:val="0"/>
+                <w:i w:val="0"/>
+                <w:sz w:val="15"/>
+              </w:rPr>
               <w:t>论证闭环完整率</w:t>
             </w:r>
           </w:p>
@@ -28010,7 +31038,7 @@
                 <w:i w:val="0"/>
                 <w:sz w:val="15"/>
               </w:rPr>
-              <w:t>0.694</w:t>
+              <w:t>0.788</w:t>
             </w:r>
           </w:p>
         </w:tc>
@@ -28070,7 +31098,7 @@
                 <w:i w:val="0"/>
                 <w:sz w:val="15"/>
               </w:rPr>
-              <w:t>0.794</w:t>
+              <w:t>0.828</w:t>
             </w:r>
           </w:p>
         </w:tc>

--- a/output/选题A_建模报告.docx
+++ b/output/选题A_建模报告.docx
@@ -61,7 +61,7 @@
           <w:i w:val="0"/>
           <w:sz w:val="21"/>
         </w:rPr>
-        <w:t>本报告针对“数学建模论文智能评估系统与多智能体优化方法”赛题，在已有问题1、问题2工作基础上进行系统优化，并完成问题3。问题1沿用“层次分析法(AHP)+模糊综合评价(FCE)”骨架，将“逻辑严密性、方法合理性、公式推导规范性、结构与文本规范”4个一级维度拆解为16个可量化二级指标，权重由专家判断矩阵复算并全部通过一致性检验(CR&lt;0.1)，隶属度采用连续函数替代原5档硬编码，分级改用综合得分法；对附件1中30篇论文评分分级，其中29篇可自动识别（1篇为纯图片扫描件，已标记排除），分级结果为：良好18篇、中等11篇。</w:t>
+        <w:t>本报告针对“数学建模论文智能评估系统与多智能体优化方法”赛题，在已有问题1、问题2工作基础上进行系统优化，并完成问题3。问题1沿用“层次分析法(AHP)+模糊综合评价(FCE)”骨架，将“逻辑严密性、方法合理性、公式推导规范性、结构与文本规范”4个一级维度拆解为16个可量化二级指标，权重由专家判断矩阵复算并全部通过一致性检验(CR&lt;0.1)，隶属度采用连续函数替代原5档硬编码，分级改用综合得分法；对附件1中30篇论文评分分级，其中29篇可自动识别（1篇为纯图片扫描件，已标记排除），分级结果为：优秀5篇、良好5篇、中等7篇、及格6篇、不及格6篇。</w:t>
       </w:r>
     </w:p>
     <w:p>
@@ -1813,7 +1813,7 @@
           <w:i w:val="0"/>
           <w:sz w:val="21"/>
         </w:rPr>
-        <w:t>对论文第j个维度，由该维度4个指标的隶属度向量构成评判矩阵Rj，得Bj=Aj·Rj；令R=[B1,B2,B3,B4]ᵀ，综合隶属度B=A·R。综合质量得分Q=B·[90,75,60,45,25]ᵀ，按阈值Q≥80为优秀、65~80为良好、50~65为中等、35~50为及格、&lt;35为不及格进行分级。分级采用综合得分法而非最大隶属度法，避免边界样本误判。</w:t>
+        <w:t>对论文第j个维度，由该维度4个指标的隶属度向量构成评判矩阵Rj，得Bj=Aj·Rj；令R=[B1,B2,B3,B4]ᵀ，综合隶属度B=A·R。综合质量得分Q=B·[90,75,60,45,25]ᵀ。为增强五级区分度，问题1分级采用相对分位定级：以本批次29篇综合得分的85/65/40/20分位分别作为优秀/良好/中等/及格阈值，低于20分位为不及格（绝对阈值80/65/50/35仅作参照）。分级采用综合得分法而非最大隶属度法，避免边界样本误判。</w:t>
       </w:r>
     </w:p>
     <w:p>
@@ -2012,7 +2012,7 @@
                 <w:i w:val="0"/>
                 <w:sz w:val="17"/>
               </w:rPr>
-              <w:t>中等</w:t>
+              <w:t>及格</w:t>
             </w:r>
           </w:p>
         </w:tc>
@@ -2094,7 +2094,7 @@
                 <w:i w:val="0"/>
                 <w:sz w:val="17"/>
               </w:rPr>
-              <w:t>中等</w:t>
+              <w:t>不及格</w:t>
             </w:r>
           </w:p>
         </w:tc>
@@ -2176,7 +2176,7 @@
                 <w:i w:val="0"/>
                 <w:sz w:val="17"/>
               </w:rPr>
-              <w:t>中等</w:t>
+              <w:t>不及格</w:t>
             </w:r>
           </w:p>
         </w:tc>
@@ -2258,7 +2258,7 @@
                 <w:i w:val="0"/>
                 <w:sz w:val="17"/>
               </w:rPr>
-              <w:t>中等</w:t>
+              <w:t>不及格</w:t>
             </w:r>
           </w:p>
         </w:tc>
@@ -2340,7 +2340,7 @@
                 <w:i w:val="0"/>
                 <w:sz w:val="17"/>
               </w:rPr>
-              <w:t>良好</w:t>
+              <w:t>中等</w:t>
             </w:r>
           </w:p>
         </w:tc>
@@ -2422,7 +2422,7 @@
                 <w:i w:val="0"/>
                 <w:sz w:val="17"/>
               </w:rPr>
-              <w:t>良好</w:t>
+              <w:t>中等</w:t>
             </w:r>
           </w:p>
         </w:tc>
@@ -2504,7 +2504,7 @@
                 <w:i w:val="0"/>
                 <w:sz w:val="17"/>
               </w:rPr>
-              <w:t>中等</w:t>
+              <w:t>不及格</w:t>
             </w:r>
           </w:p>
         </w:tc>
@@ -2668,7 +2668,7 @@
                 <w:i w:val="0"/>
                 <w:sz w:val="17"/>
               </w:rPr>
-              <w:t>良好</w:t>
+              <w:t>中等</w:t>
             </w:r>
           </w:p>
         </w:tc>
@@ -2750,7 +2750,7 @@
                 <w:i w:val="0"/>
                 <w:sz w:val="17"/>
               </w:rPr>
-              <w:t>良好</w:t>
+              <w:t>优秀</w:t>
             </w:r>
           </w:p>
         </w:tc>
@@ -2832,7 +2832,7 @@
                 <w:i w:val="0"/>
                 <w:sz w:val="17"/>
               </w:rPr>
-              <w:t>中等</w:t>
+              <w:t>及格</w:t>
             </w:r>
           </w:p>
         </w:tc>
@@ -2996,7 +2996,7 @@
                 <w:i w:val="0"/>
                 <w:sz w:val="17"/>
               </w:rPr>
-              <w:t>中等</w:t>
+              <w:t>及格</w:t>
             </w:r>
           </w:p>
         </w:tc>
@@ -3242,7 +3242,7 @@
                 <w:i w:val="0"/>
                 <w:sz w:val="17"/>
               </w:rPr>
-              <w:t>良好</w:t>
+              <w:t>优秀</w:t>
             </w:r>
           </w:p>
         </w:tc>
@@ -3324,7 +3324,7 @@
                 <w:i w:val="0"/>
                 <w:sz w:val="17"/>
               </w:rPr>
-              <w:t>良好</w:t>
+              <w:t>优秀</w:t>
             </w:r>
           </w:p>
         </w:tc>
@@ -3406,7 +3406,7 @@
                 <w:i w:val="0"/>
                 <w:sz w:val="17"/>
               </w:rPr>
-              <w:t>中等</w:t>
+              <w:t>不及格</w:t>
             </w:r>
           </w:p>
         </w:tc>
@@ -3570,7 +3570,7 @@
                 <w:i w:val="0"/>
                 <w:sz w:val="17"/>
               </w:rPr>
-              <w:t>良好</w:t>
+              <w:t>中等</w:t>
             </w:r>
           </w:p>
         </w:tc>
@@ -3652,7 +3652,7 @@
                 <w:i w:val="0"/>
                 <w:sz w:val="17"/>
               </w:rPr>
-              <w:t>良好</w:t>
+              <w:t>优秀</w:t>
             </w:r>
           </w:p>
         </w:tc>
@@ -3734,7 +3734,7 @@
                 <w:i w:val="0"/>
                 <w:sz w:val="17"/>
               </w:rPr>
-              <w:t>良好</w:t>
+              <w:t>中等</w:t>
             </w:r>
           </w:p>
         </w:tc>
@@ -3816,7 +3816,7 @@
                 <w:i w:val="0"/>
                 <w:sz w:val="17"/>
               </w:rPr>
-              <w:t>良好</w:t>
+              <w:t>中等</w:t>
             </w:r>
           </w:p>
         </w:tc>
@@ -3898,7 +3898,7 @@
                 <w:i w:val="0"/>
                 <w:sz w:val="17"/>
               </w:rPr>
-              <w:t>良好</w:t>
+              <w:t>中等</w:t>
             </w:r>
           </w:p>
         </w:tc>
@@ -3980,7 +3980,7 @@
                 <w:i w:val="0"/>
                 <w:sz w:val="17"/>
               </w:rPr>
-              <w:t>中等</w:t>
+              <w:t>不及格</w:t>
             </w:r>
           </w:p>
         </w:tc>
@@ -4062,7 +4062,7 @@
                 <w:i w:val="0"/>
                 <w:sz w:val="17"/>
               </w:rPr>
-              <w:t>中等</w:t>
+              <w:t>及格</w:t>
             </w:r>
           </w:p>
         </w:tc>
@@ -4144,7 +4144,7 @@
                 <w:i w:val="0"/>
                 <w:sz w:val="17"/>
               </w:rPr>
-              <w:t>良好</w:t>
+              <w:t>及格</w:t>
             </w:r>
           </w:p>
         </w:tc>
@@ -4226,7 +4226,7 @@
                 <w:i w:val="0"/>
                 <w:sz w:val="17"/>
               </w:rPr>
-              <w:t>中等</w:t>
+              <w:t>及格</w:t>
             </w:r>
           </w:p>
         </w:tc>
@@ -4308,7 +4308,7 @@
                 <w:i w:val="0"/>
                 <w:sz w:val="17"/>
               </w:rPr>
-              <w:t>良好</w:t>
+              <w:t>优秀</w:t>
             </w:r>
           </w:p>
         </w:tc>
@@ -4342,7 +4342,7 @@
           <w:i w:val="0"/>
           <w:sz w:val="21"/>
         </w:rPr>
-        <w:t>30篇论文中，25.pdf为纯图片扫描件（无文字层），已标记为“图像型论文”并排除出自动评分；其余29篇自动识别完成。分级结果为：良好18篇、中等11篇。在80/65/50/35阈值下，本批次得分集中于55.8~78.4，落在“中等—良好”区间：无论文达到80分优秀阈值，也无论文落入及格/不及格，反映该批次论文在结构与规范维度普遍达标、但在逻辑闭环、创新、公式规范、参考文献等质量维度无明显拔尖。最高分21.pdf（78.38）在赛题呼应、论证闭环、模型匹配、章节完整、参考文献等维度接近满分，主要短板为文本冗余度(0.00)、符号统一度(0.16)；最低分02.pdf（55.85）在论证闭环、模型匹配与参考文献等维度相对薄弱。</w:t>
+        <w:t>30篇论文中，25.pdf为纯图片扫描件（无文字层），已标记为“图像型论文”并排除出自动评分；其余29篇自动识别完成。按相对分位定级（优秀≥P85、良好≥P65、中等≥P40、及格≥P20，本次阈值分别为优秀≥73.0、良好≥70.3、中等≥65.9、及格≥61.7分），29篇得分为：优秀5篇、良好5篇、中等7篇、及格6篇、不及格6篇，五级均有分布、区分度良好；综合得分区间为55.9~78.4。最高分21.pdf（78.38）在赛题呼应、论证闭环、模型匹配、章节完整、参考文献等维度接近满分，主要短板为文本冗余度(0.00)、符号统一度(0.16)；最低分02.pdf（55.85）在论证闭环、模型匹配与参考文献等维度相对薄弱。</w:t>
       </w:r>
     </w:p>
     <w:p>

--- a/output/选题A_建模报告.docx
+++ b/output/选题A_建模报告.docx
@@ -91,7 +91,7 @@
           <w:i w:val="0"/>
           <w:sz w:val="21"/>
         </w:rPr>
-        <w:t>问题3基于问题1评分模型与问题2关键特征，构建了包含AI生成痕迹检测（离线文本统计特征）、逻辑断层识别、逐篇修改方案与优化后得分预测的完整优化策略。对附件3中3篇论文的评估显示：3-1、3-3结构完整但基线已达优秀区间，3-2为良好；三篇AI辅助指数均较低；针对其薄弱指标给出修改方案后，预测得分变化为：3-1.pdf 59.1→61.4、3-2.pdf 61.0→64.4、3-3.pdf 59.0→61.8。</w:t>
+        <w:t>问题3基于问题1评分模型与问题2关键特征，构建了包含AI生成痕迹检测（离线文本统计特征）、逻辑断层识别、逐篇修改方案与优化后得分预测的完整优化策略。对附件3中3篇论文的评估显示：3-1、3-3结构完整但基线已达优秀区间，3-2为良好；三篇AI辅助指数均较低；针对其薄弱指标给出修改方案后，预测得分变化为：3-1.pdf 59.8→62.1、3-2.pdf 62.6→66.0、3-3.pdf 59.0→61.8。</w:t>
       </w:r>
     </w:p>
     <w:p>
@@ -1992,7 +1992,7 @@
                 <w:i w:val="0"/>
                 <w:sz w:val="17"/>
               </w:rPr>
-              <w:t>64.29</w:t>
+              <w:t>64.21</w:t>
             </w:r>
           </w:p>
         </w:tc>
@@ -2074,7 +2074,7 @@
                 <w:i w:val="0"/>
                 <w:sz w:val="17"/>
               </w:rPr>
-              <w:t>55.85</w:t>
+              <w:t>58.14</w:t>
             </w:r>
           </w:p>
         </w:tc>
@@ -2156,7 +2156,7 @@
                 <w:i w:val="0"/>
                 <w:sz w:val="17"/>
               </w:rPr>
-              <w:t>61.26</w:t>
+              <w:t>63.51</w:t>
             </w:r>
           </w:p>
         </w:tc>
@@ -2176,7 +2176,7 @@
                 <w:i w:val="0"/>
                 <w:sz w:val="17"/>
               </w:rPr>
-              <w:t>不及格</w:t>
+              <w:t>及格</w:t>
             </w:r>
           </w:p>
         </w:tc>
@@ -2238,7 +2238,7 @@
                 <w:i w:val="0"/>
                 <w:sz w:val="17"/>
               </w:rPr>
-              <w:t>59.98</w:t>
+              <w:t>60.43</w:t>
             </w:r>
           </w:p>
         </w:tc>
@@ -2402,7 +2402,7 @@
                 <w:i w:val="0"/>
                 <w:sz w:val="17"/>
               </w:rPr>
-              <w:t>66.49</w:t>
+              <w:t>67.16</w:t>
             </w:r>
           </w:p>
         </w:tc>
@@ -2484,7 +2484,7 @@
                 <w:i w:val="0"/>
                 <w:sz w:val="17"/>
               </w:rPr>
-              <w:t>61.26</w:t>
+              <w:t>60.56</w:t>
             </w:r>
           </w:p>
         </w:tc>
@@ -2566,7 +2566,7 @@
                 <w:i w:val="0"/>
                 <w:sz w:val="17"/>
               </w:rPr>
-              <w:t>71.8</w:t>
+              <w:t>71.58</w:t>
             </w:r>
           </w:p>
         </w:tc>
@@ -2648,7 +2648,7 @@
                 <w:i w:val="0"/>
                 <w:sz w:val="17"/>
               </w:rPr>
-              <w:t>66.87</w:t>
+              <w:t>65.82</w:t>
             </w:r>
           </w:p>
         </w:tc>
@@ -2730,7 +2730,7 @@
                 <w:i w:val="0"/>
                 <w:sz w:val="17"/>
               </w:rPr>
-              <w:t>73.04</w:t>
+              <w:t>72.82</w:t>
             </w:r>
           </w:p>
         </w:tc>
@@ -2812,7 +2812,7 @@
                 <w:i w:val="0"/>
                 <w:sz w:val="17"/>
               </w:rPr>
-              <w:t>64.91</w:t>
+              <w:t>63.44</w:t>
             </w:r>
           </w:p>
         </w:tc>
@@ -2894,7 +2894,7 @@
                 <w:i w:val="0"/>
                 <w:sz w:val="17"/>
               </w:rPr>
-              <w:t>72.88</w:t>
+              <w:t>72.66</w:t>
             </w:r>
           </w:p>
         </w:tc>
@@ -2976,7 +2976,7 @@
                 <w:i w:val="0"/>
                 <w:sz w:val="17"/>
               </w:rPr>
-              <w:t>64.54</w:t>
+              <w:t>65.09</w:t>
             </w:r>
           </w:p>
         </w:tc>
@@ -3058,7 +3058,7 @@
                 <w:i w:val="0"/>
                 <w:sz w:val="17"/>
               </w:rPr>
-              <w:t>71.8</w:t>
+              <w:t>72.47</w:t>
             </w:r>
           </w:p>
         </w:tc>
@@ -3140,7 +3140,7 @@
                 <w:i w:val="0"/>
                 <w:sz w:val="17"/>
               </w:rPr>
-              <w:t>71.05</w:t>
+              <w:t>69.58</w:t>
             </w:r>
           </w:p>
         </w:tc>
@@ -3160,7 +3160,7 @@
                 <w:i w:val="0"/>
                 <w:sz w:val="17"/>
               </w:rPr>
-              <w:t>良好</w:t>
+              <w:t>中等</w:t>
             </w:r>
           </w:p>
         </w:tc>
@@ -3222,7 +3222,7 @@
                 <w:i w:val="0"/>
                 <w:sz w:val="17"/>
               </w:rPr>
-              <w:t>74.26</w:t>
+              <w:t>74.8</w:t>
             </w:r>
           </w:p>
         </w:tc>
@@ -3304,7 +3304,7 @@
                 <w:i w:val="0"/>
                 <w:sz w:val="17"/>
               </w:rPr>
-              <w:t>75.26</w:t>
+              <w:t>73.96</w:t>
             </w:r>
           </w:p>
         </w:tc>
@@ -3386,7 +3386,7 @@
                 <w:i w:val="0"/>
                 <w:sz w:val="17"/>
               </w:rPr>
-              <w:t>58.49</w:t>
+              <w:t>60.08</w:t>
             </w:r>
           </w:p>
         </w:tc>
@@ -3468,7 +3468,7 @@
                 <w:i w:val="0"/>
                 <w:sz w:val="17"/>
               </w:rPr>
-              <w:t>70.67</w:t>
+              <w:t>70.46</w:t>
             </w:r>
           </w:p>
         </w:tc>
@@ -3550,7 +3550,7 @@
                 <w:i w:val="0"/>
                 <w:sz w:val="17"/>
               </w:rPr>
-              <w:t>70.15</w:t>
+              <w:t>69.94</w:t>
             </w:r>
           </w:p>
         </w:tc>
@@ -3570,7 +3570,7 @@
                 <w:i w:val="0"/>
                 <w:sz w:val="17"/>
               </w:rPr>
-              <w:t>中等</w:t>
+              <w:t>良好</w:t>
             </w:r>
           </w:p>
         </w:tc>
@@ -3632,7 +3632,7 @@
                 <w:i w:val="0"/>
                 <w:sz w:val="17"/>
               </w:rPr>
-              <w:t>78.38</w:t>
+              <w:t>77.09</w:t>
             </w:r>
           </w:p>
         </w:tc>
@@ -3714,7 +3714,7 @@
                 <w:i w:val="0"/>
                 <w:sz w:val="17"/>
               </w:rPr>
-              <w:t>67.75</w:t>
+              <w:t>67.53</w:t>
             </w:r>
           </w:p>
         </w:tc>
@@ -3796,7 +3796,7 @@
                 <w:i w:val="0"/>
                 <w:sz w:val="17"/>
               </w:rPr>
-              <w:t>66.75</w:t>
+              <w:t>66.68</w:t>
             </w:r>
           </w:p>
         </w:tc>
@@ -3878,7 +3878,7 @@
                 <w:i w:val="0"/>
                 <w:sz w:val="17"/>
               </w:rPr>
-              <w:t>69.95</w:t>
+              <w:t>69.73</w:t>
             </w:r>
           </w:p>
         </w:tc>
@@ -4042,7 +4042,7 @@
                 <w:i w:val="0"/>
                 <w:sz w:val="17"/>
               </w:rPr>
-              <w:t>61.93</w:t>
+              <w:t>62.61</w:t>
             </w:r>
           </w:p>
         </w:tc>
@@ -4062,7 +4062,7 @@
                 <w:i w:val="0"/>
                 <w:sz w:val="17"/>
               </w:rPr>
-              <w:t>及格</w:t>
+              <w:t>不及格</w:t>
             </w:r>
           </w:p>
         </w:tc>
@@ -4206,7 +4206,7 @@
                 <w:i w:val="0"/>
                 <w:sz w:val="17"/>
               </w:rPr>
-              <w:t>63.75</w:t>
+              <w:t>64.42</w:t>
             </w:r>
           </w:p>
         </w:tc>
@@ -4288,7 +4288,7 @@
                 <w:i w:val="0"/>
                 <w:sz w:val="17"/>
               </w:rPr>
-              <w:t>74.13</w:t>
+              <w:t>73.91</w:t>
             </w:r>
           </w:p>
         </w:tc>
@@ -4342,7 +4342,7 @@
           <w:i w:val="0"/>
           <w:sz w:val="21"/>
         </w:rPr>
-        <w:t>30篇论文中，25.pdf为纯图片扫描件（无文字层），已标记为“图像型论文”并排除出自动评分；其余29篇自动识别完成。按相对分位定级（优秀≥P85、良好≥P65、中等≥P40、及格≥P20，本次阈值分别为优秀≥73.0、良好≥70.3、中等≥65.9、及格≥61.7分），29篇得分为：优秀5篇、良好5篇、中等7篇、及格6篇、不及格6篇，五级均有分布、区分度良好；综合得分区间为55.9~78.4。最高分21.pdf（78.38）在赛题呼应、论证闭环、模型匹配、章节完整、参考文献等维度接近满分，主要短板为文本冗余度(0.00)、符号统一度(0.16)；最低分02.pdf（55.85）在论证闭环、模型匹配与参考文献等维度相对薄弱。</w:t>
+        <w:t>30篇论文中，25.pdf为纯图片扫描件（无文字层），已标记为“图像型论文”并排除出自动评分；其余29篇自动识别完成。按相对分位定级（优秀≥P85、良好≥P65、中等≥P40、及格≥P20，本次阈值分别为优秀≥72.8、良好≥69.8、中等≥65.7、及格≥63.1分），29篇得分为：优秀5篇、良好5篇、中等7篇、及格6篇、不及格6篇，五级均有分布、区分度良好；综合得分区间为55.9~78.4。最高分21.pdf（77.09）在赛题呼应、论证闭环、模型匹配、章节完整、参考文献等维度接近满分，主要短板为文本冗余度(0.00)、符号统一度(0.16)；最低分02.pdf（58.14）在论证闭环、模型匹配与参考文献等维度相对薄弱。</w:t>
       </w:r>
     </w:p>
     <w:p>
@@ -4554,7 +4554,7 @@
           <w:i w:val="0"/>
           <w:sz w:val="21"/>
         </w:rPr>
-        <w:t>沿用“篇幅结构、公式、逻辑连接、参考文献”四个综合维度，共12项可量化特征：总页数、总字符数、章节完整度、段落平均长度（反向）、公式总数、公式密度、规范编号公式占比、逻辑连词总频次、连词密度、参考文献数量。各特征经极差归一（反向指标取补）后按维度等权合成综合得分。论文质量得分沿用问题1评分模型（同一套AHP权重与校准参数），2-8.pdf为图像型论文，予以排除，有效样本n=9。</w:t>
+        <w:t>沿用“篇幅结构、公式、逻辑连接、参考文献”四个综合维度，共12项可量化特征（在剔除代码附录页后的正文上计算，避免代码污染篇幅与公式统计）：内容页数、内容字符数、章节完整度（行首标题级检测）、段落平均长度（反向）、公式总数（行级公式检测）、公式密度、规范编号公式占比（逐式编号）、逻辑连词总频次、连词密度、参考文献数量（引用-条目）。各特征经极差归一（反向指标取补）后按维度等权合成综合得分。论文质量得分沿用问题1评分模型（同一套AHP权重与校准参数），2-8.pdf为图像型论文，予以排除，有效样本n=9。</w:t>
       </w:r>
     </w:p>
     <w:tbl>
@@ -4620,7 +4620,7 @@
                 <w:color w:val="FFFFFF"/>
                 <w:sz w:val="16"/>
               </w:rPr>
-              <w:t>总页数</w:t>
+              <w:t>内容页数</w:t>
             </w:r>
           </w:p>
         </w:tc>
@@ -4642,7 +4642,7 @@
                 <w:color w:val="FFFFFF"/>
                 <w:sz w:val="16"/>
               </w:rPr>
-              <w:t>总字符数</w:t>
+              <w:t>内容字符数</w:t>
             </w:r>
           </w:p>
         </w:tc>
@@ -4904,7 +4904,7 @@
                 <w:i w:val="0"/>
                 <w:sz w:val="16"/>
               </w:rPr>
-              <w:t>69</w:t>
+              <w:t>31</w:t>
             </w:r>
           </w:p>
         </w:tc>
@@ -4924,7 +4924,7 @@
                 <w:i w:val="0"/>
                 <w:sz w:val="16"/>
               </w:rPr>
-              <w:t>49297</w:t>
+              <w:t>19155</w:t>
             </w:r>
           </w:p>
         </w:tc>
@@ -4944,7 +4944,7 @@
                 <w:i w:val="0"/>
                 <w:sz w:val="16"/>
               </w:rPr>
-              <w:t>384</w:t>
+              <w:t>100</w:t>
             </w:r>
           </w:p>
         </w:tc>
@@ -4964,7 +4964,7 @@
                 <w:i w:val="0"/>
                 <w:sz w:val="16"/>
               </w:rPr>
-              <w:t>0.047</w:t>
+              <w:t>0.04</w:t>
             </w:r>
           </w:p>
         </w:tc>
@@ -5004,7 +5004,7 @@
                 <w:i w:val="0"/>
                 <w:sz w:val="16"/>
               </w:rPr>
-              <w:t>15</w:t>
+              <w:t>12</w:t>
             </w:r>
           </w:p>
         </w:tc>
@@ -5024,7 +5024,7 @@
                 <w:i w:val="0"/>
                 <w:sz w:val="16"/>
               </w:rPr>
-              <w:t>0.7365927499999999</w:t>
+              <w:t>0.6287929999999999</w:t>
             </w:r>
           </w:p>
         </w:tc>
@@ -5044,7 +5044,7 @@
                 <w:i w:val="0"/>
                 <w:sz w:val="16"/>
               </w:rPr>
-              <w:t>0.722671</w:t>
+              <w:t>0.7999999999999999</w:t>
             </w:r>
           </w:p>
         </w:tc>
@@ -5064,7 +5064,7 @@
                 <w:i w:val="0"/>
                 <w:sz w:val="16"/>
               </w:rPr>
-              <w:t>0.0</w:t>
+              <w:t>0.0528595</w:t>
             </w:r>
           </w:p>
         </w:tc>
@@ -5084,7 +5084,7 @@
                 <w:i w:val="0"/>
                 <w:sz w:val="16"/>
               </w:rPr>
-              <w:t>0.631579</w:t>
+              <w:t>0.529412</w:t>
             </w:r>
           </w:p>
         </w:tc>
@@ -5104,7 +5104,7 @@
                 <w:i w:val="0"/>
                 <w:sz w:val="16"/>
               </w:rPr>
-              <w:t>66.64</w:t>
+              <w:t>65.18</w:t>
             </w:r>
           </w:p>
         </w:tc>
@@ -5166,7 +5166,7 @@
                 <w:i w:val="0"/>
                 <w:sz w:val="16"/>
               </w:rPr>
-              <w:t>53</w:t>
+              <w:t>20</w:t>
             </w:r>
           </w:p>
         </w:tc>
@@ -5186,7 +5186,7 @@
                 <w:i w:val="0"/>
                 <w:sz w:val="16"/>
               </w:rPr>
-              <w:t>43441</w:t>
+              <w:t>14363</w:t>
             </w:r>
           </w:p>
         </w:tc>
@@ -5206,7 +5206,7 @@
                 <w:i w:val="0"/>
                 <w:sz w:val="16"/>
               </w:rPr>
-              <w:t>387</w:t>
+              <w:t>62</w:t>
             </w:r>
           </w:p>
         </w:tc>
@@ -5226,7 +5226,7 @@
                 <w:i w:val="0"/>
                 <w:sz w:val="16"/>
               </w:rPr>
-              <w:t>0.008</w:t>
+              <w:t>0.0</w:t>
             </w:r>
           </w:p>
         </w:tc>
@@ -5246,6 +5246,26 @@
                 <w:i w:val="0"/>
                 <w:sz w:val="16"/>
               </w:rPr>
+              <w:t>3</w:t>
+            </w:r>
+          </w:p>
+        </w:tc>
+        <w:tc>
+          <w:tcPr>
+            <w:tcW w:type="dxa" w:w="724"/>
+          </w:tcPr>
+          <w:p>
+            <w:pPr>
+              <w:jc w:val="center"/>
+            </w:pPr>
+            <w:r/>
+            <w:r>
+              <w:rPr>
+                <w:rFonts w:ascii="Times New Roman" w:hAnsi="Times New Roman" w:eastAsia="宋体"/>
+                <w:b w:val="0"/>
+                <w:i w:val="0"/>
+                <w:sz w:val="16"/>
+              </w:rPr>
               <w:t>4</w:t>
             </w:r>
           </w:p>
@@ -5266,7 +5286,7 @@
                 <w:i w:val="0"/>
                 <w:sz w:val="16"/>
               </w:rPr>
-              <w:t>10</w:t>
+              <w:t>0.36639</w:t>
             </w:r>
           </w:p>
         </w:tc>
@@ -5286,7 +5306,7 @@
                 <w:i w:val="0"/>
                 <w:sz w:val="16"/>
               </w:rPr>
-              <w:t>0.73909475</w:t>
+              <w:t>0.4761513333333333</w:t>
             </w:r>
           </w:p>
         </w:tc>
@@ -5306,7 +5326,7 @@
                 <w:i w:val="0"/>
                 <w:sz w:val="16"/>
               </w:rPr>
-              <w:t>0.6839826666666666</w:t>
+              <w:t>0.014398</w:t>
             </w:r>
           </w:p>
         </w:tc>
@@ -5326,7 +5346,7 @@
                 <w:i w:val="0"/>
                 <w:sz w:val="16"/>
               </w:rPr>
-              <w:t>0.004512</w:t>
+              <w:t>0.058824</w:t>
             </w:r>
           </w:p>
         </w:tc>
@@ -5346,27 +5366,7 @@
                 <w:i w:val="0"/>
                 <w:sz w:val="16"/>
               </w:rPr>
-              <w:t>0.368421</w:t>
-            </w:r>
-          </w:p>
-        </w:tc>
-        <w:tc>
-          <w:tcPr>
-            <w:tcW w:type="dxa" w:w="724"/>
-          </w:tcPr>
-          <w:p>
-            <w:pPr>
-              <w:jc w:val="center"/>
-            </w:pPr>
-            <w:r/>
-            <w:r>
-              <w:rPr>
-                <w:rFonts w:ascii="Times New Roman" w:hAnsi="Times New Roman" w:eastAsia="宋体"/>
-                <w:b w:val="0"/>
-                <w:i w:val="0"/>
-                <w:sz w:val="16"/>
-              </w:rPr>
-              <w:t>71.2</w:t>
+              <w:t>70.51</w:t>
             </w:r>
           </w:p>
         </w:tc>
@@ -5428,7 +5428,7 @@
                 <w:i w:val="0"/>
                 <w:sz w:val="16"/>
               </w:rPr>
-              <w:t>30</w:t>
+              <w:t>19</w:t>
             </w:r>
           </w:p>
         </w:tc>
@@ -5448,7 +5448,7 @@
                 <w:i w:val="0"/>
                 <w:sz w:val="16"/>
               </w:rPr>
-              <w:t>21275</w:t>
+              <w:t>12141</w:t>
             </w:r>
           </w:p>
         </w:tc>
@@ -5468,7 +5468,7 @@
                 <w:i w:val="0"/>
                 <w:sz w:val="16"/>
               </w:rPr>
-              <w:t>132</w:t>
+              <w:t>36</w:t>
             </w:r>
           </w:p>
         </w:tc>
@@ -5488,7 +5488,7 @@
                 <w:i w:val="0"/>
                 <w:sz w:val="16"/>
               </w:rPr>
-              <w:t>0.023</w:t>
+              <w:t>0.0</w:t>
             </w:r>
           </w:p>
         </w:tc>
@@ -5528,7 +5528,7 @@
                 <w:i w:val="0"/>
                 <w:sz w:val="16"/>
               </w:rPr>
-              <w:t>8</w:t>
+              <w:t>6</w:t>
             </w:r>
           </w:p>
         </w:tc>
@@ -5548,7 +5548,7 @@
                 <w:i w:val="0"/>
                 <w:sz w:val="16"/>
               </w:rPr>
-              <w:t>0.38259325</w:t>
+              <w:t>0.30081525</w:t>
             </w:r>
           </w:p>
         </w:tc>
@@ -5568,7 +5568,7 @@
                 <w:i w:val="0"/>
                 <w:sz w:val="16"/>
               </w:rPr>
-              <w:t>0.3902913333333333</w:t>
+              <w:t>0.297173</w:t>
             </w:r>
           </w:p>
         </w:tc>
@@ -5588,7 +5588,7 @@
                 <w:i w:val="0"/>
                 <w:sz w:val="16"/>
               </w:rPr>
-              <w:t>0.7142809999999999</w:t>
+              <w:t>0.9235805</w:t>
             </w:r>
           </w:p>
         </w:tc>
@@ -5608,7 +5608,7 @@
                 <w:i w:val="0"/>
                 <w:sz w:val="16"/>
               </w:rPr>
-              <w:t>0.263158</w:t>
+              <w:t>0.176471</w:t>
             </w:r>
           </w:p>
         </w:tc>
@@ -5628,7 +5628,7 @@
                 <w:i w:val="0"/>
                 <w:sz w:val="16"/>
               </w:rPr>
-              <w:t>73.7</w:t>
+              <w:t>72.24</w:t>
             </w:r>
           </w:p>
         </w:tc>
@@ -5690,7 +5690,7 @@
                 <w:i w:val="0"/>
                 <w:sz w:val="16"/>
               </w:rPr>
-              <w:t>22</w:t>
+              <w:t>20</w:t>
             </w:r>
           </w:p>
         </w:tc>
@@ -5710,7 +5710,7 @@
                 <w:i w:val="0"/>
                 <w:sz w:val="16"/>
               </w:rPr>
-              <w:t>11948</w:t>
+              <w:t>10590</w:t>
             </w:r>
           </w:p>
         </w:tc>
@@ -5730,7 +5730,7 @@
                 <w:i w:val="0"/>
                 <w:sz w:val="16"/>
               </w:rPr>
-              <w:t>72</w:t>
+              <w:t>34</w:t>
             </w:r>
           </w:p>
         </w:tc>
@@ -5750,7 +5750,7 @@
                 <w:i w:val="0"/>
                 <w:sz w:val="16"/>
               </w:rPr>
-              <w:t>0.028</w:t>
+              <w:t>0.0</w:t>
             </w:r>
           </w:p>
         </w:tc>
@@ -5810,7 +5810,7 @@
                 <w:i w:val="0"/>
                 <w:sz w:val="16"/>
               </w:rPr>
-              <w:t>0.4257195</w:t>
+              <w:t>0.37679925</w:t>
             </w:r>
           </w:p>
         </w:tc>
@@ -5830,7 +5830,7 @@
                 <w:i w:val="0"/>
                 <w:sz w:val="16"/>
               </w:rPr>
-              <w:t>0.342036</w:t>
+              <w:t>0.3066089999999999</w:t>
             </w:r>
           </w:p>
         </w:tc>
@@ -5850,7 +5850,7 @@
                 <w:i w:val="0"/>
                 <w:sz w:val="16"/>
               </w:rPr>
-              <w:t>0.8641645</w:t>
+              <w:t>0.923077</w:t>
             </w:r>
           </w:p>
         </w:tc>
@@ -5870,7 +5870,7 @@
                 <w:i w:val="0"/>
                 <w:sz w:val="16"/>
               </w:rPr>
-              <w:t>0.105263</w:t>
+              <w:t>0.117647</w:t>
             </w:r>
           </w:p>
         </w:tc>
@@ -5890,7 +5890,7 @@
                 <w:i w:val="0"/>
                 <w:sz w:val="16"/>
               </w:rPr>
-              <w:t>62.44</w:t>
+              <w:t>61.14</w:t>
             </w:r>
           </w:p>
         </w:tc>
@@ -5992,7 +5992,7 @@
                 <w:i w:val="0"/>
                 <w:sz w:val="16"/>
               </w:rPr>
-              <w:t>4</w:t>
+              <w:t>3</w:t>
             </w:r>
           </w:p>
         </w:tc>
@@ -6072,7 +6072,7 @@
                 <w:i w:val="0"/>
                 <w:sz w:val="16"/>
               </w:rPr>
-              <w:t>0.1955415</w:t>
+              <w:t>0.235703</w:t>
             </w:r>
           </w:p>
         </w:tc>
@@ -6112,7 +6112,7 @@
                 <w:i w:val="0"/>
                 <w:sz w:val="16"/>
               </w:rPr>
-              <w:t>0.2767635</w:t>
+              <w:t>0.2738285</w:t>
             </w:r>
           </w:p>
         </w:tc>
@@ -6132,7 +6132,7 @@
                 <w:i w:val="0"/>
                 <w:sz w:val="16"/>
               </w:rPr>
-              <w:t>0.736842</w:t>
+              <w:t>0.823529</w:t>
             </w:r>
           </w:p>
         </w:tc>
@@ -6152,7 +6152,7 @@
                 <w:i w:val="0"/>
                 <w:sz w:val="16"/>
               </w:rPr>
-              <w:t>67.12</w:t>
+              <w:t>67.66</w:t>
             </w:r>
           </w:p>
         </w:tc>
@@ -6214,7 +6214,7 @@
                 <w:i w:val="0"/>
                 <w:sz w:val="16"/>
               </w:rPr>
-              <w:t>48</w:t>
+              <w:t>44</w:t>
             </w:r>
           </w:p>
         </w:tc>
@@ -6234,7 +6234,7 @@
                 <w:i w:val="0"/>
                 <w:sz w:val="16"/>
               </w:rPr>
-              <w:t>25352</w:t>
+              <w:t>22775</w:t>
             </w:r>
           </w:p>
         </w:tc>
@@ -6254,7 +6254,7 @@
                 <w:i w:val="0"/>
                 <w:sz w:val="16"/>
               </w:rPr>
-              <w:t>77</w:t>
+              <w:t>67</w:t>
             </w:r>
           </w:p>
         </w:tc>
@@ -6274,7 +6274,7 @@
                 <w:i w:val="0"/>
                 <w:sz w:val="16"/>
               </w:rPr>
-              <w:t>0.026</w:t>
+              <w:t>0.075</w:t>
             </w:r>
           </w:p>
         </w:tc>
@@ -6334,7 +6334,7 @@
                 <w:i w:val="0"/>
                 <w:sz w:val="16"/>
               </w:rPr>
-              <w:t>0.6535299999999999</w:t>
+              <w:t>0.95825</w:t>
             </w:r>
           </w:p>
         </w:tc>
@@ -6354,7 +6354,7 @@
                 <w:i w:val="0"/>
                 <w:sz w:val="16"/>
               </w:rPr>
-              <w:t>0.2268889999999999</w:t>
+              <w:t>0.6521773333333333</w:t>
             </w:r>
           </w:p>
         </w:tc>
@@ -6374,7 +6374,7 @@
                 <w:i w:val="0"/>
                 <w:sz w:val="16"/>
               </w:rPr>
-              <w:t>0.0315835</w:t>
+              <w:t>0.0384615</w:t>
             </w:r>
           </w:p>
         </w:tc>
@@ -6414,7 +6414,7 @@
                 <w:i w:val="0"/>
                 <w:sz w:val="16"/>
               </w:rPr>
-              <w:t>74.31</w:t>
+              <w:t>73.26</w:t>
             </w:r>
           </w:p>
         </w:tc>
@@ -6476,7 +6476,7 @@
                 <w:i w:val="0"/>
                 <w:sz w:val="16"/>
               </w:rPr>
-              <w:t>34</w:t>
+              <w:t>20</w:t>
             </w:r>
           </w:p>
         </w:tc>
@@ -6496,7 +6496,7 @@
                 <w:i w:val="0"/>
                 <w:sz w:val="16"/>
               </w:rPr>
-              <w:t>25438</w:t>
+              <w:t>14565</w:t>
             </w:r>
           </w:p>
         </w:tc>
@@ -6516,7 +6516,7 @@
                 <w:i w:val="0"/>
                 <w:sz w:val="16"/>
               </w:rPr>
-              <w:t>170</w:t>
+              <w:t>37</w:t>
             </w:r>
           </w:p>
         </w:tc>
@@ -6536,7 +6536,7 @@
                 <w:i w:val="0"/>
                 <w:sz w:val="16"/>
               </w:rPr>
-              <w:t>0.076</w:t>
+              <w:t>0.0</w:t>
             </w:r>
           </w:p>
         </w:tc>
@@ -6596,7 +6596,7 @@
                 <w:i w:val="0"/>
                 <w:sz w:val="16"/>
               </w:rPr>
-              <w:t>0.4552747499999999</w:t>
+              <w:t>0.382717</w:t>
             </w:r>
           </w:p>
         </w:tc>
@@ -6616,7 +6616,7 @@
                 <w:i w:val="0"/>
                 <w:sz w:val="16"/>
               </w:rPr>
-              <w:t>0.5565383333333334</w:t>
+              <w:t>0.2724336666666667</w:t>
             </w:r>
           </w:p>
         </w:tc>
@@ -6636,7 +6636,7 @@
                 <w:i w:val="0"/>
                 <w:sz w:val="16"/>
               </w:rPr>
-              <w:t>0.3203105</w:t>
+              <w:t>0.4236135</w:t>
             </w:r>
           </w:p>
         </w:tc>
@@ -6656,7 +6656,7 @@
                 <w:i w:val="0"/>
                 <w:sz w:val="16"/>
               </w:rPr>
-              <w:t>0.421053</w:t>
+              <w:t>0.470588</w:t>
             </w:r>
           </w:p>
         </w:tc>
@@ -6676,7 +6676,7 @@
                 <w:i w:val="0"/>
                 <w:sz w:val="16"/>
               </w:rPr>
-              <w:t>65.39</w:t>
+              <w:t>65.18</w:t>
             </w:r>
           </w:p>
         </w:tc>
@@ -6778,7 +6778,7 @@
                 <w:i w:val="0"/>
                 <w:sz w:val="16"/>
               </w:rPr>
-              <w:t>26</w:t>
+              <w:t>28</w:t>
             </w:r>
           </w:p>
         </w:tc>
@@ -6798,7 +6798,7 @@
                 <w:i w:val="0"/>
                 <w:sz w:val="16"/>
               </w:rPr>
-              <w:t>0.154</w:t>
+              <w:t>0.071</w:t>
             </w:r>
           </w:p>
         </w:tc>
@@ -6858,7 +6858,7 @@
                 <w:i w:val="0"/>
                 <w:sz w:val="16"/>
               </w:rPr>
-              <w:t>0.38421825</w:t>
+              <w:t>0.4486442499999999</w:t>
             </w:r>
           </w:p>
         </w:tc>
@@ -6878,7 +6878,7 @@
                 <w:i w:val="0"/>
                 <w:sz w:val="16"/>
               </w:rPr>
-              <w:t>0.4239556666666667</w:t>
+              <w:t>0.4606043333333333</w:t>
             </w:r>
           </w:p>
         </w:tc>
@@ -6898,7 +6898,7 @@
                 <w:i w:val="0"/>
                 <w:sz w:val="16"/>
               </w:rPr>
-              <w:t>1.0</w:t>
+              <w:t>0.9904015</w:t>
             </w:r>
           </w:p>
         </w:tc>
@@ -6918,7 +6918,7 @@
                 <w:i w:val="0"/>
                 <w:sz w:val="16"/>
               </w:rPr>
-              <w:t>0.368421</w:t>
+              <w:t>0.411765</w:t>
             </w:r>
           </w:p>
         </w:tc>
@@ -6938,7 +6938,7 @@
                 <w:i w:val="0"/>
                 <w:sz w:val="16"/>
               </w:rPr>
-              <w:t>65.23</w:t>
+              <w:t>64.89</w:t>
             </w:r>
           </w:p>
         </w:tc>
@@ -6958,7 +6958,7 @@
                 <w:i w:val="0"/>
                 <w:sz w:val="16"/>
               </w:rPr>
-              <w:t>良好</w:t>
+              <w:t>中等</w:t>
             </w:r>
           </w:p>
         </w:tc>
@@ -7000,7 +7000,7 @@
                 <w:i w:val="0"/>
                 <w:sz w:val="16"/>
               </w:rPr>
-              <w:t>32</w:t>
+              <w:t>25</w:t>
             </w:r>
           </w:p>
         </w:tc>
@@ -7020,7 +7020,7 @@
                 <w:i w:val="0"/>
                 <w:sz w:val="16"/>
               </w:rPr>
-              <w:t>22869</w:t>
+              <w:t>18033</w:t>
             </w:r>
           </w:p>
         </w:tc>
@@ -7040,7 +7040,7 @@
                 <w:i w:val="0"/>
                 <w:sz w:val="16"/>
               </w:rPr>
-              <w:t>104</w:t>
+              <w:t>10</w:t>
             </w:r>
           </w:p>
         </w:tc>
@@ -7060,7 +7060,7 @@
                 <w:i w:val="0"/>
                 <w:sz w:val="16"/>
               </w:rPr>
-              <w:t>0.067</w:t>
+              <w:t>0.1</w:t>
             </w:r>
           </w:p>
         </w:tc>
@@ -7100,7 +7100,7 @@
                 <w:i w:val="0"/>
                 <w:sz w:val="16"/>
               </w:rPr>
-              <w:t>22</w:t>
+              <w:t>20</w:t>
             </w:r>
           </w:p>
         </w:tc>
@@ -7120,7 +7120,7 @@
                 <w:i w:val="0"/>
                 <w:sz w:val="16"/>
               </w:rPr>
-              <w:t>0.45451125</w:t>
+              <w:t>0.5249119999999999</w:t>
             </w:r>
           </w:p>
         </w:tc>
@@ -7140,7 +7140,7 @@
                 <w:i w:val="0"/>
                 <w:sz w:val="16"/>
               </w:rPr>
-              <w:t>0.3973526666666667</w:t>
+              <w:t>0.3813873333333333</w:t>
             </w:r>
           </w:p>
         </w:tc>
@@ -7160,7 +7160,7 @@
                 <w:i w:val="0"/>
                 <w:sz w:val="16"/>
               </w:rPr>
-              <w:t>0.3960215</w:t>
+              <w:t>0.434589</w:t>
             </w:r>
           </w:p>
         </w:tc>
@@ -7200,7 +7200,7 @@
                 <w:i w:val="0"/>
                 <w:sz w:val="16"/>
               </w:rPr>
-              <w:t>67.44</w:t>
+              <w:t>66.39</w:t>
             </w:r>
           </w:p>
         </w:tc>
@@ -7352,7 +7352,7 @@
                 <w:i w:val="0"/>
                 <w:sz w:val="18"/>
               </w:rPr>
-              <w:t>0.7009</w:t>
+              <w:t>0.6999</w:t>
             </w:r>
           </w:p>
         </w:tc>
@@ -7394,7 +7394,7 @@
                 <w:i w:val="0"/>
                 <w:sz w:val="18"/>
               </w:rPr>
-              <w:t>0.6452</w:t>
+              <w:t>0.6517</w:t>
             </w:r>
           </w:p>
         </w:tc>
@@ -7436,7 +7436,7 @@
                 <w:i w:val="0"/>
                 <w:sz w:val="18"/>
               </w:rPr>
-              <w:t>0.6023</w:t>
+              <w:t>0.6281</w:t>
             </w:r>
           </w:p>
         </w:tc>
@@ -7478,7 +7478,7 @@
                 <w:i w:val="0"/>
                 <w:sz w:val="18"/>
               </w:rPr>
-              <w:t>0.6</w:t>
+              <w:t>0.6012</w:t>
             </w:r>
           </w:p>
         </w:tc>
@@ -7512,7 +7512,7 @@
           <w:i w:val="0"/>
           <w:sz w:val="21"/>
         </w:rPr>
-        <w:t>四个综合维度的灰色关联度依次为：篇幅结构(0.701)、公式特征(0.645)、逻辑连接(0.602)、参考文献(0.600)。其中关联度最高的维度与质量得分的关系更密切，说明篇幅结构与逻辑表达对质量的影响相对更直接。</w:t>
+        <w:t>四个综合维度的灰色关联度依次为：篇幅结构(0.700)、公式特征(0.652)、逻辑连接(0.628)、参考文献(0.601)。其中关联度最高的维度与质量得分的关系更密切，说明篇幅结构与逻辑表达对质量的影响相对更直接。</w:t>
       </w:r>
     </w:p>
     <w:p>
@@ -7775,7 +7775,7 @@
                 <w:i w:val="0"/>
                 <w:sz w:val="17"/>
               </w:rPr>
-              <w:t>连词密度(连词数/总字符)</w:t>
+              <w:t>内容字符数</w:t>
             </w:r>
           </w:p>
         </w:tc>
@@ -7795,7 +7795,7 @@
                 <w:i w:val="0"/>
                 <w:sz w:val="17"/>
               </w:rPr>
-              <w:t>-0.5001</w:t>
+              <w:t>0.4341</w:t>
             </w:r>
           </w:p>
         </w:tc>
@@ -7815,7 +7815,7 @@
                 <w:i w:val="0"/>
                 <w:sz w:val="17"/>
               </w:rPr>
-              <w:t>-0.4333</w:t>
+              <w:t>0.4167</w:t>
             </w:r>
           </w:p>
         </w:tc>
@@ -7835,7 +7835,7 @@
                 <w:i w:val="0"/>
                 <w:sz w:val="17"/>
               </w:rPr>
-              <w:t>-0.8756</w:t>
+              <w:t>-0.6346</w:t>
             </w:r>
           </w:p>
         </w:tc>
@@ -7855,7 +7855,7 @@
                 <w:i w:val="0"/>
                 <w:sz w:val="17"/>
               </w:rPr>
-              <w:t>0.3715</w:t>
+              <w:t>0.9233</w:t>
             </w:r>
           </w:p>
         </w:tc>
@@ -7875,7 +7875,7 @@
                 <w:i w:val="0"/>
                 <w:sz w:val="17"/>
               </w:rPr>
-              <w:t>0.1599</w:t>
+              <w:t>0.2424</w:t>
             </w:r>
           </w:p>
         </w:tc>
@@ -7895,7 +7895,7 @@
                 <w:i w:val="0"/>
                 <w:sz w:val="17"/>
               </w:rPr>
-              <w:t>0.5802</w:t>
+              <w:t>0.7493</w:t>
             </w:r>
           </w:p>
         </w:tc>
@@ -7917,7 +7917,7 @@
                 <w:i w:val="0"/>
                 <w:sz w:val="17"/>
               </w:rPr>
-              <w:t>规范编号公式占比</w:t>
+              <w:t>内容页数</w:t>
             </w:r>
           </w:p>
         </w:tc>
@@ -7937,7 +7937,7 @@
                 <w:i w:val="0"/>
                 <w:sz w:val="17"/>
               </w:rPr>
-              <w:t>-0.4141</w:t>
+              <w:t>0.4155</w:t>
             </w:r>
           </w:p>
         </w:tc>
@@ -7957,7 +7957,7 @@
                 <w:i w:val="0"/>
                 <w:sz w:val="17"/>
               </w:rPr>
-              <w:t>-0.55</w:t>
+              <w:t>0.1333</w:t>
             </w:r>
           </w:p>
         </w:tc>
@@ -7977,7 +7977,7 @@
                 <w:i w:val="0"/>
                 <w:sz w:val="17"/>
               </w:rPr>
-              <w:t>-0.8328</w:t>
+              <w:t>-0.5269</w:t>
             </w:r>
           </w:p>
         </w:tc>
@@ -7997,7 +7997,7 @@
                 <w:i w:val="0"/>
                 <w:sz w:val="17"/>
               </w:rPr>
-              <w:t>-0.0327</w:t>
+              <w:t>0.8806</w:t>
             </w:r>
           </w:p>
         </w:tc>
@@ -8017,7 +8017,7 @@
                 <w:i w:val="0"/>
                 <w:sz w:val="17"/>
               </w:rPr>
-              <w:t>0.2734</w:t>
+              <w:t>0.2709</w:t>
             </w:r>
           </w:p>
         </w:tc>
@@ -8037,7 +8037,7 @@
                 <w:i w:val="0"/>
                 <w:sz w:val="17"/>
               </w:rPr>
-              <w:t>0.6028</w:t>
+              <w:t>0.6589</w:t>
             </w:r>
           </w:p>
         </w:tc>
@@ -8059,7 +8059,7 @@
                 <w:i w:val="0"/>
                 <w:sz w:val="17"/>
               </w:rPr>
-              <w:t>总页数</w:t>
+              <w:t>连词密度(连词数/内容字符)</w:t>
             </w:r>
           </w:p>
         </w:tc>
@@ -8079,7 +8079,7 @@
                 <w:i w:val="0"/>
                 <w:sz w:val="17"/>
               </w:rPr>
-              <w:t>0.3601</w:t>
+              <w:t>-0.3976</w:t>
             </w:r>
           </w:p>
         </w:tc>
@@ -8099,7 +8099,7 @@
                 <w:i w:val="0"/>
                 <w:sz w:val="17"/>
               </w:rPr>
-              <w:t>0.4167</w:t>
+              <w:t>-0.65</w:t>
             </w:r>
           </w:p>
         </w:tc>
@@ -8119,7 +8119,7 @@
                 <w:i w:val="0"/>
                 <w:sz w:val="17"/>
               </w:rPr>
-              <w:t>-0.2011</w:t>
+              <w:t>-0.938</w:t>
             </w:r>
           </w:p>
         </w:tc>
@@ -8139,7 +8139,7 @@
                 <w:i w:val="0"/>
                 <w:sz w:val="17"/>
               </w:rPr>
-              <w:t>0.8858</w:t>
+              <w:t>0.5163</w:t>
             </w:r>
           </w:p>
         </w:tc>
@@ -8159,7 +8159,7 @@
                 <w:i w:val="0"/>
                 <w:sz w:val="17"/>
               </w:rPr>
-              <w:t>0.3358</w:t>
+              <w:t>0.2889</w:t>
             </w:r>
           </w:p>
         </w:tc>
@@ -8179,7 +8179,7 @@
                 <w:i w:val="0"/>
                 <w:sz w:val="17"/>
               </w:rPr>
-              <w:t>0.6752</w:t>
+              <w:t>0.6068</w:t>
             </w:r>
           </w:p>
         </w:tc>
@@ -8221,7 +8221,7 @@
                 <w:i w:val="0"/>
                 <w:sz w:val="17"/>
               </w:rPr>
-              <w:t>-0.336</w:t>
+              <w:t>-0.3689</w:t>
             </w:r>
           </w:p>
         </w:tc>
@@ -8241,7 +8241,7 @@
                 <w:i w:val="0"/>
                 <w:sz w:val="17"/>
               </w:rPr>
-              <w:t>-0.3333</w:t>
+              <w:t>-0.4167</w:t>
             </w:r>
           </w:p>
         </w:tc>
@@ -8261,7 +8261,7 @@
                 <w:i w:val="0"/>
                 <w:sz w:val="17"/>
               </w:rPr>
-              <w:t>-0.9045</w:t>
+              <w:t>-0.9085</w:t>
             </w:r>
           </w:p>
         </w:tc>
@@ -8281,7 +8281,7 @@
                 <w:i w:val="0"/>
                 <w:sz w:val="17"/>
               </w:rPr>
-              <w:t>0.4797</w:t>
+              <w:t>0.4542</w:t>
             </w:r>
           </w:p>
         </w:tc>
@@ -8301,7 +8301,7 @@
                 <w:i w:val="0"/>
                 <w:sz w:val="17"/>
               </w:rPr>
-              <w:t>0.3643</w:t>
+              <w:t>0.3163</w:t>
             </w:r>
           </w:p>
         </w:tc>
@@ -8321,7 +8321,7 @@
                 <w:i w:val="0"/>
                 <w:sz w:val="17"/>
               </w:rPr>
-              <w:t>0.6023</w:t>
+              <w:t>0.6098</w:t>
             </w:r>
           </w:p>
         </w:tc>
@@ -8343,7 +8343,7 @@
                 <w:i w:val="0"/>
                 <w:sz w:val="17"/>
               </w:rPr>
-              <w:t>总字符数</w:t>
+              <w:t>参考文献数量</w:t>
             </w:r>
           </w:p>
         </w:tc>
@@ -8363,7 +8363,7 @@
                 <w:i w:val="0"/>
                 <w:sz w:val="17"/>
               </w:rPr>
-              <w:t>0.2902</w:t>
+              <w:t>-0.3369</w:t>
             </w:r>
           </w:p>
         </w:tc>
@@ -8383,7 +8383,7 @@
                 <w:i w:val="0"/>
                 <w:sz w:val="17"/>
               </w:rPr>
-              <w:t>0.4</w:t>
+              <w:t>-0.3</w:t>
             </w:r>
           </w:p>
         </w:tc>
@@ -8403,7 +8403,7 @@
                 <w:i w:val="0"/>
                 <w:sz w:val="17"/>
               </w:rPr>
-              <w:t>-0.3125</w:t>
+              <w:t>-0.9115</w:t>
             </w:r>
           </w:p>
         </w:tc>
@@ -8423,7 +8423,7 @@
                 <w:i w:val="0"/>
                 <w:sz w:val="17"/>
               </w:rPr>
-              <w:t>0.8304</w:t>
+              <w:t>0.4533</w:t>
             </w:r>
           </w:p>
         </w:tc>
@@ -8443,7 +8443,7 @@
                 <w:i w:val="0"/>
                 <w:sz w:val="17"/>
               </w:rPr>
-              <w:t>0.4488</w:t>
+              <w:t>0.3678</w:t>
             </w:r>
           </w:p>
         </w:tc>
@@ -8463,7 +8463,7 @@
                 <w:i w:val="0"/>
                 <w:sz w:val="17"/>
               </w:rPr>
-              <w:t>0.6716</w:t>
+              <w:t>0.5995</w:t>
             </w:r>
           </w:p>
         </w:tc>
@@ -8485,7 +8485,7 @@
                 <w:i w:val="0"/>
                 <w:sz w:val="17"/>
               </w:rPr>
-              <w:t>参考文献数量</w:t>
+              <w:t>公式总数</w:t>
             </w:r>
           </w:p>
         </w:tc>
@@ -8505,7 +8505,7 @@
                 <w:i w:val="0"/>
                 <w:sz w:val="17"/>
               </w:rPr>
-              <w:t>-0.2694</w:t>
+              <w:t>0.1785</w:t>
             </w:r>
           </w:p>
         </w:tc>
@@ -8525,7 +8525,7 @@
                 <w:i w:val="0"/>
                 <w:sz w:val="17"/>
               </w:rPr>
-              <w:t>-0.2</w:t>
+              <w:t>0.2667</w:t>
             </w:r>
           </w:p>
         </w:tc>
@@ -8545,7 +8545,7 @@
                 <w:i w:val="0"/>
                 <w:sz w:val="17"/>
               </w:rPr>
-              <w:t>-0.8817</w:t>
+              <w:t>-0.3747</w:t>
             </w:r>
           </w:p>
         </w:tc>
@@ -8565,7 +8565,7 @@
                 <w:i w:val="0"/>
                 <w:sz w:val="17"/>
               </w:rPr>
-              <w:t>0.6098</w:t>
+              <w:t>0.7868</w:t>
             </w:r>
           </w:p>
         </w:tc>
@@ -8585,7 +8585,7 @@
                 <w:i w:val="0"/>
                 <w:sz w:val="17"/>
               </w:rPr>
-              <w:t>0.4773</w:t>
+              <w:t>0.6582</w:t>
             </w:r>
           </w:p>
         </w:tc>
@@ -8605,7 +8605,7 @@
                 <w:i w:val="0"/>
                 <w:sz w:val="17"/>
               </w:rPr>
-              <w:t>0.5988</w:t>
+              <w:t>0.643</w:t>
             </w:r>
           </w:p>
         </w:tc>
@@ -8639,7 +8639,7 @@
           <w:i w:val="0"/>
           <w:sz w:val="21"/>
         </w:rPr>
-        <w:t>本样本下各特征与质量得分的相关整体较弱且方向不一：|r|最大的为连词密度(连词数/总字符)(r=-0.50)、规范编号公式占比(r=-0.41)、总页数(r=0.36)等；篇幅类特征（总页数、总字符数）呈弱正相关，连词密度、规范编号公式占比等呈弱负相关，说明可量化文本特征对质量得分的线性解释力有限。结合题目点名的逻辑连接/公式规范/参考文献维度与灰色关联分析，仍选取 逻辑连词总频次、规范编号公式占比、参考文献数量 作为预测模型自变量。</w:t>
+        <w:t>本样本下各特征与质量得分的相关整体较弱且方向不一：|r|最大的为内容字符数(r=0.43)、内容页数(r=0.42)、连词密度(连词数/内容字符)(r=-0.40)等；篇幅类特征（总页数、总字符数）呈弱正相关，连词密度、逻辑连词总频次等呈弱负相关，说明可量化文本特征对质量得分的线性解释力有限。结合题目点名的逻辑连接/公式规范/参考文献维度与灰色关联分析，仍选取 逻辑连词总频次、规范编号公式占比、参考文献数量 作为预测模型自变量。</w:t>
       </w:r>
     </w:p>
     <w:p>
@@ -8876,7 +8876,7 @@
                 <w:i w:val="0"/>
                 <w:sz w:val="17"/>
               </w:rPr>
-              <w:t>-0.2186</w:t>
+              <w:t>-0.3207</w:t>
             </w:r>
           </w:p>
         </w:tc>
@@ -8896,7 +8896,7 @@
                 <w:i w:val="0"/>
                 <w:sz w:val="17"/>
               </w:rPr>
-              <w:t>-2.1782</w:t>
+              <w:t>-3.2742</w:t>
             </w:r>
           </w:p>
         </w:tc>
@@ -8977,7 +8977,7 @@
                 <w:i w:val="0"/>
                 <w:sz w:val="17"/>
               </w:rPr>
-              <w:t>-0.2519</w:t>
+              <w:t>0.1498</w:t>
             </w:r>
           </w:p>
         </w:tc>
@@ -8997,7 +8997,7 @@
                 <w:i w:val="0"/>
                 <w:sz w:val="17"/>
               </w:rPr>
-              <w:t>-3.3242</w:t>
+              <w:t>1.4528</w:t>
             </w:r>
           </w:p>
         </w:tc>
@@ -9078,7 +9078,7 @@
                 <w:i w:val="0"/>
                 <w:sz w:val="17"/>
               </w:rPr>
-              <w:t>-0.2467</w:t>
+              <w:t>-0.3366</w:t>
             </w:r>
           </w:p>
         </w:tc>
@@ -9098,7 +9098,7 @@
                 <w:i w:val="0"/>
                 <w:sz w:val="17"/>
               </w:rPr>
-              <w:t>-3.182</w:t>
+              <w:t>-3.8094</w:t>
             </w:r>
           </w:p>
         </w:tc>
@@ -9218,7 +9218,7 @@
                 <w:i w:val="0"/>
                 <w:sz w:val="17"/>
               </w:rPr>
-              <w:t>71.5177</w:t>
+              <w:t>69.9803</w:t>
             </w:r>
           </w:p>
         </w:tc>
@@ -9279,7 +9279,7 @@
                 <w:i w:val="0"/>
                 <w:sz w:val="17"/>
               </w:rPr>
-              <w:t>0.2633</w:t>
+              <w:t>0.2672</w:t>
             </w:r>
           </w:p>
         </w:tc>
@@ -9299,7 +9299,7 @@
                 <w:i w:val="0"/>
                 <w:sz w:val="17"/>
               </w:rPr>
-              <w:t>0.8583</w:t>
+              <w:t>0.856</w:t>
             </w:r>
           </w:p>
         </w:tc>
@@ -9319,7 +9319,7 @@
                 <w:i w:val="0"/>
                 <w:sz w:val="17"/>
               </w:rPr>
-              <w:t>0.6953</w:t>
+              <w:t>0.6894</w:t>
             </w:r>
           </w:p>
         </w:tc>
@@ -9380,7 +9380,7 @@
                 <w:i w:val="0"/>
                 <w:sz w:val="17"/>
               </w:rPr>
-              <w:t>-1.2261</w:t>
+              <w:t>-0.9193</w:t>
             </w:r>
           </w:p>
         </w:tc>
@@ -9400,7 +9400,7 @@
                 <w:i w:val="0"/>
                 <w:sz w:val="17"/>
               </w:rPr>
-              <w:t>5.6859</w:t>
+              <w:t>5.1398</w:t>
             </w:r>
           </w:p>
         </w:tc>
@@ -9420,7 +9420,7 @@
                 <w:i w:val="0"/>
                 <w:sz w:val="17"/>
               </w:rPr>
-              <w:t>4.6596</w:t>
+              <w:t>4.2737</w:t>
             </w:r>
           </w:p>
         </w:tc>
@@ -9481,7 +9481,7 @@
                 <w:i w:val="0"/>
                 <w:sz w:val="17"/>
               </w:rPr>
-              <w:t>-1.6651</w:t>
+              <w:t>-1.0967</w:t>
             </w:r>
           </w:p>
         </w:tc>
@@ -9574,7 +9574,7 @@
           <w:i w:val="0"/>
           <w:sz w:val="21"/>
         </w:rPr>
-        <w:t>以三个关键特征为自变量、质量得分为因变量建立标准化线性回归，并引入岭回归（λ=1.0）抑制多重共线性。样本内拟合R²=0.26，但留一交叉验证R²=-1.23&lt;0、RMSE约5.7分，说明在9篇小样本下特征预测模型的外推能力不足——这正是小样本稳定性分析的结论：模型可解释关联方向，但不宜直接用于打分，需以保守方式引入调整因子。</w:t>
+        <w:t>以三个关键特征为自变量、质量得分为因变量建立标准化线性回归，并引入岭回归（λ=1.0）抑制多重共线性。样本内拟合R²=0.27，但留一交叉验证R²=-0.92&lt;0、RMSE约5.1分，说明在9篇小样本下特征预测模型的外推能力不足——这正是小样本稳定性分析的结论：模型可解释关联方向，但不宜直接用于打分，需以保守方式引入调整因子。</w:t>
       </w:r>
     </w:p>
     <w:p>
@@ -9840,7 +9840,7 @@
                 <w:i w:val="0"/>
                 <w:sz w:val="17"/>
               </w:rPr>
-              <w:t>66.64</w:t>
+              <w:t>65.18</w:t>
             </w:r>
           </w:p>
         </w:tc>
@@ -9860,7 +9860,7 @@
                 <w:i w:val="0"/>
                 <w:sz w:val="17"/>
               </w:rPr>
-              <w:t>69.28</w:t>
+              <w:t>69.33</w:t>
             </w:r>
           </w:p>
         </w:tc>
@@ -9880,7 +9880,7 @@
                 <w:i w:val="0"/>
                 <w:sz w:val="17"/>
               </w:rPr>
-              <w:t>0.726</w:t>
+              <w:t>0.6164</w:t>
             </w:r>
           </w:p>
         </w:tc>
@@ -9900,7 +9900,7 @@
                 <w:i w:val="0"/>
                 <w:sz w:val="17"/>
               </w:rPr>
-              <w:t>1.0201</w:t>
+              <w:t>1.0109</w:t>
             </w:r>
           </w:p>
         </w:tc>
@@ -9920,7 +9920,7 @@
                 <w:i w:val="0"/>
                 <w:sz w:val="17"/>
               </w:rPr>
-              <w:t>67.98</w:t>
+              <w:t>65.89</w:t>
             </w:r>
           </w:p>
         </w:tc>
@@ -10002,7 +10002,7 @@
                 <w:i w:val="0"/>
                 <w:sz w:val="17"/>
               </w:rPr>
-              <w:t>71.2</w:t>
+              <w:t>70.51</w:t>
             </w:r>
           </w:p>
         </w:tc>
@@ -10022,7 +10022,7 @@
                 <w:i w:val="0"/>
                 <w:sz w:val="17"/>
               </w:rPr>
-              <w:t>69.8</w:t>
+              <w:t>69.26</w:t>
             </w:r>
           </w:p>
         </w:tc>
@@ -10042,7 +10042,7 @@
                 <w:i w:val="0"/>
                 <w:sz w:val="17"/>
               </w:rPr>
-              <w:t>0.6761</w:t>
+              <w:t>0.4376</w:t>
             </w:r>
           </w:p>
         </w:tc>
@@ -10062,7 +10062,7 @@
                 <w:i w:val="0"/>
                 <w:sz w:val="17"/>
               </w:rPr>
-              <w:t>1.0118</w:t>
+              <w:t>0.9787</w:t>
             </w:r>
           </w:p>
         </w:tc>
@@ -10082,7 +10082,7 @@
                 <w:i w:val="0"/>
                 <w:sz w:val="17"/>
               </w:rPr>
-              <w:t>72.04</w:t>
+              <w:t>69.01</w:t>
             </w:r>
           </w:p>
         </w:tc>
@@ -10164,7 +10164,7 @@
                 <w:i w:val="0"/>
                 <w:sz w:val="17"/>
               </w:rPr>
-              <w:t>73.7</w:t>
+              <w:t>72.24</w:t>
             </w:r>
           </w:p>
         </w:tc>
@@ -10184,7 +10184,7 @@
                 <w:i w:val="0"/>
                 <w:sz w:val="17"/>
               </w:rPr>
-              <w:t>63.89</w:t>
+              <w:t>62.9</w:t>
             </w:r>
           </w:p>
         </w:tc>
@@ -10204,7 +10204,7 @@
                 <w:i w:val="0"/>
                 <w:sz w:val="17"/>
               </w:rPr>
-              <w:t>0.5563</w:t>
+              <w:t>0.5476</w:t>
             </w:r>
           </w:p>
         </w:tc>
@@ -10224,7 +10224,7 @@
                 <w:i w:val="0"/>
                 <w:sz w:val="17"/>
               </w:rPr>
-              <w:t>0.992</w:t>
+              <w:t>0.9985</w:t>
             </w:r>
           </w:p>
         </w:tc>
@@ -10244,7 +10244,7 @@
                 <w:i w:val="0"/>
                 <w:sz w:val="17"/>
               </w:rPr>
-              <w:t>73.11</w:t>
+              <w:t>72.13</w:t>
             </w:r>
           </w:p>
         </w:tc>
@@ -10326,7 +10326,7 @@
                 <w:i w:val="0"/>
                 <w:sz w:val="17"/>
               </w:rPr>
-              <w:t>62.44</w:t>
+              <w:t>61.14</w:t>
             </w:r>
           </w:p>
         </w:tc>
@@ -10346,7 +10346,7 @@
                 <w:i w:val="0"/>
                 <w:sz w:val="17"/>
               </w:rPr>
-              <w:t>72.85</w:t>
+              <w:t>69.56</w:t>
             </w:r>
           </w:p>
         </w:tc>
@@ -10366,7 +10366,7 @@
                 <w:i w:val="0"/>
                 <w:sz w:val="17"/>
               </w:rPr>
-              <w:t>0.5818</w:t>
+              <w:t>0.5522</w:t>
             </w:r>
           </w:p>
         </w:tc>
@@ -10386,7 +10386,7 @@
                 <w:i w:val="0"/>
                 <w:sz w:val="17"/>
               </w:rPr>
-              <w:t>0.9962</w:t>
+              <w:t>0.9993</w:t>
             </w:r>
           </w:p>
         </w:tc>
@@ -10406,7 +10406,7 @@
                 <w:i w:val="0"/>
                 <w:sz w:val="17"/>
               </w:rPr>
-              <w:t>62.2</w:t>
+              <w:t>61.1</w:t>
             </w:r>
           </w:p>
         </w:tc>
@@ -10488,7 +10488,7 @@
                 <w:i w:val="0"/>
                 <w:sz w:val="17"/>
               </w:rPr>
-              <w:t>67.12</w:t>
+              <w:t>67.66</w:t>
             </w:r>
           </w:p>
         </w:tc>
@@ -10508,7 +10508,7 @@
                 <w:i w:val="0"/>
                 <w:sz w:val="17"/>
               </w:rPr>
-              <w:t>69.48</w:t>
+              <w:t>64.19</w:t>
             </w:r>
           </w:p>
         </w:tc>
@@ -10528,7 +10528,7 @@
                 <w:i w:val="0"/>
                 <w:sz w:val="17"/>
               </w:rPr>
-              <w:t>0.488</w:t>
+              <w:t>0.4859</w:t>
             </w:r>
           </w:p>
         </w:tc>
@@ -10548,7 +10548,7 @@
                 <w:i w:val="0"/>
                 <w:sz w:val="17"/>
               </w:rPr>
-              <w:t>0.9807</w:t>
+              <w:t>0.9874</w:t>
             </w:r>
           </w:p>
         </w:tc>
@@ -10568,7 +10568,7 @@
                 <w:i w:val="0"/>
                 <w:sz w:val="17"/>
               </w:rPr>
-              <w:t>65.82</w:t>
+              <w:t>66.81</w:t>
             </w:r>
           </w:p>
         </w:tc>
@@ -10650,7 +10650,7 @@
                 <w:i w:val="0"/>
                 <w:sz w:val="17"/>
               </w:rPr>
-              <w:t>74.31</w:t>
+              <w:t>73.26</w:t>
             </w:r>
           </w:p>
         </w:tc>
@@ -10670,7 +10670,7 @@
                 <w:i w:val="0"/>
                 <w:sz w:val="17"/>
               </w:rPr>
-              <w:t>67.45</w:t>
+              <w:t>67.11</w:t>
             </w:r>
           </w:p>
         </w:tc>
@@ -10690,7 +10690,7 @@
                 <w:i w:val="0"/>
                 <w:sz w:val="17"/>
               </w:rPr>
-              <w:t>0.5075</w:t>
+              <w:t>0.6124</w:t>
             </w:r>
           </w:p>
         </w:tc>
@@ -10710,7 +10710,7 @@
                 <w:i w:val="0"/>
                 <w:sz w:val="17"/>
               </w:rPr>
-              <w:t>0.9839</w:t>
+              <w:t>1.0101</w:t>
             </w:r>
           </w:p>
         </w:tc>
@@ -10730,7 +10730,7 @@
                 <w:i w:val="0"/>
                 <w:sz w:val="17"/>
               </w:rPr>
-              <w:t>73.12</w:t>
+              <w:t>74.01</w:t>
             </w:r>
           </w:p>
         </w:tc>
@@ -10812,7 +10812,7 @@
                 <w:i w:val="0"/>
                 <w:sz w:val="17"/>
               </w:rPr>
-              <w:t>65.39</w:t>
+              <w:t>65.18</w:t>
             </w:r>
           </w:p>
         </w:tc>
@@ -10832,7 +10832,7 @@
                 <w:i w:val="0"/>
                 <w:sz w:val="17"/>
               </w:rPr>
-              <w:t>68.08</w:t>
+              <w:t>67.07</w:t>
             </w:r>
           </w:p>
         </w:tc>
@@ -10852,7 +10852,7 @@
                 <w:i w:val="0"/>
                 <w:sz w:val="17"/>
               </w:rPr>
-              <w:t>0.5689</w:t>
+              <w:t>0.4765</w:t>
             </w:r>
           </w:p>
         </w:tc>
@@ -10872,7 +10872,7 @@
                 <w:i w:val="0"/>
                 <w:sz w:val="17"/>
               </w:rPr>
-              <w:t>0.9941</w:t>
+              <w:t>0.9857</w:t>
             </w:r>
           </w:p>
         </w:tc>
@@ -10892,7 +10892,7 @@
                 <w:i w:val="0"/>
                 <w:sz w:val="17"/>
               </w:rPr>
-              <w:t>65.0</w:t>
+              <w:t>64.25</w:t>
             </w:r>
           </w:p>
         </w:tc>
@@ -10932,7 +10932,7 @@
                 <w:i w:val="0"/>
                 <w:sz w:val="17"/>
               </w:rPr>
-              <w:t>良好</w:t>
+              <w:t>中等</w:t>
             </w:r>
           </w:p>
         </w:tc>
@@ -10974,7 +10974,7 @@
                 <w:i w:val="0"/>
                 <w:sz w:val="17"/>
               </w:rPr>
-              <w:t>65.23</w:t>
+              <w:t>64.89</w:t>
             </w:r>
           </w:p>
         </w:tc>
@@ -10994,7 +10994,7 @@
                 <w:i w:val="0"/>
                 <w:sz w:val="17"/>
               </w:rPr>
-              <w:t>62.99</w:t>
+              <w:t>67.13</w:t>
             </w:r>
           </w:p>
         </w:tc>
@@ -11014,7 +11014,7 @@
                 <w:i w:val="0"/>
                 <w:sz w:val="17"/>
               </w:rPr>
-              <w:t>0.6632</w:t>
+              <w:t>0.6376</w:t>
             </w:r>
           </w:p>
         </w:tc>
@@ -11034,7 +11034,7 @@
                 <w:i w:val="0"/>
                 <w:sz w:val="17"/>
               </w:rPr>
-              <w:t>1.0097</w:t>
+              <w:t>1.0147</w:t>
             </w:r>
           </w:p>
         </w:tc>
@@ -11054,7 +11054,7 @@
                 <w:i w:val="0"/>
                 <w:sz w:val="17"/>
               </w:rPr>
-              <w:t>65.86</w:t>
+              <w:t>65.84</w:t>
             </w:r>
           </w:p>
         </w:tc>
@@ -11074,7 +11074,7 @@
                 <w:i w:val="0"/>
                 <w:sz w:val="17"/>
               </w:rPr>
-              <w:t>良好</w:t>
+              <w:t>中等</w:t>
             </w:r>
           </w:p>
         </w:tc>
@@ -11136,7 +11136,7 @@
                 <w:i w:val="0"/>
                 <w:sz w:val="17"/>
               </w:rPr>
-              <w:t>67.44</w:t>
+              <w:t>66.39</w:t>
             </w:r>
           </w:p>
         </w:tc>
@@ -11156,7 +11156,7 @@
                 <w:i w:val="0"/>
                 <w:sz w:val="17"/>
               </w:rPr>
-              <w:t>63.93</w:t>
+              <w:t>64.84</w:t>
             </w:r>
           </w:p>
         </w:tc>
@@ -11176,7 +11176,7 @@
                 <w:i w:val="0"/>
                 <w:sz w:val="17"/>
               </w:rPr>
-              <w:t>0.674</w:t>
+              <w:t>0.6384</w:t>
             </w:r>
           </w:p>
         </w:tc>
@@ -11196,7 +11196,7 @@
                 <w:i w:val="0"/>
                 <w:sz w:val="17"/>
               </w:rPr>
-              <w:t>1.0115</w:t>
+              <w:t>1.0148</w:t>
             </w:r>
           </w:p>
         </w:tc>
@@ -11216,7 +11216,7 @@
                 <w:i w:val="0"/>
                 <w:sz w:val="17"/>
               </w:rPr>
-              <w:t>68.21</w:t>
+              <w:t>67.38</w:t>
             </w:r>
           </w:p>
         </w:tc>
@@ -11361,7 +11361,7 @@
           <w:i w:val="0"/>
           <w:sz w:val="21"/>
         </w:rPr>
-        <w:t>稳定性从三方面量化：(1) 留一交叉验证：9次“留一篇、训八篇”外推，岭回归R²=-1.23&lt;0、RMSE≈5.7，OLS更差，表明样本量过小导致外推不稳定；(2) Bootstrap(1000次)：系数分布均值与95%置信区间较宽，反映估计不确定；(3) 单样本剔除敏感性：剔除单篇后系数最大相对变化达数十个百分点，进一步印证小样本敏感性。这些结果共同说明：在n=9的小样本下，应谨慎使用特征回归结果，模型宜定位为“关联识别与方向判断”，而非精确打分。</w:t>
+        <w:t>稳定性从三方面量化：(1) 留一交叉验证：9次“留一篇、训八篇”外推，岭回归R²=-0.92&lt;0、RMSE≈5.1，OLS更差，表明样本量过小导致外推不稳定；(2) Bootstrap(1000次)：系数分布均值与95%置信区间较宽，反映估计不确定；(3) 单样本剔除敏感性：剔除单篇后系数最大相对变化达数十个百分点，进一步印证小样本敏感性。这些结果共同说明：在n=9的小样本下，应谨慎使用特征回归结果，模型宜定位为“关联识别与方向判断”，而非精确打分。</w:t>
       </w:r>
     </w:p>
     <w:tbl>
@@ -11527,7 +11527,7 @@
                 <w:i w:val="0"/>
                 <w:sz w:val="17"/>
               </w:rPr>
-              <w:t>66.64</w:t>
+              <w:t>65.18</w:t>
             </w:r>
           </w:p>
         </w:tc>
@@ -11547,7 +11547,7 @@
                 <w:i w:val="0"/>
                 <w:sz w:val="17"/>
               </w:rPr>
-              <w:t>69.39</w:t>
+              <w:t>69.53</w:t>
             </w:r>
           </w:p>
         </w:tc>
@@ -11567,7 +11567,7 @@
                 <w:i w:val="0"/>
                 <w:sz w:val="17"/>
               </w:rPr>
-              <w:t>69.28</w:t>
+              <w:t>69.33</w:t>
             </w:r>
           </w:p>
         </w:tc>
@@ -11587,7 +11587,7 @@
                 <w:i w:val="0"/>
                 <w:sz w:val="17"/>
               </w:rPr>
-              <w:t>-2.64</w:t>
+              <w:t>-4.15</w:t>
             </w:r>
           </w:p>
         </w:tc>
@@ -11629,7 +11629,7 @@
                 <w:i w:val="0"/>
                 <w:sz w:val="17"/>
               </w:rPr>
-              <w:t>71.2</w:t>
+              <w:t>70.51</w:t>
             </w:r>
           </w:p>
         </w:tc>
@@ -11649,7 +11649,7 @@
                 <w:i w:val="0"/>
                 <w:sz w:val="17"/>
               </w:rPr>
-              <w:t>70.0</w:t>
+              <w:t>69.6</w:t>
             </w:r>
           </w:p>
         </w:tc>
@@ -11669,7 +11669,7 @@
                 <w:i w:val="0"/>
                 <w:sz w:val="17"/>
               </w:rPr>
-              <w:t>69.8</w:t>
+              <w:t>69.26</w:t>
             </w:r>
           </w:p>
         </w:tc>
@@ -11689,7 +11689,7 @@
                 <w:i w:val="0"/>
                 <w:sz w:val="17"/>
               </w:rPr>
-              <w:t>1.4</w:t>
+              <w:t>1.24</w:t>
             </w:r>
           </w:p>
         </w:tc>
@@ -11731,7 +11731,7 @@
                 <w:i w:val="0"/>
                 <w:sz w:val="17"/>
               </w:rPr>
-              <w:t>73.7</w:t>
+              <w:t>72.24</w:t>
             </w:r>
           </w:p>
         </w:tc>
@@ -11751,7 +11751,7 @@
                 <w:i w:val="0"/>
                 <w:sz w:val="17"/>
               </w:rPr>
-              <w:t>62.68</w:t>
+              <w:t>62.34</w:t>
             </w:r>
           </w:p>
         </w:tc>
@@ -11771,7 +11771,7 @@
                 <w:i w:val="0"/>
                 <w:sz w:val="17"/>
               </w:rPr>
-              <w:t>63.89</w:t>
+              <w:t>62.9</w:t>
             </w:r>
           </w:p>
         </w:tc>
@@ -11791,7 +11791,7 @@
                 <w:i w:val="0"/>
                 <w:sz w:val="17"/>
               </w:rPr>
-              <w:t>9.81</w:t>
+              <w:t>9.34</w:t>
             </w:r>
           </w:p>
         </w:tc>
@@ -11833,7 +11833,7 @@
                 <w:i w:val="0"/>
                 <w:sz w:val="17"/>
               </w:rPr>
-              <w:t>62.44</w:t>
+              <w:t>61.14</w:t>
             </w:r>
           </w:p>
         </w:tc>
@@ -11853,7 +11853,7 @@
                 <w:i w:val="0"/>
                 <w:sz w:val="17"/>
               </w:rPr>
-              <w:t>73.77</w:t>
+              <w:t>69.72</w:t>
             </w:r>
           </w:p>
         </w:tc>
@@ -11873,7 +11873,7 @@
                 <w:i w:val="0"/>
                 <w:sz w:val="17"/>
               </w:rPr>
-              <w:t>72.85</w:t>
+              <w:t>69.56</w:t>
             </w:r>
           </w:p>
         </w:tc>
@@ -11893,7 +11893,7 @@
                 <w:i w:val="0"/>
                 <w:sz w:val="17"/>
               </w:rPr>
-              <w:t>-10.42</w:t>
+              <w:t>-8.41</w:t>
             </w:r>
           </w:p>
         </w:tc>
@@ -11935,7 +11935,7 @@
                 <w:i w:val="0"/>
                 <w:sz w:val="17"/>
               </w:rPr>
-              <w:t>67.12</w:t>
+              <w:t>67.66</w:t>
             </w:r>
           </w:p>
         </w:tc>
@@ -11955,7 +11955,7 @@
                 <w:i w:val="0"/>
                 <w:sz w:val="17"/>
               </w:rPr>
-              <w:t>69.59</w:t>
+              <w:t>63.3</w:t>
             </w:r>
           </w:p>
         </w:tc>
@@ -11975,7 +11975,7 @@
                 <w:i w:val="0"/>
                 <w:sz w:val="17"/>
               </w:rPr>
-              <w:t>69.48</w:t>
+              <w:t>64.19</w:t>
             </w:r>
           </w:p>
         </w:tc>
@@ -11995,7 +11995,7 @@
                 <w:i w:val="0"/>
                 <w:sz w:val="17"/>
               </w:rPr>
-              <w:t>-2.36</w:t>
+              <w:t>3.47</w:t>
             </w:r>
           </w:p>
         </w:tc>
@@ -12037,7 +12037,7 @@
                 <w:i w:val="0"/>
                 <w:sz w:val="17"/>
               </w:rPr>
-              <w:t>74.31</w:t>
+              <w:t>73.26</w:t>
             </w:r>
           </w:p>
         </w:tc>
@@ -12057,7 +12057,7 @@
                 <w:i w:val="0"/>
                 <w:sz w:val="17"/>
               </w:rPr>
-              <w:t>67.13</w:t>
+              <w:t>67.18</w:t>
             </w:r>
           </w:p>
         </w:tc>
@@ -12077,7 +12077,7 @@
                 <w:i w:val="0"/>
                 <w:sz w:val="17"/>
               </w:rPr>
-              <w:t>67.45</w:t>
+              <w:t>67.11</w:t>
             </w:r>
           </w:p>
         </w:tc>
@@ -12097,7 +12097,7 @@
                 <w:i w:val="0"/>
                 <w:sz w:val="17"/>
               </w:rPr>
-              <w:t>6.86</w:t>
+              <w:t>6.16</w:t>
             </w:r>
           </w:p>
         </w:tc>
@@ -12139,7 +12139,7 @@
                 <w:i w:val="0"/>
                 <w:sz w:val="17"/>
               </w:rPr>
-              <w:t>65.39</w:t>
+              <w:t>65.18</w:t>
             </w:r>
           </w:p>
         </w:tc>
@@ -12159,7 +12159,7 @@
                 <w:i w:val="0"/>
                 <w:sz w:val="17"/>
               </w:rPr>
-              <w:t>68.09</w:t>
+              <w:t>66.92</w:t>
             </w:r>
           </w:p>
         </w:tc>
@@ -12179,7 +12179,7 @@
                 <w:i w:val="0"/>
                 <w:sz w:val="17"/>
               </w:rPr>
-              <w:t>68.08</w:t>
+              <w:t>67.07</w:t>
             </w:r>
           </w:p>
         </w:tc>
@@ -12199,7 +12199,7 @@
                 <w:i w:val="0"/>
                 <w:sz w:val="17"/>
               </w:rPr>
-              <w:t>-2.69</w:t>
+              <w:t>-1.89</w:t>
             </w:r>
           </w:p>
         </w:tc>
@@ -12241,7 +12241,7 @@
                 <w:i w:val="0"/>
                 <w:sz w:val="17"/>
               </w:rPr>
-              <w:t>65.23</w:t>
+              <w:t>64.89</w:t>
             </w:r>
           </w:p>
         </w:tc>
@@ -12261,7 +12261,7 @@
                 <w:i w:val="0"/>
                 <w:sz w:val="17"/>
               </w:rPr>
-              <w:t>62.5</w:t>
+              <w:t>67.22</w:t>
             </w:r>
           </w:p>
         </w:tc>
@@ -12281,7 +12281,7 @@
                 <w:i w:val="0"/>
                 <w:sz w:val="17"/>
               </w:rPr>
-              <w:t>62.99</w:t>
+              <w:t>67.13</w:t>
             </w:r>
           </w:p>
         </w:tc>
@@ -12301,7 +12301,7 @@
                 <w:i w:val="0"/>
                 <w:sz w:val="17"/>
               </w:rPr>
-              <w:t>2.24</w:t>
+              <w:t>-2.24</w:t>
             </w:r>
           </w:p>
         </w:tc>
@@ -12343,7 +12343,7 @@
                 <w:i w:val="0"/>
                 <w:sz w:val="17"/>
               </w:rPr>
-              <w:t>67.44</w:t>
+              <w:t>66.39</w:t>
             </w:r>
           </w:p>
         </w:tc>
@@ -12363,7 +12363,7 @@
                 <w:i w:val="0"/>
                 <w:sz w:val="17"/>
               </w:rPr>
-              <w:t>63.32</w:t>
+              <w:t>64.42</w:t>
             </w:r>
           </w:p>
         </w:tc>
@@ -12383,7 +12383,7 @@
                 <w:i w:val="0"/>
                 <w:sz w:val="17"/>
               </w:rPr>
-              <w:t>63.93</w:t>
+              <w:t>64.84</w:t>
             </w:r>
           </w:p>
         </w:tc>
@@ -12403,7 +12403,7 @@
                 <w:i w:val="0"/>
                 <w:sz w:val="17"/>
               </w:rPr>
-              <w:t>3.51</w:t>
+              <w:t>1.56</w:t>
             </w:r>
           </w:p>
         </w:tc>
@@ -12588,7 +12588,7 @@
                 <w:i w:val="0"/>
                 <w:sz w:val="17"/>
               </w:rPr>
-              <w:t>-0.1512</w:t>
+              <w:t>-0.2136</w:t>
             </w:r>
           </w:p>
         </w:tc>
@@ -12608,7 +12608,7 @@
                 <w:i w:val="0"/>
                 <w:sz w:val="17"/>
               </w:rPr>
-              <w:t>-0.9657</w:t>
+              <w:t>-0.8472</w:t>
             </w:r>
           </w:p>
         </w:tc>
@@ -12628,7 +12628,7 @@
                 <w:i w:val="0"/>
                 <w:sz w:val="17"/>
               </w:rPr>
-              <w:t>0.6217</w:t>
+              <w:t>0.491</w:t>
             </w:r>
           </w:p>
         </w:tc>
@@ -12648,7 +12648,7 @@
                 <w:i w:val="0"/>
                 <w:sz w:val="17"/>
               </w:rPr>
-              <w:t>0.457</w:t>
+              <w:t>0.3831</w:t>
             </w:r>
           </w:p>
         </w:tc>
@@ -12690,7 +12690,7 @@
                 <w:i w:val="0"/>
                 <w:sz w:val="17"/>
               </w:rPr>
-              <w:t>-0.2864</w:t>
+              <w:t>0.0807</w:t>
             </w:r>
           </w:p>
         </w:tc>
@@ -12710,7 +12710,7 @@
                 <w:i w:val="0"/>
                 <w:sz w:val="17"/>
               </w:rPr>
-              <w:t>-0.9136</w:t>
+              <w:t>-0.6096</w:t>
             </w:r>
           </w:p>
         </w:tc>
@@ -12730,7 +12730,7 @@
                 <w:i w:val="0"/>
                 <w:sz w:val="17"/>
               </w:rPr>
-              <w:t>0.3646</w:t>
+              <w:t>0.584</w:t>
             </w:r>
           </w:p>
         </w:tc>
@@ -12750,7 +12750,7 @@
                 <w:i w:val="0"/>
                 <w:sz w:val="17"/>
               </w:rPr>
-              <w:t>0.3399</w:t>
+              <w:t>0.3121</w:t>
             </w:r>
           </w:p>
         </w:tc>
@@ -12792,7 +12792,7 @@
                 <w:i w:val="0"/>
                 <w:sz w:val="17"/>
               </w:rPr>
-              <w:t>-0.1956</w:t>
+              <w:t>-0.2683</w:t>
             </w:r>
           </w:p>
         </w:tc>
@@ -12812,7 +12812,7 @@
                 <w:i w:val="0"/>
                 <w:sz w:val="17"/>
               </w:rPr>
-              <w:t>-0.8298</w:t>
+              <w:t>-0.8953</w:t>
             </w:r>
           </w:p>
         </w:tc>
@@ -12832,7 +12832,7 @@
                 <w:i w:val="0"/>
                 <w:sz w:val="17"/>
               </w:rPr>
-              <w:t>0.7071</w:t>
+              <w:t>0.6111</w:t>
             </w:r>
           </w:p>
         </w:tc>
@@ -12852,7 +12852,7 @@
                 <w:i w:val="0"/>
                 <w:sz w:val="17"/>
               </w:rPr>
-              <w:t>0.3623</w:t>
+              <w:t>0.3553</w:t>
             </w:r>
           </w:p>
         </w:tc>
@@ -13179,7 +13179,7 @@
                 <w:i w:val="0"/>
                 <w:sz w:val="18"/>
               </w:rPr>
-              <w:t>59.12</w:t>
+              <w:t>59.79</w:t>
             </w:r>
           </w:p>
         </w:tc>
@@ -13281,7 +13281,7 @@
                 <w:i w:val="0"/>
                 <w:sz w:val="18"/>
               </w:rPr>
-              <w:t>60.97</w:t>
+              <w:t>62.56</w:t>
             </w:r>
           </w:p>
         </w:tc>
@@ -13477,7 +13477,7 @@
           <w:i w:val="0"/>
           <w:sz w:val="21"/>
         </w:rPr>
-        <w:t>按问题1模型，三篇论文基线得分为：3-1.pdf 59.12（中等）、3-2.pdf 60.97（中等）、3-3.pdf 59.04（中等），均落在“中等”区间，与题目“3篇中等质量论文”的预设一致。本节聚焦三篇论文的相对薄弱指标，给出具体修改方案并预测优化后得分。</w:t>
+        <w:t>按问题1模型，三篇论文基线得分为：3-1.pdf 59.79（中等）、3-2.pdf 62.56（中等）、3-3.pdf 59.04（中等），均落在“中等”区间，与题目“3篇中等质量论文”的预设一致。本节聚焦三篇论文的相对薄弱指标，给出具体修改方案并预测优化后得分。</w:t>
       </w:r>
     </w:p>
     <w:p>
@@ -17631,7 +17631,7 @@
                 <w:i w:val="0"/>
                 <w:sz w:val="18"/>
               </w:rPr>
-              <w:t>59.12</w:t>
+              <w:t>59.79</w:t>
             </w:r>
           </w:p>
         </w:tc>
@@ -17671,7 +17671,7 @@
                 <w:i w:val="0"/>
                 <w:sz w:val="18"/>
               </w:rPr>
-              <w:t>61.39</w:t>
+              <w:t>62.06</w:t>
             </w:r>
           </w:p>
         </w:tc>
@@ -17753,7 +17753,7 @@
                 <w:i w:val="0"/>
                 <w:sz w:val="18"/>
               </w:rPr>
-              <w:t>60.97</w:t>
+              <w:t>62.56</w:t>
             </w:r>
           </w:p>
         </w:tc>
@@ -17793,7 +17793,7 @@
                 <w:i w:val="0"/>
                 <w:sz w:val="18"/>
               </w:rPr>
-              <w:t>64.43</w:t>
+              <w:t>66.02</w:t>
             </w:r>
           </w:p>
         </w:tc>
@@ -17813,7 +17813,7 @@
                 <w:i w:val="0"/>
                 <w:sz w:val="18"/>
               </w:rPr>
-              <w:t>中等</w:t>
+              <w:t>良好</w:t>
             </w:r>
           </w:p>
         </w:tc>
@@ -22061,7 +22061,7 @@
                 <w:color w:val="FFFFFF"/>
                 <w:sz w:val="15"/>
               </w:rPr>
-              <w:t>总页数</w:t>
+              <w:t>内容页数</w:t>
             </w:r>
           </w:p>
         </w:tc>
@@ -22083,7 +22083,7 @@
                 <w:color w:val="FFFFFF"/>
                 <w:sz w:val="15"/>
               </w:rPr>
-              <w:t>总字符数</w:t>
+              <w:t>内容字符数</w:t>
             </w:r>
           </w:p>
         </w:tc>
@@ -22171,7 +22171,7 @@
                 <w:color w:val="FFFFFF"/>
                 <w:sz w:val="15"/>
               </w:rPr>
-              <w:t>公式密度(公式数/总字符)</w:t>
+              <w:t>公式密度(公式数/内容字符)</w:t>
             </w:r>
           </w:p>
         </w:tc>
@@ -22237,7 +22237,7 @@
                 <w:color w:val="FFFFFF"/>
                 <w:sz w:val="15"/>
               </w:rPr>
-              <w:t>连词密度(连词数/总字符)</w:t>
+              <w:t>连词密度(连词数/内容字符)</w:t>
             </w:r>
           </w:p>
         </w:tc>
@@ -22281,7 +22281,7 @@
                 <w:color w:val="FFFFFF"/>
                 <w:sz w:val="15"/>
               </w:rPr>
-              <w:t>总页数_归一</w:t>
+              <w:t>内容页数_归一</w:t>
             </w:r>
           </w:p>
         </w:tc>
@@ -22303,7 +22303,7 @@
                 <w:color w:val="FFFFFF"/>
                 <w:sz w:val="15"/>
               </w:rPr>
-              <w:t>总字符数_归一</w:t>
+              <w:t>内容字符数_归一</w:t>
             </w:r>
           </w:p>
         </w:tc>
@@ -22369,7 +22369,7 @@
                 <w:color w:val="FFFFFF"/>
                 <w:sz w:val="15"/>
               </w:rPr>
-              <w:t>公式密度(公式数/总字符)_归一</w:t>
+              <w:t>公式密度(公式数/内容字符)_归一</w:t>
             </w:r>
           </w:p>
         </w:tc>
@@ -22435,7 +22435,7 @@
                 <w:color w:val="FFFFFF"/>
                 <w:sz w:val="15"/>
               </w:rPr>
-              <w:t>连词密度(连词数/总字符)_归一</w:t>
+              <w:t>连词密度(连词数/内容字符)_归一</w:t>
             </w:r>
           </w:p>
         </w:tc>
@@ -22631,7 +22631,7 @@
                 <w:i w:val="0"/>
                 <w:sz w:val="15"/>
               </w:rPr>
-              <w:t>69</w:t>
+              <w:t>31</w:t>
             </w:r>
           </w:p>
         </w:tc>
@@ -22651,7 +22651,7 @@
                 <w:i w:val="0"/>
                 <w:sz w:val="15"/>
               </w:rPr>
-              <w:t>49297</w:t>
+              <w:t>19155</w:t>
             </w:r>
           </w:p>
         </w:tc>
@@ -22671,7 +22671,7 @@
                 <w:i w:val="0"/>
                 <w:sz w:val="15"/>
               </w:rPr>
-              <w:t>0.667</w:t>
+              <w:t>0.833</w:t>
             </w:r>
           </w:p>
         </w:tc>
@@ -22691,7 +22691,7 @@
                 <w:i w:val="0"/>
                 <w:sz w:val="15"/>
               </w:rPr>
-              <w:t>24.3</w:t>
+              <w:t>21.89</w:t>
             </w:r>
           </w:p>
         </w:tc>
@@ -22711,7 +22711,7 @@
                 <w:i w:val="0"/>
                 <w:sz w:val="15"/>
               </w:rPr>
-              <w:t>384</w:t>
+              <w:t>100</w:t>
             </w:r>
           </w:p>
         </w:tc>
@@ -22731,7 +22731,7 @@
                 <w:i w:val="0"/>
                 <w:sz w:val="15"/>
               </w:rPr>
-              <w:t>0.00779</w:t>
+              <w:t>0.005221</w:t>
             </w:r>
           </w:p>
         </w:tc>
@@ -22751,7 +22751,7 @@
                 <w:i w:val="0"/>
                 <w:sz w:val="15"/>
               </w:rPr>
-              <w:t>0.047</w:t>
+              <w:t>0.04</w:t>
             </w:r>
           </w:p>
         </w:tc>
@@ -22791,7 +22791,7 @@
                 <w:i w:val="0"/>
                 <w:sz w:val="15"/>
               </w:rPr>
-              <w:t>8.1e-05</w:t>
+              <w:t>0.000209</w:t>
             </w:r>
           </w:p>
         </w:tc>
@@ -22811,7 +22811,7 @@
                 <w:i w:val="0"/>
                 <w:sz w:val="15"/>
               </w:rPr>
-              <w:t>15</w:t>
+              <w:t>12</w:t>
             </w:r>
           </w:p>
         </w:tc>
@@ -22831,6 +22831,66 @@
                 <w:i w:val="0"/>
                 <w:sz w:val="15"/>
               </w:rPr>
+              <w:t>0.5</w:t>
+            </w:r>
+          </w:p>
+        </w:tc>
+        <w:tc>
+          <w:tcPr>
+            <w:tcW w:type="dxa" w:w="362"/>
+          </w:tcPr>
+          <w:p>
+            <w:pPr>
+              <w:jc w:val="center"/>
+            </w:pPr>
+            <w:r/>
+            <w:r>
+              <w:rPr>
+                <w:rFonts w:ascii="Times New Roman" w:hAnsi="Times New Roman" w:eastAsia="宋体"/>
+                <w:b w:val="0"/>
+                <w:i w:val="0"/>
+                <w:sz w:val="15"/>
+              </w:rPr>
+              <w:t>0.702913</w:t>
+            </w:r>
+          </w:p>
+        </w:tc>
+        <w:tc>
+          <w:tcPr>
+            <w:tcW w:type="dxa" w:w="362"/>
+          </w:tcPr>
+          <w:p>
+            <w:pPr>
+              <w:jc w:val="center"/>
+            </w:pPr>
+            <w:r/>
+            <w:r>
+              <w:rPr>
+                <w:rFonts w:ascii="Times New Roman" w:hAnsi="Times New Roman" w:eastAsia="宋体"/>
+                <w:b w:val="0"/>
+                <w:i w:val="0"/>
+                <w:sz w:val="15"/>
+              </w:rPr>
+              <w:t>0.479259</w:t>
+            </w:r>
+          </w:p>
+        </w:tc>
+        <w:tc>
+          <w:tcPr>
+            <w:tcW w:type="dxa" w:w="362"/>
+          </w:tcPr>
+          <w:p>
+            <w:pPr>
+              <w:jc w:val="center"/>
+            </w:pPr>
+            <w:r/>
+            <w:r>
+              <w:rPr>
+                <w:rFonts w:ascii="Times New Roman" w:hAnsi="Times New Roman" w:eastAsia="宋体"/>
+                <w:b w:val="0"/>
+                <w:i w:val="0"/>
+                <w:sz w:val="15"/>
+              </w:rPr>
               <w:t>1.0</w:t>
             </w:r>
           </w:p>
@@ -22871,7 +22931,7 @@
                 <w:i w:val="0"/>
                 <w:sz w:val="15"/>
               </w:rPr>
-              <w:t>0.279371</w:t>
+              <w:t>0.4</w:t>
             </w:r>
           </w:p>
         </w:tc>
@@ -22891,7 +22951,7 @@
                 <w:i w:val="0"/>
                 <w:sz w:val="15"/>
               </w:rPr>
-              <w:t>0.992167</w:t>
+              <w:t>0.076923</w:t>
             </w:r>
           </w:p>
         </w:tc>
@@ -22911,7 +22971,7 @@
                 <w:i w:val="0"/>
                 <w:sz w:val="15"/>
               </w:rPr>
-              <w:t>0.870651</w:t>
+              <w:t>0.028796</w:t>
             </w:r>
           </w:p>
         </w:tc>
@@ -22931,7 +22991,7 @@
                 <w:i w:val="0"/>
                 <w:sz w:val="15"/>
               </w:rPr>
-              <w:t>0.305195</w:t>
+              <w:t>0.529412</w:t>
             </w:r>
           </w:p>
         </w:tc>
@@ -22951,7 +23011,7 @@
                 <w:i w:val="0"/>
                 <w:sz w:val="15"/>
               </w:rPr>
-              <w:t>0.0</w:t>
+              <w:t>0.6287929999999999</w:t>
             </w:r>
           </w:p>
         </w:tc>
@@ -22971,7 +23031,7 @@
                 <w:i w:val="0"/>
                 <w:sz w:val="15"/>
               </w:rPr>
-              <w:t>0.0</w:t>
+              <w:t>0.7999999999999999</w:t>
             </w:r>
           </w:p>
         </w:tc>
@@ -22991,7 +23051,7 @@
                 <w:i w:val="0"/>
                 <w:sz w:val="15"/>
               </w:rPr>
-              <w:t>0.631579</w:t>
+              <w:t>0.0528595</w:t>
             </w:r>
           </w:p>
         </w:tc>
@@ -23011,7 +23071,7 @@
                 <w:i w:val="0"/>
                 <w:sz w:val="15"/>
               </w:rPr>
-              <w:t>0.7365927499999999</w:t>
+              <w:t>0.529412</w:t>
             </w:r>
           </w:p>
         </w:tc>
@@ -23031,67 +23091,7 @@
                 <w:i w:val="0"/>
                 <w:sz w:val="15"/>
               </w:rPr>
-              <w:t>0.722671</w:t>
-            </w:r>
-          </w:p>
-        </w:tc>
-        <w:tc>
-          <w:tcPr>
-            <w:tcW w:type="dxa" w:w="362"/>
-          </w:tcPr>
-          <w:p>
-            <w:pPr>
-              <w:jc w:val="center"/>
-            </w:pPr>
-            <w:r/>
-            <w:r>
-              <w:rPr>
-                <w:rFonts w:ascii="Times New Roman" w:hAnsi="Times New Roman" w:eastAsia="宋体"/>
-                <w:b w:val="0"/>
-                <w:i w:val="0"/>
-                <w:sz w:val="15"/>
-              </w:rPr>
-              <w:t>0.0</w:t>
-            </w:r>
-          </w:p>
-        </w:tc>
-        <w:tc>
-          <w:tcPr>
-            <w:tcW w:type="dxa" w:w="362"/>
-          </w:tcPr>
-          <w:p>
-            <w:pPr>
-              <w:jc w:val="center"/>
-            </w:pPr>
-            <w:r/>
-            <w:r>
-              <w:rPr>
-                <w:rFonts w:ascii="Times New Roman" w:hAnsi="Times New Roman" w:eastAsia="宋体"/>
-                <w:b w:val="0"/>
-                <w:i w:val="0"/>
-                <w:sz w:val="15"/>
-              </w:rPr>
-              <w:t>0.631579</w:t>
-            </w:r>
-          </w:p>
-        </w:tc>
-        <w:tc>
-          <w:tcPr>
-            <w:tcW w:type="dxa" w:w="362"/>
-          </w:tcPr>
-          <w:p>
-            <w:pPr>
-              <w:jc w:val="center"/>
-            </w:pPr>
-            <w:r/>
-            <w:r>
-              <w:rPr>
-                <w:rFonts w:ascii="Times New Roman" w:hAnsi="Times New Roman" w:eastAsia="宋体"/>
-                <w:b w:val="0"/>
-                <w:i w:val="0"/>
-                <w:sz w:val="15"/>
-              </w:rPr>
-              <w:t>66.64</w:t>
+              <w:t>65.18</w:t>
             </w:r>
           </w:p>
         </w:tc>
@@ -23153,7 +23153,7 @@
                 <w:i w:val="0"/>
                 <w:sz w:val="15"/>
               </w:rPr>
-              <w:t>53</w:t>
+              <w:t>20</w:t>
             </w:r>
           </w:p>
         </w:tc>
@@ -23173,7 +23173,7 @@
                 <w:i w:val="0"/>
                 <w:sz w:val="15"/>
               </w:rPr>
-              <w:t>43441</w:t>
+              <w:t>14363</w:t>
             </w:r>
           </w:p>
         </w:tc>
@@ -23193,7 +23193,7 @@
                 <w:i w:val="0"/>
                 <w:sz w:val="15"/>
               </w:rPr>
-              <w:t>0.833</w:t>
+              <w:t>0.5</w:t>
             </w:r>
           </w:p>
         </w:tc>
@@ -23213,7 +23213,7 @@
                 <w:i w:val="0"/>
                 <w:sz w:val="15"/>
               </w:rPr>
-              <w:t>20.9</w:t>
+              <w:t>20.76</w:t>
             </w:r>
           </w:p>
         </w:tc>
@@ -23233,7 +23233,7 @@
                 <w:i w:val="0"/>
                 <w:sz w:val="15"/>
               </w:rPr>
-              <w:t>387</w:t>
+              <w:t>62</w:t>
             </w:r>
           </w:p>
         </w:tc>
@@ -23253,7 +23253,7 @@
                 <w:i w:val="0"/>
                 <w:sz w:val="15"/>
               </w:rPr>
-              <w:t>0.008909</w:t>
+              <w:t>0.004317</w:t>
             </w:r>
           </w:p>
         </w:tc>
@@ -23273,7 +23273,7 @@
                 <w:i w:val="0"/>
                 <w:sz w:val="15"/>
               </w:rPr>
-              <w:t>0.008</w:t>
+              <w:t>0.0</w:t>
             </w:r>
           </w:p>
         </w:tc>
@@ -23293,6 +23293,46 @@
                 <w:i w:val="0"/>
                 <w:sz w:val="15"/>
               </w:rPr>
+              <w:t>3</w:t>
+            </w:r>
+          </w:p>
+        </w:tc>
+        <w:tc>
+          <w:tcPr>
+            <w:tcW w:type="dxa" w:w="362"/>
+          </w:tcPr>
+          <w:p>
+            <w:pPr>
+              <w:jc w:val="center"/>
+            </w:pPr>
+            <w:r/>
+            <w:r>
+              <w:rPr>
+                <w:rFonts w:ascii="Times New Roman" w:hAnsi="Times New Roman" w:eastAsia="宋体"/>
+                <w:b w:val="0"/>
+                <w:i w:val="0"/>
+                <w:sz w:val="15"/>
+              </w:rPr>
+              <w:t>0.000209</w:t>
+            </w:r>
+          </w:p>
+        </w:tc>
+        <w:tc>
+          <w:tcPr>
+            <w:tcW w:type="dxa" w:w="362"/>
+          </w:tcPr>
+          <w:p>
+            <w:pPr>
+              <w:jc w:val="center"/>
+            </w:pPr>
+            <w:r/>
+            <w:r>
+              <w:rPr>
+                <w:rFonts w:ascii="Times New Roman" w:hAnsi="Times New Roman" w:eastAsia="宋体"/>
+                <w:b w:val="0"/>
+                <w:i w:val="0"/>
+                <w:sz w:val="15"/>
+              </w:rPr>
               <w:t>4</w:t>
             </w:r>
           </w:p>
@@ -23313,7 +23353,7 @@
                 <w:i w:val="0"/>
                 <w:sz w:val="15"/>
               </w:rPr>
-              <w:t>9.2e-05</w:t>
+              <w:t>0.076923</w:t>
             </w:r>
           </w:p>
         </w:tc>
@@ -23333,7 +23373,7 @@
                 <w:i w:val="0"/>
                 <w:sz w:val="15"/>
               </w:rPr>
-              <w:t>10</w:t>
+              <w:t>0.309643</w:t>
             </w:r>
           </w:p>
         </w:tc>
@@ -23353,7 +23393,7 @@
                 <w:i w:val="0"/>
                 <w:sz w:val="15"/>
               </w:rPr>
-              <w:t>0.686275</w:t>
+              <w:t>0.578994</w:t>
             </w:r>
           </w:p>
         </w:tc>
@@ -23373,7 +23413,7 @@
                 <w:i w:val="0"/>
                 <w:sz w:val="15"/>
               </w:rPr>
-              <w:t>0.843209</w:t>
+              <w:t>0.608247</w:t>
             </w:r>
           </w:p>
         </w:tc>
@@ -23393,7 +23433,7 @@
                 <w:i w:val="0"/>
                 <w:sz w:val="15"/>
               </w:rPr>
-              <w:t>0.593895</w:t>
+              <w:t>0.820207</w:t>
             </w:r>
           </w:p>
         </w:tc>
@@ -23413,7 +23453,7 @@
                 <w:i w:val="0"/>
                 <w:sz w:val="15"/>
               </w:rPr>
-              <w:t>1.0</w:t>
+              <w:t>0.0</w:t>
             </w:r>
           </w:p>
         </w:tc>
@@ -23433,7 +23473,7 @@
                 <w:i w:val="0"/>
                 <w:sz w:val="15"/>
               </w:rPr>
-              <w:t>1.0</w:t>
+              <w:t>0.0</w:t>
             </w:r>
           </w:p>
         </w:tc>
@@ -23453,7 +23493,7 @@
                 <w:i w:val="0"/>
                 <w:sz w:val="15"/>
               </w:rPr>
-              <w:t>0.051948</w:t>
+              <w:t>0.028796</w:t>
             </w:r>
           </w:p>
         </w:tc>
@@ -23473,7 +23513,7 @@
                 <w:i w:val="0"/>
                 <w:sz w:val="15"/>
               </w:rPr>
-              <w:t>0.0</w:t>
+              <w:t>0.058824</w:t>
             </w:r>
           </w:p>
         </w:tc>
@@ -23493,7 +23533,7 @@
                 <w:i w:val="0"/>
                 <w:sz w:val="15"/>
               </w:rPr>
-              <w:t>0.009024</w:t>
+              <w:t>0.36639</w:t>
             </w:r>
           </w:p>
         </w:tc>
@@ -23513,7 +23553,7 @@
                 <w:i w:val="0"/>
                 <w:sz w:val="15"/>
               </w:rPr>
-              <w:t>0.368421</w:t>
+              <w:t>0.4761513333333333</w:t>
             </w:r>
           </w:p>
         </w:tc>
@@ -23533,7 +23573,7 @@
                 <w:i w:val="0"/>
                 <w:sz w:val="15"/>
               </w:rPr>
-              <w:t>0.73909475</w:t>
+              <w:t>0.014398</w:t>
             </w:r>
           </w:p>
         </w:tc>
@@ -23553,7 +23593,7 @@
                 <w:i w:val="0"/>
                 <w:sz w:val="15"/>
               </w:rPr>
-              <w:t>0.6839826666666666</w:t>
+              <w:t>0.058824</w:t>
             </w:r>
           </w:p>
         </w:tc>
@@ -23573,47 +23613,7 @@
                 <w:i w:val="0"/>
                 <w:sz w:val="15"/>
               </w:rPr>
-              <w:t>0.004512</w:t>
-            </w:r>
-          </w:p>
-        </w:tc>
-        <w:tc>
-          <w:tcPr>
-            <w:tcW w:type="dxa" w:w="362"/>
-          </w:tcPr>
-          <w:p>
-            <w:pPr>
-              <w:jc w:val="center"/>
-            </w:pPr>
-            <w:r/>
-            <w:r>
-              <w:rPr>
-                <w:rFonts w:ascii="Times New Roman" w:hAnsi="Times New Roman" w:eastAsia="宋体"/>
-                <w:b w:val="0"/>
-                <w:i w:val="0"/>
-                <w:sz w:val="15"/>
-              </w:rPr>
-              <w:t>0.368421</w:t>
-            </w:r>
-          </w:p>
-        </w:tc>
-        <w:tc>
-          <w:tcPr>
-            <w:tcW w:type="dxa" w:w="362"/>
-          </w:tcPr>
-          <w:p>
-            <w:pPr>
-              <w:jc w:val="center"/>
-            </w:pPr>
-            <w:r/>
-            <w:r>
-              <w:rPr>
-                <w:rFonts w:ascii="Times New Roman" w:hAnsi="Times New Roman" w:eastAsia="宋体"/>
-                <w:b w:val="0"/>
-                <w:i w:val="0"/>
-                <w:sz w:val="15"/>
-              </w:rPr>
-              <w:t>71.2</w:t>
+              <w:t>70.51</w:t>
             </w:r>
           </w:p>
         </w:tc>
@@ -23675,7 +23675,7 @@
                 <w:i w:val="0"/>
                 <w:sz w:val="15"/>
               </w:rPr>
-              <w:t>30</w:t>
+              <w:t>19</w:t>
             </w:r>
           </w:p>
         </w:tc>
@@ -23695,7 +23695,7 @@
                 <w:i w:val="0"/>
                 <w:sz w:val="15"/>
               </w:rPr>
-              <w:t>21275</w:t>
+              <w:t>12141</w:t>
             </w:r>
           </w:p>
         </w:tc>
@@ -23715,7 +23715,7 @@
                 <w:i w:val="0"/>
                 <w:sz w:val="15"/>
               </w:rPr>
-              <w:t>0.667</w:t>
+              <w:t>0.5</w:t>
             </w:r>
           </w:p>
         </w:tc>
@@ -23735,7 +23735,7 @@
                 <w:i w:val="0"/>
                 <w:sz w:val="15"/>
               </w:rPr>
-              <w:t>23.23</w:t>
+              <w:t>21.23</w:t>
             </w:r>
           </w:p>
         </w:tc>
@@ -23755,7 +23755,7 @@
                 <w:i w:val="0"/>
                 <w:sz w:val="15"/>
               </w:rPr>
-              <w:t>132</w:t>
+              <w:t>36</w:t>
             </w:r>
           </w:p>
         </w:tc>
@@ -23775,7 +23775,7 @@
                 <w:i w:val="0"/>
                 <w:sz w:val="15"/>
               </w:rPr>
-              <w:t>0.006204</w:t>
+              <w:t>0.002965</w:t>
             </w:r>
           </w:p>
         </w:tc>
@@ -23795,7 +23795,7 @@
                 <w:i w:val="0"/>
                 <w:sz w:val="15"/>
               </w:rPr>
-              <w:t>0.023</w:t>
+              <w:t>0.0</w:t>
             </w:r>
           </w:p>
         </w:tc>
@@ -23835,7 +23835,7 @@
                 <w:i w:val="0"/>
                 <w:sz w:val="15"/>
               </w:rPr>
-              <w:t>0.000705</w:t>
+              <w:t>0.001235</w:t>
             </w:r>
           </w:p>
         </w:tc>
@@ -23855,7 +23855,7 @@
                 <w:i w:val="0"/>
                 <w:sz w:val="15"/>
               </w:rPr>
-              <w:t>8</w:t>
+              <w:t>6</w:t>
             </w:r>
           </w:p>
         </w:tc>
@@ -23875,7 +23875,7 @@
                 <w:i w:val="0"/>
                 <w:sz w:val="15"/>
               </w:rPr>
-              <w:t>0.235294</w:t>
+              <w:t>0.038462</w:t>
             </w:r>
           </w:p>
         </w:tc>
@@ -23895,7 +23895,7 @@
                 <w:i w:val="0"/>
                 <w:sz w:val="15"/>
               </w:rPr>
-              <w:t>0.249726</w:t>
+              <w:t>0.127288</w:t>
             </w:r>
           </w:p>
         </w:tc>
@@ -23915,7 +23915,7 @@
                 <w:i w:val="0"/>
                 <w:sz w:val="15"/>
               </w:rPr>
-              <w:t>0.378353</w:t>
+              <w:t>0.537511</w:t>
             </w:r>
           </w:p>
         </w:tc>
@@ -23935,7 +23935,7 @@
                 <w:i w:val="0"/>
                 <w:sz w:val="15"/>
               </w:rPr>
-              <w:t>0.334204</w:t>
+              <w:t>0.340206</w:t>
             </w:r>
           </w:p>
         </w:tc>
@@ -23955,7 +23955,7 @@
                 <w:i w:val="0"/>
                 <w:sz w:val="15"/>
               </w:rPr>
-              <w:t>0.687319</w:t>
+              <w:t>0.551313</w:t>
             </w:r>
           </w:p>
         </w:tc>
@@ -23975,7 +23975,7 @@
                 <w:i w:val="0"/>
                 <w:sz w:val="15"/>
               </w:rPr>
-              <w:t>0.149351</w:t>
+              <w:t>0.0</w:t>
             </w:r>
           </w:p>
         </w:tc>
@@ -23995,7 +23995,7 @@
                 <w:i w:val="0"/>
                 <w:sz w:val="15"/>
               </w:rPr>
-              <w:t>0.916667</w:t>
+              <w:t>0.923077</w:t>
             </w:r>
           </w:p>
         </w:tc>
@@ -24015,7 +24015,7 @@
                 <w:i w:val="0"/>
                 <w:sz w:val="15"/>
               </w:rPr>
-              <w:t>0.511895</w:t>
+              <w:t>0.924084</w:t>
             </w:r>
           </w:p>
         </w:tc>
@@ -24035,7 +24035,7 @@
                 <w:i w:val="0"/>
                 <w:sz w:val="15"/>
               </w:rPr>
-              <w:t>0.263158</w:t>
+              <w:t>0.176471</w:t>
             </w:r>
           </w:p>
         </w:tc>
@@ -24055,7 +24055,7 @@
                 <w:i w:val="0"/>
                 <w:sz w:val="15"/>
               </w:rPr>
-              <w:t>0.38259325</w:t>
+              <w:t>0.30081525</w:t>
             </w:r>
           </w:p>
         </w:tc>
@@ -24075,7 +24075,7 @@
                 <w:i w:val="0"/>
                 <w:sz w:val="15"/>
               </w:rPr>
-              <w:t>0.3902913333333333</w:t>
+              <w:t>0.297173</w:t>
             </w:r>
           </w:p>
         </w:tc>
@@ -24095,7 +24095,7 @@
                 <w:i w:val="0"/>
                 <w:sz w:val="15"/>
               </w:rPr>
-              <w:t>0.7142809999999999</w:t>
+              <w:t>0.9235805</w:t>
             </w:r>
           </w:p>
         </w:tc>
@@ -24115,7 +24115,7 @@
                 <w:i w:val="0"/>
                 <w:sz w:val="15"/>
               </w:rPr>
-              <w:t>0.263158</w:t>
+              <w:t>0.176471</w:t>
             </w:r>
           </w:p>
         </w:tc>
@@ -24135,7 +24135,7 @@
                 <w:i w:val="0"/>
                 <w:sz w:val="15"/>
               </w:rPr>
-              <w:t>73.7</w:t>
+              <w:t>72.24</w:t>
             </w:r>
           </w:p>
         </w:tc>
@@ -24197,7 +24197,7 @@
                 <w:i w:val="0"/>
                 <w:sz w:val="15"/>
               </w:rPr>
-              <w:t>22</w:t>
+              <w:t>20</w:t>
             </w:r>
           </w:p>
         </w:tc>
@@ -24217,7 +24217,7 @@
                 <w:i w:val="0"/>
                 <w:sz w:val="15"/>
               </w:rPr>
-              <w:t>11948</w:t>
+              <w:t>10590</w:t>
             </w:r>
           </w:p>
         </w:tc>
@@ -24237,7 +24237,7 @@
                 <w:i w:val="0"/>
                 <w:sz w:val="15"/>
               </w:rPr>
-              <w:t>0.667</w:t>
+              <w:t>0.5</w:t>
             </w:r>
           </w:p>
         </w:tc>
@@ -24257,7 +24257,7 @@
                 <w:i w:val="0"/>
                 <w:sz w:val="15"/>
               </w:rPr>
-              <w:t>16.97</w:t>
+              <w:t>16.78</w:t>
             </w:r>
           </w:p>
         </w:tc>
@@ -24277,7 +24277,7 @@
                 <w:i w:val="0"/>
                 <w:sz w:val="15"/>
               </w:rPr>
-              <w:t>72</w:t>
+              <w:t>34</w:t>
             </w:r>
           </w:p>
         </w:tc>
@@ -24297,7 +24297,7 @@
                 <w:i w:val="0"/>
                 <w:sz w:val="15"/>
               </w:rPr>
-              <w:t>0.006026</w:t>
+              <w:t>0.003211</w:t>
             </w:r>
           </w:p>
         </w:tc>
@@ -24317,7 +24317,7 @@
                 <w:i w:val="0"/>
                 <w:sz w:val="15"/>
               </w:rPr>
-              <w:t>0.028</w:t>
+              <w:t>0.0</w:t>
             </w:r>
           </w:p>
         </w:tc>
@@ -24357,7 +24357,7 @@
                 <w:i w:val="0"/>
                 <w:sz w:val="15"/>
               </w:rPr>
-              <w:t>0.001172</w:t>
+              <w:t>0.001322</w:t>
             </w:r>
           </w:p>
         </w:tc>
@@ -24397,7 +24397,7 @@
                 <w:i w:val="0"/>
                 <w:sz w:val="15"/>
               </w:rPr>
-              <w:t>0.078431</w:t>
+              <w:t>0.076923</w:t>
             </w:r>
           </w:p>
         </w:tc>
@@ -24437,7 +24437,7 @@
                 <w:i w:val="0"/>
                 <w:sz w:val="15"/>
               </w:rPr>
-              <w:t>0.957447</w:t>
+              <w:t>0.930274</w:t>
             </w:r>
           </w:p>
         </w:tc>
@@ -24457,7 +24457,7 @@
                 <w:i w:val="0"/>
                 <w:sz w:val="15"/>
               </w:rPr>
-              <w:t>0.177546</w:t>
+              <w:t>0.319588</w:t>
             </w:r>
           </w:p>
         </w:tc>
@@ -24477,7 +24477,7 @@
                 <w:i w:val="0"/>
                 <w:sz w:val="15"/>
               </w:rPr>
-              <w:t>0.666744</w:t>
+              <w:t>0.600239</w:t>
             </w:r>
           </w:p>
         </w:tc>
@@ -24497,7 +24497,7 @@
                 <w:i w:val="0"/>
                 <w:sz w:val="15"/>
               </w:rPr>
-              <w:t>0.181818</w:t>
+              <w:t>0.0</w:t>
             </w:r>
           </w:p>
         </w:tc>
@@ -24517,7 +24517,7 @@
                 <w:i w:val="0"/>
                 <w:sz w:val="15"/>
               </w:rPr>
-              <w:t>0.833333</w:t>
+              <w:t>0.846154</w:t>
             </w:r>
           </w:p>
         </w:tc>
@@ -24537,7 +24537,7 @@
                 <w:i w:val="0"/>
                 <w:sz w:val="15"/>
               </w:rPr>
-              <w:t>0.894996</w:t>
+              <w:t>1.0</w:t>
             </w:r>
           </w:p>
         </w:tc>
@@ -24557,7 +24557,7 @@
                 <w:i w:val="0"/>
                 <w:sz w:val="15"/>
               </w:rPr>
-              <w:t>0.105263</w:t>
+              <w:t>0.117647</w:t>
             </w:r>
           </w:p>
         </w:tc>
@@ -24577,7 +24577,7 @@
                 <w:i w:val="0"/>
                 <w:sz w:val="15"/>
               </w:rPr>
-              <w:t>0.4257195</w:t>
+              <w:t>0.37679925</w:t>
             </w:r>
           </w:p>
         </w:tc>
@@ -24597,7 +24597,7 @@
                 <w:i w:val="0"/>
                 <w:sz w:val="15"/>
               </w:rPr>
-              <w:t>0.342036</w:t>
+              <w:t>0.3066089999999999</w:t>
             </w:r>
           </w:p>
         </w:tc>
@@ -24617,7 +24617,7 @@
                 <w:i w:val="0"/>
                 <w:sz w:val="15"/>
               </w:rPr>
-              <w:t>0.8641645</w:t>
+              <w:t>0.923077</w:t>
             </w:r>
           </w:p>
         </w:tc>
@@ -24637,7 +24637,7 @@
                 <w:i w:val="0"/>
                 <w:sz w:val="15"/>
               </w:rPr>
-              <w:t>0.105263</w:t>
+              <w:t>0.117647</w:t>
             </w:r>
           </w:p>
         </w:tc>
@@ -24657,7 +24657,7 @@
                 <w:i w:val="0"/>
                 <w:sz w:val="15"/>
               </w:rPr>
-              <w:t>62.44</w:t>
+              <w:t>61.14</w:t>
             </w:r>
           </w:p>
         </w:tc>
@@ -24759,7 +24759,7 @@
                 <w:i w:val="0"/>
                 <w:sz w:val="15"/>
               </w:rPr>
-              <w:t>0.667</w:t>
+              <w:t>0.5</w:t>
             </w:r>
           </w:p>
         </w:tc>
@@ -24799,7 +24799,7 @@
                 <w:i w:val="0"/>
                 <w:sz w:val="15"/>
               </w:rPr>
-              <w:t>4</w:t>
+              <w:t>3</w:t>
             </w:r>
           </w:p>
         </w:tc>
@@ -24819,7 +24819,7 @@
                 <w:i w:val="0"/>
                 <w:sz w:val="15"/>
               </w:rPr>
-              <w:t>0.000258</w:t>
+              <w:t>0.000193</w:t>
             </w:r>
           </w:p>
         </w:tc>
@@ -24919,7 +24919,7 @@
                 <w:i w:val="0"/>
                 <w:sz w:val="15"/>
               </w:rPr>
-              <w:t>0.019608</w:t>
+              <w:t>0.038462</w:t>
             </w:r>
           </w:p>
         </w:tc>
@@ -24939,7 +24939,7 @@
                 <w:i w:val="0"/>
                 <w:sz w:val="15"/>
               </w:rPr>
-              <w:t>0.095558</w:t>
+              <w:t>0.40435</w:t>
             </w:r>
           </w:p>
         </w:tc>
@@ -25039,7 +25039,7 @@
                 <w:i w:val="0"/>
                 <w:sz w:val="15"/>
               </w:rPr>
-              <w:t>0.25</w:t>
+              <w:t>0.307692</w:t>
             </w:r>
           </w:p>
         </w:tc>
@@ -25059,7 +25059,7 @@
                 <w:i w:val="0"/>
                 <w:sz w:val="15"/>
               </w:rPr>
-              <w:t>0.303527</w:t>
+              <w:t>0.239965</w:t>
             </w:r>
           </w:p>
         </w:tc>
@@ -25079,7 +25079,7 @@
                 <w:i w:val="0"/>
                 <w:sz w:val="15"/>
               </w:rPr>
-              <w:t>0.736842</w:t>
+              <w:t>0.823529</w:t>
             </w:r>
           </w:p>
         </w:tc>
@@ -25099,7 +25099,7 @@
                 <w:i w:val="0"/>
                 <w:sz w:val="15"/>
               </w:rPr>
-              <w:t>0.1955415</w:t>
+              <w:t>0.235703</w:t>
             </w:r>
           </w:p>
         </w:tc>
@@ -25139,7 +25139,7 @@
                 <w:i w:val="0"/>
                 <w:sz w:val="15"/>
               </w:rPr>
-              <w:t>0.2767635</w:t>
+              <w:t>0.2738285</w:t>
             </w:r>
           </w:p>
         </w:tc>
@@ -25159,7 +25159,7 @@
                 <w:i w:val="0"/>
                 <w:sz w:val="15"/>
               </w:rPr>
-              <w:t>0.736842</w:t>
+              <w:t>0.823529</w:t>
             </w:r>
           </w:p>
         </w:tc>
@@ -25179,7 +25179,7 @@
                 <w:i w:val="0"/>
                 <w:sz w:val="15"/>
               </w:rPr>
-              <w:t>67.12</w:t>
+              <w:t>67.66</w:t>
             </w:r>
           </w:p>
         </w:tc>
@@ -25241,7 +25241,7 @@
                 <w:i w:val="0"/>
                 <w:sz w:val="15"/>
               </w:rPr>
-              <w:t>48</w:t>
+              <w:t>44</w:t>
             </w:r>
           </w:p>
         </w:tc>
@@ -25261,7 +25261,7 @@
                 <w:i w:val="0"/>
                 <w:sz w:val="15"/>
               </w:rPr>
-              <w:t>25352</w:t>
+              <w:t>22775</w:t>
             </w:r>
           </w:p>
         </w:tc>
@@ -25281,7 +25281,7 @@
                 <w:i w:val="0"/>
                 <w:sz w:val="15"/>
               </w:rPr>
-              <w:t>0.667</w:t>
+              <w:t>0.833</w:t>
             </w:r>
           </w:p>
         </w:tc>
@@ -25301,7 +25301,7 @@
                 <w:i w:val="0"/>
                 <w:sz w:val="15"/>
               </w:rPr>
-              <w:t>16.51</w:t>
+              <w:t>15.99</w:t>
             </w:r>
           </w:p>
         </w:tc>
@@ -25321,7 +25321,7 @@
                 <w:i w:val="0"/>
                 <w:sz w:val="15"/>
               </w:rPr>
-              <w:t>77</w:t>
+              <w:t>67</w:t>
             </w:r>
           </w:p>
         </w:tc>
@@ -25341,7 +25341,7 @@
                 <w:i w:val="0"/>
                 <w:sz w:val="15"/>
               </w:rPr>
-              <w:t>0.003037</w:t>
+              <w:t>0.002942</w:t>
             </w:r>
           </w:p>
         </w:tc>
@@ -25361,7 +25361,7 @@
                 <w:i w:val="0"/>
                 <w:sz w:val="15"/>
               </w:rPr>
-              <w:t>0.026</w:t>
+              <w:t>0.075</w:t>
             </w:r>
           </w:p>
         </w:tc>
@@ -25401,7 +25401,7 @@
                 <w:i w:val="0"/>
                 <w:sz w:val="15"/>
               </w:rPr>
-              <w:t>0.000158</w:t>
+              <w:t>0.000176</w:t>
             </w:r>
           </w:p>
         </w:tc>
@@ -25441,7 +25441,7 @@
                 <w:i w:val="0"/>
                 <w:sz w:val="15"/>
               </w:rPr>
-              <w:t>0.588235</w:t>
+              <w:t>1.0</w:t>
             </w:r>
           </w:p>
         </w:tc>
@@ -25461,7 +25461,7 @@
                 <w:i w:val="0"/>
                 <w:sz w:val="15"/>
               </w:rPr>
-              <w:t>0.358885</w:t>
+              <w:t>1.0</w:t>
             </w:r>
           </w:p>
         </w:tc>
@@ -25501,7 +25501,7 @@
                 <w:i w:val="0"/>
                 <w:sz w:val="15"/>
               </w:rPr>
-              <w:t>0.190601</w:t>
+              <w:t>0.659794</w:t>
             </w:r>
           </w:p>
         </w:tc>
@@ -25521,7 +25521,7 @@
                 <w:i w:val="0"/>
                 <w:sz w:val="15"/>
               </w:rPr>
-              <w:t>0.321235</w:t>
+              <w:t>0.546738</w:t>
             </w:r>
           </w:p>
         </w:tc>
@@ -25541,7 +25541,7 @@
                 <w:i w:val="0"/>
                 <w:sz w:val="15"/>
               </w:rPr>
-              <w:t>0.168831</w:t>
+              <w:t>0.75</w:t>
             </w:r>
           </w:p>
         </w:tc>
@@ -25561,6 +25561,26 @@
                 <w:i w:val="0"/>
                 <w:sz w:val="15"/>
               </w:rPr>
+              <w:t>0.076923</w:t>
+            </w:r>
+          </w:p>
+        </w:tc>
+        <w:tc>
+          <w:tcPr>
+            <w:tcW w:type="dxa" w:w="362"/>
+          </w:tcPr>
+          <w:p>
+            <w:pPr>
+              <w:jc w:val="center"/>
+            </w:pPr>
+            <w:r/>
+            <w:r>
+              <w:rPr>
+                <w:rFonts w:ascii="Times New Roman" w:hAnsi="Times New Roman" w:eastAsia="宋体"/>
+                <w:b w:val="0"/>
+                <w:i w:val="0"/>
+                <w:sz w:val="15"/>
+              </w:rPr>
               <w:t>0.0</w:t>
             </w:r>
           </w:p>
@@ -25581,7 +25601,7 @@
                 <w:i w:val="0"/>
                 <w:sz w:val="15"/>
               </w:rPr>
-              <w:t>0.063167</w:t>
+              <w:t>0.0</w:t>
             </w:r>
           </w:p>
         </w:tc>
@@ -25601,6 +25621,66 @@
                 <w:i w:val="0"/>
                 <w:sz w:val="15"/>
               </w:rPr>
+              <w:t>0.95825</w:t>
+            </w:r>
+          </w:p>
+        </w:tc>
+        <w:tc>
+          <w:tcPr>
+            <w:tcW w:type="dxa" w:w="362"/>
+          </w:tcPr>
+          <w:p>
+            <w:pPr>
+              <w:jc w:val="center"/>
+            </w:pPr>
+            <w:r/>
+            <w:r>
+              <w:rPr>
+                <w:rFonts w:ascii="Times New Roman" w:hAnsi="Times New Roman" w:eastAsia="宋体"/>
+                <w:b w:val="0"/>
+                <w:i w:val="0"/>
+                <w:sz w:val="15"/>
+              </w:rPr>
+              <w:t>0.6521773333333333</w:t>
+            </w:r>
+          </w:p>
+        </w:tc>
+        <w:tc>
+          <w:tcPr>
+            <w:tcW w:type="dxa" w:w="362"/>
+          </w:tcPr>
+          <w:p>
+            <w:pPr>
+              <w:jc w:val="center"/>
+            </w:pPr>
+            <w:r/>
+            <w:r>
+              <w:rPr>
+                <w:rFonts w:ascii="Times New Roman" w:hAnsi="Times New Roman" w:eastAsia="宋体"/>
+                <w:b w:val="0"/>
+                <w:i w:val="0"/>
+                <w:sz w:val="15"/>
+              </w:rPr>
+              <w:t>0.0384615</w:t>
+            </w:r>
+          </w:p>
+        </w:tc>
+        <w:tc>
+          <w:tcPr>
+            <w:tcW w:type="dxa" w:w="362"/>
+          </w:tcPr>
+          <w:p>
+            <w:pPr>
+              <w:jc w:val="center"/>
+            </w:pPr>
+            <w:r/>
+            <w:r>
+              <w:rPr>
+                <w:rFonts w:ascii="Times New Roman" w:hAnsi="Times New Roman" w:eastAsia="宋体"/>
+                <w:b w:val="0"/>
+                <w:i w:val="0"/>
+                <w:sz w:val="15"/>
+              </w:rPr>
               <w:t>0.0</w:t>
             </w:r>
           </w:p>
@@ -25621,87 +25701,7 @@
                 <w:i w:val="0"/>
                 <w:sz w:val="15"/>
               </w:rPr>
-              <w:t>0.6535299999999999</w:t>
-            </w:r>
-          </w:p>
-        </w:tc>
-        <w:tc>
-          <w:tcPr>
-            <w:tcW w:type="dxa" w:w="362"/>
-          </w:tcPr>
-          <w:p>
-            <w:pPr>
-              <w:jc w:val="center"/>
-            </w:pPr>
-            <w:r/>
-            <w:r>
-              <w:rPr>
-                <w:rFonts w:ascii="Times New Roman" w:hAnsi="Times New Roman" w:eastAsia="宋体"/>
-                <w:b w:val="0"/>
-                <w:i w:val="0"/>
-                <w:sz w:val="15"/>
-              </w:rPr>
-              <w:t>0.2268889999999999</w:t>
-            </w:r>
-          </w:p>
-        </w:tc>
-        <w:tc>
-          <w:tcPr>
-            <w:tcW w:type="dxa" w:w="362"/>
-          </w:tcPr>
-          <w:p>
-            <w:pPr>
-              <w:jc w:val="center"/>
-            </w:pPr>
-            <w:r/>
-            <w:r>
-              <w:rPr>
-                <w:rFonts w:ascii="Times New Roman" w:hAnsi="Times New Roman" w:eastAsia="宋体"/>
-                <w:b w:val="0"/>
-                <w:i w:val="0"/>
-                <w:sz w:val="15"/>
-              </w:rPr>
-              <w:t>0.0315835</w:t>
-            </w:r>
-          </w:p>
-        </w:tc>
-        <w:tc>
-          <w:tcPr>
-            <w:tcW w:type="dxa" w:w="362"/>
-          </w:tcPr>
-          <w:p>
-            <w:pPr>
-              <w:jc w:val="center"/>
-            </w:pPr>
-            <w:r/>
-            <w:r>
-              <w:rPr>
-                <w:rFonts w:ascii="Times New Roman" w:hAnsi="Times New Roman" w:eastAsia="宋体"/>
-                <w:b w:val="0"/>
-                <w:i w:val="0"/>
-                <w:sz w:val="15"/>
-              </w:rPr>
-              <w:t>0.0</w:t>
-            </w:r>
-          </w:p>
-        </w:tc>
-        <w:tc>
-          <w:tcPr>
-            <w:tcW w:type="dxa" w:w="362"/>
-          </w:tcPr>
-          <w:p>
-            <w:pPr>
-              <w:jc w:val="center"/>
-            </w:pPr>
-            <w:r/>
-            <w:r>
-              <w:rPr>
-                <w:rFonts w:ascii="Times New Roman" w:hAnsi="Times New Roman" w:eastAsia="宋体"/>
-                <w:b w:val="0"/>
-                <w:i w:val="0"/>
-                <w:sz w:val="15"/>
-              </w:rPr>
-              <w:t>74.31</w:t>
+              <w:t>73.26</w:t>
             </w:r>
           </w:p>
         </w:tc>
@@ -25763,7 +25763,7 @@
                 <w:i w:val="0"/>
                 <w:sz w:val="15"/>
               </w:rPr>
-              <w:t>34</w:t>
+              <w:t>20</w:t>
             </w:r>
           </w:p>
         </w:tc>
@@ -25783,7 +25783,7 @@
                 <w:i w:val="0"/>
                 <w:sz w:val="15"/>
               </w:rPr>
-              <w:t>25438</w:t>
+              <w:t>14565</w:t>
             </w:r>
           </w:p>
         </w:tc>
@@ -25823,7 +25823,7 @@
                 <w:i w:val="0"/>
                 <w:sz w:val="15"/>
               </w:rPr>
-              <w:t>22.14</w:t>
+              <w:t>22.1</w:t>
             </w:r>
           </w:p>
         </w:tc>
@@ -25843,7 +25843,7 @@
                 <w:i w:val="0"/>
                 <w:sz w:val="15"/>
               </w:rPr>
-              <w:t>170</w:t>
+              <w:t>37</w:t>
             </w:r>
           </w:p>
         </w:tc>
@@ -25863,7 +25863,7 @@
                 <w:i w:val="0"/>
                 <w:sz w:val="15"/>
               </w:rPr>
-              <w:t>0.006683</w:t>
+              <w:t>0.00254</w:t>
             </w:r>
           </w:p>
         </w:tc>
@@ -25883,7 +25883,7 @@
                 <w:i w:val="0"/>
                 <w:sz w:val="15"/>
               </w:rPr>
-              <w:t>0.076</w:t>
+              <w:t>0.0</w:t>
             </w:r>
           </w:p>
         </w:tc>
@@ -25923,7 +25923,7 @@
                 <w:i w:val="0"/>
                 <w:sz w:val="15"/>
               </w:rPr>
-              <w:t>0.000354</w:t>
+              <w:t>0.000618</w:t>
             </w:r>
           </w:p>
         </w:tc>
@@ -25963,7 +25963,7 @@
                 <w:i w:val="0"/>
                 <w:sz w:val="15"/>
               </w:rPr>
-              <w:t>0.313725</w:t>
+              <w:t>0.076923</w:t>
             </w:r>
           </w:p>
         </w:tc>
@@ -25983,7 +25983,7 @@
                 <w:i w:val="0"/>
                 <w:sz w:val="15"/>
               </w:rPr>
-              <w:t>0.361188</w:t>
+              <w:t>0.326221</w:t>
             </w:r>
           </w:p>
         </w:tc>
@@ -26003,7 +26003,7 @@
                 <w:i w:val="0"/>
                 <w:sz w:val="15"/>
               </w:rPr>
-              <w:t>0.479186</w:t>
+              <w:t>0.460724</w:t>
             </w:r>
           </w:p>
         </w:tc>
@@ -26023,7 +26023,7 @@
                 <w:i w:val="0"/>
                 <w:sz w:val="15"/>
               </w:rPr>
-              <w:t>0.43342</w:t>
+              <w:t>0.350515</w:t>
             </w:r>
           </w:p>
         </w:tc>
@@ -26043,7 +26043,7 @@
                 <w:i w:val="0"/>
                 <w:sz w:val="15"/>
               </w:rPr>
-              <w:t>0.742689</w:t>
+              <w:t>0.466786</w:t>
             </w:r>
           </w:p>
         </w:tc>
@@ -26063,7 +26063,7 @@
                 <w:i w:val="0"/>
                 <w:sz w:val="15"/>
               </w:rPr>
-              <w:t>0.493506</w:t>
+              <w:t>0.0</w:t>
             </w:r>
           </w:p>
         </w:tc>
@@ -26083,7 +26083,7 @@
                 <w:i w:val="0"/>
                 <w:sz w:val="15"/>
               </w:rPr>
-              <w:t>0.416667</w:t>
+              <w:t>0.461538</w:t>
             </w:r>
           </w:p>
         </w:tc>
@@ -26103,7 +26103,7 @@
                 <w:i w:val="0"/>
                 <w:sz w:val="15"/>
               </w:rPr>
-              <w:t>0.223954</w:t>
+              <w:t>0.385689</w:t>
             </w:r>
           </w:p>
         </w:tc>
@@ -26123,7 +26123,7 @@
                 <w:i w:val="0"/>
                 <w:sz w:val="15"/>
               </w:rPr>
-              <w:t>0.421053</w:t>
+              <w:t>0.470588</w:t>
             </w:r>
           </w:p>
         </w:tc>
@@ -26143,7 +26143,7 @@
                 <w:i w:val="0"/>
                 <w:sz w:val="15"/>
               </w:rPr>
-              <w:t>0.4552747499999999</w:t>
+              <w:t>0.382717</w:t>
             </w:r>
           </w:p>
         </w:tc>
@@ -26163,7 +26163,7 @@
                 <w:i w:val="0"/>
                 <w:sz w:val="15"/>
               </w:rPr>
-              <w:t>0.5565383333333334</w:t>
+              <w:t>0.2724336666666667</w:t>
             </w:r>
           </w:p>
         </w:tc>
@@ -26183,7 +26183,7 @@
                 <w:i w:val="0"/>
                 <w:sz w:val="15"/>
               </w:rPr>
-              <w:t>0.3203105</w:t>
+              <w:t>0.4236135</w:t>
             </w:r>
           </w:p>
         </w:tc>
@@ -26203,7 +26203,7 @@
                 <w:i w:val="0"/>
                 <w:sz w:val="15"/>
               </w:rPr>
-              <w:t>0.421053</w:t>
+              <w:t>0.470588</w:t>
             </w:r>
           </w:p>
         </w:tc>
@@ -26223,7 +26223,7 @@
                 <w:i w:val="0"/>
                 <w:sz w:val="15"/>
               </w:rPr>
-              <w:t>65.39</w:t>
+              <w:t>65.18</w:t>
             </w:r>
           </w:p>
         </w:tc>
@@ -26325,7 +26325,7 @@
                 <w:i w:val="0"/>
                 <w:sz w:val="15"/>
               </w:rPr>
-              <w:t>0.667</w:t>
+              <w:t>0.833</w:t>
             </w:r>
           </w:p>
         </w:tc>
@@ -26365,7 +26365,7 @@
                 <w:i w:val="0"/>
                 <w:sz w:val="15"/>
               </w:rPr>
-              <w:t>26</w:t>
+              <w:t>28</w:t>
             </w:r>
           </w:p>
         </w:tc>
@@ -26385,7 +26385,7 @@
                 <w:i w:val="0"/>
                 <w:sz w:val="15"/>
               </w:rPr>
-              <w:t>0.002113</w:t>
+              <w:t>0.002275</w:t>
             </w:r>
           </w:p>
         </w:tc>
@@ -26405,7 +26405,7 @@
                 <w:i w:val="0"/>
                 <w:sz w:val="15"/>
               </w:rPr>
-              <w:t>0.154</w:t>
+              <w:t>0.071</w:t>
             </w:r>
           </w:p>
         </w:tc>
@@ -26505,7 +26505,7 @@
                 <w:i w:val="0"/>
                 <w:sz w:val="15"/>
               </w:rPr>
-              <w:t>0.009558</w:t>
+              <w:t>0.140747</w:t>
             </w:r>
           </w:p>
         </w:tc>
@@ -26525,7 +26525,7 @@
                 <w:i w:val="0"/>
                 <w:sz w:val="15"/>
               </w:rPr>
-              <w:t>0.860315</w:t>
+              <w:t>0.82083</w:t>
             </w:r>
           </w:p>
         </w:tc>
@@ -26545,7 +26545,7 @@
                 <w:i w:val="0"/>
                 <w:sz w:val="15"/>
               </w:rPr>
-              <w:t>0.057441</w:t>
+              <w:t>0.257732</w:t>
             </w:r>
           </w:p>
         </w:tc>
@@ -26565,7 +26565,7 @@
                 <w:i w:val="0"/>
                 <w:sz w:val="15"/>
               </w:rPr>
-              <w:t>0.214426</w:t>
+              <w:t>0.414081</w:t>
             </w:r>
           </w:p>
         </w:tc>
@@ -26585,6 +26585,26 @@
                 <w:i w:val="0"/>
                 <w:sz w:val="15"/>
               </w:rPr>
+              <w:t>0.71</w:t>
+            </w:r>
+          </w:p>
+        </w:tc>
+        <w:tc>
+          <w:tcPr>
+            <w:tcW w:type="dxa" w:w="362"/>
+          </w:tcPr>
+          <w:p>
+            <w:pPr>
+              <w:jc w:val="center"/>
+            </w:pPr>
+            <w:r/>
+            <w:r>
+              <w:rPr>
+                <w:rFonts w:ascii="Times New Roman" w:hAnsi="Times New Roman" w:eastAsia="宋体"/>
+                <w:b w:val="0"/>
+                <w:i w:val="0"/>
+                <w:sz w:val="15"/>
+              </w:rPr>
               <w:t>1.0</w:t>
             </w:r>
           </w:p>
@@ -26605,7 +26625,7 @@
                 <w:i w:val="0"/>
                 <w:sz w:val="15"/>
               </w:rPr>
-              <w:t>1.0</w:t>
+              <w:t>0.980803</w:t>
             </w:r>
           </w:p>
         </w:tc>
@@ -26625,7 +26645,7 @@
                 <w:i w:val="0"/>
                 <w:sz w:val="15"/>
               </w:rPr>
-              <w:t>1.0</w:t>
+              <w:t>0.411765</w:t>
             </w:r>
           </w:p>
         </w:tc>
@@ -26645,7 +26665,7 @@
                 <w:i w:val="0"/>
                 <w:sz w:val="15"/>
               </w:rPr>
-              <w:t>0.368421</w:t>
+              <w:t>0.4486442499999999</w:t>
             </w:r>
           </w:p>
         </w:tc>
@@ -26665,7 +26685,7 @@
                 <w:i w:val="0"/>
                 <w:sz w:val="15"/>
               </w:rPr>
-              <w:t>0.38421825</w:t>
+              <w:t>0.4606043333333333</w:t>
             </w:r>
           </w:p>
         </w:tc>
@@ -26685,7 +26705,7 @@
                 <w:i w:val="0"/>
                 <w:sz w:val="15"/>
               </w:rPr>
-              <w:t>0.4239556666666667</w:t>
+              <w:t>0.9904015</w:t>
             </w:r>
           </w:p>
         </w:tc>
@@ -26705,7 +26725,7 @@
                 <w:i w:val="0"/>
                 <w:sz w:val="15"/>
               </w:rPr>
-              <w:t>1.0</w:t>
+              <w:t>0.411765</w:t>
             </w:r>
           </w:p>
         </w:tc>
@@ -26725,7 +26745,7 @@
                 <w:i w:val="0"/>
                 <w:sz w:val="15"/>
               </w:rPr>
-              <w:t>0.368421</w:t>
+              <w:t>64.89</w:t>
             </w:r>
           </w:p>
         </w:tc>
@@ -26745,27 +26765,7 @@
                 <w:i w:val="0"/>
                 <w:sz w:val="15"/>
               </w:rPr>
-              <w:t>65.23</w:t>
-            </w:r>
-          </w:p>
-        </w:tc>
-        <w:tc>
-          <w:tcPr>
-            <w:tcW w:type="dxa" w:w="362"/>
-          </w:tcPr>
-          <w:p>
-            <w:pPr>
-              <w:jc w:val="center"/>
-            </w:pPr>
-            <w:r/>
-            <w:r>
-              <w:rPr>
-                <w:rFonts w:ascii="Times New Roman" w:hAnsi="Times New Roman" w:eastAsia="宋体"/>
-                <w:b w:val="0"/>
-                <w:i w:val="0"/>
-                <w:sz w:val="15"/>
-              </w:rPr>
-              <w:t>良好</w:t>
+              <w:t>中等</w:t>
             </w:r>
           </w:p>
         </w:tc>
@@ -26807,7 +26807,7 @@
                 <w:i w:val="0"/>
                 <w:sz w:val="15"/>
               </w:rPr>
-              <w:t>32</w:t>
+              <w:t>25</w:t>
             </w:r>
           </w:p>
         </w:tc>
@@ -26827,7 +26827,7 @@
                 <w:i w:val="0"/>
                 <w:sz w:val="15"/>
               </w:rPr>
-              <w:t>22869</w:t>
+              <w:t>18033</w:t>
             </w:r>
           </w:p>
         </w:tc>
@@ -26867,7 +26867,7 @@
                 <w:i w:val="0"/>
                 <w:sz w:val="15"/>
               </w:rPr>
-              <w:t>22.8</w:t>
+              <w:t>22.94</w:t>
             </w:r>
           </w:p>
         </w:tc>
@@ -26887,7 +26887,7 @@
                 <w:i w:val="0"/>
                 <w:sz w:val="15"/>
               </w:rPr>
-              <w:t>104</w:t>
+              <w:t>10</w:t>
             </w:r>
           </w:p>
         </w:tc>
@@ -26907,7 +26907,7 @@
                 <w:i w:val="0"/>
                 <w:sz w:val="15"/>
               </w:rPr>
-              <w:t>0.004548</w:t>
+              <w:t>0.000555</w:t>
             </w:r>
           </w:p>
         </w:tc>
@@ -26927,7 +26927,7 @@
                 <w:i w:val="0"/>
                 <w:sz w:val="15"/>
               </w:rPr>
-              <w:t>0.067</w:t>
+              <w:t>0.1</w:t>
             </w:r>
           </w:p>
         </w:tc>
@@ -26967,7 +26967,7 @@
                 <w:i w:val="0"/>
                 <w:sz w:val="15"/>
               </w:rPr>
-              <w:t>0.000437</w:t>
+              <w:t>0.000555</w:t>
             </w:r>
           </w:p>
         </w:tc>
@@ -26987,7 +26987,7 @@
                 <w:i w:val="0"/>
                 <w:sz w:val="15"/>
               </w:rPr>
-              <w:t>22</w:t>
+              <w:t>20</w:t>
             </w:r>
           </w:p>
         </w:tc>
@@ -27007,7 +27007,7 @@
                 <w:i w:val="0"/>
                 <w:sz w:val="15"/>
               </w:rPr>
-              <w:t>0.27451</w:t>
+              <w:t>0.269231</w:t>
             </w:r>
           </w:p>
         </w:tc>
@@ -27027,7 +27027,7 @@
                 <w:i w:val="0"/>
                 <w:sz w:val="15"/>
               </w:rPr>
-              <w:t>0.292404</w:t>
+              <w:t>0.610833</w:t>
             </w:r>
           </w:p>
         </w:tc>
@@ -27047,7 +27047,7 @@
                 <w:i w:val="0"/>
                 <w:sz w:val="15"/>
               </w:rPr>
-              <w:t>0.418131</w:t>
+              <w:t>0.386584</w:t>
             </w:r>
           </w:p>
         </w:tc>
@@ -27067,7 +27067,7 @@
                 <w:i w:val="0"/>
                 <w:sz w:val="15"/>
               </w:rPr>
-              <w:t>0.261097</w:t>
+              <w:t>0.072165</w:t>
             </w:r>
           </w:p>
         </w:tc>
@@ -27087,7 +27087,7 @@
                 <w:i w:val="0"/>
                 <w:sz w:val="15"/>
               </w:rPr>
-              <w:t>0.495896</w:t>
+              <w:t>0.071997</w:t>
             </w:r>
           </w:p>
         </w:tc>
@@ -27107,7 +27107,7 @@
                 <w:i w:val="0"/>
                 <w:sz w:val="15"/>
               </w:rPr>
-              <w:t>0.435065</w:t>
+              <w:t>1.0</w:t>
             </w:r>
           </w:p>
         </w:tc>
@@ -27127,7 +27127,7 @@
                 <w:i w:val="0"/>
                 <w:sz w:val="15"/>
               </w:rPr>
-              <w:t>0.5</w:t>
+              <w:t>0.538462</w:t>
             </w:r>
           </w:p>
         </w:tc>
@@ -27147,7 +27147,7 @@
                 <w:i w:val="0"/>
                 <w:sz w:val="15"/>
               </w:rPr>
-              <w:t>0.292043</w:t>
+              <w:t>0.330716</w:t>
             </w:r>
           </w:p>
         </w:tc>
@@ -27187,7 +27187,7 @@
                 <w:i w:val="0"/>
                 <w:sz w:val="15"/>
               </w:rPr>
-              <w:t>0.45451125</w:t>
+              <w:t>0.5249119999999999</w:t>
             </w:r>
           </w:p>
         </w:tc>
@@ -27207,7 +27207,7 @@
                 <w:i w:val="0"/>
                 <w:sz w:val="15"/>
               </w:rPr>
-              <w:t>0.3973526666666667</w:t>
+              <w:t>0.3813873333333333</w:t>
             </w:r>
           </w:p>
         </w:tc>
@@ -27227,7 +27227,7 @@
                 <w:i w:val="0"/>
                 <w:sz w:val="15"/>
               </w:rPr>
-              <w:t>0.3960215</w:t>
+              <w:t>0.434589</w:t>
             </w:r>
           </w:p>
         </w:tc>
@@ -27267,7 +27267,7 @@
                 <w:i w:val="0"/>
                 <w:sz w:val="15"/>
               </w:rPr>
-              <w:t>67.44</w:t>
+              <w:t>66.39</w:t>
             </w:r>
           </w:p>
         </w:tc>
@@ -27383,7 +27383,7 @@
                 <w:i w:val="0"/>
                 <w:sz w:val="17"/>
               </w:rPr>
-              <w:t>总页数</w:t>
+              <w:t>内容页数</w:t>
             </w:r>
           </w:p>
         </w:tc>
@@ -27403,7 +27403,7 @@
                 <w:i w:val="0"/>
                 <w:sz w:val="17"/>
               </w:rPr>
-              <w:t>0.6752</w:t>
+              <w:t>0.6589</w:t>
             </w:r>
           </w:p>
         </w:tc>
@@ -27425,7 +27425,7 @@
                 <w:i w:val="0"/>
                 <w:sz w:val="17"/>
               </w:rPr>
-              <w:t>总字符数</w:t>
+              <w:t>内容字符数</w:t>
             </w:r>
           </w:p>
         </w:tc>
@@ -27445,7 +27445,7 @@
                 <w:i w:val="0"/>
                 <w:sz w:val="17"/>
               </w:rPr>
-              <w:t>0.6716</w:t>
+              <w:t>0.7493</w:t>
             </w:r>
           </w:p>
         </w:tc>
@@ -27487,7 +27487,7 @@
                 <w:i w:val="0"/>
                 <w:sz w:val="17"/>
               </w:rPr>
-              <w:t>0.6</w:t>
+              <w:t>0.6129</w:t>
             </w:r>
           </w:p>
         </w:tc>
@@ -27529,7 +27529,7 @@
                 <w:i w:val="0"/>
                 <w:sz w:val="17"/>
               </w:rPr>
-              <w:t>0.682</w:t>
+              <w:t>0.6779</w:t>
             </w:r>
           </w:p>
         </w:tc>
@@ -27571,7 +27571,7 @@
                 <w:i w:val="0"/>
                 <w:sz w:val="17"/>
               </w:rPr>
-              <w:t>0.6054</w:t>
+              <w:t>0.643</w:t>
             </w:r>
           </w:p>
         </w:tc>
@@ -27593,7 +27593,7 @@
                 <w:i w:val="0"/>
                 <w:sz w:val="17"/>
               </w:rPr>
-              <w:t>公式密度(公式数/总字符)</w:t>
+              <w:t>公式密度(公式数/内容字符)</w:t>
             </w:r>
           </w:p>
         </w:tc>
@@ -27613,7 +27613,7 @@
                 <w:i w:val="0"/>
                 <w:sz w:val="17"/>
               </w:rPr>
-              <w:t>0.6167</w:t>
+              <w:t>0.6197</w:t>
             </w:r>
           </w:p>
         </w:tc>
@@ -27655,7 +27655,7 @@
                 <w:i w:val="0"/>
                 <w:sz w:val="17"/>
               </w:rPr>
-              <w:t>0.6028</w:t>
+              <w:t>0.6001</w:t>
             </w:r>
           </w:p>
         </w:tc>
@@ -27697,7 +27697,7 @@
                 <w:i w:val="0"/>
                 <w:sz w:val="17"/>
               </w:rPr>
-              <w:t>0.6023</w:t>
+              <w:t>0.6098</w:t>
             </w:r>
           </w:p>
         </w:tc>
@@ -27719,7 +27719,7 @@
                 <w:i w:val="0"/>
                 <w:sz w:val="17"/>
               </w:rPr>
-              <w:t>连词密度(连词数/总字符)</w:t>
+              <w:t>连词密度(连词数/内容字符)</w:t>
             </w:r>
           </w:p>
         </w:tc>
@@ -27739,7 +27739,7 @@
                 <w:i w:val="0"/>
                 <w:sz w:val="17"/>
               </w:rPr>
-              <w:t>0.5802</w:t>
+              <w:t>0.6068</w:t>
             </w:r>
           </w:p>
         </w:tc>
@@ -27781,7 +27781,7 @@
                 <w:i w:val="0"/>
                 <w:sz w:val="17"/>
               </w:rPr>
-              <w:t>0.5988</w:t>
+              <w:t>0.5995</w:t>
             </w:r>
           </w:p>
         </w:tc>
@@ -27966,7 +27966,7 @@
                 <w:i w:val="0"/>
                 <w:sz w:val="16"/>
               </w:rPr>
-              <w:t>32.9</w:t>
+              <w:t>31.1</w:t>
             </w:r>
           </w:p>
         </w:tc>
@@ -27986,7 +27986,7 @@
                 <w:i w:val="0"/>
                 <w:sz w:val="16"/>
               </w:rPr>
-              <w:t>15.8</w:t>
+              <w:t>6.9</w:t>
             </w:r>
           </w:p>
         </w:tc>
@@ -28006,7 +28006,7 @@
                 <w:i w:val="0"/>
                 <w:sz w:val="16"/>
               </w:rPr>
-              <w:t>14.8</w:t>
+              <w:t>13.6</w:t>
             </w:r>
           </w:p>
         </w:tc>
@@ -28026,7 +28026,7 @@
                 <w:i w:val="0"/>
                 <w:sz w:val="16"/>
               </w:rPr>
-              <w:t>32.9</w:t>
+              <w:t>31.1</w:t>
             </w:r>
           </w:p>
         </w:tc>
@@ -28068,7 +28068,7 @@
                 <w:i w:val="0"/>
                 <w:sz w:val="16"/>
               </w:rPr>
-              <w:t>20.0</w:t>
+              <w:t>18.3</w:t>
             </w:r>
           </w:p>
         </w:tc>
@@ -28088,7 +28088,7 @@
                 <w:i w:val="0"/>
                 <w:sz w:val="16"/>
               </w:rPr>
-              <w:t>7.4</w:t>
+              <w:t>13.3</w:t>
             </w:r>
           </w:p>
         </w:tc>
@@ -28108,7 +28108,7 @@
                 <w:i w:val="0"/>
                 <w:sz w:val="16"/>
               </w:rPr>
-              <w:t>1.8</w:t>
+              <w:t>10.4</w:t>
             </w:r>
           </w:p>
         </w:tc>
@@ -28128,7 +28128,7 @@
                 <w:i w:val="0"/>
                 <w:sz w:val="16"/>
               </w:rPr>
-              <w:t>20.0</w:t>
+              <w:t>18.3</w:t>
             </w:r>
           </w:p>
         </w:tc>
@@ -28170,7 +28170,7 @@
                 <w:i w:val="0"/>
                 <w:sz w:val="16"/>
               </w:rPr>
-              <w:t>236.0</w:t>
+              <w:t>103.2</w:t>
             </w:r>
           </w:p>
         </w:tc>
@@ -28190,7 +28190,7 @@
                 <w:i w:val="0"/>
                 <w:sz w:val="16"/>
               </w:rPr>
-              <w:t>147.3</w:t>
+              <w:t>128.5</w:t>
             </w:r>
           </w:p>
         </w:tc>
@@ -28210,7 +28210,7 @@
                 <w:i w:val="0"/>
                 <w:sz w:val="16"/>
               </w:rPr>
-              <w:t>12.9</w:t>
+              <w:t>33.8</w:t>
             </w:r>
           </w:p>
         </w:tc>
@@ -28230,7 +28230,7 @@
                 <w:i w:val="0"/>
                 <w:sz w:val="16"/>
               </w:rPr>
-              <w:t>236.0</w:t>
+              <w:t>128.5</w:t>
             </w:r>
           </w:p>
         </w:tc>
@@ -28272,7 +28272,7 @@
                 <w:i w:val="0"/>
                 <w:sz w:val="16"/>
               </w:rPr>
-              <w:t>179.0</w:t>
+              <w:t>70.4</w:t>
             </w:r>
           </w:p>
         </w:tc>
@@ -28292,7 +28292,7 @@
                 <w:i w:val="0"/>
                 <w:sz w:val="16"/>
               </w:rPr>
-              <w:t>139.1</w:t>
+              <w:t>92.7</w:t>
             </w:r>
           </w:p>
         </w:tc>
@@ -28312,7 +28312,7 @@
                 <w:i w:val="0"/>
                 <w:sz w:val="16"/>
               </w:rPr>
-              <w:t>112.4</w:t>
+              <w:t>74.9</w:t>
             </w:r>
           </w:p>
         </w:tc>
@@ -28332,7 +28332,7 @@
                 <w:i w:val="0"/>
                 <w:sz w:val="16"/>
               </w:rPr>
-              <w:t>179.0</w:t>
+              <w:t>92.7</w:t>
             </w:r>
           </w:p>
         </w:tc>
@@ -28374,7 +28374,7 @@
                 <w:i w:val="0"/>
                 <w:sz w:val="16"/>
               </w:rPr>
-              <w:t>9.1</w:t>
+              <w:t>16.7</w:t>
             </w:r>
           </w:p>
         </w:tc>
@@ -28394,7 +28394,7 @@
                 <w:i w:val="0"/>
                 <w:sz w:val="16"/>
               </w:rPr>
-              <w:t>23.3</w:t>
+              <w:t>75.4</w:t>
             </w:r>
           </w:p>
         </w:tc>
@@ -28414,7 +28414,7 @@
                 <w:i w:val="0"/>
                 <w:sz w:val="16"/>
               </w:rPr>
-              <w:t>34.1</w:t>
+              <w:t>32.4</w:t>
             </w:r>
           </w:p>
         </w:tc>
@@ -28434,7 +28434,7 @@
                 <w:i w:val="0"/>
                 <w:sz w:val="16"/>
               </w:rPr>
-              <w:t>34.1</w:t>
+              <w:t>75.4</w:t>
             </w:r>
           </w:p>
         </w:tc>
@@ -28476,7 +28476,7 @@
                 <w:i w:val="0"/>
                 <w:sz w:val="16"/>
               </w:rPr>
-              <w:t>125.3</w:t>
+              <w:t>47.2</w:t>
             </w:r>
           </w:p>
         </w:tc>
@@ -28496,7 +28496,7 @@
                 <w:i w:val="0"/>
                 <w:sz w:val="16"/>
               </w:rPr>
-              <w:t>47.4</w:t>
+              <w:t>186.2</w:t>
             </w:r>
           </w:p>
         </w:tc>
@@ -28516,7 +28516,7 @@
                 <w:i w:val="0"/>
                 <w:sz w:val="16"/>
               </w:rPr>
-              <w:t>123.6</w:t>
+              <w:t>79.5</w:t>
             </w:r>
           </w:p>
         </w:tc>
@@ -28536,7 +28536,7 @@
                 <w:i w:val="0"/>
                 <w:sz w:val="16"/>
               </w:rPr>
-              <w:t>125.3</w:t>
+              <w:t>186.2</w:t>
             </w:r>
           </w:p>
         </w:tc>
@@ -28578,7 +28578,7 @@
                 <w:i w:val="0"/>
                 <w:sz w:val="16"/>
               </w:rPr>
-              <w:t>16.9</w:t>
+              <w:t>1.8</w:t>
             </w:r>
           </w:p>
         </w:tc>
@@ -28598,7 +28598,7 @@
                 <w:i w:val="0"/>
                 <w:sz w:val="16"/>
               </w:rPr>
-              <w:t>23.2</w:t>
+              <w:t>35.6</w:t>
             </w:r>
           </w:p>
         </w:tc>
@@ -28638,7 +28638,7 @@
                 <w:i w:val="0"/>
                 <w:sz w:val="16"/>
               </w:rPr>
-              <w:t>23.2</w:t>
+              <w:t>35.6</w:t>
             </w:r>
           </w:p>
         </w:tc>
@@ -28680,7 +28680,7 @@
                 <w:i w:val="0"/>
                 <w:sz w:val="16"/>
               </w:rPr>
-              <w:t>6.3</w:t>
+              <w:t>35.1</w:t>
             </w:r>
           </w:p>
         </w:tc>
@@ -28700,7 +28700,7 @@
                 <w:i w:val="0"/>
                 <w:sz w:val="16"/>
               </w:rPr>
-              <w:t>7.9</w:t>
+              <w:t>39.1</w:t>
             </w:r>
           </w:p>
         </w:tc>
@@ -28720,7 +28720,7 @@
                 <w:i w:val="0"/>
                 <w:sz w:val="16"/>
               </w:rPr>
-              <w:t>8.4</w:t>
+              <w:t>7.6</w:t>
             </w:r>
           </w:p>
         </w:tc>
@@ -28740,7 +28740,7 @@
                 <w:i w:val="0"/>
                 <w:sz w:val="16"/>
               </w:rPr>
-              <w:t>8.4</w:t>
+              <w:t>39.1</w:t>
             </w:r>
           </w:p>
         </w:tc>
@@ -28782,7 +28782,7 @@
                 <w:i w:val="0"/>
                 <w:sz w:val="16"/>
               </w:rPr>
-              <w:t>16.0</w:t>
+              <w:t>0.8</w:t>
             </w:r>
           </w:p>
         </w:tc>
@@ -28802,7 +28802,7 @@
                 <w:i w:val="0"/>
                 <w:sz w:val="16"/>
               </w:rPr>
-              <w:t>0.6</w:t>
+              <w:t>47.6</w:t>
             </w:r>
           </w:p>
         </w:tc>
@@ -28822,7 +28822,7 @@
                 <w:i w:val="0"/>
                 <w:sz w:val="16"/>
               </w:rPr>
-              <w:t>32.7</w:t>
+              <w:t>6.0</w:t>
             </w:r>
           </w:p>
         </w:tc>
@@ -28842,7 +28842,7 @@
                 <w:i w:val="0"/>
                 <w:sz w:val="16"/>
               </w:rPr>
-              <w:t>32.7</w:t>
+              <w:t>47.6</w:t>
             </w:r>
           </w:p>
         </w:tc>

--- a/output/选题A_建模报告.docx
+++ b/output/选题A_建模报告.docx
@@ -76,7 +76,7 @@
           <w:i w:val="0"/>
           <w:sz w:val="21"/>
         </w:rPr>
-        <w:t>问题2在特征提取—极差归一—灰色关联分析的基础上，补充了相关分析、关键特征识别、质量调整因子、质量预测模型与系统的小样本稳定性分析。结果表明：可量化文本特征与质量得分的关联整体较弱且方向不一（篇幅类特征呈弱正相关、连词与公式规范类呈弱负相关），说明质量主要由非文本内容因素决定；在9篇小样本下留一交叉验证R²&lt;0，说明特征预测模型外推能力不足，据此设计可靠性加权的质量调整因子并保守取k≈1。</w:t>
+        <w:t>问题2在特征提取—Z-score标准化—灰色关联分析的基础上，补充了相关分析、关键特征识别、质量调整因子、质量预测模型与系统的小样本稳定性分析。结果表明：可量化文本特征与质量得分的关联整体较弱且方向不一（篇幅类特征呈弱正相关、连词与公式规范类呈弱负相关），说明质量主要由非文本内容因素决定；在9篇小样本下留一交叉验证R²&lt;0，说明特征预测模型外推能力不足，据此设计可靠性加权的质量调整因子并保守取k≈1。</w:t>
       </w:r>
     </w:p>
     <w:p>
@@ -4554,7 +4554,7 @@
           <w:i w:val="0"/>
           <w:sz w:val="21"/>
         </w:rPr>
-        <w:t>沿用“篇幅结构、公式、逻辑连接、参考文献”四个综合维度，共12项可量化特征（在剔除代码附录页后的正文上计算，避免代码污染篇幅与公式统计）：内容页数、内容字符数、章节完整度（行首标题级检测）、段落平均长度（反向）、公式总数（行级公式检测）、公式密度、规范编号公式占比（逐式编号）、逻辑连词总频次、连词密度、参考文献数量（引用-条目）。各特征经极差归一（反向指标取补）后按维度等权合成综合得分。论文质量得分沿用问题1评分模型（同一套AHP权重与校准参数），2-8.pdf为图像型论文，予以排除，有效样本n=9。</w:t>
+        <w:t>沿用“篇幅结构、公式、逻辑连接、参考文献”四个综合维度，共12项可量化特征（在剔除代码附录页后的正文上计算，避免代码污染篇幅与公式统计）：内容页数、内容字符数、章节完整度（行首标题级检测）、段落平均长度（反向）、公式总数（行级公式检测）、公式密度、规范编号公式占比（逐式编号）、逻辑连词总频次、连词密度、参考文献数量（引用-条目）。各特征经Z-score标准化（反向指标取负）后按维度等权合成综合得分。论文质量得分沿用问题1评分模型（同一套AHP权重与校准参数），2-8.pdf为图像型论文，予以排除，有效样本n=9。</w:t>
       </w:r>
     </w:p>
     <w:tbl>
@@ -5024,7 +5024,7 @@
                 <w:i w:val="0"/>
                 <w:sz w:val="16"/>
               </w:rPr>
-              <w:t>0.6287929999999999</w:t>
+              <w:t>0.6481375</w:t>
             </w:r>
           </w:p>
         </w:tc>
@@ -5044,7 +5044,7 @@
                 <w:i w:val="0"/>
                 <w:sz w:val="16"/>
               </w:rPr>
-              <w:t>0.7999999999999999</w:t>
+              <w:t>1.313321</w:t>
             </w:r>
           </w:p>
         </w:tc>
@@ -5064,7 +5064,7 @@
                 <w:i w:val="0"/>
                 <w:sz w:val="16"/>
               </w:rPr>
-              <w:t>0.0528595</w:t>
+              <w:t>-1.051532</w:t>
             </w:r>
           </w:p>
         </w:tc>
@@ -5084,7 +5084,7 @@
                 <w:i w:val="0"/>
                 <w:sz w:val="16"/>
               </w:rPr>
-              <w:t>0.529412</w:t>
+              <w:t>0.398726</w:t>
             </w:r>
           </w:p>
         </w:tc>
@@ -5286,7 +5286,7 @@
                 <w:i w:val="0"/>
                 <w:sz w:val="16"/>
               </w:rPr>
-              <w:t>0.36639</w:t>
+              <w:t>-0.46505725</w:t>
             </w:r>
           </w:p>
         </w:tc>
@@ -5306,7 +5306,7 @@
                 <w:i w:val="0"/>
                 <w:sz w:val="16"/>
               </w:rPr>
-              <w:t>0.4761513333333333</w:t>
+              <w:t>0.3188356666666666</w:t>
             </w:r>
           </w:p>
         </w:tc>
@@ -5326,7 +5326,7 @@
                 <w:i w:val="0"/>
                 <w:sz w:val="16"/>
               </w:rPr>
-              <w:t>0.014398</w:t>
+              <w:t>-1.157363</w:t>
             </w:r>
           </w:p>
         </w:tc>
@@ -5346,7 +5346,7 @@
                 <w:i w:val="0"/>
                 <w:sz w:val="16"/>
               </w:rPr>
-              <w:t>0.058824</w:t>
+              <w:t>-1.036688</w:t>
             </w:r>
           </w:p>
         </w:tc>
@@ -5548,7 +5548,7 @@
                 <w:i w:val="0"/>
                 <w:sz w:val="16"/>
               </w:rPr>
-              <w:t>0.30081525</w:t>
+              <w:t>-0.68368575</w:t>
             </w:r>
           </w:p>
         </w:tc>
@@ -5568,7 +5568,7 @@
                 <w:i w:val="0"/>
                 <w:sz w:val="16"/>
               </w:rPr>
-              <w:t>0.297173</w:t>
+              <w:t>-0.285376</w:t>
             </w:r>
           </w:p>
         </w:tc>
@@ -5588,7 +5588,7 @@
                 <w:i w:val="0"/>
                 <w:sz w:val="16"/>
               </w:rPr>
-              <w:t>0.9235805</w:t>
+              <w:t>1.2368450000000002</w:t>
             </w:r>
           </w:p>
         </w:tc>
@@ -5608,7 +5608,7 @@
                 <w:i w:val="0"/>
                 <w:sz w:val="16"/>
               </w:rPr>
-              <w:t>0.176471</w:t>
+              <w:t>-0.677834</w:t>
             </w:r>
           </w:p>
         </w:tc>
@@ -5810,7 +5810,7 @@
                 <w:i w:val="0"/>
                 <w:sz w:val="16"/>
               </w:rPr>
-              <w:t>0.37679925</w:t>
+              <w:t>-0.42007025</w:t>
             </w:r>
           </w:p>
         </w:tc>
@@ -5830,7 +5830,7 @@
                 <w:i w:val="0"/>
                 <w:sz w:val="16"/>
               </w:rPr>
-              <w:t>0.3066089999999999</w:t>
+              <w:t>-0.25446</w:t>
             </w:r>
           </w:p>
         </w:tc>
@@ -5850,7 +5850,7 @@
                 <w:i w:val="0"/>
                 <w:sz w:val="16"/>
               </w:rPr>
-              <w:t>0.923077</w:t>
+              <w:t>1.226344</w:t>
             </w:r>
           </w:p>
         </w:tc>
@@ -5870,7 +5870,7 @@
                 <w:i w:val="0"/>
                 <w:sz w:val="16"/>
               </w:rPr>
-              <w:t>0.117647</w:t>
+              <w:t>-0.857261</w:t>
             </w:r>
           </w:p>
         </w:tc>
@@ -6072,7 +6072,7 @@
                 <w:i w:val="0"/>
                 <w:sz w:val="16"/>
               </w:rPr>
-              <w:t>0.235703</w:t>
+              <w:t>-0.9163335</w:t>
             </w:r>
           </w:p>
         </w:tc>
@@ -6092,7 +6092,7 @@
                 <w:i w:val="0"/>
                 <w:sz w:val="16"/>
               </w:rPr>
-              <w:t>0.0</w:t>
+              <w:t>-1.285767</w:t>
             </w:r>
           </w:p>
         </w:tc>
@@ -6112,7 +6112,7 @@
                 <w:i w:val="0"/>
                 <w:sz w:val="16"/>
               </w:rPr>
-              <w:t>0.2738285</w:t>
+              <w:t>-0.468868</w:t>
             </w:r>
           </w:p>
         </w:tc>
@@ -6132,7 +6132,7 @@
                 <w:i w:val="0"/>
                 <w:sz w:val="16"/>
               </w:rPr>
-              <w:t>0.823529</w:t>
+              <w:t>1.29586</w:t>
             </w:r>
           </w:p>
         </w:tc>
@@ -6334,7 +6334,7 @@
                 <w:i w:val="0"/>
                 <w:sz w:val="16"/>
               </w:rPr>
-              <w:t>0.95825</w:t>
+              <w:t>1.7478424999999995</w:t>
             </w:r>
           </w:p>
         </w:tc>
@@ -6354,7 +6354,7 @@
                 <w:i w:val="0"/>
                 <w:sz w:val="16"/>
               </w:rPr>
-              <w:t>0.6521773333333333</w:t>
+              <w:t>0.7268393333333334</w:t>
             </w:r>
           </w:p>
         </w:tc>
@@ -6374,7 +6374,7 @@
                 <w:i w:val="0"/>
                 <w:sz w:val="16"/>
               </w:rPr>
-              <w:t>0.0384615</w:t>
+              <w:t>-1.0876915</w:t>
             </w:r>
           </w:p>
         </w:tc>
@@ -6394,7 +6394,7 @@
                 <w:i w:val="0"/>
                 <w:sz w:val="16"/>
               </w:rPr>
-              <w:t>0.0</w:t>
+              <w:t>-1.216115</w:t>
             </w:r>
           </w:p>
         </w:tc>
@@ -6596,7 +6596,7 @@
                 <w:i w:val="0"/>
                 <w:sz w:val="16"/>
               </w:rPr>
-              <w:t>0.382717</w:t>
+              <w:t>-0.2872424999999999</w:t>
             </w:r>
           </w:p>
         </w:tc>
@@ -6616,7 +6616,7 @@
                 <w:i w:val="0"/>
                 <w:sz w:val="16"/>
               </w:rPr>
-              <w:t>0.2724336666666667</w:t>
+              <w:t>-0.3676129999999999</w:t>
             </w:r>
           </w:p>
         </w:tc>
@@ -6636,7 +6636,7 @@
                 <w:i w:val="0"/>
                 <w:sz w:val="16"/>
               </w:rPr>
-              <w:t>0.4236135</w:t>
+              <w:t>-0.0742165</w:t>
             </w:r>
           </w:p>
         </w:tc>
@@ -6656,7 +6656,7 @@
                 <w:i w:val="0"/>
                 <w:sz w:val="16"/>
               </w:rPr>
-              <w:t>0.470588</w:t>
+              <w:t>0.219299</w:t>
             </w:r>
           </w:p>
         </w:tc>
@@ -6858,7 +6858,7 @@
                 <w:i w:val="0"/>
                 <w:sz w:val="16"/>
               </w:rPr>
-              <w:t>0.4486442499999999</w:t>
+              <w:t>0.0710382499999999</w:t>
             </w:r>
           </w:p>
         </w:tc>
@@ -6878,7 +6878,7 @@
                 <w:i w:val="0"/>
                 <w:sz w:val="16"/>
               </w:rPr>
-              <w:t>0.4606043333333333</w:t>
+              <w:t>0.086627</w:t>
             </w:r>
           </w:p>
         </w:tc>
@@ -6898,7 +6898,7 @@
                 <w:i w:val="0"/>
                 <w:sz w:val="16"/>
               </w:rPr>
-              <w:t>0.9904015</w:t>
+              <w:t>1.4138995</w:t>
             </w:r>
           </w:p>
         </w:tc>
@@ -6918,7 +6918,7 @@
                 <w:i w:val="0"/>
                 <w:sz w:val="16"/>
               </w:rPr>
-              <w:t>0.411765</w:t>
+              <w:t>0.039873</w:t>
             </w:r>
           </w:p>
         </w:tc>
@@ -7120,7 +7120,7 @@
                 <w:i w:val="0"/>
                 <w:sz w:val="16"/>
               </w:rPr>
-              <w:t>0.5249119999999999</w:t>
+              <w:t>0.305371</w:t>
             </w:r>
           </w:p>
         </w:tc>
@@ -7140,7 +7140,7 @@
                 <w:i w:val="0"/>
                 <w:sz w:val="16"/>
               </w:rPr>
-              <w:t>0.3813873333333333</w:t>
+              <w:t>-0.2524073333333334</w:t>
             </w:r>
           </w:p>
         </w:tc>
@@ -7160,7 +7160,7 @@
                 <w:i w:val="0"/>
                 <w:sz w:val="16"/>
               </w:rPr>
-              <w:t>0.434589</w:t>
+              <w:t>-0.0374175</w:t>
             </w:r>
           </w:p>
         </w:tc>
@@ -7180,7 +7180,7 @@
                 <w:i w:val="0"/>
                 <w:sz w:val="16"/>
               </w:rPr>
-              <w:t>1.0</w:t>
+              <w:t>1.83414</w:t>
             </w:r>
           </w:p>
         </w:tc>
@@ -7352,7 +7352,7 @@
                 <w:i w:val="0"/>
                 <w:sz w:val="18"/>
               </w:rPr>
-              <w:t>0.6999</w:t>
+              <w:t>0.6423</w:t>
             </w:r>
           </w:p>
         </w:tc>
@@ -7394,7 +7394,7 @@
                 <w:i w:val="0"/>
                 <w:sz w:val="18"/>
               </w:rPr>
-              <w:t>0.6517</w:t>
+              <w:t>0.6518</w:t>
             </w:r>
           </w:p>
         </w:tc>
@@ -7436,7 +7436,7 @@
                 <w:i w:val="0"/>
                 <w:sz w:val="18"/>
               </w:rPr>
-              <w:t>0.6281</w:t>
+              <w:t>0.624</w:t>
             </w:r>
           </w:p>
         </w:tc>
@@ -7478,7 +7478,7 @@
                 <w:i w:val="0"/>
                 <w:sz w:val="18"/>
               </w:rPr>
-              <w:t>0.6012</w:t>
+              <w:t>0.5273</w:t>
             </w:r>
           </w:p>
         </w:tc>
@@ -7512,7 +7512,7 @@
           <w:i w:val="0"/>
           <w:sz w:val="21"/>
         </w:rPr>
-        <w:t>四个综合维度的灰色关联度依次为：篇幅结构(0.700)、公式特征(0.652)、逻辑连接(0.628)、参考文献(0.601)。其中关联度最高的维度与质量得分的关系更密切，说明篇幅结构与逻辑表达对质量的影响相对更直接。</w:t>
+        <w:t>四个综合维度的灰色关联度依次为：篇幅结构(0.642)、公式特征(0.652)、逻辑连接(0.624)、参考文献(0.527)。其中关联度最高的维度与质量得分的关系更密切，说明篇幅结构与逻辑表达对质量的影响相对更直接。</w:t>
       </w:r>
     </w:p>
     <w:p>
@@ -7895,7 +7895,7 @@
                 <w:i w:val="0"/>
                 <w:sz w:val="17"/>
               </w:rPr>
-              <w:t>0.7493</w:t>
+              <w:t>0.7097</w:t>
             </w:r>
           </w:p>
         </w:tc>
@@ -8037,7 +8037,7 @@
                 <w:i w:val="0"/>
                 <w:sz w:val="17"/>
               </w:rPr>
-              <w:t>0.6589</w:t>
+              <w:t>0.6775</w:t>
             </w:r>
           </w:p>
         </w:tc>
@@ -8179,7 +8179,7 @@
                 <w:i w:val="0"/>
                 <w:sz w:val="17"/>
               </w:rPr>
-              <w:t>0.6068</w:t>
+              <w:t>0.6481</w:t>
             </w:r>
           </w:p>
         </w:tc>
@@ -8321,7 +8321,7 @@
                 <w:i w:val="0"/>
                 <w:sz w:val="17"/>
               </w:rPr>
-              <w:t>0.6098</w:t>
+              <w:t>0.618</w:t>
             </w:r>
           </w:p>
         </w:tc>
@@ -8463,7 +8463,7 @@
                 <w:i w:val="0"/>
                 <w:sz w:val="17"/>
               </w:rPr>
-              <w:t>0.5995</w:t>
+              <w:t>0.5385</w:t>
             </w:r>
           </w:p>
         </w:tc>
@@ -8605,7 +8605,7 @@
                 <w:i w:val="0"/>
                 <w:sz w:val="17"/>
               </w:rPr>
-              <w:t>0.643</w:t>
+              <w:t>0.6519</w:t>
             </w:r>
           </w:p>
         </w:tc>
@@ -8896,7 +8896,7 @@
                 <w:i w:val="0"/>
                 <w:sz w:val="17"/>
               </w:rPr>
-              <w:t>-3.2742</w:t>
+              <w:t>-1.1899</w:t>
             </w:r>
           </w:p>
         </w:tc>
@@ -8997,7 +8997,7 @@
                 <w:i w:val="0"/>
                 <w:sz w:val="17"/>
               </w:rPr>
-              <w:t>1.4528</w:t>
+              <w:t>0.5559</w:t>
             </w:r>
           </w:p>
         </w:tc>
@@ -9098,7 +9098,7 @@
                 <w:i w:val="0"/>
                 <w:sz w:val="17"/>
               </w:rPr>
-              <w:t>-3.8094</w:t>
+              <w:t>-1.2489</w:t>
             </w:r>
           </w:p>
         </w:tc>
@@ -9218,7 +9218,7 @@
                 <w:i w:val="0"/>
                 <w:sz w:val="17"/>
               </w:rPr>
-              <w:t>69.9803</w:t>
+              <w:t>67.384</w:t>
             </w:r>
           </w:p>
         </w:tc>
@@ -9880,7 +9880,7 @@
                 <w:i w:val="0"/>
                 <w:sz w:val="17"/>
               </w:rPr>
-              <w:t>0.6164</w:t>
+              <w:t>0.6196</w:t>
             </w:r>
           </w:p>
         </w:tc>
@@ -9900,7 +9900,7 @@
                 <w:i w:val="0"/>
                 <w:sz w:val="17"/>
               </w:rPr>
-              <w:t>1.0109</w:t>
+              <w:t>1.0128</w:t>
             </w:r>
           </w:p>
         </w:tc>
@@ -9920,7 +9920,7 @@
                 <w:i w:val="0"/>
                 <w:sz w:val="17"/>
               </w:rPr>
-              <w:t>65.89</w:t>
+              <w:t>66.01</w:t>
             </w:r>
           </w:p>
         </w:tc>
@@ -10042,7 +10042,7 @@
                 <w:i w:val="0"/>
                 <w:sz w:val="17"/>
               </w:rPr>
-              <w:t>0.4376</w:t>
+              <w:t>0.4331</w:t>
             </w:r>
           </w:p>
         </w:tc>
@@ -10062,7 +10062,7 @@
                 <w:i w:val="0"/>
                 <w:sz w:val="17"/>
               </w:rPr>
-              <w:t>0.9787</w:t>
+              <w:t>0.9788</w:t>
             </w:r>
           </w:p>
         </w:tc>
@@ -10082,7 +10082,7 @@
                 <w:i w:val="0"/>
                 <w:sz w:val="17"/>
               </w:rPr>
-              <w:t>69.01</w:t>
+              <w:t>69.02</w:t>
             </w:r>
           </w:p>
         </w:tc>
@@ -10204,7 +10204,7 @@
                 <w:i w:val="0"/>
                 <w:sz w:val="17"/>
               </w:rPr>
-              <w:t>0.5476</w:t>
+              <w:t>0.5369</w:t>
             </w:r>
           </w:p>
         </w:tc>
@@ -10224,7 +10224,7 @@
                 <w:i w:val="0"/>
                 <w:sz w:val="17"/>
               </w:rPr>
-              <w:t>0.9985</w:t>
+              <w:t>0.9977</w:t>
             </w:r>
           </w:p>
         </w:tc>
@@ -10244,7 +10244,7 @@
                 <w:i w:val="0"/>
                 <w:sz w:val="17"/>
               </w:rPr>
-              <w:t>72.13</w:t>
+              <w:t>72.08</w:t>
             </w:r>
           </w:p>
         </w:tc>
@@ -10366,7 +10366,7 @@
                 <w:i w:val="0"/>
                 <w:sz w:val="17"/>
               </w:rPr>
-              <w:t>0.5522</w:t>
+              <w:t>0.5396</w:t>
             </w:r>
           </w:p>
         </w:tc>
@@ -10386,7 +10386,7 @@
                 <w:i w:val="0"/>
                 <w:sz w:val="17"/>
               </w:rPr>
-              <w:t>0.9993</w:t>
+              <w:t>0.9982</w:t>
             </w:r>
           </w:p>
         </w:tc>
@@ -10406,7 +10406,7 @@
                 <w:i w:val="0"/>
                 <w:sz w:val="17"/>
               </w:rPr>
-              <w:t>61.1</w:t>
+              <w:t>61.03</w:t>
             </w:r>
           </w:p>
         </w:tc>
@@ -10528,7 +10528,7 @@
                 <w:i w:val="0"/>
                 <w:sz w:val="17"/>
               </w:rPr>
-              <w:t>0.4859</w:t>
+              <w:t>0.4801</w:t>
             </w:r>
           </w:p>
         </w:tc>
@@ -10690,7 +10690,7 @@
                 <w:i w:val="0"/>
                 <w:sz w:val="17"/>
               </w:rPr>
-              <w:t>0.6124</w:t>
+              <w:t>0.6086</w:t>
             </w:r>
           </w:p>
         </w:tc>
@@ -10710,7 +10710,7 @@
                 <w:i w:val="0"/>
                 <w:sz w:val="17"/>
               </w:rPr>
-              <w:t>1.0101</w:t>
+              <w:t>1.0108</w:t>
             </w:r>
           </w:p>
         </w:tc>
@@ -10730,7 +10730,7 @@
                 <w:i w:val="0"/>
                 <w:sz w:val="17"/>
               </w:rPr>
-              <w:t>74.01</w:t>
+              <w:t>74.05</w:t>
             </w:r>
           </w:p>
         </w:tc>
@@ -10852,7 +10852,7 @@
                 <w:i w:val="0"/>
                 <w:sz w:val="17"/>
               </w:rPr>
-              <w:t>0.4765</w:t>
+              <w:t>0.474</w:t>
             </w:r>
           </w:p>
         </w:tc>
@@ -10872,7 +10872,7 @@
                 <w:i w:val="0"/>
                 <w:sz w:val="17"/>
               </w:rPr>
-              <w:t>0.9857</w:t>
+              <w:t>0.9863</w:t>
             </w:r>
           </w:p>
         </w:tc>
@@ -10892,7 +10892,7 @@
                 <w:i w:val="0"/>
                 <w:sz w:val="17"/>
               </w:rPr>
-              <w:t>64.25</w:t>
+              <w:t>64.28</w:t>
             </w:r>
           </w:p>
         </w:tc>
@@ -11014,7 +11014,7 @@
                 <w:i w:val="0"/>
                 <w:sz w:val="17"/>
               </w:rPr>
-              <w:t>0.6376</w:t>
+              <w:t>0.6225</w:t>
             </w:r>
           </w:p>
         </w:tc>
@@ -11034,7 +11034,7 @@
                 <w:i w:val="0"/>
                 <w:sz w:val="17"/>
               </w:rPr>
-              <w:t>1.0147</w:t>
+              <w:t>1.0133</w:t>
             </w:r>
           </w:p>
         </w:tc>
@@ -11054,7 +11054,7 @@
                 <w:i w:val="0"/>
                 <w:sz w:val="17"/>
               </w:rPr>
-              <w:t>65.84</w:t>
+              <w:t>65.75</w:t>
             </w:r>
           </w:p>
         </w:tc>
@@ -11176,7 +11176,7 @@
                 <w:i w:val="0"/>
                 <w:sz w:val="17"/>
               </w:rPr>
-              <w:t>0.6384</w:t>
+              <w:t>0.6299</w:t>
             </w:r>
           </w:p>
         </w:tc>
@@ -11196,7 +11196,7 @@
                 <w:i w:val="0"/>
                 <w:sz w:val="17"/>
               </w:rPr>
-              <w:t>1.0148</w:t>
+              <w:t>1.0147</w:t>
             </w:r>
           </w:p>
         </w:tc>
@@ -11216,7 +11216,7 @@
                 <w:i w:val="0"/>
                 <w:sz w:val="17"/>
               </w:rPr>
-              <w:t>67.38</w:t>
+              <w:t>67.37</w:t>
             </w:r>
           </w:p>
         </w:tc>
@@ -21993,37 +21993,38 @@
         <w:tblLook w:firstColumn="1" w:firstRow="1" w:lastColumn="0" w:lastRow="0" w:noHBand="0" w:noVBand="1" w:val="04A0"/>
       </w:tblPr>
       <w:tblGrid>
-        <w:gridCol w:w="362"/>
-        <w:gridCol w:w="362"/>
-        <w:gridCol w:w="362"/>
-        <w:gridCol w:w="362"/>
-        <w:gridCol w:w="362"/>
-        <w:gridCol w:w="362"/>
-        <w:gridCol w:w="362"/>
-        <w:gridCol w:w="362"/>
-        <w:gridCol w:w="362"/>
-        <w:gridCol w:w="362"/>
-        <w:gridCol w:w="362"/>
-        <w:gridCol w:w="362"/>
-        <w:gridCol w:w="362"/>
-        <w:gridCol w:w="362"/>
-        <w:gridCol w:w="362"/>
-        <w:gridCol w:w="362"/>
-        <w:gridCol w:w="362"/>
-        <w:gridCol w:w="362"/>
-        <w:gridCol w:w="362"/>
-        <w:gridCol w:w="362"/>
-        <w:gridCol w:w="362"/>
-        <w:gridCol w:w="362"/>
-        <w:gridCol w:w="362"/>
-        <w:gridCol w:w="362"/>
-        <w:gridCol w:w="362"/>
-        <w:gridCol w:w="362"/>
+        <w:gridCol w:w="348"/>
+        <w:gridCol w:w="348"/>
+        <w:gridCol w:w="348"/>
+        <w:gridCol w:w="348"/>
+        <w:gridCol w:w="348"/>
+        <w:gridCol w:w="348"/>
+        <w:gridCol w:w="348"/>
+        <w:gridCol w:w="348"/>
+        <w:gridCol w:w="348"/>
+        <w:gridCol w:w="348"/>
+        <w:gridCol w:w="348"/>
+        <w:gridCol w:w="348"/>
+        <w:gridCol w:w="348"/>
+        <w:gridCol w:w="348"/>
+        <w:gridCol w:w="348"/>
+        <w:gridCol w:w="348"/>
+        <w:gridCol w:w="348"/>
+        <w:gridCol w:w="348"/>
+        <w:gridCol w:w="348"/>
+        <w:gridCol w:w="348"/>
+        <w:gridCol w:w="348"/>
+        <w:gridCol w:w="348"/>
+        <w:gridCol w:w="348"/>
+        <w:gridCol w:w="348"/>
+        <w:gridCol w:w="348"/>
+        <w:gridCol w:w="348"/>
+        <w:gridCol w:w="348"/>
       </w:tblGrid>
       <w:tr>
         <w:tc>
           <w:tcPr>
-            <w:tcW w:type="dxa" w:w="362"/>
+            <w:tcW w:type="dxa" w:w="348"/>
             <w:shd w:val="clear" w:fill="4472C4"/>
           </w:tcPr>
           <w:p>
@@ -22045,7 +22046,7 @@
         </w:tc>
         <w:tc>
           <w:tcPr>
-            <w:tcW w:type="dxa" w:w="362"/>
+            <w:tcW w:type="dxa" w:w="348"/>
             <w:shd w:val="clear" w:fill="4472C4"/>
           </w:tcPr>
           <w:p>
@@ -22067,7 +22068,7 @@
         </w:tc>
         <w:tc>
           <w:tcPr>
-            <w:tcW w:type="dxa" w:w="362"/>
+            <w:tcW w:type="dxa" w:w="348"/>
             <w:shd w:val="clear" w:fill="4472C4"/>
           </w:tcPr>
           <w:p>
@@ -22089,7 +22090,7 @@
         </w:tc>
         <w:tc>
           <w:tcPr>
-            <w:tcW w:type="dxa" w:w="362"/>
+            <w:tcW w:type="dxa" w:w="348"/>
             <w:shd w:val="clear" w:fill="4472C4"/>
           </w:tcPr>
           <w:p>
@@ -22111,7 +22112,7 @@
         </w:tc>
         <w:tc>
           <w:tcPr>
-            <w:tcW w:type="dxa" w:w="362"/>
+            <w:tcW w:type="dxa" w:w="348"/>
             <w:shd w:val="clear" w:fill="4472C4"/>
           </w:tcPr>
           <w:p>
@@ -22133,7 +22134,7 @@
         </w:tc>
         <w:tc>
           <w:tcPr>
-            <w:tcW w:type="dxa" w:w="362"/>
+            <w:tcW w:type="dxa" w:w="348"/>
             <w:shd w:val="clear" w:fill="4472C4"/>
           </w:tcPr>
           <w:p>
@@ -22155,7 +22156,7 @@
         </w:tc>
         <w:tc>
           <w:tcPr>
-            <w:tcW w:type="dxa" w:w="362"/>
+            <w:tcW w:type="dxa" w:w="348"/>
             <w:shd w:val="clear" w:fill="4472C4"/>
           </w:tcPr>
           <w:p>
@@ -22177,7 +22178,7 @@
         </w:tc>
         <w:tc>
           <w:tcPr>
-            <w:tcW w:type="dxa" w:w="362"/>
+            <w:tcW w:type="dxa" w:w="348"/>
             <w:shd w:val="clear" w:fill="4472C4"/>
           </w:tcPr>
           <w:p>
@@ -22199,7 +22200,7 @@
         </w:tc>
         <w:tc>
           <w:tcPr>
-            <w:tcW w:type="dxa" w:w="362"/>
+            <w:tcW w:type="dxa" w:w="348"/>
             <w:shd w:val="clear" w:fill="4472C4"/>
           </w:tcPr>
           <w:p>
@@ -22221,7 +22222,7 @@
         </w:tc>
         <w:tc>
           <w:tcPr>
-            <w:tcW w:type="dxa" w:w="362"/>
+            <w:tcW w:type="dxa" w:w="348"/>
             <w:shd w:val="clear" w:fill="4472C4"/>
           </w:tcPr>
           <w:p>
@@ -22243,7 +22244,7 @@
         </w:tc>
         <w:tc>
           <w:tcPr>
-            <w:tcW w:type="dxa" w:w="362"/>
+            <w:tcW w:type="dxa" w:w="348"/>
             <w:shd w:val="clear" w:fill="4472C4"/>
           </w:tcPr>
           <w:p>
@@ -22265,7 +22266,7 @@
         </w:tc>
         <w:tc>
           <w:tcPr>
-            <w:tcW w:type="dxa" w:w="362"/>
+            <w:tcW w:type="dxa" w:w="348"/>
             <w:shd w:val="clear" w:fill="4472C4"/>
           </w:tcPr>
           <w:p>
@@ -22281,13 +22282,13 @@
                 <w:color w:val="FFFFFF"/>
                 <w:sz w:val="15"/>
               </w:rPr>
-              <w:t>内容页数_归一</w:t>
-            </w:r>
-          </w:p>
-        </w:tc>
-        <w:tc>
-          <w:tcPr>
-            <w:tcW w:type="dxa" w:w="362"/>
+              <w:t>内容页数_z</w:t>
+            </w:r>
+          </w:p>
+        </w:tc>
+        <w:tc>
+          <w:tcPr>
+            <w:tcW w:type="dxa" w:w="348"/>
             <w:shd w:val="clear" w:fill="4472C4"/>
           </w:tcPr>
           <w:p>
@@ -22303,13 +22304,13 @@
                 <w:color w:val="FFFFFF"/>
                 <w:sz w:val="15"/>
               </w:rPr>
-              <w:t>内容字符数_归一</w:t>
-            </w:r>
-          </w:p>
-        </w:tc>
-        <w:tc>
-          <w:tcPr>
-            <w:tcW w:type="dxa" w:w="362"/>
+              <w:t>内容字符数_z</w:t>
+            </w:r>
+          </w:p>
+        </w:tc>
+        <w:tc>
+          <w:tcPr>
+            <w:tcW w:type="dxa" w:w="348"/>
             <w:shd w:val="clear" w:fill="4472C4"/>
           </w:tcPr>
           <w:p>
@@ -22325,13 +22326,13 @@
                 <w:color w:val="FFFFFF"/>
                 <w:sz w:val="15"/>
               </w:rPr>
-              <w:t>段落平均长度_归一</w:t>
-            </w:r>
-          </w:p>
-        </w:tc>
-        <w:tc>
-          <w:tcPr>
-            <w:tcW w:type="dxa" w:w="362"/>
+              <w:t>章节完整度_z</w:t>
+            </w:r>
+          </w:p>
+        </w:tc>
+        <w:tc>
+          <w:tcPr>
+            <w:tcW w:type="dxa" w:w="348"/>
             <w:shd w:val="clear" w:fill="4472C4"/>
           </w:tcPr>
           <w:p>
@@ -22347,13 +22348,13 @@
                 <w:color w:val="FFFFFF"/>
                 <w:sz w:val="15"/>
               </w:rPr>
-              <w:t>公式总数_归一</w:t>
-            </w:r>
-          </w:p>
-        </w:tc>
-        <w:tc>
-          <w:tcPr>
-            <w:tcW w:type="dxa" w:w="362"/>
+              <w:t>段落平均长度_z</w:t>
+            </w:r>
+          </w:p>
+        </w:tc>
+        <w:tc>
+          <w:tcPr>
+            <w:tcW w:type="dxa" w:w="348"/>
             <w:shd w:val="clear" w:fill="4472C4"/>
           </w:tcPr>
           <w:p>
@@ -22369,13 +22370,13 @@
                 <w:color w:val="FFFFFF"/>
                 <w:sz w:val="15"/>
               </w:rPr>
-              <w:t>公式密度(公式数/内容字符)_归一</w:t>
-            </w:r>
-          </w:p>
-        </w:tc>
-        <w:tc>
-          <w:tcPr>
-            <w:tcW w:type="dxa" w:w="362"/>
+              <w:t>公式总数_z</w:t>
+            </w:r>
+          </w:p>
+        </w:tc>
+        <w:tc>
+          <w:tcPr>
+            <w:tcW w:type="dxa" w:w="348"/>
             <w:shd w:val="clear" w:fill="4472C4"/>
           </w:tcPr>
           <w:p>
@@ -22391,13 +22392,13 @@
                 <w:color w:val="FFFFFF"/>
                 <w:sz w:val="15"/>
               </w:rPr>
-              <w:t>规范编号公式占比_归一</w:t>
-            </w:r>
-          </w:p>
-        </w:tc>
-        <w:tc>
-          <w:tcPr>
-            <w:tcW w:type="dxa" w:w="362"/>
+              <w:t>公式密度(公式数/内容字符)_z</w:t>
+            </w:r>
+          </w:p>
+        </w:tc>
+        <w:tc>
+          <w:tcPr>
+            <w:tcW w:type="dxa" w:w="348"/>
             <w:shd w:val="clear" w:fill="4472C4"/>
           </w:tcPr>
           <w:p>
@@ -22413,13 +22414,13 @@
                 <w:color w:val="FFFFFF"/>
                 <w:sz w:val="15"/>
               </w:rPr>
-              <w:t>逻辑连词总频次_归一</w:t>
-            </w:r>
-          </w:p>
-        </w:tc>
-        <w:tc>
-          <w:tcPr>
-            <w:tcW w:type="dxa" w:w="362"/>
+              <w:t>规范编号公式占比_z</w:t>
+            </w:r>
+          </w:p>
+        </w:tc>
+        <w:tc>
+          <w:tcPr>
+            <w:tcW w:type="dxa" w:w="348"/>
             <w:shd w:val="clear" w:fill="4472C4"/>
           </w:tcPr>
           <w:p>
@@ -22435,13 +22436,13 @@
                 <w:color w:val="FFFFFF"/>
                 <w:sz w:val="15"/>
               </w:rPr>
-              <w:t>连词密度(连词数/内容字符)_归一</w:t>
-            </w:r>
-          </w:p>
-        </w:tc>
-        <w:tc>
-          <w:tcPr>
-            <w:tcW w:type="dxa" w:w="362"/>
+              <w:t>逻辑连词总频次_z</w:t>
+            </w:r>
+          </w:p>
+        </w:tc>
+        <w:tc>
+          <w:tcPr>
+            <w:tcW w:type="dxa" w:w="348"/>
             <w:shd w:val="clear" w:fill="4472C4"/>
           </w:tcPr>
           <w:p>
@@ -22457,13 +22458,13 @@
                 <w:color w:val="FFFFFF"/>
                 <w:sz w:val="15"/>
               </w:rPr>
-              <w:t>参考文献数量_归一</w:t>
-            </w:r>
-          </w:p>
-        </w:tc>
-        <w:tc>
-          <w:tcPr>
-            <w:tcW w:type="dxa" w:w="362"/>
+              <w:t>连词密度(连词数/内容字符)_z</w:t>
+            </w:r>
+          </w:p>
+        </w:tc>
+        <w:tc>
+          <w:tcPr>
+            <w:tcW w:type="dxa" w:w="348"/>
             <w:shd w:val="clear" w:fill="4472C4"/>
           </w:tcPr>
           <w:p>
@@ -22479,13 +22480,13 @@
                 <w:color w:val="FFFFFF"/>
                 <w:sz w:val="15"/>
               </w:rPr>
-              <w:t>篇幅结构特征综合得分</w:t>
-            </w:r>
-          </w:p>
-        </w:tc>
-        <w:tc>
-          <w:tcPr>
-            <w:tcW w:type="dxa" w:w="362"/>
+              <w:t>参考文献数量_z</w:t>
+            </w:r>
+          </w:p>
+        </w:tc>
+        <w:tc>
+          <w:tcPr>
+            <w:tcW w:type="dxa" w:w="348"/>
             <w:shd w:val="clear" w:fill="4472C4"/>
           </w:tcPr>
           <w:p>
@@ -22501,13 +22502,13 @@
                 <w:color w:val="FFFFFF"/>
                 <w:sz w:val="15"/>
               </w:rPr>
-              <w:t>公式特征综合得分</w:t>
-            </w:r>
-          </w:p>
-        </w:tc>
-        <w:tc>
-          <w:tcPr>
-            <w:tcW w:type="dxa" w:w="362"/>
+              <w:t>篇幅结构特征综合得分</w:t>
+            </w:r>
+          </w:p>
+        </w:tc>
+        <w:tc>
+          <w:tcPr>
+            <w:tcW w:type="dxa" w:w="348"/>
             <w:shd w:val="clear" w:fill="4472C4"/>
           </w:tcPr>
           <w:p>
@@ -22523,13 +22524,13 @@
                 <w:color w:val="FFFFFF"/>
                 <w:sz w:val="15"/>
               </w:rPr>
-              <w:t>逻辑连接特征综合得分</w:t>
-            </w:r>
-          </w:p>
-        </w:tc>
-        <w:tc>
-          <w:tcPr>
-            <w:tcW w:type="dxa" w:w="362"/>
+              <w:t>公式特征综合得分</w:t>
+            </w:r>
+          </w:p>
+        </w:tc>
+        <w:tc>
+          <w:tcPr>
+            <w:tcW w:type="dxa" w:w="348"/>
             <w:shd w:val="clear" w:fill="4472C4"/>
           </w:tcPr>
           <w:p>
@@ -22545,13 +22546,13 @@
                 <w:color w:val="FFFFFF"/>
                 <w:sz w:val="15"/>
               </w:rPr>
-              <w:t>参考文献特征综合得分</w:t>
-            </w:r>
-          </w:p>
-        </w:tc>
-        <w:tc>
-          <w:tcPr>
-            <w:tcW w:type="dxa" w:w="362"/>
+              <w:t>逻辑连接特征综合得分</w:t>
+            </w:r>
+          </w:p>
+        </w:tc>
+        <w:tc>
+          <w:tcPr>
+            <w:tcW w:type="dxa" w:w="348"/>
             <w:shd w:val="clear" w:fill="4472C4"/>
           </w:tcPr>
           <w:p>
@@ -22567,13 +22568,13 @@
                 <w:color w:val="FFFFFF"/>
                 <w:sz w:val="15"/>
               </w:rPr>
-              <w:t>综合质量得分</w:t>
-            </w:r>
-          </w:p>
-        </w:tc>
-        <w:tc>
-          <w:tcPr>
-            <w:tcW w:type="dxa" w:w="362"/>
+              <w:t>参考文献特征综合得分</w:t>
+            </w:r>
+          </w:p>
+        </w:tc>
+        <w:tc>
+          <w:tcPr>
+            <w:tcW w:type="dxa" w:w="348"/>
             <w:shd w:val="clear" w:fill="4472C4"/>
           </w:tcPr>
           <w:p>
@@ -22589,6 +22590,28 @@
                 <w:color w:val="FFFFFF"/>
                 <w:sz w:val="15"/>
               </w:rPr>
+              <w:t>综合质量得分</w:t>
+            </w:r>
+          </w:p>
+        </w:tc>
+        <w:tc>
+          <w:tcPr>
+            <w:tcW w:type="dxa" w:w="348"/>
+            <w:shd w:val="clear" w:fill="4472C4"/>
+          </w:tcPr>
+          <w:p>
+            <w:pPr>
+              <w:jc w:val="center"/>
+            </w:pPr>
+            <w:r/>
+            <w:r>
+              <w:rPr>
+                <w:rFonts w:ascii="Times New Roman" w:hAnsi="Times New Roman" w:eastAsia="黑体"/>
+                <w:b/>
+                <w:i w:val="0"/>
+                <w:color w:val="FFFFFF"/>
+                <w:sz w:val="15"/>
+              </w:rPr>
               <w:t>等级</w:t>
             </w:r>
           </w:p>
@@ -22597,7 +22620,7 @@
       <w:tr>
         <w:tc>
           <w:tcPr>
-            <w:tcW w:type="dxa" w:w="362"/>
+            <w:tcW w:type="dxa" w:w="348"/>
           </w:tcPr>
           <w:p>
             <w:pPr>
@@ -22617,7 +22640,7 @@
         </w:tc>
         <w:tc>
           <w:tcPr>
-            <w:tcW w:type="dxa" w:w="362"/>
+            <w:tcW w:type="dxa" w:w="348"/>
           </w:tcPr>
           <w:p>
             <w:pPr>
@@ -22637,7 +22660,7 @@
         </w:tc>
         <w:tc>
           <w:tcPr>
-            <w:tcW w:type="dxa" w:w="362"/>
+            <w:tcW w:type="dxa" w:w="348"/>
           </w:tcPr>
           <w:p>
             <w:pPr>
@@ -22657,7 +22680,7 @@
         </w:tc>
         <w:tc>
           <w:tcPr>
-            <w:tcW w:type="dxa" w:w="362"/>
+            <w:tcW w:type="dxa" w:w="348"/>
           </w:tcPr>
           <w:p>
             <w:pPr>
@@ -22677,7 +22700,7 @@
         </w:tc>
         <w:tc>
           <w:tcPr>
-            <w:tcW w:type="dxa" w:w="362"/>
+            <w:tcW w:type="dxa" w:w="348"/>
           </w:tcPr>
           <w:p>
             <w:pPr>
@@ -22697,7 +22720,7 @@
         </w:tc>
         <w:tc>
           <w:tcPr>
-            <w:tcW w:type="dxa" w:w="362"/>
+            <w:tcW w:type="dxa" w:w="348"/>
           </w:tcPr>
           <w:p>
             <w:pPr>
@@ -22717,7 +22740,7 @@
         </w:tc>
         <w:tc>
           <w:tcPr>
-            <w:tcW w:type="dxa" w:w="362"/>
+            <w:tcW w:type="dxa" w:w="348"/>
           </w:tcPr>
           <w:p>
             <w:pPr>
@@ -22737,7 +22760,7 @@
         </w:tc>
         <w:tc>
           <w:tcPr>
-            <w:tcW w:type="dxa" w:w="362"/>
+            <w:tcW w:type="dxa" w:w="348"/>
           </w:tcPr>
           <w:p>
             <w:pPr>
@@ -22757,7 +22780,7 @@
         </w:tc>
         <w:tc>
           <w:tcPr>
-            <w:tcW w:type="dxa" w:w="362"/>
+            <w:tcW w:type="dxa" w:w="348"/>
           </w:tcPr>
           <w:p>
             <w:pPr>
@@ -22777,7 +22800,7 @@
         </w:tc>
         <w:tc>
           <w:tcPr>
-            <w:tcW w:type="dxa" w:w="362"/>
+            <w:tcW w:type="dxa" w:w="348"/>
           </w:tcPr>
           <w:p>
             <w:pPr>
@@ -22797,7 +22820,7 @@
         </w:tc>
         <w:tc>
           <w:tcPr>
-            <w:tcW w:type="dxa" w:w="362"/>
+            <w:tcW w:type="dxa" w:w="348"/>
           </w:tcPr>
           <w:p>
             <w:pPr>
@@ -22817,7 +22840,7 @@
         </w:tc>
         <w:tc>
           <w:tcPr>
-            <w:tcW w:type="dxa" w:w="362"/>
+            <w:tcW w:type="dxa" w:w="348"/>
           </w:tcPr>
           <w:p>
             <w:pPr>
@@ -22831,13 +22854,13 @@
                 <w:i w:val="0"/>
                 <w:sz w:val="15"/>
               </w:rPr>
-              <w:t>0.5</w:t>
-            </w:r>
-          </w:p>
-        </w:tc>
-        <w:tc>
-          <w:tcPr>
-            <w:tcW w:type="dxa" w:w="362"/>
+              <w:t>0.868986</w:t>
+            </w:r>
+          </w:p>
+        </w:tc>
+        <w:tc>
+          <w:tcPr>
+            <w:tcW w:type="dxa" w:w="348"/>
           </w:tcPr>
           <w:p>
             <w:pPr>
@@ -22851,13 +22874,13 @@
                 <w:i w:val="0"/>
                 <w:sz w:val="15"/>
               </w:rPr>
-              <w:t>0.702913</w:t>
-            </w:r>
-          </w:p>
-        </w:tc>
-        <w:tc>
-          <w:tcPr>
-            <w:tcW w:type="dxa" w:w="362"/>
+              <w:t>1.000723</w:t>
+            </w:r>
+          </w:p>
+        </w:tc>
+        <w:tc>
+          <w:tcPr>
+            <w:tcW w:type="dxa" w:w="348"/>
           </w:tcPr>
           <w:p>
             <w:pPr>
@@ -22871,13 +22894,13 @@
                 <w:i w:val="0"/>
                 <w:sz w:val="15"/>
               </w:rPr>
-              <w:t>0.479259</w:t>
-            </w:r>
-          </w:p>
-        </w:tc>
-        <w:tc>
-          <w:tcPr>
-            <w:tcW w:type="dxa" w:w="362"/>
+              <w:t>1.060306</w:t>
+            </w:r>
+          </w:p>
+        </w:tc>
+        <w:tc>
+          <w:tcPr>
+            <w:tcW w:type="dxa" w:w="348"/>
           </w:tcPr>
           <w:p>
             <w:pPr>
@@ -22891,13 +22914,13 @@
                 <w:i w:val="0"/>
                 <w:sz w:val="15"/>
               </w:rPr>
-              <w:t>1.0</w:t>
-            </w:r>
-          </w:p>
-        </w:tc>
-        <w:tc>
-          <w:tcPr>
-            <w:tcW w:type="dxa" w:w="362"/>
+              <w:t>-0.337465</w:t>
+            </w:r>
+          </w:p>
+        </w:tc>
+        <w:tc>
+          <w:tcPr>
+            <w:tcW w:type="dxa" w:w="348"/>
           </w:tcPr>
           <w:p>
             <w:pPr>
@@ -22911,13 +22934,13 @@
                 <w:i w:val="0"/>
                 <w:sz w:val="15"/>
               </w:rPr>
-              <w:t>1.0</w:t>
-            </w:r>
-          </w:p>
-        </w:tc>
-        <w:tc>
-          <w:tcPr>
-            <w:tcW w:type="dxa" w:w="362"/>
+              <w:t>2.046751</w:t>
+            </w:r>
+          </w:p>
+        </w:tc>
+        <w:tc>
+          <w:tcPr>
+            <w:tcW w:type="dxa" w:w="348"/>
           </w:tcPr>
           <w:p>
             <w:pPr>
@@ -22931,13 +22954,13 @@
                 <w:i w:val="0"/>
                 <w:sz w:val="15"/>
               </w:rPr>
-              <w:t>0.4</w:t>
-            </w:r>
-          </w:p>
-        </w:tc>
-        <w:tc>
-          <w:tcPr>
-            <w:tcW w:type="dxa" w:w="362"/>
+              <w:t>1.678333</w:t>
+            </w:r>
+          </w:p>
+        </w:tc>
+        <w:tc>
+          <w:tcPr>
+            <w:tcW w:type="dxa" w:w="348"/>
           </w:tcPr>
           <w:p>
             <w:pPr>
@@ -22951,13 +22974,13 @@
                 <w:i w:val="0"/>
                 <w:sz w:val="15"/>
               </w:rPr>
-              <w:t>0.076923</w:t>
-            </w:r>
-          </w:p>
-        </w:tc>
-        <w:tc>
-          <w:tcPr>
-            <w:tcW w:type="dxa" w:w="362"/>
+              <w:t>0.214879</w:t>
+            </w:r>
+          </w:p>
+        </w:tc>
+        <w:tc>
+          <w:tcPr>
+            <w:tcW w:type="dxa" w:w="348"/>
           </w:tcPr>
           <w:p>
             <w:pPr>
@@ -22971,13 +22994,13 @@
                 <w:i w:val="0"/>
                 <w:sz w:val="15"/>
               </w:rPr>
-              <w:t>0.028796</w:t>
-            </w:r>
-          </w:p>
-        </w:tc>
-        <w:tc>
-          <w:tcPr>
-            <w:tcW w:type="dxa" w:w="362"/>
+              <w:t>-1.081829</w:t>
+            </w:r>
+          </w:p>
+        </w:tc>
+        <w:tc>
+          <w:tcPr>
+            <w:tcW w:type="dxa" w:w="348"/>
           </w:tcPr>
           <w:p>
             <w:pPr>
@@ -22991,13 +23014,13 @@
                 <w:i w:val="0"/>
                 <w:sz w:val="15"/>
               </w:rPr>
-              <w:t>0.529412</w:t>
-            </w:r>
-          </w:p>
-        </w:tc>
-        <w:tc>
-          <w:tcPr>
-            <w:tcW w:type="dxa" w:w="362"/>
+              <w:t>-1.021235</w:t>
+            </w:r>
+          </w:p>
+        </w:tc>
+        <w:tc>
+          <w:tcPr>
+            <w:tcW w:type="dxa" w:w="348"/>
           </w:tcPr>
           <w:p>
             <w:pPr>
@@ -23011,13 +23034,13 @@
                 <w:i w:val="0"/>
                 <w:sz w:val="15"/>
               </w:rPr>
-              <w:t>0.6287929999999999</w:t>
-            </w:r>
-          </w:p>
-        </w:tc>
-        <w:tc>
-          <w:tcPr>
-            <w:tcW w:type="dxa" w:w="362"/>
+              <w:t>0.398726</w:t>
+            </w:r>
+          </w:p>
+        </w:tc>
+        <w:tc>
+          <w:tcPr>
+            <w:tcW w:type="dxa" w:w="348"/>
           </w:tcPr>
           <w:p>
             <w:pPr>
@@ -23031,13 +23054,13 @@
                 <w:i w:val="0"/>
                 <w:sz w:val="15"/>
               </w:rPr>
-              <w:t>0.7999999999999999</w:t>
-            </w:r>
-          </w:p>
-        </w:tc>
-        <w:tc>
-          <w:tcPr>
-            <w:tcW w:type="dxa" w:w="362"/>
+              <w:t>0.6481375</w:t>
+            </w:r>
+          </w:p>
+        </w:tc>
+        <w:tc>
+          <w:tcPr>
+            <w:tcW w:type="dxa" w:w="348"/>
           </w:tcPr>
           <w:p>
             <w:pPr>
@@ -23051,13 +23074,13 @@
                 <w:i w:val="0"/>
                 <w:sz w:val="15"/>
               </w:rPr>
-              <w:t>0.0528595</w:t>
-            </w:r>
-          </w:p>
-        </w:tc>
-        <w:tc>
-          <w:tcPr>
-            <w:tcW w:type="dxa" w:w="362"/>
+              <w:t>1.313321</w:t>
+            </w:r>
+          </w:p>
+        </w:tc>
+        <w:tc>
+          <w:tcPr>
+            <w:tcW w:type="dxa" w:w="348"/>
           </w:tcPr>
           <w:p>
             <w:pPr>
@@ -23071,13 +23094,13 @@
                 <w:i w:val="0"/>
                 <w:sz w:val="15"/>
               </w:rPr>
-              <w:t>0.529412</w:t>
-            </w:r>
-          </w:p>
-        </w:tc>
-        <w:tc>
-          <w:tcPr>
-            <w:tcW w:type="dxa" w:w="362"/>
+              <w:t>-1.051532</w:t>
+            </w:r>
+          </w:p>
+        </w:tc>
+        <w:tc>
+          <w:tcPr>
+            <w:tcW w:type="dxa" w:w="348"/>
           </w:tcPr>
           <w:p>
             <w:pPr>
@@ -23091,13 +23114,33 @@
                 <w:i w:val="0"/>
                 <w:sz w:val="15"/>
               </w:rPr>
+              <w:t>0.398726</w:t>
+            </w:r>
+          </w:p>
+        </w:tc>
+        <w:tc>
+          <w:tcPr>
+            <w:tcW w:type="dxa" w:w="348"/>
+          </w:tcPr>
+          <w:p>
+            <w:pPr>
+              <w:jc w:val="center"/>
+            </w:pPr>
+            <w:r/>
+            <w:r>
+              <w:rPr>
+                <w:rFonts w:ascii="Times New Roman" w:hAnsi="Times New Roman" w:eastAsia="宋体"/>
+                <w:b w:val="0"/>
+                <w:i w:val="0"/>
+                <w:sz w:val="15"/>
+              </w:rPr>
               <w:t>65.18</w:t>
             </w:r>
           </w:p>
         </w:tc>
         <w:tc>
           <w:tcPr>
-            <w:tcW w:type="dxa" w:w="362"/>
+            <w:tcW w:type="dxa" w:w="348"/>
           </w:tcPr>
           <w:p>
             <w:pPr>
@@ -23119,7 +23162,7 @@
       <w:tr>
         <w:tc>
           <w:tcPr>
-            <w:tcW w:type="dxa" w:w="362"/>
+            <w:tcW w:type="dxa" w:w="348"/>
           </w:tcPr>
           <w:p>
             <w:pPr>
@@ -23139,7 +23182,7 @@
         </w:tc>
         <w:tc>
           <w:tcPr>
-            <w:tcW w:type="dxa" w:w="362"/>
+            <w:tcW w:type="dxa" w:w="348"/>
           </w:tcPr>
           <w:p>
             <w:pPr>
@@ -23159,7 +23202,7 @@
         </w:tc>
         <w:tc>
           <w:tcPr>
-            <w:tcW w:type="dxa" w:w="362"/>
+            <w:tcW w:type="dxa" w:w="348"/>
           </w:tcPr>
           <w:p>
             <w:pPr>
@@ -23179,7 +23222,7 @@
         </w:tc>
         <w:tc>
           <w:tcPr>
-            <w:tcW w:type="dxa" w:w="362"/>
+            <w:tcW w:type="dxa" w:w="348"/>
           </w:tcPr>
           <w:p>
             <w:pPr>
@@ -23199,7 +23242,7 @@
         </w:tc>
         <w:tc>
           <w:tcPr>
-            <w:tcW w:type="dxa" w:w="362"/>
+            <w:tcW w:type="dxa" w:w="348"/>
           </w:tcPr>
           <w:p>
             <w:pPr>
@@ -23219,7 +23262,7 @@
         </w:tc>
         <w:tc>
           <w:tcPr>
-            <w:tcW w:type="dxa" w:w="362"/>
+            <w:tcW w:type="dxa" w:w="348"/>
           </w:tcPr>
           <w:p>
             <w:pPr>
@@ -23239,7 +23282,7 @@
         </w:tc>
         <w:tc>
           <w:tcPr>
-            <w:tcW w:type="dxa" w:w="362"/>
+            <w:tcW w:type="dxa" w:w="348"/>
           </w:tcPr>
           <w:p>
             <w:pPr>
@@ -23259,7 +23302,7 @@
         </w:tc>
         <w:tc>
           <w:tcPr>
-            <w:tcW w:type="dxa" w:w="362"/>
+            <w:tcW w:type="dxa" w:w="348"/>
           </w:tcPr>
           <w:p>
             <w:pPr>
@@ -23279,7 +23322,7 @@
         </w:tc>
         <w:tc>
           <w:tcPr>
-            <w:tcW w:type="dxa" w:w="362"/>
+            <w:tcW w:type="dxa" w:w="348"/>
           </w:tcPr>
           <w:p>
             <w:pPr>
@@ -23299,7 +23342,7 @@
         </w:tc>
         <w:tc>
           <w:tcPr>
-            <w:tcW w:type="dxa" w:w="362"/>
+            <w:tcW w:type="dxa" w:w="348"/>
           </w:tcPr>
           <w:p>
             <w:pPr>
@@ -23319,7 +23362,7 @@
         </w:tc>
         <w:tc>
           <w:tcPr>
-            <w:tcW w:type="dxa" w:w="362"/>
+            <w:tcW w:type="dxa" w:w="348"/>
           </w:tcPr>
           <w:p>
             <w:pPr>
@@ -23339,7 +23382,7 @@
         </w:tc>
         <w:tc>
           <w:tcPr>
-            <w:tcW w:type="dxa" w:w="362"/>
+            <w:tcW w:type="dxa" w:w="348"/>
           </w:tcPr>
           <w:p>
             <w:pPr>
@@ -23353,13 +23396,13 @@
                 <w:i w:val="0"/>
                 <w:sz w:val="15"/>
               </w:rPr>
-              <w:t>0.076923</w:t>
-            </w:r>
-          </w:p>
-        </w:tc>
-        <w:tc>
-          <w:tcPr>
-            <w:tcW w:type="dxa" w:w="362"/>
+              <w:t>-0.496564</w:t>
+            </w:r>
+          </w:p>
+        </w:tc>
+        <w:tc>
+          <w:tcPr>
+            <w:tcW w:type="dxa" w:w="348"/>
           </w:tcPr>
           <w:p>
             <w:pPr>
@@ -23373,13 +23416,13 @@
                 <w:i w:val="0"/>
                 <w:sz w:val="15"/>
               </w:rPr>
-              <w:t>0.309643</w:t>
-            </w:r>
-          </w:p>
-        </w:tc>
-        <w:tc>
-          <w:tcPr>
-            <w:tcW w:type="dxa" w:w="362"/>
+              <w:t>-0.309076</w:t>
+            </w:r>
+          </w:p>
+        </w:tc>
+        <w:tc>
+          <w:tcPr>
+            <w:tcW w:type="dxa" w:w="348"/>
           </w:tcPr>
           <w:p>
             <w:pPr>
@@ -23393,13 +23436,13 @@
                 <w:i w:val="0"/>
                 <w:sz w:val="15"/>
               </w:rPr>
-              <w:t>0.578994</w:t>
-            </w:r>
-          </w:p>
-        </w:tc>
-        <w:tc>
-          <w:tcPr>
-            <w:tcW w:type="dxa" w:w="362"/>
+              <w:t>-1.061014</w:t>
+            </w:r>
+          </w:p>
+        </w:tc>
+        <w:tc>
+          <w:tcPr>
+            <w:tcW w:type="dxa" w:w="348"/>
           </w:tcPr>
           <w:p>
             <w:pPr>
@@ -23413,13 +23456,13 @@
                 <w:i w:val="0"/>
                 <w:sz w:val="15"/>
               </w:rPr>
-              <w:t>0.608247</w:t>
-            </w:r>
-          </w:p>
-        </w:tc>
-        <w:tc>
-          <w:tcPr>
-            <w:tcW w:type="dxa" w:w="362"/>
+              <w:t>0.006425</w:t>
+            </w:r>
+          </w:p>
+        </w:tc>
+        <w:tc>
+          <w:tcPr>
+            <w:tcW w:type="dxa" w:w="348"/>
           </w:tcPr>
           <w:p>
             <w:pPr>
@@ -23433,13 +23476,13 @@
                 <w:i w:val="0"/>
                 <w:sz w:val="15"/>
               </w:rPr>
-              <w:t>0.820207</w:t>
-            </w:r>
-          </w:p>
-        </w:tc>
-        <w:tc>
-          <w:tcPr>
-            <w:tcW w:type="dxa" w:w="362"/>
+              <w:t>0.70834</w:t>
+            </w:r>
+          </w:p>
+        </w:tc>
+        <w:tc>
+          <w:tcPr>
+            <w:tcW w:type="dxa" w:w="348"/>
           </w:tcPr>
           <w:p>
             <w:pPr>
@@ -23453,13 +23496,13 @@
                 <w:i w:val="0"/>
                 <w:sz w:val="15"/>
               </w:rPr>
-              <w:t>0.0</w:t>
-            </w:r>
-          </w:p>
-        </w:tc>
-        <w:tc>
-          <w:tcPr>
-            <w:tcW w:type="dxa" w:w="362"/>
+              <w:t>1.078644</w:t>
+            </w:r>
+          </w:p>
+        </w:tc>
+        <w:tc>
+          <w:tcPr>
+            <w:tcW w:type="dxa" w:w="348"/>
           </w:tcPr>
           <w:p>
             <w:pPr>
@@ -23473,13 +23516,13 @@
                 <w:i w:val="0"/>
                 <w:sz w:val="15"/>
               </w:rPr>
-              <w:t>0.0</w:t>
-            </w:r>
-          </w:p>
-        </w:tc>
-        <w:tc>
-          <w:tcPr>
-            <w:tcW w:type="dxa" w:w="362"/>
+              <w:t>-0.830477</w:t>
+            </w:r>
+          </w:p>
+        </w:tc>
+        <w:tc>
+          <w:tcPr>
+            <w:tcW w:type="dxa" w:w="348"/>
           </w:tcPr>
           <w:p>
             <w:pPr>
@@ -23493,13 +23536,13 @@
                 <w:i w:val="0"/>
                 <w:sz w:val="15"/>
               </w:rPr>
-              <w:t>0.028796</w:t>
-            </w:r>
-          </w:p>
-        </w:tc>
-        <w:tc>
-          <w:tcPr>
-            <w:tcW w:type="dxa" w:w="362"/>
+              <w:t>-1.293491</w:t>
+            </w:r>
+          </w:p>
+        </w:tc>
+        <w:tc>
+          <w:tcPr>
+            <w:tcW w:type="dxa" w:w="348"/>
           </w:tcPr>
           <w:p>
             <w:pPr>
@@ -23513,13 +23556,13 @@
                 <w:i w:val="0"/>
                 <w:sz w:val="15"/>
               </w:rPr>
-              <w:t>0.058824</w:t>
-            </w:r>
-          </w:p>
-        </w:tc>
-        <w:tc>
-          <w:tcPr>
-            <w:tcW w:type="dxa" w:w="362"/>
+              <w:t>-1.021235</w:t>
+            </w:r>
+          </w:p>
+        </w:tc>
+        <w:tc>
+          <w:tcPr>
+            <w:tcW w:type="dxa" w:w="348"/>
           </w:tcPr>
           <w:p>
             <w:pPr>
@@ -23533,13 +23576,13 @@
                 <w:i w:val="0"/>
                 <w:sz w:val="15"/>
               </w:rPr>
-              <w:t>0.36639</w:t>
-            </w:r>
-          </w:p>
-        </w:tc>
-        <w:tc>
-          <w:tcPr>
-            <w:tcW w:type="dxa" w:w="362"/>
+              <w:t>-1.036688</w:t>
+            </w:r>
+          </w:p>
+        </w:tc>
+        <w:tc>
+          <w:tcPr>
+            <w:tcW w:type="dxa" w:w="348"/>
           </w:tcPr>
           <w:p>
             <w:pPr>
@@ -23553,13 +23596,13 @@
                 <w:i w:val="0"/>
                 <w:sz w:val="15"/>
               </w:rPr>
-              <w:t>0.4761513333333333</w:t>
-            </w:r>
-          </w:p>
-        </w:tc>
-        <w:tc>
-          <w:tcPr>
-            <w:tcW w:type="dxa" w:w="362"/>
+              <w:t>-0.46505725</w:t>
+            </w:r>
+          </w:p>
+        </w:tc>
+        <w:tc>
+          <w:tcPr>
+            <w:tcW w:type="dxa" w:w="348"/>
           </w:tcPr>
           <w:p>
             <w:pPr>
@@ -23573,13 +23616,13 @@
                 <w:i w:val="0"/>
                 <w:sz w:val="15"/>
               </w:rPr>
-              <w:t>0.014398</w:t>
-            </w:r>
-          </w:p>
-        </w:tc>
-        <w:tc>
-          <w:tcPr>
-            <w:tcW w:type="dxa" w:w="362"/>
+              <w:t>0.3188356666666666</w:t>
+            </w:r>
+          </w:p>
+        </w:tc>
+        <w:tc>
+          <w:tcPr>
+            <w:tcW w:type="dxa" w:w="348"/>
           </w:tcPr>
           <w:p>
             <w:pPr>
@@ -23593,13 +23636,13 @@
                 <w:i w:val="0"/>
                 <w:sz w:val="15"/>
               </w:rPr>
-              <w:t>0.058824</w:t>
-            </w:r>
-          </w:p>
-        </w:tc>
-        <w:tc>
-          <w:tcPr>
-            <w:tcW w:type="dxa" w:w="362"/>
+              <w:t>-1.157363</w:t>
+            </w:r>
+          </w:p>
+        </w:tc>
+        <w:tc>
+          <w:tcPr>
+            <w:tcW w:type="dxa" w:w="348"/>
           </w:tcPr>
           <w:p>
             <w:pPr>
@@ -23613,13 +23656,33 @@
                 <w:i w:val="0"/>
                 <w:sz w:val="15"/>
               </w:rPr>
+              <w:t>-1.036688</w:t>
+            </w:r>
+          </w:p>
+        </w:tc>
+        <w:tc>
+          <w:tcPr>
+            <w:tcW w:type="dxa" w:w="348"/>
+          </w:tcPr>
+          <w:p>
+            <w:pPr>
+              <w:jc w:val="center"/>
+            </w:pPr>
+            <w:r/>
+            <w:r>
+              <w:rPr>
+                <w:rFonts w:ascii="Times New Roman" w:hAnsi="Times New Roman" w:eastAsia="宋体"/>
+                <w:b w:val="0"/>
+                <w:i w:val="0"/>
+                <w:sz w:val="15"/>
+              </w:rPr>
               <w:t>70.51</w:t>
             </w:r>
           </w:p>
         </w:tc>
         <w:tc>
           <w:tcPr>
-            <w:tcW w:type="dxa" w:w="362"/>
+            <w:tcW w:type="dxa" w:w="348"/>
           </w:tcPr>
           <w:p>
             <w:pPr>
@@ -23641,7 +23704,7 @@
       <w:tr>
         <w:tc>
           <w:tcPr>
-            <w:tcW w:type="dxa" w:w="362"/>
+            <w:tcW w:type="dxa" w:w="348"/>
           </w:tcPr>
           <w:p>
             <w:pPr>
@@ -23661,7 +23724,7 @@
         </w:tc>
         <w:tc>
           <w:tcPr>
-            <w:tcW w:type="dxa" w:w="362"/>
+            <w:tcW w:type="dxa" w:w="348"/>
           </w:tcPr>
           <w:p>
             <w:pPr>
@@ -23681,7 +23744,7 @@
         </w:tc>
         <w:tc>
           <w:tcPr>
-            <w:tcW w:type="dxa" w:w="362"/>
+            <w:tcW w:type="dxa" w:w="348"/>
           </w:tcPr>
           <w:p>
             <w:pPr>
@@ -23701,7 +23764,7 @@
         </w:tc>
         <w:tc>
           <w:tcPr>
-            <w:tcW w:type="dxa" w:w="362"/>
+            <w:tcW w:type="dxa" w:w="348"/>
           </w:tcPr>
           <w:p>
             <w:pPr>
@@ -23721,7 +23784,7 @@
         </w:tc>
         <w:tc>
           <w:tcPr>
-            <w:tcW w:type="dxa" w:w="362"/>
+            <w:tcW w:type="dxa" w:w="348"/>
           </w:tcPr>
           <w:p>
             <w:pPr>
@@ -23741,7 +23804,7 @@
         </w:tc>
         <w:tc>
           <w:tcPr>
-            <w:tcW w:type="dxa" w:w="362"/>
+            <w:tcW w:type="dxa" w:w="348"/>
           </w:tcPr>
           <w:p>
             <w:pPr>
@@ -23761,7 +23824,7 @@
         </w:tc>
         <w:tc>
           <w:tcPr>
-            <w:tcW w:type="dxa" w:w="362"/>
+            <w:tcW w:type="dxa" w:w="348"/>
           </w:tcPr>
           <w:p>
             <w:pPr>
@@ -23781,7 +23844,7 @@
         </w:tc>
         <w:tc>
           <w:tcPr>
-            <w:tcW w:type="dxa" w:w="362"/>
+            <w:tcW w:type="dxa" w:w="348"/>
           </w:tcPr>
           <w:p>
             <w:pPr>
@@ -23801,7 +23864,7 @@
         </w:tc>
         <w:tc>
           <w:tcPr>
-            <w:tcW w:type="dxa" w:w="362"/>
+            <w:tcW w:type="dxa" w:w="348"/>
           </w:tcPr>
           <w:p>
             <w:pPr>
@@ -23821,7 +23884,7 @@
         </w:tc>
         <w:tc>
           <w:tcPr>
-            <w:tcW w:type="dxa" w:w="362"/>
+            <w:tcW w:type="dxa" w:w="348"/>
           </w:tcPr>
           <w:p>
             <w:pPr>
@@ -23841,7 +23904,7 @@
         </w:tc>
         <w:tc>
           <w:tcPr>
-            <w:tcW w:type="dxa" w:w="362"/>
+            <w:tcW w:type="dxa" w:w="348"/>
           </w:tcPr>
           <w:p>
             <w:pPr>
@@ -23861,7 +23924,7 @@
         </w:tc>
         <w:tc>
           <w:tcPr>
-            <w:tcW w:type="dxa" w:w="362"/>
+            <w:tcW w:type="dxa" w:w="348"/>
           </w:tcPr>
           <w:p>
             <w:pPr>
@@ -23875,13 +23938,13 @@
                 <w:i w:val="0"/>
                 <w:sz w:val="15"/>
               </w:rPr>
-              <w:t>0.038462</w:t>
-            </w:r>
-          </w:p>
-        </w:tc>
-        <w:tc>
-          <w:tcPr>
-            <w:tcW w:type="dxa" w:w="362"/>
+              <w:t>-0.620704</w:t>
+            </w:r>
+          </w:p>
+        </w:tc>
+        <w:tc>
+          <w:tcPr>
+            <w:tcW w:type="dxa" w:w="348"/>
           </w:tcPr>
           <w:p>
             <w:pPr>
@@ -23895,13 +23958,13 @@
                 <w:i w:val="0"/>
                 <w:sz w:val="15"/>
               </w:rPr>
-              <w:t>0.127288</w:t>
-            </w:r>
-          </w:p>
-        </w:tc>
-        <w:tc>
-          <w:tcPr>
-            <w:tcW w:type="dxa" w:w="362"/>
+              <w:t>-0.916416</w:t>
+            </w:r>
+          </w:p>
+        </w:tc>
+        <w:tc>
+          <w:tcPr>
+            <w:tcW w:type="dxa" w:w="348"/>
           </w:tcPr>
           <w:p>
             <w:pPr>
@@ -23915,13 +23978,13 @@
                 <w:i w:val="0"/>
                 <w:sz w:val="15"/>
               </w:rPr>
-              <w:t>0.537511</w:t>
-            </w:r>
-          </w:p>
-        </w:tc>
-        <w:tc>
-          <w:tcPr>
-            <w:tcW w:type="dxa" w:w="362"/>
+              <w:t>-1.061014</w:t>
+            </w:r>
+          </w:p>
+        </w:tc>
+        <w:tc>
+          <w:tcPr>
+            <w:tcW w:type="dxa" w:w="348"/>
           </w:tcPr>
           <w:p>
             <w:pPr>
@@ -23935,13 +23998,13 @@
                 <w:i w:val="0"/>
                 <w:sz w:val="15"/>
               </w:rPr>
-              <w:t>0.340206</w:t>
-            </w:r>
-          </w:p>
-        </w:tc>
-        <w:tc>
-          <w:tcPr>
-            <w:tcW w:type="dxa" w:w="362"/>
+              <w:t>-0.136609</w:t>
+            </w:r>
+          </w:p>
+        </w:tc>
+        <w:tc>
+          <w:tcPr>
+            <w:tcW w:type="dxa" w:w="348"/>
           </w:tcPr>
           <w:p>
             <w:pPr>
@@ -23955,13 +24018,13 @@
                 <w:i w:val="0"/>
                 <w:sz w:val="15"/>
               </w:rPr>
-              <w:t>0.551313</w:t>
-            </w:r>
-          </w:p>
-        </w:tc>
-        <w:tc>
-          <w:tcPr>
-            <w:tcW w:type="dxa" w:w="362"/>
+              <w:t>-0.207415</w:t>
+            </w:r>
+          </w:p>
+        </w:tc>
+        <w:tc>
+          <w:tcPr>
+            <w:tcW w:type="dxa" w:w="348"/>
           </w:tcPr>
           <w:p>
             <w:pPr>
@@ -23975,13 +24038,13 @@
                 <w:i w:val="0"/>
                 <w:sz w:val="15"/>
               </w:rPr>
-              <w:t>0.0</w:t>
-            </w:r>
-          </w:p>
-        </w:tc>
-        <w:tc>
-          <w:tcPr>
-            <w:tcW w:type="dxa" w:w="362"/>
+              <w:t>0.181764</w:t>
+            </w:r>
+          </w:p>
+        </w:tc>
+        <w:tc>
+          <w:tcPr>
+            <w:tcW w:type="dxa" w:w="348"/>
           </w:tcPr>
           <w:p>
             <w:pPr>
@@ -23995,13 +24058,13 @@
                 <w:i w:val="0"/>
                 <w:sz w:val="15"/>
               </w:rPr>
-              <w:t>0.923077</w:t>
-            </w:r>
-          </w:p>
-        </w:tc>
-        <w:tc>
-          <w:tcPr>
-            <w:tcW w:type="dxa" w:w="362"/>
+              <w:t>-0.830477</w:t>
+            </w:r>
+          </w:p>
+        </w:tc>
+        <w:tc>
+          <w:tcPr>
+            <w:tcW w:type="dxa" w:w="348"/>
           </w:tcPr>
           <w:p>
             <w:pPr>
@@ -24015,13 +24078,13 @@
                 <w:i w:val="0"/>
                 <w:sz w:val="15"/>
               </w:rPr>
-              <w:t>0.924084</w:t>
-            </w:r>
-          </w:p>
-        </w:tc>
-        <w:tc>
-          <w:tcPr>
-            <w:tcW w:type="dxa" w:w="362"/>
+              <w:t>1.246455</w:t>
+            </w:r>
+          </w:p>
+        </w:tc>
+        <w:tc>
+          <w:tcPr>
+            <w:tcW w:type="dxa" w:w="348"/>
           </w:tcPr>
           <w:p>
             <w:pPr>
@@ -24035,13 +24098,13 @@
                 <w:i w:val="0"/>
                 <w:sz w:val="15"/>
               </w:rPr>
-              <w:t>0.176471</w:t>
-            </w:r>
-          </w:p>
-        </w:tc>
-        <w:tc>
-          <w:tcPr>
-            <w:tcW w:type="dxa" w:w="362"/>
+              <w:t>1.227235</w:t>
+            </w:r>
+          </w:p>
+        </w:tc>
+        <w:tc>
+          <w:tcPr>
+            <w:tcW w:type="dxa" w:w="348"/>
           </w:tcPr>
           <w:p>
             <w:pPr>
@@ -24055,13 +24118,13 @@
                 <w:i w:val="0"/>
                 <w:sz w:val="15"/>
               </w:rPr>
-              <w:t>0.30081525</w:t>
-            </w:r>
-          </w:p>
-        </w:tc>
-        <w:tc>
-          <w:tcPr>
-            <w:tcW w:type="dxa" w:w="362"/>
+              <w:t>-0.677834</w:t>
+            </w:r>
+          </w:p>
+        </w:tc>
+        <w:tc>
+          <w:tcPr>
+            <w:tcW w:type="dxa" w:w="348"/>
           </w:tcPr>
           <w:p>
             <w:pPr>
@@ -24075,13 +24138,13 @@
                 <w:i w:val="0"/>
                 <w:sz w:val="15"/>
               </w:rPr>
-              <w:t>0.297173</w:t>
-            </w:r>
-          </w:p>
-        </w:tc>
-        <w:tc>
-          <w:tcPr>
-            <w:tcW w:type="dxa" w:w="362"/>
+              <w:t>-0.68368575</w:t>
+            </w:r>
+          </w:p>
+        </w:tc>
+        <w:tc>
+          <w:tcPr>
+            <w:tcW w:type="dxa" w:w="348"/>
           </w:tcPr>
           <w:p>
             <w:pPr>
@@ -24095,13 +24158,13 @@
                 <w:i w:val="0"/>
                 <w:sz w:val="15"/>
               </w:rPr>
-              <w:t>0.9235805</w:t>
-            </w:r>
-          </w:p>
-        </w:tc>
-        <w:tc>
-          <w:tcPr>
-            <w:tcW w:type="dxa" w:w="362"/>
+              <w:t>-0.285376</w:t>
+            </w:r>
+          </w:p>
+        </w:tc>
+        <w:tc>
+          <w:tcPr>
+            <w:tcW w:type="dxa" w:w="348"/>
           </w:tcPr>
           <w:p>
             <w:pPr>
@@ -24115,13 +24178,13 @@
                 <w:i w:val="0"/>
                 <w:sz w:val="15"/>
               </w:rPr>
-              <w:t>0.176471</w:t>
-            </w:r>
-          </w:p>
-        </w:tc>
-        <w:tc>
-          <w:tcPr>
-            <w:tcW w:type="dxa" w:w="362"/>
+              <w:t>1.2368450000000002</w:t>
+            </w:r>
+          </w:p>
+        </w:tc>
+        <w:tc>
+          <w:tcPr>
+            <w:tcW w:type="dxa" w:w="348"/>
           </w:tcPr>
           <w:p>
             <w:pPr>
@@ -24135,13 +24198,33 @@
                 <w:i w:val="0"/>
                 <w:sz w:val="15"/>
               </w:rPr>
+              <w:t>-0.677834</w:t>
+            </w:r>
+          </w:p>
+        </w:tc>
+        <w:tc>
+          <w:tcPr>
+            <w:tcW w:type="dxa" w:w="348"/>
+          </w:tcPr>
+          <w:p>
+            <w:pPr>
+              <w:jc w:val="center"/>
+            </w:pPr>
+            <w:r/>
+            <w:r>
+              <w:rPr>
+                <w:rFonts w:ascii="Times New Roman" w:hAnsi="Times New Roman" w:eastAsia="宋体"/>
+                <w:b w:val="0"/>
+                <w:i w:val="0"/>
+                <w:sz w:val="15"/>
+              </w:rPr>
               <w:t>72.24</w:t>
             </w:r>
           </w:p>
         </w:tc>
         <w:tc>
           <w:tcPr>
-            <w:tcW w:type="dxa" w:w="362"/>
+            <w:tcW w:type="dxa" w:w="348"/>
           </w:tcPr>
           <w:p>
             <w:pPr>
@@ -24163,7 +24246,7 @@
       <w:tr>
         <w:tc>
           <w:tcPr>
-            <w:tcW w:type="dxa" w:w="362"/>
+            <w:tcW w:type="dxa" w:w="348"/>
           </w:tcPr>
           <w:p>
             <w:pPr>
@@ -24183,7 +24266,7 @@
         </w:tc>
         <w:tc>
           <w:tcPr>
-            <w:tcW w:type="dxa" w:w="362"/>
+            <w:tcW w:type="dxa" w:w="348"/>
           </w:tcPr>
           <w:p>
             <w:pPr>
@@ -24203,7 +24286,7 @@
         </w:tc>
         <w:tc>
           <w:tcPr>
-            <w:tcW w:type="dxa" w:w="362"/>
+            <w:tcW w:type="dxa" w:w="348"/>
           </w:tcPr>
           <w:p>
             <w:pPr>
@@ -24223,7 +24306,7 @@
         </w:tc>
         <w:tc>
           <w:tcPr>
-            <w:tcW w:type="dxa" w:w="362"/>
+            <w:tcW w:type="dxa" w:w="348"/>
           </w:tcPr>
           <w:p>
             <w:pPr>
@@ -24243,7 +24326,7 @@
         </w:tc>
         <w:tc>
           <w:tcPr>
-            <w:tcW w:type="dxa" w:w="362"/>
+            <w:tcW w:type="dxa" w:w="348"/>
           </w:tcPr>
           <w:p>
             <w:pPr>
@@ -24263,7 +24346,7 @@
         </w:tc>
         <w:tc>
           <w:tcPr>
-            <w:tcW w:type="dxa" w:w="362"/>
+            <w:tcW w:type="dxa" w:w="348"/>
           </w:tcPr>
           <w:p>
             <w:pPr>
@@ -24283,7 +24366,7 @@
         </w:tc>
         <w:tc>
           <w:tcPr>
-            <w:tcW w:type="dxa" w:w="362"/>
+            <w:tcW w:type="dxa" w:w="348"/>
           </w:tcPr>
           <w:p>
             <w:pPr>
@@ -24303,7 +24386,7 @@
         </w:tc>
         <w:tc>
           <w:tcPr>
-            <w:tcW w:type="dxa" w:w="362"/>
+            <w:tcW w:type="dxa" w:w="348"/>
           </w:tcPr>
           <w:p>
             <w:pPr>
@@ -24323,7 +24406,7 @@
         </w:tc>
         <w:tc>
           <w:tcPr>
-            <w:tcW w:type="dxa" w:w="362"/>
+            <w:tcW w:type="dxa" w:w="348"/>
           </w:tcPr>
           <w:p>
             <w:pPr>
@@ -24343,7 +24426,7 @@
         </w:tc>
         <w:tc>
           <w:tcPr>
-            <w:tcW w:type="dxa" w:w="362"/>
+            <w:tcW w:type="dxa" w:w="348"/>
           </w:tcPr>
           <w:p>
             <w:pPr>
@@ -24363,7 +24446,7 @@
         </w:tc>
         <w:tc>
           <w:tcPr>
-            <w:tcW w:type="dxa" w:w="362"/>
+            <w:tcW w:type="dxa" w:w="348"/>
           </w:tcPr>
           <w:p>
             <w:pPr>
@@ -24383,7 +24466,7 @@
         </w:tc>
         <w:tc>
           <w:tcPr>
-            <w:tcW w:type="dxa" w:w="362"/>
+            <w:tcW w:type="dxa" w:w="348"/>
           </w:tcPr>
           <w:p>
             <w:pPr>
@@ -24397,13 +24480,13 @@
                 <w:i w:val="0"/>
                 <w:sz w:val="15"/>
               </w:rPr>
-              <w:t>0.076923</w:t>
-            </w:r>
-          </w:p>
-        </w:tc>
-        <w:tc>
-          <w:tcPr>
-            <w:tcW w:type="dxa" w:w="362"/>
+              <w:t>-0.496564</w:t>
+            </w:r>
+          </w:p>
+        </w:tc>
+        <w:tc>
+          <w:tcPr>
+            <w:tcW w:type="dxa" w:w="348"/>
           </w:tcPr>
           <w:p>
             <w:pPr>
@@ -24417,13 +24500,13 @@
                 <w:i w:val="0"/>
                 <w:sz w:val="15"/>
               </w:rPr>
-              <w:t>0.0</w:t>
-            </w:r>
-          </w:p>
-        </w:tc>
-        <w:tc>
-          <w:tcPr>
-            <w:tcW w:type="dxa" w:w="362"/>
+              <w:t>-1.340351</w:t>
+            </w:r>
+          </w:p>
+        </w:tc>
+        <w:tc>
+          <w:tcPr>
+            <w:tcW w:type="dxa" w:w="348"/>
           </w:tcPr>
           <w:p>
             <w:pPr>
@@ -24437,13 +24520,13 @@
                 <w:i w:val="0"/>
                 <w:sz w:val="15"/>
               </w:rPr>
-              <w:t>0.930274</w:t>
-            </w:r>
-          </w:p>
-        </w:tc>
-        <w:tc>
-          <w:tcPr>
-            <w:tcW w:type="dxa" w:w="362"/>
+              <w:t>-1.061014</w:t>
+            </w:r>
+          </w:p>
+        </w:tc>
+        <w:tc>
+          <w:tcPr>
+            <w:tcW w:type="dxa" w:w="348"/>
           </w:tcPr>
           <w:p>
             <w:pPr>
@@ -24457,13 +24540,13 @@
                 <w:i w:val="0"/>
                 <w:sz w:val="15"/>
               </w:rPr>
-              <w:t>0.319588</w:t>
-            </w:r>
-          </w:p>
-        </w:tc>
-        <w:tc>
-          <w:tcPr>
-            <w:tcW w:type="dxa" w:w="362"/>
+              <w:t>1.217648</w:t>
+            </w:r>
+          </w:p>
+        </w:tc>
+        <w:tc>
+          <w:tcPr>
+            <w:tcW w:type="dxa" w:w="348"/>
           </w:tcPr>
           <w:p>
             <w:pPr>
@@ -24477,13 +24560,13 @@
                 <w:i w:val="0"/>
                 <w:sz w:val="15"/>
               </w:rPr>
-              <w:t>0.600239</w:t>
-            </w:r>
-          </w:p>
-        </w:tc>
-        <w:tc>
-          <w:tcPr>
-            <w:tcW w:type="dxa" w:w="362"/>
+              <w:t>-0.277857</w:t>
+            </w:r>
+          </w:p>
+        </w:tc>
+        <w:tc>
+          <w:tcPr>
+            <w:tcW w:type="dxa" w:w="348"/>
           </w:tcPr>
           <w:p>
             <w:pPr>
@@ -24497,13 +24580,13 @@
                 <w:i w:val="0"/>
                 <w:sz w:val="15"/>
               </w:rPr>
-              <w:t>0.0</w:t>
-            </w:r>
-          </w:p>
-        </w:tc>
-        <w:tc>
-          <w:tcPr>
-            <w:tcW w:type="dxa" w:w="362"/>
+              <w:t>0.344954</w:t>
+            </w:r>
+          </w:p>
+        </w:tc>
+        <w:tc>
+          <w:tcPr>
+            <w:tcW w:type="dxa" w:w="348"/>
           </w:tcPr>
           <w:p>
             <w:pPr>
@@ -24517,13 +24600,13 @@
                 <w:i w:val="0"/>
                 <w:sz w:val="15"/>
               </w:rPr>
-              <w:t>0.846154</w:t>
-            </w:r>
-          </w:p>
-        </w:tc>
-        <w:tc>
-          <w:tcPr>
-            <w:tcW w:type="dxa" w:w="362"/>
+              <w:t>-0.830477</w:t>
+            </w:r>
+          </w:p>
+        </w:tc>
+        <w:tc>
+          <w:tcPr>
+            <w:tcW w:type="dxa" w:w="348"/>
           </w:tcPr>
           <w:p>
             <w:pPr>
@@ -24537,13 +24620,13 @@
                 <w:i w:val="0"/>
                 <w:sz w:val="15"/>
               </w:rPr>
-              <w:t>1.0</w:t>
-            </w:r>
-          </w:p>
-        </w:tc>
-        <w:tc>
-          <w:tcPr>
-            <w:tcW w:type="dxa" w:w="362"/>
+              <w:t>1.034793</w:t>
+            </w:r>
+          </w:p>
+        </w:tc>
+        <w:tc>
+          <w:tcPr>
+            <w:tcW w:type="dxa" w:w="348"/>
           </w:tcPr>
           <w:p>
             <w:pPr>
@@ -24557,13 +24640,13 @@
                 <w:i w:val="0"/>
                 <w:sz w:val="15"/>
               </w:rPr>
-              <w:t>0.117647</w:t>
-            </w:r>
-          </w:p>
-        </w:tc>
-        <w:tc>
-          <w:tcPr>
-            <w:tcW w:type="dxa" w:w="362"/>
+              <w:t>1.417895</w:t>
+            </w:r>
+          </w:p>
+        </w:tc>
+        <w:tc>
+          <w:tcPr>
+            <w:tcW w:type="dxa" w:w="348"/>
           </w:tcPr>
           <w:p>
             <w:pPr>
@@ -24577,13 +24660,13 @@
                 <w:i w:val="0"/>
                 <w:sz w:val="15"/>
               </w:rPr>
-              <w:t>0.37679925</w:t>
-            </w:r>
-          </w:p>
-        </w:tc>
-        <w:tc>
-          <w:tcPr>
-            <w:tcW w:type="dxa" w:w="362"/>
+              <w:t>-0.857261</w:t>
+            </w:r>
+          </w:p>
+        </w:tc>
+        <w:tc>
+          <w:tcPr>
+            <w:tcW w:type="dxa" w:w="348"/>
           </w:tcPr>
           <w:p>
             <w:pPr>
@@ -24597,13 +24680,13 @@
                 <w:i w:val="0"/>
                 <w:sz w:val="15"/>
               </w:rPr>
-              <w:t>0.3066089999999999</w:t>
-            </w:r>
-          </w:p>
-        </w:tc>
-        <w:tc>
-          <w:tcPr>
-            <w:tcW w:type="dxa" w:w="362"/>
+              <w:t>-0.42007025</w:t>
+            </w:r>
+          </w:p>
+        </w:tc>
+        <w:tc>
+          <w:tcPr>
+            <w:tcW w:type="dxa" w:w="348"/>
           </w:tcPr>
           <w:p>
             <w:pPr>
@@ -24617,13 +24700,13 @@
                 <w:i w:val="0"/>
                 <w:sz w:val="15"/>
               </w:rPr>
-              <w:t>0.923077</w:t>
-            </w:r>
-          </w:p>
-        </w:tc>
-        <w:tc>
-          <w:tcPr>
-            <w:tcW w:type="dxa" w:w="362"/>
+              <w:t>-0.25446</w:t>
+            </w:r>
+          </w:p>
+        </w:tc>
+        <w:tc>
+          <w:tcPr>
+            <w:tcW w:type="dxa" w:w="348"/>
           </w:tcPr>
           <w:p>
             <w:pPr>
@@ -24637,13 +24720,13 @@
                 <w:i w:val="0"/>
                 <w:sz w:val="15"/>
               </w:rPr>
-              <w:t>0.117647</w:t>
-            </w:r>
-          </w:p>
-        </w:tc>
-        <w:tc>
-          <w:tcPr>
-            <w:tcW w:type="dxa" w:w="362"/>
+              <w:t>1.226344</w:t>
+            </w:r>
+          </w:p>
+        </w:tc>
+        <w:tc>
+          <w:tcPr>
+            <w:tcW w:type="dxa" w:w="348"/>
           </w:tcPr>
           <w:p>
             <w:pPr>
@@ -24657,13 +24740,33 @@
                 <w:i w:val="0"/>
                 <w:sz w:val="15"/>
               </w:rPr>
+              <w:t>-0.857261</w:t>
+            </w:r>
+          </w:p>
+        </w:tc>
+        <w:tc>
+          <w:tcPr>
+            <w:tcW w:type="dxa" w:w="348"/>
+          </w:tcPr>
+          <w:p>
+            <w:pPr>
+              <w:jc w:val="center"/>
+            </w:pPr>
+            <w:r/>
+            <w:r>
+              <w:rPr>
+                <w:rFonts w:ascii="Times New Roman" w:hAnsi="Times New Roman" w:eastAsia="宋体"/>
+                <w:b w:val="0"/>
+                <w:i w:val="0"/>
+                <w:sz w:val="15"/>
+              </w:rPr>
               <w:t>61.14</w:t>
             </w:r>
           </w:p>
         </w:tc>
         <w:tc>
           <w:tcPr>
-            <w:tcW w:type="dxa" w:w="362"/>
+            <w:tcW w:type="dxa" w:w="348"/>
           </w:tcPr>
           <w:p>
             <w:pPr>
@@ -24685,7 +24788,7 @@
       <w:tr>
         <w:tc>
           <w:tcPr>
-            <w:tcW w:type="dxa" w:w="362"/>
+            <w:tcW w:type="dxa" w:w="348"/>
           </w:tcPr>
           <w:p>
             <w:pPr>
@@ -24705,7 +24808,7 @@
         </w:tc>
         <w:tc>
           <w:tcPr>
-            <w:tcW w:type="dxa" w:w="362"/>
+            <w:tcW w:type="dxa" w:w="348"/>
           </w:tcPr>
           <w:p>
             <w:pPr>
@@ -24725,7 +24828,7 @@
         </w:tc>
         <w:tc>
           <w:tcPr>
-            <w:tcW w:type="dxa" w:w="362"/>
+            <w:tcW w:type="dxa" w:w="348"/>
           </w:tcPr>
           <w:p>
             <w:pPr>
@@ -24745,7 +24848,7 @@
         </w:tc>
         <w:tc>
           <w:tcPr>
-            <w:tcW w:type="dxa" w:w="362"/>
+            <w:tcW w:type="dxa" w:w="348"/>
           </w:tcPr>
           <w:p>
             <w:pPr>
@@ -24765,7 +24868,7 @@
         </w:tc>
         <w:tc>
           <w:tcPr>
-            <w:tcW w:type="dxa" w:w="362"/>
+            <w:tcW w:type="dxa" w:w="348"/>
           </w:tcPr>
           <w:p>
             <w:pPr>
@@ -24785,7 +24888,7 @@
         </w:tc>
         <w:tc>
           <w:tcPr>
-            <w:tcW w:type="dxa" w:w="362"/>
+            <w:tcW w:type="dxa" w:w="348"/>
           </w:tcPr>
           <w:p>
             <w:pPr>
@@ -24805,7 +24908,7 @@
         </w:tc>
         <w:tc>
           <w:tcPr>
-            <w:tcW w:type="dxa" w:w="362"/>
+            <w:tcW w:type="dxa" w:w="348"/>
           </w:tcPr>
           <w:p>
             <w:pPr>
@@ -24825,7 +24928,7 @@
         </w:tc>
         <w:tc>
           <w:tcPr>
-            <w:tcW w:type="dxa" w:w="362"/>
+            <w:tcW w:type="dxa" w:w="348"/>
           </w:tcPr>
           <w:p>
             <w:pPr>
@@ -24845,7 +24948,7 @@
         </w:tc>
         <w:tc>
           <w:tcPr>
-            <w:tcW w:type="dxa" w:w="362"/>
+            <w:tcW w:type="dxa" w:w="348"/>
           </w:tcPr>
           <w:p>
             <w:pPr>
@@ -24865,7 +24968,7 @@
         </w:tc>
         <w:tc>
           <w:tcPr>
-            <w:tcW w:type="dxa" w:w="362"/>
+            <w:tcW w:type="dxa" w:w="348"/>
           </w:tcPr>
           <w:p>
             <w:pPr>
@@ -24885,7 +24988,7 @@
         </w:tc>
         <w:tc>
           <w:tcPr>
-            <w:tcW w:type="dxa" w:w="362"/>
+            <w:tcW w:type="dxa" w:w="348"/>
           </w:tcPr>
           <w:p>
             <w:pPr>
@@ -24905,7 +25008,7 @@
         </w:tc>
         <w:tc>
           <w:tcPr>
-            <w:tcW w:type="dxa" w:w="362"/>
+            <w:tcW w:type="dxa" w:w="348"/>
           </w:tcPr>
           <w:p>
             <w:pPr>
@@ -24919,13 +25022,13 @@
                 <w:i w:val="0"/>
                 <w:sz w:val="15"/>
               </w:rPr>
-              <w:t>0.038462</w:t>
-            </w:r>
-          </w:p>
-        </w:tc>
-        <w:tc>
-          <w:tcPr>
-            <w:tcW w:type="dxa" w:w="362"/>
+              <w:t>-0.620704</w:t>
+            </w:r>
+          </w:p>
+        </w:tc>
+        <w:tc>
+          <w:tcPr>
+            <w:tcW w:type="dxa" w:w="348"/>
           </w:tcPr>
           <w:p>
             <w:pPr>
@@ -24939,13 +25042,13 @@
                 <w:i w:val="0"/>
                 <w:sz w:val="15"/>
               </w:rPr>
-              <w:t>0.40435</w:t>
-            </w:r>
-          </w:p>
-        </w:tc>
-        <w:tc>
-          <w:tcPr>
-            <w:tcW w:type="dxa" w:w="362"/>
+              <w:t>0.006347</w:t>
+            </w:r>
+          </w:p>
+        </w:tc>
+        <w:tc>
+          <w:tcPr>
+            <w:tcW w:type="dxa" w:w="348"/>
           </w:tcPr>
           <w:p>
             <w:pPr>
@@ -24959,13 +25062,13 @@
                 <w:i w:val="0"/>
                 <w:sz w:val="15"/>
               </w:rPr>
-              <w:t>0.0</w:t>
-            </w:r>
-          </w:p>
-        </w:tc>
-        <w:tc>
-          <w:tcPr>
-            <w:tcW w:type="dxa" w:w="362"/>
+              <w:t>-1.061014</w:t>
+            </w:r>
+          </w:p>
+        </w:tc>
+        <w:tc>
+          <w:tcPr>
+            <w:tcW w:type="dxa" w:w="348"/>
           </w:tcPr>
           <w:p>
             <w:pPr>
@@ -24979,13 +25082,13 @@
                 <w:i w:val="0"/>
                 <w:sz w:val="15"/>
               </w:rPr>
-              <w:t>0.0</w:t>
-            </w:r>
-          </w:p>
-        </w:tc>
-        <w:tc>
-          <w:tcPr>
-            <w:tcW w:type="dxa" w:w="362"/>
+              <w:t>-1.989963</w:t>
+            </w:r>
+          </w:p>
+        </w:tc>
+        <w:tc>
+          <w:tcPr>
+            <w:tcW w:type="dxa" w:w="348"/>
           </w:tcPr>
           <w:p>
             <w:pPr>
@@ -24999,13 +25102,13 @@
                 <w:i w:val="0"/>
                 <w:sz w:val="15"/>
               </w:rPr>
-              <w:t>0.0</w:t>
-            </w:r>
-          </w:p>
-        </w:tc>
-        <w:tc>
-          <w:tcPr>
-            <w:tcW w:type="dxa" w:w="362"/>
+              <w:t>-1.369719</w:t>
+            </w:r>
+          </w:p>
+        </w:tc>
+        <w:tc>
+          <w:tcPr>
+            <w:tcW w:type="dxa" w:w="348"/>
           </w:tcPr>
           <w:p>
             <w:pPr>
@@ -25019,13 +25122,13 @@
                 <w:i w:val="0"/>
                 <w:sz w:val="15"/>
               </w:rPr>
-              <w:t>0.0</w:t>
-            </w:r>
-          </w:p>
-        </w:tc>
-        <w:tc>
-          <w:tcPr>
-            <w:tcW w:type="dxa" w:w="362"/>
+              <w:t>-1.657105</w:t>
+            </w:r>
+          </w:p>
+        </w:tc>
+        <w:tc>
+          <w:tcPr>
+            <w:tcW w:type="dxa" w:w="348"/>
           </w:tcPr>
           <w:p>
             <w:pPr>
@@ -25039,13 +25142,13 @@
                 <w:i w:val="0"/>
                 <w:sz w:val="15"/>
               </w:rPr>
-              <w:t>0.307692</w:t>
-            </w:r>
-          </w:p>
-        </w:tc>
-        <w:tc>
-          <w:tcPr>
-            <w:tcW w:type="dxa" w:w="362"/>
+              <w:t>-0.830477</w:t>
+            </w:r>
+          </w:p>
+        </w:tc>
+        <w:tc>
+          <w:tcPr>
+            <w:tcW w:type="dxa" w:w="348"/>
           </w:tcPr>
           <w:p>
             <w:pPr>
@@ -25059,13 +25162,13 @@
                 <w:i w:val="0"/>
                 <w:sz w:val="15"/>
               </w:rPr>
-              <w:t>0.239965</w:t>
-            </w:r>
-          </w:p>
-        </w:tc>
-        <w:tc>
-          <w:tcPr>
-            <w:tcW w:type="dxa" w:w="362"/>
+              <w:t>-0.446842</w:t>
+            </w:r>
+          </w:p>
+        </w:tc>
+        <w:tc>
+          <w:tcPr>
+            <w:tcW w:type="dxa" w:w="348"/>
           </w:tcPr>
           <w:p>
             <w:pPr>
@@ -25079,13 +25182,13 @@
                 <w:i w:val="0"/>
                 <w:sz w:val="15"/>
               </w:rPr>
-              <w:t>0.823529</w:t>
-            </w:r>
-          </w:p>
-        </w:tc>
-        <w:tc>
-          <w:tcPr>
-            <w:tcW w:type="dxa" w:w="362"/>
+              <w:t>-0.490894</w:t>
+            </w:r>
+          </w:p>
+        </w:tc>
+        <w:tc>
+          <w:tcPr>
+            <w:tcW w:type="dxa" w:w="348"/>
           </w:tcPr>
           <w:p>
             <w:pPr>
@@ -25099,13 +25202,13 @@
                 <w:i w:val="0"/>
                 <w:sz w:val="15"/>
               </w:rPr>
-              <w:t>0.235703</w:t>
-            </w:r>
-          </w:p>
-        </w:tc>
-        <w:tc>
-          <w:tcPr>
-            <w:tcW w:type="dxa" w:w="362"/>
+              <w:t>1.29586</w:t>
+            </w:r>
+          </w:p>
+        </w:tc>
+        <w:tc>
+          <w:tcPr>
+            <w:tcW w:type="dxa" w:w="348"/>
           </w:tcPr>
           <w:p>
             <w:pPr>
@@ -25119,13 +25222,13 @@
                 <w:i w:val="0"/>
                 <w:sz w:val="15"/>
               </w:rPr>
-              <w:t>0.0</w:t>
-            </w:r>
-          </w:p>
-        </w:tc>
-        <w:tc>
-          <w:tcPr>
-            <w:tcW w:type="dxa" w:w="362"/>
+              <w:t>-0.9163335</w:t>
+            </w:r>
+          </w:p>
+        </w:tc>
+        <w:tc>
+          <w:tcPr>
+            <w:tcW w:type="dxa" w:w="348"/>
           </w:tcPr>
           <w:p>
             <w:pPr>
@@ -25139,13 +25242,13 @@
                 <w:i w:val="0"/>
                 <w:sz w:val="15"/>
               </w:rPr>
-              <w:t>0.2738285</w:t>
-            </w:r>
-          </w:p>
-        </w:tc>
-        <w:tc>
-          <w:tcPr>
-            <w:tcW w:type="dxa" w:w="362"/>
+              <w:t>-1.285767</w:t>
+            </w:r>
+          </w:p>
+        </w:tc>
+        <w:tc>
+          <w:tcPr>
+            <w:tcW w:type="dxa" w:w="348"/>
           </w:tcPr>
           <w:p>
             <w:pPr>
@@ -25159,13 +25262,13 @@
                 <w:i w:val="0"/>
                 <w:sz w:val="15"/>
               </w:rPr>
-              <w:t>0.823529</w:t>
-            </w:r>
-          </w:p>
-        </w:tc>
-        <w:tc>
-          <w:tcPr>
-            <w:tcW w:type="dxa" w:w="362"/>
+              <w:t>-0.468868</w:t>
+            </w:r>
+          </w:p>
+        </w:tc>
+        <w:tc>
+          <w:tcPr>
+            <w:tcW w:type="dxa" w:w="348"/>
           </w:tcPr>
           <w:p>
             <w:pPr>
@@ -25179,13 +25282,33 @@
                 <w:i w:val="0"/>
                 <w:sz w:val="15"/>
               </w:rPr>
+              <w:t>1.29586</w:t>
+            </w:r>
+          </w:p>
+        </w:tc>
+        <w:tc>
+          <w:tcPr>
+            <w:tcW w:type="dxa" w:w="348"/>
+          </w:tcPr>
+          <w:p>
+            <w:pPr>
+              <w:jc w:val="center"/>
+            </w:pPr>
+            <w:r/>
+            <w:r>
+              <w:rPr>
+                <w:rFonts w:ascii="Times New Roman" w:hAnsi="Times New Roman" w:eastAsia="宋体"/>
+                <w:b w:val="0"/>
+                <w:i w:val="0"/>
+                <w:sz w:val="15"/>
+              </w:rPr>
               <w:t>67.66</w:t>
             </w:r>
           </w:p>
         </w:tc>
         <w:tc>
           <w:tcPr>
-            <w:tcW w:type="dxa" w:w="362"/>
+            <w:tcW w:type="dxa" w:w="348"/>
           </w:tcPr>
           <w:p>
             <w:pPr>
@@ -25207,7 +25330,7 @@
       <w:tr>
         <w:tc>
           <w:tcPr>
-            <w:tcW w:type="dxa" w:w="362"/>
+            <w:tcW w:type="dxa" w:w="348"/>
           </w:tcPr>
           <w:p>
             <w:pPr>
@@ -25227,7 +25350,7 @@
         </w:tc>
         <w:tc>
           <w:tcPr>
-            <w:tcW w:type="dxa" w:w="362"/>
+            <w:tcW w:type="dxa" w:w="348"/>
           </w:tcPr>
           <w:p>
             <w:pPr>
@@ -25247,7 +25370,7 @@
         </w:tc>
         <w:tc>
           <w:tcPr>
-            <w:tcW w:type="dxa" w:w="362"/>
+            <w:tcW w:type="dxa" w:w="348"/>
           </w:tcPr>
           <w:p>
             <w:pPr>
@@ -25267,7 +25390,7 @@
         </w:tc>
         <w:tc>
           <w:tcPr>
-            <w:tcW w:type="dxa" w:w="362"/>
+            <w:tcW w:type="dxa" w:w="348"/>
           </w:tcPr>
           <w:p>
             <w:pPr>
@@ -25287,7 +25410,7 @@
         </w:tc>
         <w:tc>
           <w:tcPr>
-            <w:tcW w:type="dxa" w:w="362"/>
+            <w:tcW w:type="dxa" w:w="348"/>
           </w:tcPr>
           <w:p>
             <w:pPr>
@@ -25307,7 +25430,7 @@
         </w:tc>
         <w:tc>
           <w:tcPr>
-            <w:tcW w:type="dxa" w:w="362"/>
+            <w:tcW w:type="dxa" w:w="348"/>
           </w:tcPr>
           <w:p>
             <w:pPr>
@@ -25327,7 +25450,7 @@
         </w:tc>
         <w:tc>
           <w:tcPr>
-            <w:tcW w:type="dxa" w:w="362"/>
+            <w:tcW w:type="dxa" w:w="348"/>
           </w:tcPr>
           <w:p>
             <w:pPr>
@@ -25347,7 +25470,7 @@
         </w:tc>
         <w:tc>
           <w:tcPr>
-            <w:tcW w:type="dxa" w:w="362"/>
+            <w:tcW w:type="dxa" w:w="348"/>
           </w:tcPr>
           <w:p>
             <w:pPr>
@@ -25367,7 +25490,7 @@
         </w:tc>
         <w:tc>
           <w:tcPr>
-            <w:tcW w:type="dxa" w:w="362"/>
+            <w:tcW w:type="dxa" w:w="348"/>
           </w:tcPr>
           <w:p>
             <w:pPr>
@@ -25387,7 +25510,7 @@
         </w:tc>
         <w:tc>
           <w:tcPr>
-            <w:tcW w:type="dxa" w:w="362"/>
+            <w:tcW w:type="dxa" w:w="348"/>
           </w:tcPr>
           <w:p>
             <w:pPr>
@@ -25407,7 +25530,7 @@
         </w:tc>
         <w:tc>
           <w:tcPr>
-            <w:tcW w:type="dxa" w:w="362"/>
+            <w:tcW w:type="dxa" w:w="348"/>
           </w:tcPr>
           <w:p>
             <w:pPr>
@@ -25427,7 +25550,7 @@
         </w:tc>
         <w:tc>
           <w:tcPr>
-            <w:tcW w:type="dxa" w:w="362"/>
+            <w:tcW w:type="dxa" w:w="348"/>
           </w:tcPr>
           <w:p>
             <w:pPr>
@@ -25441,13 +25564,13 @@
                 <w:i w:val="0"/>
                 <w:sz w:val="15"/>
               </w:rPr>
-              <w:t>1.0</w:t>
-            </w:r>
-          </w:p>
-        </w:tc>
-        <w:tc>
-          <w:tcPr>
-            <w:tcW w:type="dxa" w:w="362"/>
+              <w:t>2.482818</w:t>
+            </w:r>
+          </w:p>
+        </w:tc>
+        <w:tc>
+          <w:tcPr>
+            <w:tcW w:type="dxa" w:w="348"/>
           </w:tcPr>
           <w:p>
             <w:pPr>
@@ -25461,13 +25584,13 @@
                 <w:i w:val="0"/>
                 <w:sz w:val="15"/>
               </w:rPr>
-              <w:t>1.0</w:t>
-            </w:r>
-          </w:p>
-        </w:tc>
-        <w:tc>
-          <w:tcPr>
-            <w:tcW w:type="dxa" w:w="362"/>
+              <w:t>1.990179</w:t>
+            </w:r>
+          </w:p>
+        </w:tc>
+        <w:tc>
+          <w:tcPr>
+            <w:tcW w:type="dxa" w:w="348"/>
           </w:tcPr>
           <w:p>
             <w:pPr>
@@ -25481,13 +25604,13 @@
                 <w:i w:val="0"/>
                 <w:sz w:val="15"/>
               </w:rPr>
-              <w:t>1.0</w:t>
-            </w:r>
-          </w:p>
-        </w:tc>
-        <w:tc>
-          <w:tcPr>
-            <w:tcW w:type="dxa" w:w="362"/>
+              <w:t>1.060306</w:t>
+            </w:r>
+          </w:p>
+        </w:tc>
+        <w:tc>
+          <w:tcPr>
+            <w:tcW w:type="dxa" w:w="348"/>
           </w:tcPr>
           <w:p>
             <w:pPr>
@@ -25501,13 +25624,13 @@
                 <w:i w:val="0"/>
                 <w:sz w:val="15"/>
               </w:rPr>
-              <w:t>0.659794</w:t>
-            </w:r>
-          </w:p>
-        </w:tc>
-        <w:tc>
-          <w:tcPr>
-            <w:tcW w:type="dxa" w:w="362"/>
+              <w:t>1.458067</w:t>
+            </w:r>
+          </w:p>
+        </w:tc>
+        <w:tc>
+          <w:tcPr>
+            <w:tcW w:type="dxa" w:w="348"/>
           </w:tcPr>
           <w:p>
             <w:pPr>
@@ -25521,13 +25644,13 @@
                 <w:i w:val="0"/>
                 <w:sz w:val="15"/>
               </w:rPr>
-              <w:t>0.546738</w:t>
-            </w:r>
-          </w:p>
-        </w:tc>
-        <w:tc>
-          <w:tcPr>
-            <w:tcW w:type="dxa" w:w="362"/>
+              <w:t>0.884447</w:t>
+            </w:r>
+          </w:p>
+        </w:tc>
+        <w:tc>
+          <w:tcPr>
+            <w:tcW w:type="dxa" w:w="348"/>
           </w:tcPr>
           <w:p>
             <w:pPr>
@@ -25541,13 +25664,13 @@
                 <w:i w:val="0"/>
                 <w:sz w:val="15"/>
               </w:rPr>
-              <w:t>0.75</w:t>
-            </w:r>
-          </w:p>
-        </w:tc>
-        <w:tc>
-          <w:tcPr>
-            <w:tcW w:type="dxa" w:w="362"/>
+              <w:t>0.166507</w:t>
+            </w:r>
+          </w:p>
+        </w:tc>
+        <w:tc>
+          <w:tcPr>
+            <w:tcW w:type="dxa" w:w="348"/>
           </w:tcPr>
           <w:p>
             <w:pPr>
@@ -25561,13 +25684,13 @@
                 <w:i w:val="0"/>
                 <w:sz w:val="15"/>
               </w:rPr>
-              <w:t>0.076923</w:t>
-            </w:r>
-          </w:p>
-        </w:tc>
-        <w:tc>
-          <w:tcPr>
-            <w:tcW w:type="dxa" w:w="362"/>
+              <w:t>1.129564</w:t>
+            </w:r>
+          </w:p>
+        </w:tc>
+        <w:tc>
+          <w:tcPr>
+            <w:tcW w:type="dxa" w:w="348"/>
           </w:tcPr>
           <w:p>
             <w:pPr>
@@ -25581,13 +25704,13 @@
                 <w:i w:val="0"/>
                 <w:sz w:val="15"/>
               </w:rPr>
-              <w:t>0.0</w:t>
-            </w:r>
-          </w:p>
-        </w:tc>
-        <w:tc>
-          <w:tcPr>
-            <w:tcW w:type="dxa" w:w="362"/>
+              <w:t>-1.081829</w:t>
+            </w:r>
+          </w:p>
+        </w:tc>
+        <w:tc>
+          <w:tcPr>
+            <w:tcW w:type="dxa" w:w="348"/>
           </w:tcPr>
           <w:p>
             <w:pPr>
@@ -25601,13 +25724,13 @@
                 <w:i w:val="0"/>
                 <w:sz w:val="15"/>
               </w:rPr>
-              <w:t>0.0</w:t>
-            </w:r>
-          </w:p>
-        </w:tc>
-        <w:tc>
-          <w:tcPr>
-            <w:tcW w:type="dxa" w:w="362"/>
+              <w:t>-1.093554</w:t>
+            </w:r>
+          </w:p>
+        </w:tc>
+        <w:tc>
+          <w:tcPr>
+            <w:tcW w:type="dxa" w:w="348"/>
           </w:tcPr>
           <w:p>
             <w:pPr>
@@ -25621,13 +25744,13 @@
                 <w:i w:val="0"/>
                 <w:sz w:val="15"/>
               </w:rPr>
-              <w:t>0.95825</w:t>
-            </w:r>
-          </w:p>
-        </w:tc>
-        <w:tc>
-          <w:tcPr>
-            <w:tcW w:type="dxa" w:w="362"/>
+              <w:t>-1.216115</w:t>
+            </w:r>
+          </w:p>
+        </w:tc>
+        <w:tc>
+          <w:tcPr>
+            <w:tcW w:type="dxa" w:w="348"/>
           </w:tcPr>
           <w:p>
             <w:pPr>
@@ -25641,13 +25764,13 @@
                 <w:i w:val="0"/>
                 <w:sz w:val="15"/>
               </w:rPr>
-              <w:t>0.6521773333333333</w:t>
-            </w:r>
-          </w:p>
-        </w:tc>
-        <w:tc>
-          <w:tcPr>
-            <w:tcW w:type="dxa" w:w="362"/>
+              <w:t>1.7478424999999995</w:t>
+            </w:r>
+          </w:p>
+        </w:tc>
+        <w:tc>
+          <w:tcPr>
+            <w:tcW w:type="dxa" w:w="348"/>
           </w:tcPr>
           <w:p>
             <w:pPr>
@@ -25661,13 +25784,13 @@
                 <w:i w:val="0"/>
                 <w:sz w:val="15"/>
               </w:rPr>
-              <w:t>0.0384615</w:t>
-            </w:r>
-          </w:p>
-        </w:tc>
-        <w:tc>
-          <w:tcPr>
-            <w:tcW w:type="dxa" w:w="362"/>
+              <w:t>0.7268393333333334</w:t>
+            </w:r>
+          </w:p>
+        </w:tc>
+        <w:tc>
+          <w:tcPr>
+            <w:tcW w:type="dxa" w:w="348"/>
           </w:tcPr>
           <w:p>
             <w:pPr>
@@ -25681,13 +25804,13 @@
                 <w:i w:val="0"/>
                 <w:sz w:val="15"/>
               </w:rPr>
-              <w:t>0.0</w:t>
-            </w:r>
-          </w:p>
-        </w:tc>
-        <w:tc>
-          <w:tcPr>
-            <w:tcW w:type="dxa" w:w="362"/>
+              <w:t>-1.0876915</w:t>
+            </w:r>
+          </w:p>
+        </w:tc>
+        <w:tc>
+          <w:tcPr>
+            <w:tcW w:type="dxa" w:w="348"/>
           </w:tcPr>
           <w:p>
             <w:pPr>
@@ -25701,13 +25824,33 @@
                 <w:i w:val="0"/>
                 <w:sz w:val="15"/>
               </w:rPr>
+              <w:t>-1.216115</w:t>
+            </w:r>
+          </w:p>
+        </w:tc>
+        <w:tc>
+          <w:tcPr>
+            <w:tcW w:type="dxa" w:w="348"/>
+          </w:tcPr>
+          <w:p>
+            <w:pPr>
+              <w:jc w:val="center"/>
+            </w:pPr>
+            <w:r/>
+            <w:r>
+              <w:rPr>
+                <w:rFonts w:ascii="Times New Roman" w:hAnsi="Times New Roman" w:eastAsia="宋体"/>
+                <w:b w:val="0"/>
+                <w:i w:val="0"/>
+                <w:sz w:val="15"/>
+              </w:rPr>
               <w:t>73.26</w:t>
             </w:r>
           </w:p>
         </w:tc>
         <w:tc>
           <w:tcPr>
-            <w:tcW w:type="dxa" w:w="362"/>
+            <w:tcW w:type="dxa" w:w="348"/>
           </w:tcPr>
           <w:p>
             <w:pPr>
@@ -25729,7 +25872,7 @@
       <w:tr>
         <w:tc>
           <w:tcPr>
-            <w:tcW w:type="dxa" w:w="362"/>
+            <w:tcW w:type="dxa" w:w="348"/>
           </w:tcPr>
           <w:p>
             <w:pPr>
@@ -25749,7 +25892,7 @@
         </w:tc>
         <w:tc>
           <w:tcPr>
-            <w:tcW w:type="dxa" w:w="362"/>
+            <w:tcW w:type="dxa" w:w="348"/>
           </w:tcPr>
           <w:p>
             <w:pPr>
@@ -25769,7 +25912,7 @@
         </w:tc>
         <w:tc>
           <w:tcPr>
-            <w:tcW w:type="dxa" w:w="362"/>
+            <w:tcW w:type="dxa" w:w="348"/>
           </w:tcPr>
           <w:p>
             <w:pPr>
@@ -25789,7 +25932,7 @@
         </w:tc>
         <w:tc>
           <w:tcPr>
-            <w:tcW w:type="dxa" w:w="362"/>
+            <w:tcW w:type="dxa" w:w="348"/>
           </w:tcPr>
           <w:p>
             <w:pPr>
@@ -25809,7 +25952,7 @@
         </w:tc>
         <w:tc>
           <w:tcPr>
-            <w:tcW w:type="dxa" w:w="362"/>
+            <w:tcW w:type="dxa" w:w="348"/>
           </w:tcPr>
           <w:p>
             <w:pPr>
@@ -25829,7 +25972,7 @@
         </w:tc>
         <w:tc>
           <w:tcPr>
-            <w:tcW w:type="dxa" w:w="362"/>
+            <w:tcW w:type="dxa" w:w="348"/>
           </w:tcPr>
           <w:p>
             <w:pPr>
@@ -25849,7 +25992,7 @@
         </w:tc>
         <w:tc>
           <w:tcPr>
-            <w:tcW w:type="dxa" w:w="362"/>
+            <w:tcW w:type="dxa" w:w="348"/>
           </w:tcPr>
           <w:p>
             <w:pPr>
@@ -25869,7 +26012,7 @@
         </w:tc>
         <w:tc>
           <w:tcPr>
-            <w:tcW w:type="dxa" w:w="362"/>
+            <w:tcW w:type="dxa" w:w="348"/>
           </w:tcPr>
           <w:p>
             <w:pPr>
@@ -25889,7 +26032,7 @@
         </w:tc>
         <w:tc>
           <w:tcPr>
-            <w:tcW w:type="dxa" w:w="362"/>
+            <w:tcW w:type="dxa" w:w="348"/>
           </w:tcPr>
           <w:p>
             <w:pPr>
@@ -25909,7 +26052,7 @@
         </w:tc>
         <w:tc>
           <w:tcPr>
-            <w:tcW w:type="dxa" w:w="362"/>
+            <w:tcW w:type="dxa" w:w="348"/>
           </w:tcPr>
           <w:p>
             <w:pPr>
@@ -25929,7 +26072,7 @@
         </w:tc>
         <w:tc>
           <w:tcPr>
-            <w:tcW w:type="dxa" w:w="362"/>
+            <w:tcW w:type="dxa" w:w="348"/>
           </w:tcPr>
           <w:p>
             <w:pPr>
@@ -25949,7 +26092,7 @@
         </w:tc>
         <w:tc>
           <w:tcPr>
-            <w:tcW w:type="dxa" w:w="362"/>
+            <w:tcW w:type="dxa" w:w="348"/>
           </w:tcPr>
           <w:p>
             <w:pPr>
@@ -25963,13 +26106,13 @@
                 <w:i w:val="0"/>
                 <w:sz w:val="15"/>
               </w:rPr>
-              <w:t>0.076923</w:t>
-            </w:r>
-          </w:p>
-        </w:tc>
-        <w:tc>
-          <w:tcPr>
-            <w:tcW w:type="dxa" w:w="362"/>
+              <w:t>-0.496564</w:t>
+            </w:r>
+          </w:p>
+        </w:tc>
+        <w:tc>
+          <w:tcPr>
+            <w:tcW w:type="dxa" w:w="348"/>
           </w:tcPr>
           <w:p>
             <w:pPr>
@@ -25983,13 +26126,13 @@
                 <w:i w:val="0"/>
                 <w:sz w:val="15"/>
               </w:rPr>
-              <w:t>0.326221</w:t>
-            </w:r>
-          </w:p>
-        </w:tc>
-        <w:tc>
-          <w:tcPr>
-            <w:tcW w:type="dxa" w:w="362"/>
+              <w:t>-0.253863</w:t>
+            </w:r>
+          </w:p>
+        </w:tc>
+        <w:tc>
+          <w:tcPr>
+            <w:tcW w:type="dxa" w:w="348"/>
           </w:tcPr>
           <w:p>
             <w:pPr>
@@ -26003,13 +26146,13 @@
                 <w:i w:val="0"/>
                 <w:sz w:val="15"/>
               </w:rPr>
-              <w:t>0.460724</w:t>
-            </w:r>
-          </w:p>
-        </w:tc>
-        <w:tc>
-          <w:tcPr>
-            <w:tcW w:type="dxa" w:w="362"/>
+              <w:t>0.002831</w:t>
+            </w:r>
+          </w:p>
+        </w:tc>
+        <w:tc>
+          <w:tcPr>
+            <w:tcW w:type="dxa" w:w="348"/>
           </w:tcPr>
           <w:p>
             <w:pPr>
@@ -26023,13 +26166,13 @@
                 <w:i w:val="0"/>
                 <w:sz w:val="15"/>
               </w:rPr>
-              <w:t>0.350515</w:t>
-            </w:r>
-          </w:p>
-        </w:tc>
-        <w:tc>
-          <w:tcPr>
-            <w:tcW w:type="dxa" w:w="362"/>
+              <w:t>-0.401374</w:t>
+            </w:r>
+          </w:p>
+        </w:tc>
+        <w:tc>
+          <w:tcPr>
+            <w:tcW w:type="dxa" w:w="348"/>
           </w:tcPr>
           <w:p>
             <w:pPr>
@@ -26043,13 +26186,13 @@
                 <w:i w:val="0"/>
                 <w:sz w:val="15"/>
               </w:rPr>
-              <w:t>0.466786</w:t>
-            </w:r>
-          </w:p>
-        </w:tc>
-        <w:tc>
-          <w:tcPr>
-            <w:tcW w:type="dxa" w:w="362"/>
+              <w:t>-0.172193</w:t>
+            </w:r>
+          </w:p>
+        </w:tc>
+        <w:tc>
+          <w:tcPr>
+            <w:tcW w:type="dxa" w:w="348"/>
           </w:tcPr>
           <w:p>
             <w:pPr>
@@ -26063,13 +26206,13 @@
                 <w:i w:val="0"/>
                 <w:sz w:val="15"/>
               </w:rPr>
-              <w:t>0.0</w:t>
-            </w:r>
-          </w:p>
-        </w:tc>
-        <w:tc>
-          <w:tcPr>
-            <w:tcW w:type="dxa" w:w="362"/>
+              <w:t>-0.100169</w:t>
+            </w:r>
+          </w:p>
+        </w:tc>
+        <w:tc>
+          <w:tcPr>
+            <w:tcW w:type="dxa" w:w="348"/>
           </w:tcPr>
           <w:p>
             <w:pPr>
@@ -26083,13 +26226,13 @@
                 <w:i w:val="0"/>
                 <w:sz w:val="15"/>
               </w:rPr>
-              <w:t>0.461538</w:t>
-            </w:r>
-          </w:p>
-        </w:tc>
-        <w:tc>
-          <w:tcPr>
-            <w:tcW w:type="dxa" w:w="362"/>
+              <w:t>-0.830477</w:t>
+            </w:r>
+          </w:p>
+        </w:tc>
+        <w:tc>
+          <w:tcPr>
+            <w:tcW w:type="dxa" w:w="348"/>
           </w:tcPr>
           <w:p>
             <w:pPr>
@@ -26103,13 +26246,13 @@
                 <w:i w:val="0"/>
                 <w:sz w:val="15"/>
               </w:rPr>
-              <w:t>0.385689</w:t>
-            </w:r>
-          </w:p>
-        </w:tc>
-        <w:tc>
-          <w:tcPr>
-            <w:tcW w:type="dxa" w:w="362"/>
+              <w:t>-0.023518</w:t>
+            </w:r>
+          </w:p>
+        </w:tc>
+        <w:tc>
+          <w:tcPr>
+            <w:tcW w:type="dxa" w:w="348"/>
           </w:tcPr>
           <w:p>
             <w:pPr>
@@ -26123,13 +26266,13 @@
                 <w:i w:val="0"/>
                 <w:sz w:val="15"/>
               </w:rPr>
-              <w:t>0.470588</w:t>
-            </w:r>
-          </w:p>
-        </w:tc>
-        <w:tc>
-          <w:tcPr>
-            <w:tcW w:type="dxa" w:w="362"/>
+              <w:t>-0.124915</w:t>
+            </w:r>
+          </w:p>
+        </w:tc>
+        <w:tc>
+          <w:tcPr>
+            <w:tcW w:type="dxa" w:w="348"/>
           </w:tcPr>
           <w:p>
             <w:pPr>
@@ -26143,13 +26286,13 @@
                 <w:i w:val="0"/>
                 <w:sz w:val="15"/>
               </w:rPr>
-              <w:t>0.382717</w:t>
-            </w:r>
-          </w:p>
-        </w:tc>
-        <w:tc>
-          <w:tcPr>
-            <w:tcW w:type="dxa" w:w="362"/>
+              <w:t>0.219299</w:t>
+            </w:r>
+          </w:p>
+        </w:tc>
+        <w:tc>
+          <w:tcPr>
+            <w:tcW w:type="dxa" w:w="348"/>
           </w:tcPr>
           <w:p>
             <w:pPr>
@@ -26163,13 +26306,13 @@
                 <w:i w:val="0"/>
                 <w:sz w:val="15"/>
               </w:rPr>
-              <w:t>0.2724336666666667</w:t>
-            </w:r>
-          </w:p>
-        </w:tc>
-        <w:tc>
-          <w:tcPr>
-            <w:tcW w:type="dxa" w:w="362"/>
+              <w:t>-0.2872424999999999</w:t>
+            </w:r>
+          </w:p>
+        </w:tc>
+        <w:tc>
+          <w:tcPr>
+            <w:tcW w:type="dxa" w:w="348"/>
           </w:tcPr>
           <w:p>
             <w:pPr>
@@ -26183,13 +26326,13 @@
                 <w:i w:val="0"/>
                 <w:sz w:val="15"/>
               </w:rPr>
-              <w:t>0.4236135</w:t>
-            </w:r>
-          </w:p>
-        </w:tc>
-        <w:tc>
-          <w:tcPr>
-            <w:tcW w:type="dxa" w:w="362"/>
+              <w:t>-0.3676129999999999</w:t>
+            </w:r>
+          </w:p>
+        </w:tc>
+        <w:tc>
+          <w:tcPr>
+            <w:tcW w:type="dxa" w:w="348"/>
           </w:tcPr>
           <w:p>
             <w:pPr>
@@ -26203,13 +26346,13 @@
                 <w:i w:val="0"/>
                 <w:sz w:val="15"/>
               </w:rPr>
-              <w:t>0.470588</w:t>
-            </w:r>
-          </w:p>
-        </w:tc>
-        <w:tc>
-          <w:tcPr>
-            <w:tcW w:type="dxa" w:w="362"/>
+              <w:t>-0.0742165</w:t>
+            </w:r>
+          </w:p>
+        </w:tc>
+        <w:tc>
+          <w:tcPr>
+            <w:tcW w:type="dxa" w:w="348"/>
           </w:tcPr>
           <w:p>
             <w:pPr>
@@ -26223,13 +26366,33 @@
                 <w:i w:val="0"/>
                 <w:sz w:val="15"/>
               </w:rPr>
+              <w:t>0.219299</w:t>
+            </w:r>
+          </w:p>
+        </w:tc>
+        <w:tc>
+          <w:tcPr>
+            <w:tcW w:type="dxa" w:w="348"/>
+          </w:tcPr>
+          <w:p>
+            <w:pPr>
+              <w:jc w:val="center"/>
+            </w:pPr>
+            <w:r/>
+            <w:r>
+              <w:rPr>
+                <w:rFonts w:ascii="Times New Roman" w:hAnsi="Times New Roman" w:eastAsia="宋体"/>
+                <w:b w:val="0"/>
+                <w:i w:val="0"/>
+                <w:sz w:val="15"/>
+              </w:rPr>
               <w:t>65.18</w:t>
             </w:r>
           </w:p>
         </w:tc>
         <w:tc>
           <w:tcPr>
-            <w:tcW w:type="dxa" w:w="362"/>
+            <w:tcW w:type="dxa" w:w="348"/>
           </w:tcPr>
           <w:p>
             <w:pPr>
@@ -26251,7 +26414,7 @@
       <w:tr>
         <w:tc>
           <w:tcPr>
-            <w:tcW w:type="dxa" w:w="362"/>
+            <w:tcW w:type="dxa" w:w="348"/>
           </w:tcPr>
           <w:p>
             <w:pPr>
@@ -26271,7 +26434,7 @@
         </w:tc>
         <w:tc>
           <w:tcPr>
-            <w:tcW w:type="dxa" w:w="362"/>
+            <w:tcW w:type="dxa" w:w="348"/>
           </w:tcPr>
           <w:p>
             <w:pPr>
@@ -26291,7 +26454,7 @@
         </w:tc>
         <w:tc>
           <w:tcPr>
-            <w:tcW w:type="dxa" w:w="362"/>
+            <w:tcW w:type="dxa" w:w="348"/>
           </w:tcPr>
           <w:p>
             <w:pPr>
@@ -26311,7 +26474,7 @@
         </w:tc>
         <w:tc>
           <w:tcPr>
-            <w:tcW w:type="dxa" w:w="362"/>
+            <w:tcW w:type="dxa" w:w="348"/>
           </w:tcPr>
           <w:p>
             <w:pPr>
@@ -26331,7 +26494,7 @@
         </w:tc>
         <w:tc>
           <w:tcPr>
-            <w:tcW w:type="dxa" w:w="362"/>
+            <w:tcW w:type="dxa" w:w="348"/>
           </w:tcPr>
           <w:p>
             <w:pPr>
@@ -26351,7 +26514,7 @@
         </w:tc>
         <w:tc>
           <w:tcPr>
-            <w:tcW w:type="dxa" w:w="362"/>
+            <w:tcW w:type="dxa" w:w="348"/>
           </w:tcPr>
           <w:p>
             <w:pPr>
@@ -26371,7 +26534,7 @@
         </w:tc>
         <w:tc>
           <w:tcPr>
-            <w:tcW w:type="dxa" w:w="362"/>
+            <w:tcW w:type="dxa" w:w="348"/>
           </w:tcPr>
           <w:p>
             <w:pPr>
@@ -26391,7 +26554,7 @@
         </w:tc>
         <w:tc>
           <w:tcPr>
-            <w:tcW w:type="dxa" w:w="362"/>
+            <w:tcW w:type="dxa" w:w="348"/>
           </w:tcPr>
           <w:p>
             <w:pPr>
@@ -26411,7 +26574,7 @@
         </w:tc>
         <w:tc>
           <w:tcPr>
-            <w:tcW w:type="dxa" w:w="362"/>
+            <w:tcW w:type="dxa" w:w="348"/>
           </w:tcPr>
           <w:p>
             <w:pPr>
@@ -26431,7 +26594,7 @@
         </w:tc>
         <w:tc>
           <w:tcPr>
-            <w:tcW w:type="dxa" w:w="362"/>
+            <w:tcW w:type="dxa" w:w="348"/>
           </w:tcPr>
           <w:p>
             <w:pPr>
@@ -26451,7 +26614,7 @@
         </w:tc>
         <w:tc>
           <w:tcPr>
-            <w:tcW w:type="dxa" w:w="362"/>
+            <w:tcW w:type="dxa" w:w="348"/>
           </w:tcPr>
           <w:p>
             <w:pPr>
@@ -26471,7 +26634,7 @@
         </w:tc>
         <w:tc>
           <w:tcPr>
-            <w:tcW w:type="dxa" w:w="362"/>
+            <w:tcW w:type="dxa" w:w="348"/>
           </w:tcPr>
           <w:p>
             <w:pPr>
@@ -26485,13 +26648,13 @@
                 <w:i w:val="0"/>
                 <w:sz w:val="15"/>
               </w:rPr>
-              <w:t>0.0</w:t>
-            </w:r>
-          </w:p>
-        </w:tc>
-        <w:tc>
-          <w:tcPr>
-            <w:tcW w:type="dxa" w:w="362"/>
+              <w:t>-0.744845</w:t>
+            </w:r>
+          </w:p>
+        </w:tc>
+        <w:tc>
+          <w:tcPr>
+            <w:tcW w:type="dxa" w:w="348"/>
           </w:tcPr>
           <w:p>
             <w:pPr>
@@ -26505,13 +26668,13 @@
                 <w:i w:val="0"/>
                 <w:sz w:val="15"/>
               </w:rPr>
-              <w:t>0.140747</w:t>
-            </w:r>
-          </w:p>
-        </w:tc>
-        <w:tc>
-          <w:tcPr>
-            <w:tcW w:type="dxa" w:w="362"/>
+              <w:t>-0.87159</w:t>
+            </w:r>
+          </w:p>
+        </w:tc>
+        <w:tc>
+          <w:tcPr>
+            <w:tcW w:type="dxa" w:w="348"/>
           </w:tcPr>
           <w:p>
             <w:pPr>
@@ -26525,13 +26688,13 @@
                 <w:i w:val="0"/>
                 <w:sz w:val="15"/>
               </w:rPr>
-              <w:t>0.82083</w:t>
-            </w:r>
-          </w:p>
-        </w:tc>
-        <w:tc>
-          <w:tcPr>
-            <w:tcW w:type="dxa" w:w="362"/>
+              <w:t>1.060306</w:t>
+            </w:r>
+          </w:p>
+        </w:tc>
+        <w:tc>
+          <w:tcPr>
+            <w:tcW w:type="dxa" w:w="348"/>
           </w:tcPr>
           <w:p>
             <w:pPr>
@@ -26545,13 +26708,13 @@
                 <w:i w:val="0"/>
                 <w:sz w:val="15"/>
               </w:rPr>
-              <w:t>0.257732</w:t>
-            </w:r>
-          </w:p>
-        </w:tc>
-        <w:tc>
-          <w:tcPr>
-            <w:tcW w:type="dxa" w:w="362"/>
+              <w:t>0.840282</w:t>
+            </w:r>
+          </w:p>
+        </w:tc>
+        <w:tc>
+          <w:tcPr>
+            <w:tcW w:type="dxa" w:w="348"/>
           </w:tcPr>
           <w:p>
             <w:pPr>
@@ -26565,13 +26728,13 @@
                 <w:i w:val="0"/>
                 <w:sz w:val="15"/>
               </w:rPr>
-              <w:t>0.414081</w:t>
-            </w:r>
-          </w:p>
-        </w:tc>
-        <w:tc>
-          <w:tcPr>
-            <w:tcW w:type="dxa" w:w="362"/>
+              <w:t>-0.489185</w:t>
+            </w:r>
+          </w:p>
+        </w:tc>
+        <w:tc>
+          <w:tcPr>
+            <w:tcW w:type="dxa" w:w="348"/>
           </w:tcPr>
           <w:p>
             <w:pPr>
@@ -26585,13 +26748,13 @@
                 <w:i w:val="0"/>
                 <w:sz w:val="15"/>
               </w:rPr>
-              <w:t>0.71</w:t>
-            </w:r>
-          </w:p>
-        </w:tc>
-        <w:tc>
-          <w:tcPr>
-            <w:tcW w:type="dxa" w:w="362"/>
+              <w:t>-0.275963</w:t>
+            </w:r>
+          </w:p>
+        </w:tc>
+        <w:tc>
+          <w:tcPr>
+            <w:tcW w:type="dxa" w:w="348"/>
           </w:tcPr>
           <w:p>
             <w:pPr>
@@ -26605,13 +26768,13 @@
                 <w:i w:val="0"/>
                 <w:sz w:val="15"/>
               </w:rPr>
-              <w:t>1.0</w:t>
-            </w:r>
-          </w:p>
-        </w:tc>
-        <w:tc>
-          <w:tcPr>
-            <w:tcW w:type="dxa" w:w="362"/>
+              <w:t>1.025029</w:t>
+            </w:r>
+          </w:p>
+        </w:tc>
+        <w:tc>
+          <w:tcPr>
+            <w:tcW w:type="dxa" w:w="348"/>
           </w:tcPr>
           <w:p>
             <w:pPr>
@@ -26625,13 +26788,13 @@
                 <w:i w:val="0"/>
                 <w:sz w:val="15"/>
               </w:rPr>
-              <w:t>0.980803</w:t>
-            </w:r>
-          </w:p>
-        </w:tc>
-        <w:tc>
-          <w:tcPr>
-            <w:tcW w:type="dxa" w:w="362"/>
+              <w:t>1.458117</w:t>
+            </w:r>
+          </w:p>
+        </w:tc>
+        <w:tc>
+          <w:tcPr>
+            <w:tcW w:type="dxa" w:w="348"/>
           </w:tcPr>
           <w:p>
             <w:pPr>
@@ -26645,13 +26808,13 @@
                 <w:i w:val="0"/>
                 <w:sz w:val="15"/>
               </w:rPr>
-              <w:t>0.411765</w:t>
-            </w:r>
-          </w:p>
-        </w:tc>
-        <w:tc>
-          <w:tcPr>
-            <w:tcW w:type="dxa" w:w="362"/>
+              <w:t>1.369682</w:t>
+            </w:r>
+          </w:p>
+        </w:tc>
+        <w:tc>
+          <w:tcPr>
+            <w:tcW w:type="dxa" w:w="348"/>
           </w:tcPr>
           <w:p>
             <w:pPr>
@@ -26665,13 +26828,13 @@
                 <w:i w:val="0"/>
                 <w:sz w:val="15"/>
               </w:rPr>
-              <w:t>0.4486442499999999</w:t>
-            </w:r>
-          </w:p>
-        </w:tc>
-        <w:tc>
-          <w:tcPr>
-            <w:tcW w:type="dxa" w:w="362"/>
+              <w:t>0.039873</w:t>
+            </w:r>
+          </w:p>
+        </w:tc>
+        <w:tc>
+          <w:tcPr>
+            <w:tcW w:type="dxa" w:w="348"/>
           </w:tcPr>
           <w:p>
             <w:pPr>
@@ -26685,13 +26848,13 @@
                 <w:i w:val="0"/>
                 <w:sz w:val="15"/>
               </w:rPr>
-              <w:t>0.4606043333333333</w:t>
-            </w:r>
-          </w:p>
-        </w:tc>
-        <w:tc>
-          <w:tcPr>
-            <w:tcW w:type="dxa" w:w="362"/>
+              <w:t>0.0710382499999999</w:t>
+            </w:r>
+          </w:p>
+        </w:tc>
+        <w:tc>
+          <w:tcPr>
+            <w:tcW w:type="dxa" w:w="348"/>
           </w:tcPr>
           <w:p>
             <w:pPr>
@@ -26705,13 +26868,13 @@
                 <w:i w:val="0"/>
                 <w:sz w:val="15"/>
               </w:rPr>
-              <w:t>0.9904015</w:t>
-            </w:r>
-          </w:p>
-        </w:tc>
-        <w:tc>
-          <w:tcPr>
-            <w:tcW w:type="dxa" w:w="362"/>
+              <w:t>0.086627</w:t>
+            </w:r>
+          </w:p>
+        </w:tc>
+        <w:tc>
+          <w:tcPr>
+            <w:tcW w:type="dxa" w:w="348"/>
           </w:tcPr>
           <w:p>
             <w:pPr>
@@ -26725,13 +26888,13 @@
                 <w:i w:val="0"/>
                 <w:sz w:val="15"/>
               </w:rPr>
-              <w:t>0.411765</w:t>
-            </w:r>
-          </w:p>
-        </w:tc>
-        <w:tc>
-          <w:tcPr>
-            <w:tcW w:type="dxa" w:w="362"/>
+              <w:t>1.4138995</w:t>
+            </w:r>
+          </w:p>
+        </w:tc>
+        <w:tc>
+          <w:tcPr>
+            <w:tcW w:type="dxa" w:w="348"/>
           </w:tcPr>
           <w:p>
             <w:pPr>
@@ -26745,13 +26908,33 @@
                 <w:i w:val="0"/>
                 <w:sz w:val="15"/>
               </w:rPr>
+              <w:t>0.039873</w:t>
+            </w:r>
+          </w:p>
+        </w:tc>
+        <w:tc>
+          <w:tcPr>
+            <w:tcW w:type="dxa" w:w="348"/>
+          </w:tcPr>
+          <w:p>
+            <w:pPr>
+              <w:jc w:val="center"/>
+            </w:pPr>
+            <w:r/>
+            <w:r>
+              <w:rPr>
+                <w:rFonts w:ascii="Times New Roman" w:hAnsi="Times New Roman" w:eastAsia="宋体"/>
+                <w:b w:val="0"/>
+                <w:i w:val="0"/>
+                <w:sz w:val="15"/>
+              </w:rPr>
               <w:t>64.89</w:t>
             </w:r>
           </w:p>
         </w:tc>
         <w:tc>
           <w:tcPr>
-            <w:tcW w:type="dxa" w:w="362"/>
+            <w:tcW w:type="dxa" w:w="348"/>
           </w:tcPr>
           <w:p>
             <w:pPr>
@@ -26773,7 +26956,7 @@
       <w:tr>
         <w:tc>
           <w:tcPr>
-            <w:tcW w:type="dxa" w:w="362"/>
+            <w:tcW w:type="dxa" w:w="348"/>
           </w:tcPr>
           <w:p>
             <w:pPr>
@@ -26793,7 +26976,7 @@
         </w:tc>
         <w:tc>
           <w:tcPr>
-            <w:tcW w:type="dxa" w:w="362"/>
+            <w:tcW w:type="dxa" w:w="348"/>
           </w:tcPr>
           <w:p>
             <w:pPr>
@@ -26813,7 +26996,7 @@
         </w:tc>
         <w:tc>
           <w:tcPr>
-            <w:tcW w:type="dxa" w:w="362"/>
+            <w:tcW w:type="dxa" w:w="348"/>
           </w:tcPr>
           <w:p>
             <w:pPr>
@@ -26833,7 +27016,7 @@
         </w:tc>
         <w:tc>
           <w:tcPr>
-            <w:tcW w:type="dxa" w:w="362"/>
+            <w:tcW w:type="dxa" w:w="348"/>
           </w:tcPr>
           <w:p>
             <w:pPr>
@@ -26853,7 +27036,7 @@
         </w:tc>
         <w:tc>
           <w:tcPr>
-            <w:tcW w:type="dxa" w:w="362"/>
+            <w:tcW w:type="dxa" w:w="348"/>
           </w:tcPr>
           <w:p>
             <w:pPr>
@@ -26873,7 +27056,7 @@
         </w:tc>
         <w:tc>
           <w:tcPr>
-            <w:tcW w:type="dxa" w:w="362"/>
+            <w:tcW w:type="dxa" w:w="348"/>
           </w:tcPr>
           <w:p>
             <w:pPr>
@@ -26893,7 +27076,7 @@
         </w:tc>
         <w:tc>
           <w:tcPr>
-            <w:tcW w:type="dxa" w:w="362"/>
+            <w:tcW w:type="dxa" w:w="348"/>
           </w:tcPr>
           <w:p>
             <w:pPr>
@@ -26913,7 +27096,7 @@
         </w:tc>
         <w:tc>
           <w:tcPr>
-            <w:tcW w:type="dxa" w:w="362"/>
+            <w:tcW w:type="dxa" w:w="348"/>
           </w:tcPr>
           <w:p>
             <w:pPr>
@@ -26933,7 +27116,7 @@
         </w:tc>
         <w:tc>
           <w:tcPr>
-            <w:tcW w:type="dxa" w:w="362"/>
+            <w:tcW w:type="dxa" w:w="348"/>
           </w:tcPr>
           <w:p>
             <w:pPr>
@@ -26953,7 +27136,7 @@
         </w:tc>
         <w:tc>
           <w:tcPr>
-            <w:tcW w:type="dxa" w:w="362"/>
+            <w:tcW w:type="dxa" w:w="348"/>
           </w:tcPr>
           <w:p>
             <w:pPr>
@@ -26973,7 +27156,7 @@
         </w:tc>
         <w:tc>
           <w:tcPr>
-            <w:tcW w:type="dxa" w:w="362"/>
+            <w:tcW w:type="dxa" w:w="348"/>
           </w:tcPr>
           <w:p>
             <w:pPr>
@@ -26993,7 +27176,7 @@
         </w:tc>
         <w:tc>
           <w:tcPr>
-            <w:tcW w:type="dxa" w:w="362"/>
+            <w:tcW w:type="dxa" w:w="348"/>
           </w:tcPr>
           <w:p>
             <w:pPr>
@@ -27007,13 +27190,13 @@
                 <w:i w:val="0"/>
                 <w:sz w:val="15"/>
               </w:rPr>
-              <w:t>0.269231</w:t>
-            </w:r>
-          </w:p>
-        </w:tc>
-        <w:tc>
-          <w:tcPr>
-            <w:tcW w:type="dxa" w:w="362"/>
+              <w:t>0.124141</w:t>
+            </w:r>
+          </w:p>
+        </w:tc>
+        <w:tc>
+          <w:tcPr>
+            <w:tcW w:type="dxa" w:w="348"/>
           </w:tcPr>
           <w:p>
             <w:pPr>
@@ -27027,13 +27210,13 @@
                 <w:i w:val="0"/>
                 <w:sz w:val="15"/>
               </w:rPr>
-              <w:t>0.610833</w:t>
-            </w:r>
-          </w:p>
-        </w:tc>
-        <w:tc>
-          <w:tcPr>
-            <w:tcW w:type="dxa" w:w="362"/>
+              <w:t>0.694046</w:t>
+            </w:r>
+          </w:p>
+        </w:tc>
+        <w:tc>
+          <w:tcPr>
+            <w:tcW w:type="dxa" w:w="348"/>
           </w:tcPr>
           <w:p>
             <w:pPr>
@@ -27047,13 +27230,13 @@
                 <w:i w:val="0"/>
                 <w:sz w:val="15"/>
               </w:rPr>
-              <w:t>0.386584</w:t>
-            </w:r>
-          </w:p>
-        </w:tc>
-        <w:tc>
-          <w:tcPr>
-            <w:tcW w:type="dxa" w:w="362"/>
+              <w:t>1.060306</w:t>
+            </w:r>
+          </w:p>
+        </w:tc>
+        <w:tc>
+          <w:tcPr>
+            <w:tcW w:type="dxa" w:w="348"/>
           </w:tcPr>
           <w:p>
             <w:pPr>
@@ -27067,13 +27250,13 @@
                 <w:i w:val="0"/>
                 <w:sz w:val="15"/>
               </w:rPr>
-              <w:t>0.072165</w:t>
-            </w:r>
-          </w:p>
-        </w:tc>
-        <w:tc>
-          <w:tcPr>
-            <w:tcW w:type="dxa" w:w="362"/>
+              <w:t>-0.657009</w:t>
+            </w:r>
+          </w:p>
+        </w:tc>
+        <w:tc>
+          <w:tcPr>
+            <w:tcW w:type="dxa" w:w="348"/>
           </w:tcPr>
           <w:p>
             <w:pPr>
@@ -27087,13 +27270,13 @@
                 <w:i w:val="0"/>
                 <w:sz w:val="15"/>
               </w:rPr>
-              <w:t>0.071997</w:t>
-            </w:r>
-          </w:p>
-        </w:tc>
-        <w:tc>
-          <w:tcPr>
-            <w:tcW w:type="dxa" w:w="362"/>
+              <w:t>-1.123169</w:t>
+            </w:r>
+          </w:p>
+        </w:tc>
+        <w:tc>
+          <w:tcPr>
+            <w:tcW w:type="dxa" w:w="348"/>
           </w:tcPr>
           <w:p>
             <w:pPr>
@@ -27107,13 +27290,13 @@
                 <w:i w:val="0"/>
                 <w:sz w:val="15"/>
               </w:rPr>
-              <w:t>1.0</w:t>
-            </w:r>
-          </w:p>
-        </w:tc>
-        <w:tc>
-          <w:tcPr>
-            <w:tcW w:type="dxa" w:w="362"/>
+              <w:t>-1.416964</w:t>
+            </w:r>
+          </w:p>
+        </w:tc>
+        <w:tc>
+          <w:tcPr>
+            <w:tcW w:type="dxa" w:w="348"/>
           </w:tcPr>
           <w:p>
             <w:pPr>
@@ -27127,13 +27310,13 @@
                 <w:i w:val="0"/>
                 <w:sz w:val="15"/>
               </w:rPr>
-              <w:t>0.538462</w:t>
-            </w:r>
-          </w:p>
-        </w:tc>
-        <w:tc>
-          <w:tcPr>
-            <w:tcW w:type="dxa" w:w="362"/>
+              <w:t>1.782911</w:t>
+            </w:r>
+          </w:p>
+        </w:tc>
+        <w:tc>
+          <w:tcPr>
+            <w:tcW w:type="dxa" w:w="348"/>
           </w:tcPr>
           <w:p>
             <w:pPr>
@@ -27147,13 +27330,13 @@
                 <w:i w:val="0"/>
                 <w:sz w:val="15"/>
               </w:rPr>
-              <w:t>0.330716</w:t>
-            </w:r>
-          </w:p>
-        </w:tc>
-        <w:tc>
-          <w:tcPr>
-            <w:tcW w:type="dxa" w:w="362"/>
+              <w:t>0.188144</w:t>
+            </w:r>
+          </w:p>
+        </w:tc>
+        <w:tc>
+          <w:tcPr>
+            <w:tcW w:type="dxa" w:w="348"/>
           </w:tcPr>
           <w:p>
             <w:pPr>
@@ -27167,13 +27350,13 @@
                 <w:i w:val="0"/>
                 <w:sz w:val="15"/>
               </w:rPr>
-              <w:t>1.0</w:t>
-            </w:r>
-          </w:p>
-        </w:tc>
-        <w:tc>
-          <w:tcPr>
-            <w:tcW w:type="dxa" w:w="362"/>
+              <w:t>-0.262979</w:t>
+            </w:r>
+          </w:p>
+        </w:tc>
+        <w:tc>
+          <w:tcPr>
+            <w:tcW w:type="dxa" w:w="348"/>
           </w:tcPr>
           <w:p>
             <w:pPr>
@@ -27187,13 +27370,13 @@
                 <w:i w:val="0"/>
                 <w:sz w:val="15"/>
               </w:rPr>
-              <w:t>0.5249119999999999</w:t>
-            </w:r>
-          </w:p>
-        </w:tc>
-        <w:tc>
-          <w:tcPr>
-            <w:tcW w:type="dxa" w:w="362"/>
+              <w:t>1.83414</w:t>
+            </w:r>
+          </w:p>
+        </w:tc>
+        <w:tc>
+          <w:tcPr>
+            <w:tcW w:type="dxa" w:w="348"/>
           </w:tcPr>
           <w:p>
             <w:pPr>
@@ -27207,13 +27390,13 @@
                 <w:i w:val="0"/>
                 <w:sz w:val="15"/>
               </w:rPr>
-              <w:t>0.3813873333333333</w:t>
-            </w:r>
-          </w:p>
-        </w:tc>
-        <w:tc>
-          <w:tcPr>
-            <w:tcW w:type="dxa" w:w="362"/>
+              <w:t>0.305371</w:t>
+            </w:r>
+          </w:p>
+        </w:tc>
+        <w:tc>
+          <w:tcPr>
+            <w:tcW w:type="dxa" w:w="348"/>
           </w:tcPr>
           <w:p>
             <w:pPr>
@@ -27227,13 +27410,13 @@
                 <w:i w:val="0"/>
                 <w:sz w:val="15"/>
               </w:rPr>
-              <w:t>0.434589</w:t>
-            </w:r>
-          </w:p>
-        </w:tc>
-        <w:tc>
-          <w:tcPr>
-            <w:tcW w:type="dxa" w:w="362"/>
+              <w:t>-0.2524073333333334</w:t>
+            </w:r>
+          </w:p>
+        </w:tc>
+        <w:tc>
+          <w:tcPr>
+            <w:tcW w:type="dxa" w:w="348"/>
           </w:tcPr>
           <w:p>
             <w:pPr>
@@ -27247,13 +27430,13 @@
                 <w:i w:val="0"/>
                 <w:sz w:val="15"/>
               </w:rPr>
-              <w:t>1.0</w:t>
-            </w:r>
-          </w:p>
-        </w:tc>
-        <w:tc>
-          <w:tcPr>
-            <w:tcW w:type="dxa" w:w="362"/>
+              <w:t>-0.0374175</w:t>
+            </w:r>
+          </w:p>
+        </w:tc>
+        <w:tc>
+          <w:tcPr>
+            <w:tcW w:type="dxa" w:w="348"/>
           </w:tcPr>
           <w:p>
             <w:pPr>
@@ -27267,13 +27450,33 @@
                 <w:i w:val="0"/>
                 <w:sz w:val="15"/>
               </w:rPr>
+              <w:t>1.83414</w:t>
+            </w:r>
+          </w:p>
+        </w:tc>
+        <w:tc>
+          <w:tcPr>
+            <w:tcW w:type="dxa" w:w="348"/>
+          </w:tcPr>
+          <w:p>
+            <w:pPr>
+              <w:jc w:val="center"/>
+            </w:pPr>
+            <w:r/>
+            <w:r>
+              <w:rPr>
+                <w:rFonts w:ascii="Times New Roman" w:hAnsi="Times New Roman" w:eastAsia="宋体"/>
+                <w:b w:val="0"/>
+                <w:i w:val="0"/>
+                <w:sz w:val="15"/>
+              </w:rPr>
               <w:t>66.39</w:t>
             </w:r>
           </w:p>
         </w:tc>
         <w:tc>
           <w:tcPr>
-            <w:tcW w:type="dxa" w:w="362"/>
+            <w:tcW w:type="dxa" w:w="348"/>
           </w:tcPr>
           <w:p>
             <w:pPr>
@@ -27403,7 +27606,7 @@
                 <w:i w:val="0"/>
                 <w:sz w:val="17"/>
               </w:rPr>
-              <w:t>0.6589</w:t>
+              <w:t>0.6775</w:t>
             </w:r>
           </w:p>
         </w:tc>
@@ -27445,7 +27648,7 @@
                 <w:i w:val="0"/>
                 <w:sz w:val="17"/>
               </w:rPr>
-              <w:t>0.7493</w:t>
+              <w:t>0.7097</w:t>
             </w:r>
           </w:p>
         </w:tc>
@@ -27487,7 +27690,7 @@
                 <w:i w:val="0"/>
                 <w:sz w:val="17"/>
               </w:rPr>
-              <w:t>0.6129</w:t>
+              <w:t>0.5681</w:t>
             </w:r>
           </w:p>
         </w:tc>
@@ -27529,7 +27732,7 @@
                 <w:i w:val="0"/>
                 <w:sz w:val="17"/>
               </w:rPr>
-              <w:t>0.6779</w:t>
+              <w:t>0.6597</w:t>
             </w:r>
           </w:p>
         </w:tc>
@@ -27571,7 +27774,7 @@
                 <w:i w:val="0"/>
                 <w:sz w:val="17"/>
               </w:rPr>
-              <w:t>0.643</w:t>
+              <w:t>0.6519</w:t>
             </w:r>
           </w:p>
         </w:tc>
@@ -27613,7 +27816,7 @@
                 <w:i w:val="0"/>
                 <w:sz w:val="17"/>
               </w:rPr>
-              <w:t>0.6197</w:t>
+              <w:t>0.6026</w:t>
             </w:r>
           </w:p>
         </w:tc>
@@ -27655,7 +27858,7 @@
                 <w:i w:val="0"/>
                 <w:sz w:val="17"/>
               </w:rPr>
-              <w:t>0.6001</w:t>
+              <w:t>0.5998</w:t>
             </w:r>
           </w:p>
         </w:tc>
@@ -27697,7 +27900,7 @@
                 <w:i w:val="0"/>
                 <w:sz w:val="17"/>
               </w:rPr>
-              <w:t>0.6098</w:t>
+              <w:t>0.618</w:t>
             </w:r>
           </w:p>
         </w:tc>
@@ -27739,7 +27942,7 @@
                 <w:i w:val="0"/>
                 <w:sz w:val="17"/>
               </w:rPr>
-              <w:t>0.6068</w:t>
+              <w:t>0.6481</w:t>
             </w:r>
           </w:p>
         </w:tc>
@@ -27781,7 +27984,7 @@
                 <w:i w:val="0"/>
                 <w:sz w:val="17"/>
               </w:rPr>
-              <w:t>0.5995</w:t>
+              <w:t>0.5385</w:t>
             </w:r>
           </w:p>
         </w:tc>

--- a/output/选题A_建模报告.docx
+++ b/output/选题A_建模报告.docx
@@ -9605,7 +9605,7 @@
           <w:i w:val="0"/>
           <w:sz w:val="21"/>
         </w:rPr>
-        <w:t>为兼顾评阅主观差异与数据视角，定义质量调整因子：k_i=1+α·w·(ŷ_i−Q_i)/Q_i+β·(F_i−F̄)/F̄。其中α=0.3为回归调整收缩系数，w=clip(R²_LOO/0.5,0,1)为模型外推可靠性权重，β=0.1为特征剖面分量，F_i为论文特征剖面与理想剖面的灰色关联度。当R²_LOO&lt;0（本数据集w=0）时回归分量不启用，仅保留温和的特征剖面校正，避免引入不可靠的预测噪声。调整后得分Q_adj=Q·k。</w:t>
+        <w:t>为兼顾数据视角与稳健性，定义质量调整因子：k_i=1+λ·(F_i−F̄)/F̄，其中λ=0.30为校准强度，F_i为论文特征剖面与理想剖面的灰色关联度。该因子基于论文特征剖面相对位置校准基础得分，不依赖特征回归的外推能力（当前LOO-CV R²&lt;0，回归预测不可靠，故不进入调整因子）。调整后得分Q_adj=Q·k；调整后等级仅作参考、不覆盖基础等级，避免边界论文因±1~2分造成误判。</w:t>
       </w:r>
     </w:p>
     <w:tbl>
@@ -9900,7 +9900,7 @@
                 <w:i w:val="0"/>
                 <w:sz w:val="17"/>
               </w:rPr>
-              <w:t>1.0128</w:t>
+              <w:t>1.0383</w:t>
             </w:r>
           </w:p>
         </w:tc>
@@ -9920,7 +9920,7 @@
                 <w:i w:val="0"/>
                 <w:sz w:val="17"/>
               </w:rPr>
-              <w:t>66.01</w:t>
+              <w:t>67.68</w:t>
             </w:r>
           </w:p>
         </w:tc>
@@ -10062,7 +10062,7 @@
                 <w:i w:val="0"/>
                 <w:sz w:val="17"/>
               </w:rPr>
-              <w:t>0.9788</w:t>
+              <w:t>0.9365</w:t>
             </w:r>
           </w:p>
         </w:tc>
@@ -10082,7 +10082,7 @@
                 <w:i w:val="0"/>
                 <w:sz w:val="17"/>
               </w:rPr>
-              <w:t>69.02</w:t>
+              <w:t>66.03</w:t>
             </w:r>
           </w:p>
         </w:tc>
@@ -10224,7 +10224,7 @@
                 <w:i w:val="0"/>
                 <w:sz w:val="17"/>
               </w:rPr>
-              <w:t>0.9977</w:t>
+              <w:t>0.9932</w:t>
             </w:r>
           </w:p>
         </w:tc>
@@ -10244,7 +10244,7 @@
                 <w:i w:val="0"/>
                 <w:sz w:val="17"/>
               </w:rPr>
-              <w:t>72.08</w:t>
+              <w:t>71.75</w:t>
             </w:r>
           </w:p>
         </w:tc>
@@ -10386,7 +10386,7 @@
                 <w:i w:val="0"/>
                 <w:sz w:val="17"/>
               </w:rPr>
-              <w:t>0.9982</w:t>
+              <w:t>0.9946</w:t>
             </w:r>
           </w:p>
         </w:tc>
@@ -10406,7 +10406,7 @@
                 <w:i w:val="0"/>
                 <w:sz w:val="17"/>
               </w:rPr>
-              <w:t>61.03</w:t>
+              <w:t>60.81</w:t>
             </w:r>
           </w:p>
         </w:tc>
@@ -10548,7 +10548,7 @@
                 <w:i w:val="0"/>
                 <w:sz w:val="17"/>
               </w:rPr>
-              <w:t>0.9874</w:t>
+              <w:t>0.9622</w:t>
             </w:r>
           </w:p>
         </w:tc>
@@ -10568,7 +10568,7 @@
                 <w:i w:val="0"/>
                 <w:sz w:val="17"/>
               </w:rPr>
-              <w:t>66.81</w:t>
+              <w:t>65.1</w:t>
             </w:r>
           </w:p>
         </w:tc>
@@ -10710,7 +10710,7 @@
                 <w:i w:val="0"/>
                 <w:sz w:val="17"/>
               </w:rPr>
-              <w:t>1.0108</w:t>
+              <w:t>1.0323</w:t>
             </w:r>
           </w:p>
         </w:tc>
@@ -10730,7 +10730,7 @@
                 <w:i w:val="0"/>
                 <w:sz w:val="17"/>
               </w:rPr>
-              <w:t>74.05</w:t>
+              <w:t>75.63</w:t>
             </w:r>
           </w:p>
         </w:tc>
@@ -10872,7 +10872,7 @@
                 <w:i w:val="0"/>
                 <w:sz w:val="17"/>
               </w:rPr>
-              <w:t>0.9863</w:t>
+              <w:t>0.9588</w:t>
             </w:r>
           </w:p>
         </w:tc>
@@ -10892,7 +10892,7 @@
                 <w:i w:val="0"/>
                 <w:sz w:val="17"/>
               </w:rPr>
-              <w:t>64.28</w:t>
+              <w:t>62.5</w:t>
             </w:r>
           </w:p>
         </w:tc>
@@ -11034,7 +11034,7 @@
                 <w:i w:val="0"/>
                 <w:sz w:val="17"/>
               </w:rPr>
-              <w:t>1.0133</w:t>
+              <w:t>1.0399</w:t>
             </w:r>
           </w:p>
         </w:tc>
@@ -11054,7 +11054,7 @@
                 <w:i w:val="0"/>
                 <w:sz w:val="17"/>
               </w:rPr>
-              <w:t>65.75</w:t>
+              <w:t>67.48</w:t>
             </w:r>
           </w:p>
         </w:tc>
@@ -11196,7 +11196,7 @@
                 <w:i w:val="0"/>
                 <w:sz w:val="17"/>
               </w:rPr>
-              <w:t>1.0147</w:t>
+              <w:t>1.044</w:t>
             </w:r>
           </w:p>
         </w:tc>
@@ -11216,7 +11216,7 @@
                 <w:i w:val="0"/>
                 <w:sz w:val="17"/>
               </w:rPr>
-              <w:t>67.37</w:t>
+              <w:t>69.31</w:t>
             </w:r>
           </w:p>
         </w:tc>

--- a/output/选题A_建模报告.docx
+++ b/output/选题A_建模报告.docx
@@ -8639,7 +8639,7 @@
           <w:i w:val="0"/>
           <w:sz w:val="21"/>
         </w:rPr>
-        <w:t>本样本下各特征与质量得分的相关整体较弱且方向不一：|r|最大的为内容字符数(r=0.43)、内容页数(r=0.42)、连词密度(连词数/内容字符)(r=-0.40)等；篇幅类特征（总页数、总字符数）呈弱正相关，连词密度、逻辑连词总频次等呈弱负相关，说明可量化文本特征对质量得分的线性解释力有限。结合题目点名的逻辑连接/公式规范/参考文献维度与灰色关联分析，仍选取 逻辑连词总频次、规范编号公式占比、参考文献数量 作为预测模型自变量。</w:t>
+        <w:t>本样本下各特征与质量得分的相关整体较弱且方向不一：|r|最大的为内容字符数(r=0.43)、内容页数(r=0.42)、连词密度(连词数/内容字符)(r=-0.40)等；篇幅类特征（总页数、总字符数）呈弱正相关，连词密度、逻辑连词总频次等呈弱负相关，说明可量化文本特征对质量得分的线性解释力有限。结合正相关方向与可解释性，选取 内容字符数（内容充实度，r≈0.43）作为预测模型自变量；连词密度、参考文献数量等呈负相关且符号与直觉相悖，不作为预测输入（其含义需结合小样本与篇幅效应解读）。</w:t>
       </w:r>
     </w:p>
     <w:p>
@@ -8856,7 +8856,7 @@
                 <w:i w:val="0"/>
                 <w:sz w:val="17"/>
               </w:rPr>
-              <w:t>逻辑连词总频次</w:t>
+              <w:t>内容字符数</w:t>
             </w:r>
           </w:p>
         </w:tc>
@@ -8876,7 +8876,7 @@
                 <w:i w:val="0"/>
                 <w:sz w:val="17"/>
               </w:rPr>
-              <w:t>-0.3207</w:t>
+              <w:t>0.3907</w:t>
             </w:r>
           </w:p>
         </w:tc>
@@ -8896,7 +8896,7 @@
                 <w:i w:val="0"/>
                 <w:sz w:val="17"/>
               </w:rPr>
-              <w:t>-1.1899</w:t>
+              <w:t>1.4495</w:t>
             </w:r>
           </w:p>
         </w:tc>
@@ -8957,7 +8957,7 @@
                 <w:i w:val="0"/>
                 <w:sz w:val="17"/>
               </w:rPr>
-              <w:t>规范编号公式占比</w:t>
+              <w:t>截距</w:t>
             </w:r>
           </w:p>
         </w:tc>
@@ -8977,7 +8977,7 @@
                 <w:i w:val="0"/>
                 <w:sz w:val="17"/>
               </w:rPr>
-              <w:t>0.1498</w:t>
+              <w:t>nan</w:t>
             </w:r>
           </w:p>
         </w:tc>
@@ -8997,7 +8997,6 @@
                 <w:i w:val="0"/>
                 <w:sz w:val="17"/>
               </w:rPr>
-              <w:t>0.5559</w:t>
             </w:r>
           </w:p>
         </w:tc>
@@ -9017,7 +9016,7 @@
                 <w:i w:val="0"/>
                 <w:sz w:val="17"/>
               </w:rPr>
-              <w:t>nan</w:t>
+              <w:t>67.384</w:t>
             </w:r>
           </w:p>
         </w:tc>
@@ -9058,7 +9057,7 @@
                 <w:i w:val="0"/>
                 <w:sz w:val="17"/>
               </w:rPr>
-              <w:t>参考文献数量</w:t>
+              <w:t>样本内R²/RMSE/MAE</w:t>
             </w:r>
           </w:p>
         </w:tc>
@@ -9078,7 +9077,7 @@
                 <w:i w:val="0"/>
                 <w:sz w:val="17"/>
               </w:rPr>
-              <w:t>-0.3366</w:t>
+              <w:t>0.1866</w:t>
             </w:r>
           </w:p>
         </w:tc>
@@ -9098,7 +9097,7 @@
                 <w:i w:val="0"/>
                 <w:sz w:val="17"/>
               </w:rPr>
-              <w:t>-1.2489</w:t>
+              <w:t>0.9019</w:t>
             </w:r>
           </w:p>
         </w:tc>
@@ -9118,7 +9117,7 @@
                 <w:i w:val="0"/>
                 <w:sz w:val="17"/>
               </w:rPr>
-              <w:t>nan</w:t>
+              <w:t>0.7798</w:t>
             </w:r>
           </w:p>
         </w:tc>
@@ -9159,7 +9158,7 @@
                 <w:i w:val="0"/>
                 <w:sz w:val="17"/>
               </w:rPr>
-              <w:t>截距</w:t>
+              <w:t>LOO-CV R²/RMSE/MAE</w:t>
             </w:r>
           </w:p>
         </w:tc>
@@ -9179,7 +9178,7 @@
                 <w:i w:val="0"/>
                 <w:sz w:val="17"/>
               </w:rPr>
-              <w:t>nan</w:t>
+              <w:t>-0.4713</w:t>
             </w:r>
           </w:p>
         </w:tc>
@@ -9199,6 +9198,7 @@
                 <w:i w:val="0"/>
                 <w:sz w:val="17"/>
               </w:rPr>
+              <w:t>4.5001</w:t>
             </w:r>
           </w:p>
         </w:tc>
@@ -9218,7 +9218,7 @@
                 <w:i w:val="0"/>
                 <w:sz w:val="17"/>
               </w:rPr>
-              <w:t>67.384</w:t>
+              <w:t>3.8585</w:t>
             </w:r>
           </w:p>
         </w:tc>
@@ -9259,7 +9259,7 @@
                 <w:i w:val="0"/>
                 <w:sz w:val="17"/>
               </w:rPr>
-              <w:t>样本内R²/RMSE/MAE</w:t>
+              <w:t>OLS LOO-CV R²</w:t>
             </w:r>
           </w:p>
         </w:tc>
@@ -9279,209 +9279,7 @@
                 <w:i w:val="0"/>
                 <w:sz w:val="17"/>
               </w:rPr>
-              <w:t>0.2672</w:t>
-            </w:r>
-          </w:p>
-        </w:tc>
-        <w:tc>
-          <w:tcPr>
-            <w:tcW w:type="dxa" w:w="1881"/>
-          </w:tcPr>
-          <w:p>
-            <w:pPr>
-              <w:jc w:val="center"/>
-            </w:pPr>
-            <w:r/>
-            <w:r>
-              <w:rPr>
-                <w:rFonts w:ascii="Times New Roman" w:hAnsi="Times New Roman" w:eastAsia="宋体"/>
-                <w:b w:val="0"/>
-                <w:i w:val="0"/>
-                <w:sz w:val="17"/>
-              </w:rPr>
-              <w:t>0.856</w:t>
-            </w:r>
-          </w:p>
-        </w:tc>
-        <w:tc>
-          <w:tcPr>
-            <w:tcW w:type="dxa" w:w="1881"/>
-          </w:tcPr>
-          <w:p>
-            <w:pPr>
-              <w:jc w:val="center"/>
-            </w:pPr>
-            <w:r/>
-            <w:r>
-              <w:rPr>
-                <w:rFonts w:ascii="Times New Roman" w:hAnsi="Times New Roman" w:eastAsia="宋体"/>
-                <w:b w:val="0"/>
-                <w:i w:val="0"/>
-                <w:sz w:val="17"/>
-              </w:rPr>
-              <w:t>0.6894</w:t>
-            </w:r>
-          </w:p>
-        </w:tc>
-        <w:tc>
-          <w:tcPr>
-            <w:tcW w:type="dxa" w:w="1881"/>
-          </w:tcPr>
-          <w:p>
-            <w:pPr>
-              <w:jc w:val="center"/>
-            </w:pPr>
-            <w:r/>
-            <w:r>
-              <w:rPr>
-                <w:rFonts w:ascii="Times New Roman" w:hAnsi="Times New Roman" w:eastAsia="宋体"/>
-                <w:b w:val="0"/>
-                <w:i w:val="0"/>
-                <w:sz w:val="17"/>
-              </w:rPr>
-            </w:r>
-          </w:p>
-        </w:tc>
-      </w:tr>
-      <w:tr>
-        <w:tc>
-          <w:tcPr>
-            <w:tcW w:type="dxa" w:w="1881"/>
-          </w:tcPr>
-          <w:p>
-            <w:pPr>
-              <w:jc w:val="center"/>
-            </w:pPr>
-            <w:r/>
-            <w:r>
-              <w:rPr>
-                <w:rFonts w:ascii="Times New Roman" w:hAnsi="Times New Roman" w:eastAsia="宋体"/>
-                <w:b w:val="0"/>
-                <w:i w:val="0"/>
-                <w:sz w:val="17"/>
-              </w:rPr>
-              <w:t>LOO-CV R²/RMSE/MAE</w:t>
-            </w:r>
-          </w:p>
-        </w:tc>
-        <w:tc>
-          <w:tcPr>
-            <w:tcW w:type="dxa" w:w="1881"/>
-          </w:tcPr>
-          <w:p>
-            <w:pPr>
-              <w:jc w:val="center"/>
-            </w:pPr>
-            <w:r/>
-            <w:r>
-              <w:rPr>
-                <w:rFonts w:ascii="Times New Roman" w:hAnsi="Times New Roman" w:eastAsia="宋体"/>
-                <w:b w:val="0"/>
-                <w:i w:val="0"/>
-                <w:sz w:val="17"/>
-              </w:rPr>
-              <w:t>-0.9193</w:t>
-            </w:r>
-          </w:p>
-        </w:tc>
-        <w:tc>
-          <w:tcPr>
-            <w:tcW w:type="dxa" w:w="1881"/>
-          </w:tcPr>
-          <w:p>
-            <w:pPr>
-              <w:jc w:val="center"/>
-            </w:pPr>
-            <w:r/>
-            <w:r>
-              <w:rPr>
-                <w:rFonts w:ascii="Times New Roman" w:hAnsi="Times New Roman" w:eastAsia="宋体"/>
-                <w:b w:val="0"/>
-                <w:i w:val="0"/>
-                <w:sz w:val="17"/>
-              </w:rPr>
-              <w:t>5.1398</w:t>
-            </w:r>
-          </w:p>
-        </w:tc>
-        <w:tc>
-          <w:tcPr>
-            <w:tcW w:type="dxa" w:w="1881"/>
-          </w:tcPr>
-          <w:p>
-            <w:pPr>
-              <w:jc w:val="center"/>
-            </w:pPr>
-            <w:r/>
-            <w:r>
-              <w:rPr>
-                <w:rFonts w:ascii="Times New Roman" w:hAnsi="Times New Roman" w:eastAsia="宋体"/>
-                <w:b w:val="0"/>
-                <w:i w:val="0"/>
-                <w:sz w:val="17"/>
-              </w:rPr>
-              <w:t>4.2737</w:t>
-            </w:r>
-          </w:p>
-        </w:tc>
-        <w:tc>
-          <w:tcPr>
-            <w:tcW w:type="dxa" w:w="1881"/>
-          </w:tcPr>
-          <w:p>
-            <w:pPr>
-              <w:jc w:val="center"/>
-            </w:pPr>
-            <w:r/>
-            <w:r>
-              <w:rPr>
-                <w:rFonts w:ascii="Times New Roman" w:hAnsi="Times New Roman" w:eastAsia="宋体"/>
-                <w:b w:val="0"/>
-                <w:i w:val="0"/>
-                <w:sz w:val="17"/>
-              </w:rPr>
-            </w:r>
-          </w:p>
-        </w:tc>
-      </w:tr>
-      <w:tr>
-        <w:tc>
-          <w:tcPr>
-            <w:tcW w:type="dxa" w:w="1881"/>
-          </w:tcPr>
-          <w:p>
-            <w:pPr>
-              <w:jc w:val="center"/>
-            </w:pPr>
-            <w:r/>
-            <w:r>
-              <w:rPr>
-                <w:rFonts w:ascii="Times New Roman" w:hAnsi="Times New Roman" w:eastAsia="宋体"/>
-                <w:b w:val="0"/>
-                <w:i w:val="0"/>
-                <w:sz w:val="17"/>
-              </w:rPr>
-              <w:t>OLS LOO-CV R²</w:t>
-            </w:r>
-          </w:p>
-        </w:tc>
-        <w:tc>
-          <w:tcPr>
-            <w:tcW w:type="dxa" w:w="1881"/>
-          </w:tcPr>
-          <w:p>
-            <w:pPr>
-              <w:jc w:val="center"/>
-            </w:pPr>
-            <w:r/>
-            <w:r>
-              <w:rPr>
-                <w:rFonts w:ascii="Times New Roman" w:hAnsi="Times New Roman" w:eastAsia="宋体"/>
-                <w:b w:val="0"/>
-                <w:i w:val="0"/>
-                <w:sz w:val="17"/>
-              </w:rPr>
-              <w:t>-1.0967</w:t>
+              <w:t>-0.5135</w:t>
             </w:r>
           </w:p>
         </w:tc>
@@ -9574,7 +9372,7 @@
           <w:i w:val="0"/>
           <w:sz w:val="21"/>
         </w:rPr>
-        <w:t>以三个关键特征为自变量、质量得分为因变量建立标准化线性回归，并引入岭回归（λ=1.0）抑制多重共线性。样本内拟合R²=0.27，但留一交叉验证R²=-0.92&lt;0、RMSE约5.1分，说明在9篇小样本下特征预测模型的外推能力不足——这正是小样本稳定性分析的结论：模型可解释关联方向，但不宜直接用于打分，需以保守方式引入调整因子。</w:t>
+        <w:t>以内容字符数（单特征，正相关）为自变量、质量得分为因变量建立标准化线性回归，并引入岭回归（λ=1.0）抑制共线性。样本内拟合R²=0.19，但留一交叉验证R²=-0.47&lt;0、RMSE约4.5分，说明在9篇小样本下特征预测模型的外推能力不足——这正是小样本稳定性分析的结论：模型可解释关联方向，但不宜直接用于打分，需以保守方式引入调整因子。</w:t>
       </w:r>
     </w:p>
     <w:p>
@@ -9860,7 +9658,7 @@
                 <w:i w:val="0"/>
                 <w:sz w:val="17"/>
               </w:rPr>
-              <w:t>69.33</w:t>
+              <w:t>69.82</w:t>
             </w:r>
           </w:p>
         </w:tc>
@@ -10022,7 +9820,7 @@
                 <w:i w:val="0"/>
                 <w:sz w:val="17"/>
               </w:rPr>
-              <w:t>69.26</w:t>
+              <w:t>66.45</w:t>
             </w:r>
           </w:p>
         </w:tc>
@@ -10184,7 +9982,7 @@
                 <w:i w:val="0"/>
                 <w:sz w:val="17"/>
               </w:rPr>
-              <w:t>62.9</w:t>
+              <w:t>64.56</w:t>
             </w:r>
           </w:p>
         </w:tc>
@@ -10346,7 +10144,7 @@
                 <w:i w:val="0"/>
                 <w:sz w:val="17"/>
               </w:rPr>
-              <w:t>69.56</w:t>
+              <w:t>67.19</w:t>
             </w:r>
           </w:p>
         </w:tc>
@@ -10508,7 +10306,7 @@
                 <w:i w:val="0"/>
                 <w:sz w:val="17"/>
               </w:rPr>
-              <w:t>64.19</w:t>
+              <w:t>67.36</w:t>
             </w:r>
           </w:p>
         </w:tc>
@@ -10670,7 +10468,7 @@
                 <w:i w:val="0"/>
                 <w:sz w:val="17"/>
               </w:rPr>
-              <w:t>67.11</w:t>
+              <w:t>67.23</w:t>
             </w:r>
           </w:p>
         </w:tc>
@@ -10832,7 +10630,7 @@
                 <w:i w:val="0"/>
                 <w:sz w:val="17"/>
               </w:rPr>
-              <w:t>67.07</w:t>
+              <w:t>67.27</w:t>
             </w:r>
           </w:p>
         </w:tc>
@@ -10994,7 +10792,7 @@
                 <w:i w:val="0"/>
                 <w:sz w:val="17"/>
               </w:rPr>
-              <w:t>67.13</w:t>
+              <w:t>66.41</w:t>
             </w:r>
           </w:p>
         </w:tc>
@@ -11156,7 +10954,7 @@
                 <w:i w:val="0"/>
                 <w:sz w:val="17"/>
               </w:rPr>
-              <w:t>64.84</w:t>
+              <w:t>68.76</w:t>
             </w:r>
           </w:p>
         </w:tc>
@@ -11361,7 +11159,7 @@
           <w:i w:val="0"/>
           <w:sz w:val="21"/>
         </w:rPr>
-        <w:t>稳定性从三方面量化：(1) 留一交叉验证：9次“留一篇、训八篇”外推，岭回归R²=-0.92&lt;0、RMSE≈5.1，OLS更差，表明样本量过小导致外推不稳定；(2) Bootstrap(1000次)：系数分布均值与95%置信区间较宽，反映估计不确定；(3) 单样本剔除敏感性：剔除单篇后系数最大相对变化达数十个百分点，进一步印证小样本敏感性。这些结果共同说明：在n=9的小样本下，应谨慎使用特征回归结果，模型宜定位为“关联识别与方向判断”，而非精确打分。</w:t>
+        <w:t>稳定性从三方面量化：(1) 留一交叉验证：9次“留一篇、训八篇”外推，岭回归R²=-0.47&lt;0、RMSE≈4.5，OLS更差，表明样本量过小导致外推不稳定；(2) Bootstrap(1000次)：系数分布均值与95%置信区间较宽，反映估计不确定；(3) 单样本剔除敏感性：剔除单篇后系数最大相对变化达数十个百分点，进一步印证小样本敏感性。这些结果共同说明：在n=9的小样本下，应谨慎使用特征回归结果，模型宜定位为“关联识别与方向判断”，而非精确打分。</w:t>
       </w:r>
     </w:p>
     <w:tbl>
@@ -11547,7 +11345,7 @@
                 <w:i w:val="0"/>
                 <w:sz w:val="17"/>
               </w:rPr>
-              <w:t>69.53</w:t>
+              <w:t>70.09</w:t>
             </w:r>
           </w:p>
         </w:tc>
@@ -11567,7 +11365,7 @@
                 <w:i w:val="0"/>
                 <w:sz w:val="17"/>
               </w:rPr>
-              <w:t>69.33</w:t>
+              <w:t>69.82</w:t>
             </w:r>
           </w:p>
         </w:tc>
@@ -11587,7 +11385,7 @@
                 <w:i w:val="0"/>
                 <w:sz w:val="17"/>
               </w:rPr>
-              <w:t>-4.15</w:t>
+              <w:t>-4.64</w:t>
             </w:r>
           </w:p>
         </w:tc>
@@ -11649,7 +11447,7 @@
                 <w:i w:val="0"/>
                 <w:sz w:val="17"/>
               </w:rPr>
-              <w:t>69.6</w:t>
+              <w:t>66.38</w:t>
             </w:r>
           </w:p>
         </w:tc>
@@ -11669,7 +11467,7 @@
                 <w:i w:val="0"/>
                 <w:sz w:val="17"/>
               </w:rPr>
-              <w:t>69.26</w:t>
+              <w:t>66.45</w:t>
             </w:r>
           </w:p>
         </w:tc>
@@ -11689,7 +11487,7 @@
                 <w:i w:val="0"/>
                 <w:sz w:val="17"/>
               </w:rPr>
-              <w:t>1.24</w:t>
+              <w:t>4.06</w:t>
             </w:r>
           </w:p>
         </w:tc>
@@ -11751,7 +11549,7 @@
                 <w:i w:val="0"/>
                 <w:sz w:val="17"/>
               </w:rPr>
-              <w:t>62.34</w:t>
+              <w:t>64.28</w:t>
             </w:r>
           </w:p>
         </w:tc>
@@ -11771,7 +11569,7 @@
                 <w:i w:val="0"/>
                 <w:sz w:val="17"/>
               </w:rPr>
-              <w:t>62.9</w:t>
+              <w:t>64.56</w:t>
             </w:r>
           </w:p>
         </w:tc>
@@ -11791,7 +11589,7 @@
                 <w:i w:val="0"/>
                 <w:sz w:val="17"/>
               </w:rPr>
-              <w:t>9.34</w:t>
+              <w:t>7.68</w:t>
             </w:r>
           </w:p>
         </w:tc>
@@ -11853,7 +11651,7 @@
                 <w:i w:val="0"/>
                 <w:sz w:val="17"/>
               </w:rPr>
-              <w:t>69.72</w:t>
+              <w:t>67.07</w:t>
             </w:r>
           </w:p>
         </w:tc>
@@ -11873,7 +11671,7 @@
                 <w:i w:val="0"/>
                 <w:sz w:val="17"/>
               </w:rPr>
-              <w:t>69.56</w:t>
+              <w:t>67.19</w:t>
             </w:r>
           </w:p>
         </w:tc>
@@ -11893,7 +11691,7 @@
                 <w:i w:val="0"/>
                 <w:sz w:val="17"/>
               </w:rPr>
-              <w:t>-8.41</w:t>
+              <w:t>-6.05</w:t>
             </w:r>
           </w:p>
         </w:tc>
@@ -11955,7 +11753,7 @@
                 <w:i w:val="0"/>
                 <w:sz w:val="17"/>
               </w:rPr>
-              <w:t>63.3</w:t>
+              <w:t>67.36</w:t>
             </w:r>
           </w:p>
         </w:tc>
@@ -11975,7 +11773,7 @@
                 <w:i w:val="0"/>
                 <w:sz w:val="17"/>
               </w:rPr>
-              <w:t>64.19</w:t>
+              <w:t>67.36</w:t>
             </w:r>
           </w:p>
         </w:tc>
@@ -11995,7 +11793,7 @@
                 <w:i w:val="0"/>
                 <w:sz w:val="17"/>
               </w:rPr>
-              <w:t>3.47</w:t>
+              <w:t>0.3</w:t>
             </w:r>
           </w:p>
         </w:tc>
@@ -12057,7 +11855,7 @@
                 <w:i w:val="0"/>
                 <w:sz w:val="17"/>
               </w:rPr>
-              <w:t>67.18</w:t>
+              <w:t>67.3</w:t>
             </w:r>
           </w:p>
         </w:tc>
@@ -12077,7 +11875,7 @@
                 <w:i w:val="0"/>
                 <w:sz w:val="17"/>
               </w:rPr>
-              <w:t>67.11</w:t>
+              <w:t>67.23</w:t>
             </w:r>
           </w:p>
         </w:tc>
@@ -12097,7 +11895,7 @@
                 <w:i w:val="0"/>
                 <w:sz w:val="17"/>
               </w:rPr>
-              <w:t>6.16</w:t>
+              <w:t>6.03</w:t>
             </w:r>
           </w:p>
         </w:tc>
@@ -12159,7 +11957,7 @@
                 <w:i w:val="0"/>
                 <w:sz w:val="17"/>
               </w:rPr>
-              <w:t>66.92</w:t>
+              <w:t>67.22</w:t>
             </w:r>
           </w:p>
         </w:tc>
@@ -12179,7 +11977,7 @@
                 <w:i w:val="0"/>
                 <w:sz w:val="17"/>
               </w:rPr>
-              <w:t>67.07</w:t>
+              <w:t>67.27</w:t>
             </w:r>
           </w:p>
         </w:tc>
@@ -12199,7 +11997,7 @@
                 <w:i w:val="0"/>
                 <w:sz w:val="17"/>
               </w:rPr>
-              <w:t>-1.89</w:t>
+              <w:t>-2.09</w:t>
             </w:r>
           </w:p>
         </w:tc>
@@ -12261,7 +12059,7 @@
                 <w:i w:val="0"/>
                 <w:sz w:val="17"/>
               </w:rPr>
-              <w:t>67.22</w:t>
+              <w:t>66.25</w:t>
             </w:r>
           </w:p>
         </w:tc>
@@ -12281,7 +12079,7 @@
                 <w:i w:val="0"/>
                 <w:sz w:val="17"/>
               </w:rPr>
-              <w:t>67.13</w:t>
+              <w:t>66.41</w:t>
             </w:r>
           </w:p>
         </w:tc>
@@ -12301,7 +12099,7 @@
                 <w:i w:val="0"/>
                 <w:sz w:val="17"/>
               </w:rPr>
-              <w:t>-2.24</w:t>
+              <w:t>-1.52</w:t>
             </w:r>
           </w:p>
         </w:tc>
@@ -12363,7 +12161,7 @@
                 <w:i w:val="0"/>
                 <w:sz w:val="17"/>
               </w:rPr>
-              <w:t>64.42</w:t>
+              <w:t>68.92</w:t>
             </w:r>
           </w:p>
         </w:tc>
@@ -12383,7 +12181,7 @@
                 <w:i w:val="0"/>
                 <w:sz w:val="17"/>
               </w:rPr>
-              <w:t>64.84</w:t>
+              <w:t>68.76</w:t>
             </w:r>
           </w:p>
         </w:tc>
@@ -12403,7 +12201,7 @@
                 <w:i w:val="0"/>
                 <w:sz w:val="17"/>
               </w:rPr>
-              <w:t>1.56</w:t>
+              <w:t>-2.37</w:t>
             </w:r>
           </w:p>
         </w:tc>
@@ -12568,7 +12366,7 @@
                 <w:i w:val="0"/>
                 <w:sz w:val="17"/>
               </w:rPr>
-              <w:t>逻辑连词总频次</w:t>
+              <w:t>内容字符数</w:t>
             </w:r>
           </w:p>
         </w:tc>
@@ -12588,7 +12386,7 @@
                 <w:i w:val="0"/>
                 <w:sz w:val="17"/>
               </w:rPr>
-              <w:t>-0.2136</w:t>
+              <w:t>0.2926</w:t>
             </w:r>
           </w:p>
         </w:tc>
@@ -12608,7 +12406,7 @@
                 <w:i w:val="0"/>
                 <w:sz w:val="17"/>
               </w:rPr>
-              <w:t>-0.8472</w:t>
+              <w:t>-0.5712</w:t>
             </w:r>
           </w:p>
         </w:tc>
@@ -12628,7 +12426,7 @@
                 <w:i w:val="0"/>
                 <w:sz w:val="17"/>
               </w:rPr>
-              <w:t>0.491</w:t>
+              <w:t>0.831</w:t>
             </w:r>
           </w:p>
         </w:tc>
@@ -12648,211 +12446,7 @@
                 <w:i w:val="0"/>
                 <w:sz w:val="17"/>
               </w:rPr>
-              <w:t>0.3831</w:t>
-            </w:r>
-          </w:p>
-        </w:tc>
-      </w:tr>
-      <w:tr>
-        <w:tc>
-          <w:tcPr>
-            <w:tcW w:type="dxa" w:w="1881"/>
-          </w:tcPr>
-          <w:p>
-            <w:pPr>
-              <w:jc w:val="center"/>
-            </w:pPr>
-            <w:r/>
-            <w:r>
-              <w:rPr>
-                <w:rFonts w:ascii="Times New Roman" w:hAnsi="Times New Roman" w:eastAsia="宋体"/>
-                <w:b w:val="0"/>
-                <w:i w:val="0"/>
-                <w:sz w:val="17"/>
-              </w:rPr>
-              <w:t>规范编号公式占比</w:t>
-            </w:r>
-          </w:p>
-        </w:tc>
-        <w:tc>
-          <w:tcPr>
-            <w:tcW w:type="dxa" w:w="1881"/>
-          </w:tcPr>
-          <w:p>
-            <w:pPr>
-              <w:jc w:val="center"/>
-            </w:pPr>
-            <w:r/>
-            <w:r>
-              <w:rPr>
-                <w:rFonts w:ascii="Times New Roman" w:hAnsi="Times New Roman" w:eastAsia="宋体"/>
-                <w:b w:val="0"/>
-                <w:i w:val="0"/>
-                <w:sz w:val="17"/>
-              </w:rPr>
-              <w:t>0.0807</w:t>
-            </w:r>
-          </w:p>
-        </w:tc>
-        <w:tc>
-          <w:tcPr>
-            <w:tcW w:type="dxa" w:w="1881"/>
-          </w:tcPr>
-          <w:p>
-            <w:pPr>
-              <w:jc w:val="center"/>
-            </w:pPr>
-            <w:r/>
-            <w:r>
-              <w:rPr>
-                <w:rFonts w:ascii="Times New Roman" w:hAnsi="Times New Roman" w:eastAsia="宋体"/>
-                <w:b w:val="0"/>
-                <w:i w:val="0"/>
-                <w:sz w:val="17"/>
-              </w:rPr>
-              <w:t>-0.6096</w:t>
-            </w:r>
-          </w:p>
-        </w:tc>
-        <w:tc>
-          <w:tcPr>
-            <w:tcW w:type="dxa" w:w="1881"/>
-          </w:tcPr>
-          <w:p>
-            <w:pPr>
-              <w:jc w:val="center"/>
-            </w:pPr>
-            <w:r/>
-            <w:r>
-              <w:rPr>
-                <w:rFonts w:ascii="Times New Roman" w:hAnsi="Times New Roman" w:eastAsia="宋体"/>
-                <w:b w:val="0"/>
-                <w:i w:val="0"/>
-                <w:sz w:val="17"/>
-              </w:rPr>
-              <w:t>0.584</w:t>
-            </w:r>
-          </w:p>
-        </w:tc>
-        <w:tc>
-          <w:tcPr>
-            <w:tcW w:type="dxa" w:w="1881"/>
-          </w:tcPr>
-          <w:p>
-            <w:pPr>
-              <w:jc w:val="center"/>
-            </w:pPr>
-            <w:r/>
-            <w:r>
-              <w:rPr>
-                <w:rFonts w:ascii="Times New Roman" w:hAnsi="Times New Roman" w:eastAsia="宋体"/>
-                <w:b w:val="0"/>
-                <w:i w:val="0"/>
-                <w:sz w:val="17"/>
-              </w:rPr>
-              <w:t>0.3121</w:t>
-            </w:r>
-          </w:p>
-        </w:tc>
-      </w:tr>
-      <w:tr>
-        <w:tc>
-          <w:tcPr>
-            <w:tcW w:type="dxa" w:w="1881"/>
-          </w:tcPr>
-          <w:p>
-            <w:pPr>
-              <w:jc w:val="center"/>
-            </w:pPr>
-            <w:r/>
-            <w:r>
-              <w:rPr>
-                <w:rFonts w:ascii="Times New Roman" w:hAnsi="Times New Roman" w:eastAsia="宋体"/>
-                <w:b w:val="0"/>
-                <w:i w:val="0"/>
-                <w:sz w:val="17"/>
-              </w:rPr>
-              <w:t>参考文献数量</w:t>
-            </w:r>
-          </w:p>
-        </w:tc>
-        <w:tc>
-          <w:tcPr>
-            <w:tcW w:type="dxa" w:w="1881"/>
-          </w:tcPr>
-          <w:p>
-            <w:pPr>
-              <w:jc w:val="center"/>
-            </w:pPr>
-            <w:r/>
-            <w:r>
-              <w:rPr>
-                <w:rFonts w:ascii="Times New Roman" w:hAnsi="Times New Roman" w:eastAsia="宋体"/>
-                <w:b w:val="0"/>
-                <w:i w:val="0"/>
-                <w:sz w:val="17"/>
-              </w:rPr>
-              <w:t>-0.2683</w:t>
-            </w:r>
-          </w:p>
-        </w:tc>
-        <w:tc>
-          <w:tcPr>
-            <w:tcW w:type="dxa" w:w="1881"/>
-          </w:tcPr>
-          <w:p>
-            <w:pPr>
-              <w:jc w:val="center"/>
-            </w:pPr>
-            <w:r/>
-            <w:r>
-              <w:rPr>
-                <w:rFonts w:ascii="Times New Roman" w:hAnsi="Times New Roman" w:eastAsia="宋体"/>
-                <w:b w:val="0"/>
-                <w:i w:val="0"/>
-                <w:sz w:val="17"/>
-              </w:rPr>
-              <w:t>-0.8953</w:t>
-            </w:r>
-          </w:p>
-        </w:tc>
-        <w:tc>
-          <w:tcPr>
-            <w:tcW w:type="dxa" w:w="1881"/>
-          </w:tcPr>
-          <w:p>
-            <w:pPr>
-              <w:jc w:val="center"/>
-            </w:pPr>
-            <w:r/>
-            <w:r>
-              <w:rPr>
-                <w:rFonts w:ascii="Times New Roman" w:hAnsi="Times New Roman" w:eastAsia="宋体"/>
-                <w:b w:val="0"/>
-                <w:i w:val="0"/>
-                <w:sz w:val="17"/>
-              </w:rPr>
-              <w:t>0.6111</w:t>
-            </w:r>
-          </w:p>
-        </w:tc>
-        <w:tc>
-          <w:tcPr>
-            <w:tcW w:type="dxa" w:w="1881"/>
-          </w:tcPr>
-          <w:p>
-            <w:pPr>
-              <w:jc w:val="center"/>
-            </w:pPr>
-            <w:r/>
-            <w:r>
-              <w:rPr>
-                <w:rFonts w:ascii="Times New Roman" w:hAnsi="Times New Roman" w:eastAsia="宋体"/>
-                <w:b w:val="0"/>
-                <w:i w:val="0"/>
-                <w:sz w:val="17"/>
-              </w:rPr>
-              <w:t>0.3553</w:t>
+              <w:t>0.3765</w:t>
             </w:r>
           </w:p>
         </w:tc>
@@ -28014,16 +27608,14 @@
         <w:tblLook w:firstColumn="1" w:firstRow="1" w:lastColumn="0" w:lastRow="0" w:noHBand="0" w:noVBand="1" w:val="04A0"/>
       </w:tblPr>
       <w:tblGrid>
-        <w:gridCol w:w="1881"/>
-        <w:gridCol w:w="1881"/>
-        <w:gridCol w:w="1881"/>
-        <w:gridCol w:w="1881"/>
-        <w:gridCol w:w="1881"/>
+        <w:gridCol w:w="3135"/>
+        <w:gridCol w:w="3135"/>
+        <w:gridCol w:w="3135"/>
       </w:tblGrid>
       <w:tr>
         <w:tc>
           <w:tcPr>
-            <w:tcW w:type="dxa" w:w="1881"/>
+            <w:tcW w:type="dxa" w:w="3135"/>
             <w:shd w:val="clear" w:fill="4472C4"/>
           </w:tcPr>
           <w:p>
@@ -28045,7 +27637,7 @@
         </w:tc>
         <w:tc>
           <w:tcPr>
-            <w:tcW w:type="dxa" w:w="1881"/>
+            <w:tcW w:type="dxa" w:w="3135"/>
             <w:shd w:val="clear" w:fill="4472C4"/>
           </w:tcPr>
           <w:p>
@@ -28061,13 +27653,13 @@
                 <w:color w:val="FFFFFF"/>
                 <w:sz w:val="16"/>
               </w:rPr>
-              <w:t>β(逻辑连词总频次)变化%</w:t>
-            </w:r>
-          </w:p>
-        </w:tc>
-        <w:tc>
-          <w:tcPr>
-            <w:tcW w:type="dxa" w:w="1881"/>
+              <w:t>β(内容字符数)变化%</w:t>
+            </w:r>
+          </w:p>
+        </w:tc>
+        <w:tc>
+          <w:tcPr>
+            <w:tcW w:type="dxa" w:w="3135"/>
             <w:shd w:val="clear" w:fill="4472C4"/>
           </w:tcPr>
           <w:p>
@@ -28083,50 +27675,6 @@
                 <w:color w:val="FFFFFF"/>
                 <w:sz w:val="16"/>
               </w:rPr>
-              <w:t>β(规范编号公式占比)变化%</w:t>
-            </w:r>
-          </w:p>
-        </w:tc>
-        <w:tc>
-          <w:tcPr>
-            <w:tcW w:type="dxa" w:w="1881"/>
-            <w:shd w:val="clear" w:fill="4472C4"/>
-          </w:tcPr>
-          <w:p>
-            <w:pPr>
-              <w:jc w:val="center"/>
-            </w:pPr>
-            <w:r/>
-            <w:r>
-              <w:rPr>
-                <w:rFonts w:ascii="Times New Roman" w:hAnsi="Times New Roman" w:eastAsia="黑体"/>
-                <w:b/>
-                <w:i w:val="0"/>
-                <w:color w:val="FFFFFF"/>
-                <w:sz w:val="16"/>
-              </w:rPr>
-              <w:t>β(参考文献数量)变化%</w:t>
-            </w:r>
-          </w:p>
-        </w:tc>
-        <w:tc>
-          <w:tcPr>
-            <w:tcW w:type="dxa" w:w="1881"/>
-            <w:shd w:val="clear" w:fill="4472C4"/>
-          </w:tcPr>
-          <w:p>
-            <w:pPr>
-              <w:jc w:val="center"/>
-            </w:pPr>
-            <w:r/>
-            <w:r>
-              <w:rPr>
-                <w:rFonts w:ascii="Times New Roman" w:hAnsi="Times New Roman" w:eastAsia="黑体"/>
-                <w:b/>
-                <w:i w:val="0"/>
-                <w:color w:val="FFFFFF"/>
-                <w:sz w:val="16"/>
-              </w:rPr>
               <w:t>最大变化%</w:t>
             </w:r>
           </w:p>
@@ -28135,7 +27683,7 @@
       <w:tr>
         <w:tc>
           <w:tcPr>
-            <w:tcW w:type="dxa" w:w="1881"/>
+            <w:tcW w:type="dxa" w:w="3135"/>
           </w:tcPr>
           <w:p>
             <w:pPr>
@@ -28155,7 +27703,7 @@
         </w:tc>
         <w:tc>
           <w:tcPr>
-            <w:tcW w:type="dxa" w:w="1881"/>
+            <w:tcW w:type="dxa" w:w="3135"/>
           </w:tcPr>
           <w:p>
             <w:pPr>
@@ -28169,13 +27717,13 @@
                 <w:i w:val="0"/>
                 <w:sz w:val="16"/>
               </w:rPr>
-              <w:t>31.1</w:t>
-            </w:r>
-          </w:p>
-        </w:tc>
-        <w:tc>
-          <w:tcPr>
-            <w:tcW w:type="dxa" w:w="1881"/>
+              <w:t>26.5</w:t>
+            </w:r>
+          </w:p>
+        </w:tc>
+        <w:tc>
+          <w:tcPr>
+            <w:tcW w:type="dxa" w:w="3135"/>
           </w:tcPr>
           <w:p>
             <w:pPr>
@@ -28189,47 +27737,7 @@
                 <w:i w:val="0"/>
                 <w:sz w:val="16"/>
               </w:rPr>
-              <w:t>6.9</w:t>
-            </w:r>
-          </w:p>
-        </w:tc>
-        <w:tc>
-          <w:tcPr>
-            <w:tcW w:type="dxa" w:w="1881"/>
-          </w:tcPr>
-          <w:p>
-            <w:pPr>
-              <w:jc w:val="center"/>
-            </w:pPr>
-            <w:r/>
-            <w:r>
-              <w:rPr>
-                <w:rFonts w:ascii="Times New Roman" w:hAnsi="Times New Roman" w:eastAsia="宋体"/>
-                <w:b w:val="0"/>
-                <w:i w:val="0"/>
-                <w:sz w:val="16"/>
-              </w:rPr>
-              <w:t>13.6</w:t>
-            </w:r>
-          </w:p>
-        </w:tc>
-        <w:tc>
-          <w:tcPr>
-            <w:tcW w:type="dxa" w:w="1881"/>
-          </w:tcPr>
-          <w:p>
-            <w:pPr>
-              <w:jc w:val="center"/>
-            </w:pPr>
-            <w:r/>
-            <w:r>
-              <w:rPr>
-                <w:rFonts w:ascii="Times New Roman" w:hAnsi="Times New Roman" w:eastAsia="宋体"/>
-                <w:b w:val="0"/>
-                <w:i w:val="0"/>
-                <w:sz w:val="16"/>
-              </w:rPr>
-              <w:t>31.1</w:t>
+              <w:t>26.5</w:t>
             </w:r>
           </w:p>
         </w:tc>
@@ -28237,7 +27745,7 @@
       <w:tr>
         <w:tc>
           <w:tcPr>
-            <w:tcW w:type="dxa" w:w="1881"/>
+            <w:tcW w:type="dxa" w:w="3135"/>
           </w:tcPr>
           <w:p>
             <w:pPr>
@@ -28257,7 +27765,7 @@
         </w:tc>
         <w:tc>
           <w:tcPr>
-            <w:tcW w:type="dxa" w:w="1881"/>
+            <w:tcW w:type="dxa" w:w="3135"/>
           </w:tcPr>
           <w:p>
             <w:pPr>
@@ -28271,13 +27779,13 @@
                 <w:i w:val="0"/>
                 <w:sz w:val="16"/>
               </w:rPr>
-              <w:t>18.3</w:t>
-            </w:r>
-          </w:p>
-        </w:tc>
-        <w:tc>
-          <w:tcPr>
-            <w:tcW w:type="dxa" w:w="1881"/>
+              <w:t>11.9</w:t>
+            </w:r>
+          </w:p>
+        </w:tc>
+        <w:tc>
+          <w:tcPr>
+            <w:tcW w:type="dxa" w:w="3135"/>
           </w:tcPr>
           <w:p>
             <w:pPr>
@@ -28291,47 +27799,7 @@
                 <w:i w:val="0"/>
                 <w:sz w:val="16"/>
               </w:rPr>
-              <w:t>13.3</w:t>
-            </w:r>
-          </w:p>
-        </w:tc>
-        <w:tc>
-          <w:tcPr>
-            <w:tcW w:type="dxa" w:w="1881"/>
-          </w:tcPr>
-          <w:p>
-            <w:pPr>
-              <w:jc w:val="center"/>
-            </w:pPr>
-            <w:r/>
-            <w:r>
-              <w:rPr>
-                <w:rFonts w:ascii="Times New Roman" w:hAnsi="Times New Roman" w:eastAsia="宋体"/>
-                <w:b w:val="0"/>
-                <w:i w:val="0"/>
-                <w:sz w:val="16"/>
-              </w:rPr>
-              <w:t>10.4</w:t>
-            </w:r>
-          </w:p>
-        </w:tc>
-        <w:tc>
-          <w:tcPr>
-            <w:tcW w:type="dxa" w:w="1881"/>
-          </w:tcPr>
-          <w:p>
-            <w:pPr>
-              <w:jc w:val="center"/>
-            </w:pPr>
-            <w:r/>
-            <w:r>
-              <w:rPr>
-                <w:rFonts w:ascii="Times New Roman" w:hAnsi="Times New Roman" w:eastAsia="宋体"/>
-                <w:b w:val="0"/>
-                <w:i w:val="0"/>
-                <w:sz w:val="16"/>
-              </w:rPr>
-              <w:t>18.3</w:t>
+              <w:t>11.9</w:t>
             </w:r>
           </w:p>
         </w:tc>
@@ -28339,7 +27807,7 @@
       <w:tr>
         <w:tc>
           <w:tcPr>
-            <w:tcW w:type="dxa" w:w="1881"/>
+            <w:tcW w:type="dxa" w:w="3135"/>
           </w:tcPr>
           <w:p>
             <w:pPr>
@@ -28359,7 +27827,7 @@
         </w:tc>
         <w:tc>
           <w:tcPr>
-            <w:tcW w:type="dxa" w:w="1881"/>
+            <w:tcW w:type="dxa" w:w="3135"/>
           </w:tcPr>
           <w:p>
             <w:pPr>
@@ -28373,13 +27841,13 @@
                 <w:i w:val="0"/>
                 <w:sz w:val="16"/>
               </w:rPr>
-              <w:t>103.2</w:t>
-            </w:r>
-          </w:p>
-        </w:tc>
-        <w:tc>
-          <w:tcPr>
-            <w:tcW w:type="dxa" w:w="1881"/>
+              <w:t>58.4</w:t>
+            </w:r>
+          </w:p>
+        </w:tc>
+        <w:tc>
+          <w:tcPr>
+            <w:tcW w:type="dxa" w:w="3135"/>
           </w:tcPr>
           <w:p>
             <w:pPr>
@@ -28393,47 +27861,7 @@
                 <w:i w:val="0"/>
                 <w:sz w:val="16"/>
               </w:rPr>
-              <w:t>128.5</w:t>
-            </w:r>
-          </w:p>
-        </w:tc>
-        <w:tc>
-          <w:tcPr>
-            <w:tcW w:type="dxa" w:w="1881"/>
-          </w:tcPr>
-          <w:p>
-            <w:pPr>
-              <w:jc w:val="center"/>
-            </w:pPr>
-            <w:r/>
-            <w:r>
-              <w:rPr>
-                <w:rFonts w:ascii="Times New Roman" w:hAnsi="Times New Roman" w:eastAsia="宋体"/>
-                <w:b w:val="0"/>
-                <w:i w:val="0"/>
-                <w:sz w:val="16"/>
-              </w:rPr>
-              <w:t>33.8</w:t>
-            </w:r>
-          </w:p>
-        </w:tc>
-        <w:tc>
-          <w:tcPr>
-            <w:tcW w:type="dxa" w:w="1881"/>
-          </w:tcPr>
-          <w:p>
-            <w:pPr>
-              <w:jc w:val="center"/>
-            </w:pPr>
-            <w:r/>
-            <w:r>
-              <w:rPr>
-                <w:rFonts w:ascii="Times New Roman" w:hAnsi="Times New Roman" w:eastAsia="宋体"/>
-                <w:b w:val="0"/>
-                <w:i w:val="0"/>
-                <w:sz w:val="16"/>
-              </w:rPr>
-              <w:t>128.5</w:t>
+              <w:t>58.4</w:t>
             </w:r>
           </w:p>
         </w:tc>
@@ -28441,7 +27869,7 @@
       <w:tr>
         <w:tc>
           <w:tcPr>
-            <w:tcW w:type="dxa" w:w="1881"/>
+            <w:tcW w:type="dxa" w:w="3135"/>
           </w:tcPr>
           <w:p>
             <w:pPr>
@@ -28461,7 +27889,7 @@
         </w:tc>
         <w:tc>
           <w:tcPr>
-            <w:tcW w:type="dxa" w:w="1881"/>
+            <w:tcW w:type="dxa" w:w="3135"/>
           </w:tcPr>
           <w:p>
             <w:pPr>
@@ -28475,13 +27903,13 @@
                 <w:i w:val="0"/>
                 <w:sz w:val="16"/>
               </w:rPr>
-              <w:t>70.4</w:t>
-            </w:r>
-          </w:p>
-        </w:tc>
-        <w:tc>
-          <w:tcPr>
-            <w:tcW w:type="dxa" w:w="1881"/>
+              <w:t>51.1</w:t>
+            </w:r>
+          </w:p>
+        </w:tc>
+        <w:tc>
+          <w:tcPr>
+            <w:tcW w:type="dxa" w:w="3135"/>
           </w:tcPr>
           <w:p>
             <w:pPr>
@@ -28495,47 +27923,7 @@
                 <w:i w:val="0"/>
                 <w:sz w:val="16"/>
               </w:rPr>
-              <w:t>92.7</w:t>
-            </w:r>
-          </w:p>
-        </w:tc>
-        <w:tc>
-          <w:tcPr>
-            <w:tcW w:type="dxa" w:w="1881"/>
-          </w:tcPr>
-          <w:p>
-            <w:pPr>
-              <w:jc w:val="center"/>
-            </w:pPr>
-            <w:r/>
-            <w:r>
-              <w:rPr>
-                <w:rFonts w:ascii="Times New Roman" w:hAnsi="Times New Roman" w:eastAsia="宋体"/>
-                <w:b w:val="0"/>
-                <w:i w:val="0"/>
-                <w:sz w:val="16"/>
-              </w:rPr>
-              <w:t>74.9</w:t>
-            </w:r>
-          </w:p>
-        </w:tc>
-        <w:tc>
-          <w:tcPr>
-            <w:tcW w:type="dxa" w:w="1881"/>
-          </w:tcPr>
-          <w:p>
-            <w:pPr>
-              <w:jc w:val="center"/>
-            </w:pPr>
-            <w:r/>
-            <w:r>
-              <w:rPr>
-                <w:rFonts w:ascii="Times New Roman" w:hAnsi="Times New Roman" w:eastAsia="宋体"/>
-                <w:b w:val="0"/>
-                <w:i w:val="0"/>
-                <w:sz w:val="16"/>
-              </w:rPr>
-              <w:t>92.7</w:t>
+              <w:t>51.1</w:t>
             </w:r>
           </w:p>
         </w:tc>
@@ -28543,7 +27931,7 @@
       <w:tr>
         <w:tc>
           <w:tcPr>
-            <w:tcW w:type="dxa" w:w="1881"/>
+            <w:tcW w:type="dxa" w:w="3135"/>
           </w:tcPr>
           <w:p>
             <w:pPr>
@@ -28563,7 +27951,7 @@
         </w:tc>
         <w:tc>
           <w:tcPr>
-            <w:tcW w:type="dxa" w:w="1881"/>
+            <w:tcW w:type="dxa" w:w="3135"/>
           </w:tcPr>
           <w:p>
             <w:pPr>
@@ -28577,13 +27965,13 @@
                 <w:i w:val="0"/>
                 <w:sz w:val="16"/>
               </w:rPr>
-              <w:t>16.7</w:t>
-            </w:r>
-          </w:p>
-        </w:tc>
-        <w:tc>
-          <w:tcPr>
-            <w:tcW w:type="dxa" w:w="1881"/>
+              <w:t>1.2</w:t>
+            </w:r>
+          </w:p>
+        </w:tc>
+        <w:tc>
+          <w:tcPr>
+            <w:tcW w:type="dxa" w:w="3135"/>
           </w:tcPr>
           <w:p>
             <w:pPr>
@@ -28597,47 +27985,7 @@
                 <w:i w:val="0"/>
                 <w:sz w:val="16"/>
               </w:rPr>
-              <w:t>75.4</w:t>
-            </w:r>
-          </w:p>
-        </w:tc>
-        <w:tc>
-          <w:tcPr>
-            <w:tcW w:type="dxa" w:w="1881"/>
-          </w:tcPr>
-          <w:p>
-            <w:pPr>
-              <w:jc w:val="center"/>
-            </w:pPr>
-            <w:r/>
-            <w:r>
-              <w:rPr>
-                <w:rFonts w:ascii="Times New Roman" w:hAnsi="Times New Roman" w:eastAsia="宋体"/>
-                <w:b w:val="0"/>
-                <w:i w:val="0"/>
-                <w:sz w:val="16"/>
-              </w:rPr>
-              <w:t>32.4</w:t>
-            </w:r>
-          </w:p>
-        </w:tc>
-        <w:tc>
-          <w:tcPr>
-            <w:tcW w:type="dxa" w:w="1881"/>
-          </w:tcPr>
-          <w:p>
-            <w:pPr>
-              <w:jc w:val="center"/>
-            </w:pPr>
-            <w:r/>
-            <w:r>
-              <w:rPr>
-                <w:rFonts w:ascii="Times New Roman" w:hAnsi="Times New Roman" w:eastAsia="宋体"/>
-                <w:b w:val="0"/>
-                <w:i w:val="0"/>
-                <w:sz w:val="16"/>
-              </w:rPr>
-              <w:t>75.4</w:t>
+              <w:t>1.2</w:t>
             </w:r>
           </w:p>
         </w:tc>
@@ -28645,7 +27993,7 @@
       <w:tr>
         <w:tc>
           <w:tcPr>
-            <w:tcW w:type="dxa" w:w="1881"/>
+            <w:tcW w:type="dxa" w:w="3135"/>
           </w:tcPr>
           <w:p>
             <w:pPr>
@@ -28665,7 +28013,7 @@
         </w:tc>
         <w:tc>
           <w:tcPr>
-            <w:tcW w:type="dxa" w:w="1881"/>
+            <w:tcW w:type="dxa" w:w="3135"/>
           </w:tcPr>
           <w:p>
             <w:pPr>
@@ -28679,13 +28027,13 @@
                 <w:i w:val="0"/>
                 <w:sz w:val="16"/>
               </w:rPr>
-              <w:t>47.2</w:t>
-            </w:r>
-          </w:p>
-        </w:tc>
-        <w:tc>
-          <w:tcPr>
-            <w:tcW w:type="dxa" w:w="1881"/>
+              <w:t>84.6</w:t>
+            </w:r>
+          </w:p>
+        </w:tc>
+        <w:tc>
+          <w:tcPr>
+            <w:tcW w:type="dxa" w:w="3135"/>
           </w:tcPr>
           <w:p>
             <w:pPr>
@@ -28699,47 +28047,7 @@
                 <w:i w:val="0"/>
                 <w:sz w:val="16"/>
               </w:rPr>
-              <w:t>186.2</w:t>
-            </w:r>
-          </w:p>
-        </w:tc>
-        <w:tc>
-          <w:tcPr>
-            <w:tcW w:type="dxa" w:w="1881"/>
-          </w:tcPr>
-          <w:p>
-            <w:pPr>
-              <w:jc w:val="center"/>
-            </w:pPr>
-            <w:r/>
-            <w:r>
-              <w:rPr>
-                <w:rFonts w:ascii="Times New Roman" w:hAnsi="Times New Roman" w:eastAsia="宋体"/>
-                <w:b w:val="0"/>
-                <w:i w:val="0"/>
-                <w:sz w:val="16"/>
-              </w:rPr>
-              <w:t>79.5</w:t>
-            </w:r>
-          </w:p>
-        </w:tc>
-        <w:tc>
-          <w:tcPr>
-            <w:tcW w:type="dxa" w:w="1881"/>
-          </w:tcPr>
-          <w:p>
-            <w:pPr>
-              <w:jc w:val="center"/>
-            </w:pPr>
-            <w:r/>
-            <w:r>
-              <w:rPr>
-                <w:rFonts w:ascii="Times New Roman" w:hAnsi="Times New Roman" w:eastAsia="宋体"/>
-                <w:b w:val="0"/>
-                <w:i w:val="0"/>
-                <w:sz w:val="16"/>
-              </w:rPr>
-              <w:t>186.2</w:t>
+              <w:t>84.6</w:t>
             </w:r>
           </w:p>
         </w:tc>
@@ -28747,7 +28055,7 @@
       <w:tr>
         <w:tc>
           <w:tcPr>
-            <w:tcW w:type="dxa" w:w="1881"/>
+            <w:tcW w:type="dxa" w:w="3135"/>
           </w:tcPr>
           <w:p>
             <w:pPr>
@@ -28767,7 +28075,7 @@
         </w:tc>
         <w:tc>
           <w:tcPr>
-            <w:tcW w:type="dxa" w:w="1881"/>
+            <w:tcW w:type="dxa" w:w="3135"/>
           </w:tcPr>
           <w:p>
             <w:pPr>
@@ -28781,13 +28089,13 @@
                 <w:i w:val="0"/>
                 <w:sz w:val="16"/>
               </w:rPr>
-              <w:t>1.8</w:t>
-            </w:r>
-          </w:p>
-        </w:tc>
-        <w:tc>
-          <w:tcPr>
-            <w:tcW w:type="dxa" w:w="1881"/>
+              <w:t>3.0</w:t>
+            </w:r>
+          </w:p>
+        </w:tc>
+        <w:tc>
+          <w:tcPr>
+            <w:tcW w:type="dxa" w:w="3135"/>
           </w:tcPr>
           <w:p>
             <w:pPr>
@@ -28801,47 +28109,7 @@
                 <w:i w:val="0"/>
                 <w:sz w:val="16"/>
               </w:rPr>
-              <w:t>35.6</w:t>
-            </w:r>
-          </w:p>
-        </w:tc>
-        <w:tc>
-          <w:tcPr>
-            <w:tcW w:type="dxa" w:w="1881"/>
-          </w:tcPr>
-          <w:p>
-            <w:pPr>
-              <w:jc w:val="center"/>
-            </w:pPr>
-            <w:r/>
-            <w:r>
-              <w:rPr>
-                <w:rFonts w:ascii="Times New Roman" w:hAnsi="Times New Roman" w:eastAsia="宋体"/>
-                <w:b w:val="0"/>
-                <w:i w:val="0"/>
-                <w:sz w:val="16"/>
-              </w:rPr>
-              <w:t>7.0</w:t>
-            </w:r>
-          </w:p>
-        </w:tc>
-        <w:tc>
-          <w:tcPr>
-            <w:tcW w:type="dxa" w:w="1881"/>
-          </w:tcPr>
-          <w:p>
-            <w:pPr>
-              <w:jc w:val="center"/>
-            </w:pPr>
-            <w:r/>
-            <w:r>
-              <w:rPr>
-                <w:rFonts w:ascii="Times New Roman" w:hAnsi="Times New Roman" w:eastAsia="宋体"/>
-                <w:b w:val="0"/>
-                <w:i w:val="0"/>
-                <w:sz w:val="16"/>
-              </w:rPr>
-              <w:t>35.6</w:t>
+              <w:t>3.0</w:t>
             </w:r>
           </w:p>
         </w:tc>
@@ -28849,7 +28117,7 @@
       <w:tr>
         <w:tc>
           <w:tcPr>
-            <w:tcW w:type="dxa" w:w="1881"/>
+            <w:tcW w:type="dxa" w:w="3135"/>
           </w:tcPr>
           <w:p>
             <w:pPr>
@@ -28869,7 +28137,7 @@
         </w:tc>
         <w:tc>
           <w:tcPr>
-            <w:tcW w:type="dxa" w:w="1881"/>
+            <w:tcW w:type="dxa" w:w="3135"/>
           </w:tcPr>
           <w:p>
             <w:pPr>
@@ -28883,13 +28151,13 @@
                 <w:i w:val="0"/>
                 <w:sz w:val="16"/>
               </w:rPr>
-              <w:t>35.1</w:t>
-            </w:r>
-          </w:p>
-        </w:tc>
-        <w:tc>
-          <w:tcPr>
-            <w:tcW w:type="dxa" w:w="1881"/>
+              <w:t>11.2</w:t>
+            </w:r>
+          </w:p>
+        </w:tc>
+        <w:tc>
+          <w:tcPr>
+            <w:tcW w:type="dxa" w:w="3135"/>
           </w:tcPr>
           <w:p>
             <w:pPr>
@@ -28903,47 +28171,7 @@
                 <w:i w:val="0"/>
                 <w:sz w:val="16"/>
               </w:rPr>
-              <w:t>39.1</w:t>
-            </w:r>
-          </w:p>
-        </w:tc>
-        <w:tc>
-          <w:tcPr>
-            <w:tcW w:type="dxa" w:w="1881"/>
-          </w:tcPr>
-          <w:p>
-            <w:pPr>
-              <w:jc w:val="center"/>
-            </w:pPr>
-            <w:r/>
-            <w:r>
-              <w:rPr>
-                <w:rFonts w:ascii="Times New Roman" w:hAnsi="Times New Roman" w:eastAsia="宋体"/>
-                <w:b w:val="0"/>
-                <w:i w:val="0"/>
-                <w:sz w:val="16"/>
-              </w:rPr>
-              <w:t>7.6</w:t>
-            </w:r>
-          </w:p>
-        </w:tc>
-        <w:tc>
-          <w:tcPr>
-            <w:tcW w:type="dxa" w:w="1881"/>
-          </w:tcPr>
-          <w:p>
-            <w:pPr>
-              <w:jc w:val="center"/>
-            </w:pPr>
-            <w:r/>
-            <w:r>
-              <w:rPr>
-                <w:rFonts w:ascii="Times New Roman" w:hAnsi="Times New Roman" w:eastAsia="宋体"/>
-                <w:b w:val="0"/>
-                <w:i w:val="0"/>
-                <w:sz w:val="16"/>
-              </w:rPr>
-              <w:t>39.1</w:t>
+              <w:t>11.2</w:t>
             </w:r>
           </w:p>
         </w:tc>
@@ -28951,7 +28179,7 @@
       <w:tr>
         <w:tc>
           <w:tcPr>
-            <w:tcW w:type="dxa" w:w="1881"/>
+            <w:tcW w:type="dxa" w:w="3135"/>
           </w:tcPr>
           <w:p>
             <w:pPr>
@@ -28971,7 +28199,7 @@
         </w:tc>
         <w:tc>
           <w:tcPr>
-            <w:tcW w:type="dxa" w:w="1881"/>
+            <w:tcW w:type="dxa" w:w="3135"/>
           </w:tcPr>
           <w:p>
             <w:pPr>
@@ -28985,13 +28213,13 @@
                 <w:i w:val="0"/>
                 <w:sz w:val="16"/>
               </w:rPr>
-              <w:t>0.8</w:t>
-            </w:r>
-          </w:p>
-        </w:tc>
-        <w:tc>
-          <w:tcPr>
-            <w:tcW w:type="dxa" w:w="1881"/>
+              <w:t>7.8</w:t>
+            </w:r>
+          </w:p>
+        </w:tc>
+        <w:tc>
+          <w:tcPr>
+            <w:tcW w:type="dxa" w:w="3135"/>
           </w:tcPr>
           <w:p>
             <w:pPr>
@@ -29005,47 +28233,7 @@
                 <w:i w:val="0"/>
                 <w:sz w:val="16"/>
               </w:rPr>
-              <w:t>47.6</w:t>
-            </w:r>
-          </w:p>
-        </w:tc>
-        <w:tc>
-          <w:tcPr>
-            <w:tcW w:type="dxa" w:w="1881"/>
-          </w:tcPr>
-          <w:p>
-            <w:pPr>
-              <w:jc w:val="center"/>
-            </w:pPr>
-            <w:r/>
-            <w:r>
-              <w:rPr>
-                <w:rFonts w:ascii="Times New Roman" w:hAnsi="Times New Roman" w:eastAsia="宋体"/>
-                <w:b w:val="0"/>
-                <w:i w:val="0"/>
-                <w:sz w:val="16"/>
-              </w:rPr>
-              <w:t>6.0</w:t>
-            </w:r>
-          </w:p>
-        </w:tc>
-        <w:tc>
-          <w:tcPr>
-            <w:tcW w:type="dxa" w:w="1881"/>
-          </w:tcPr>
-          <w:p>
-            <w:pPr>
-              <w:jc w:val="center"/>
-            </w:pPr>
-            <w:r/>
-            <w:r>
-              <w:rPr>
-                <w:rFonts w:ascii="Times New Roman" w:hAnsi="Times New Roman" w:eastAsia="宋体"/>
-                <w:b w:val="0"/>
-                <w:i w:val="0"/>
-                <w:sz w:val="16"/>
-              </w:rPr>
-              <w:t>47.6</w:t>
+              <w:t>7.8</w:t>
             </w:r>
           </w:p>
         </w:tc>

--- a/output/选题A_建模报告.docx
+++ b/output/选题A_建模报告.docx
@@ -12813,7 +12813,7 @@
                 <w:i w:val="0"/>
                 <w:sz w:val="18"/>
               </w:rPr>
-              <w:t>0.285</w:t>
+              <w:t>0.316</w:t>
             </w:r>
           </w:p>
         </w:tc>
@@ -12915,7 +12915,7 @@
                 <w:i w:val="0"/>
                 <w:sz w:val="18"/>
               </w:rPr>
-              <w:t>0.185</w:t>
+              <w:t>0.21</w:t>
             </w:r>
           </w:p>
         </w:tc>
@@ -13017,7 +13017,7 @@
                 <w:i w:val="0"/>
                 <w:sz w:val="18"/>
               </w:rPr>
-              <w:t>0.18</w:t>
+              <w:t>0.183</w:t>
             </w:r>
           </w:p>
         </w:tc>
@@ -13157,7 +13157,7 @@
           <w:i w:val="0"/>
           <w:sz w:val="21"/>
         </w:rPr>
-        <w:t>构建6个离线统计特征：句长均匀度、段落均匀度、套话密度（“综上所述、本研究、值得注意的是”等）、连接词密度、低具体性（数字密度取补）与重复率，加权（0.20/0.15/0.20/0.10/0.20/0.15）合成AI辅助指数，映射为低/中/高三档。该方法无需外部API，可完全复现；其局限在于仅为统计启发式，不能等同于大语言模型的困惑度检测，结果仅供参考。</w:t>
+        <w:t>构建8个离线统计特征：句长均匀度、段落均匀度、套话密度（“综上所述、本研究、值得注意的是”等）、连接词密度、低具体性（数字密度取补）、重复率，以及两个“相对批次均值偏离”特征——逻辑异常度（连接词密度偏离均值）、术语偏离度（术语丰富度偏离均值）。加权（0.15/0.12/0.15/0.08/0.15/0.12/0.11/0.12）合成AI辅助指数，映射为低/中/高三档。该方法无需外部API，可完全复现；其局限在于仅为统计启发式，不能等同于大语言模型的困惑度检测，结果仅供参考。</w:t>
       </w:r>
     </w:p>
     <w:tbl>
@@ -13578,7 +13578,7 @@
                 <w:i w:val="0"/>
                 <w:sz w:val="17"/>
               </w:rPr>
-              <w:t>0.285</w:t>
+              <w:t>0.316</w:t>
             </w:r>
           </w:p>
         </w:tc>
@@ -13780,7 +13780,7 @@
                 <w:i w:val="0"/>
                 <w:sz w:val="17"/>
               </w:rPr>
-              <w:t>0.185</w:t>
+              <w:t>0.21</w:t>
             </w:r>
           </w:p>
         </w:tc>
@@ -13982,7 +13982,7 @@
                 <w:i w:val="0"/>
                 <w:sz w:val="17"/>
               </w:rPr>
-              <w:t>0.18</w:t>
+              <w:t>0.183</w:t>
             </w:r>
           </w:p>
         </w:tc>
@@ -14036,7 +14036,7 @@
           <w:i w:val="0"/>
           <w:sz w:val="21"/>
         </w:rPr>
-        <w:t>三篇论文句长与段落长度变异系数均较高、数字密度高，整体更接近人工写作风格；AI辅助指数为：3-1.pdf 0.28（低）、3-2.pdf 0.18（低）、3-3.pdf 0.18（低），均未达到“中/高”档。结论：三篇论文的AI生成痕迹整体较低。</w:t>
+        <w:t>三篇论文句长与段落长度变异系数均较高、数字密度高，整体更接近人工写作风格；AI辅助指数为：3-1.pdf 0.32（低）、3-2.pdf 0.21（低）、3-3.pdf 0.18（低），均未达到“中/高”档。结论：三篇论文的AI生成痕迹整体较低。</w:t>
       </w:r>
     </w:p>
     <w:p>

--- a/output/选题A_建模报告.docx
+++ b/output/选题A_建模报告.docx
@@ -12813,7 +12813,7 @@
                 <w:i w:val="0"/>
                 <w:sz w:val="18"/>
               </w:rPr>
-              <w:t>0.316</w:t>
+              <w:t>0.361</w:t>
             </w:r>
           </w:p>
         </w:tc>
@@ -12915,7 +12915,7 @@
                 <w:i w:val="0"/>
                 <w:sz w:val="18"/>
               </w:rPr>
-              <w:t>0.21</w:t>
+              <w:t>0.276</w:t>
             </w:r>
           </w:p>
         </w:tc>
@@ -13017,7 +13017,7 @@
                 <w:i w:val="0"/>
                 <w:sz w:val="18"/>
               </w:rPr>
-              <w:t>0.183</w:t>
+              <w:t>0.256</w:t>
             </w:r>
           </w:p>
         </w:tc>
@@ -13157,7 +13157,7 @@
           <w:i w:val="0"/>
           <w:sz w:val="21"/>
         </w:rPr>
-        <w:t>构建8个离线统计特征：句长均匀度、段落均匀度、套话密度（“综上所述、本研究、值得注意的是”等）、连接词密度、低具体性（数字密度取补）、重复率，以及两个“相对批次均值偏离”特征——逻辑异常度（连接词密度偏离均值）、术语偏离度（术语丰富度偏离均值）。加权（0.15/0.12/0.15/0.08/0.15/0.12/0.11/0.12）合成AI辅助指数，映射为低/中/高三档。该方法无需外部API，可完全复现；其局限在于仅为统计启发式，不能等同于大语言模型的困惑度检测，结果仅供参考。</w:t>
+        <w:t>构建8个离线统计特征：句长均匀度、段落均匀度、套话密度（“综上所述、本研究、值得注意的是”等）、连接词密度、低具体性（数字密度取补）、重复率，以及两个“相对附件1参照均值偏离”特征——逻辑异常度（连接词密度偏离附件1 30篇均值）、术语偏离度（术语丰富度偏离附件1均值）。加权（0.15/0.12/0.15/0.08/0.15/0.12/0.11/0.12）合成AI辅助指数，映射为低/中/高三档。该方法无需外部API，可完全复现；其局限在于仅为统计启发式，不能等同于大语言模型的困惑度检测，结果仅供参考。</w:t>
       </w:r>
     </w:p>
     <w:tbl>
@@ -13578,7 +13578,7 @@
                 <w:i w:val="0"/>
                 <w:sz w:val="17"/>
               </w:rPr>
-              <w:t>0.316</w:t>
+              <w:t>0.361</w:t>
             </w:r>
           </w:p>
         </w:tc>
@@ -13780,7 +13780,7 @@
                 <w:i w:val="0"/>
                 <w:sz w:val="17"/>
               </w:rPr>
-              <w:t>0.21</w:t>
+              <w:t>0.276</w:t>
             </w:r>
           </w:p>
         </w:tc>
@@ -13982,7 +13982,7 @@
                 <w:i w:val="0"/>
                 <w:sz w:val="17"/>
               </w:rPr>
-              <w:t>0.183</w:t>
+              <w:t>0.256</w:t>
             </w:r>
           </w:p>
         </w:tc>
@@ -14036,7 +14036,7 @@
           <w:i w:val="0"/>
           <w:sz w:val="21"/>
         </w:rPr>
-        <w:t>三篇论文句长与段落长度变异系数均较高、数字密度高，整体更接近人工写作风格；AI辅助指数为：3-1.pdf 0.32（低）、3-2.pdf 0.21（低）、3-3.pdf 0.18（低），均未达到“中/高”档。结论：三篇论文的AI生成痕迹整体较低。</w:t>
+        <w:t>三篇论文句长与段落长度变异系数均较高、数字密度高，整体更接近人工写作风格；AI辅助指数为：3-1.pdf 0.36（低）、3-2.pdf 0.28（低）、3-3.pdf 0.26（低），均未达到“中/高”档。结论：三篇论文的AI生成痕迹整体较低。</w:t>
       </w:r>
     </w:p>
     <w:p>

--- a/output/选题A_建模报告.docx
+++ b/output/选题A_建模报告.docx
@@ -12813,7 +12813,7 @@
                 <w:i w:val="0"/>
                 <w:sz w:val="18"/>
               </w:rPr>
-              <w:t>0.361</w:t>
+              <w:t>0.17</w:t>
             </w:r>
           </w:p>
         </w:tc>
@@ -12915,7 +12915,7 @@
                 <w:i w:val="0"/>
                 <w:sz w:val="18"/>
               </w:rPr>
-              <w:t>0.276</w:t>
+              <w:t>0.45</w:t>
             </w:r>
           </w:p>
         </w:tc>
@@ -12935,7 +12935,7 @@
                 <w:i w:val="0"/>
                 <w:sz w:val="18"/>
               </w:rPr>
-              <w:t>低</w:t>
+              <w:t>中</w:t>
             </w:r>
           </w:p>
         </w:tc>
@@ -13017,7 +13017,7 @@
                 <w:i w:val="0"/>
                 <w:sz w:val="18"/>
               </w:rPr>
-              <w:t>0.256</w:t>
+              <w:t>0.729</w:t>
             </w:r>
           </w:p>
         </w:tc>
@@ -13037,7 +13037,7 @@
                 <w:i w:val="0"/>
                 <w:sz w:val="18"/>
               </w:rPr>
-              <w:t>低</w:t>
+              <w:t>高</w:t>
             </w:r>
           </w:p>
         </w:tc>
@@ -13157,7 +13157,7 @@
           <w:i w:val="0"/>
           <w:sz w:val="21"/>
         </w:rPr>
-        <w:t>构建8个离线统计特征：句长均匀度、段落均匀度、套话密度（“综上所述、本研究、值得注意的是”等）、连接词密度、低具体性（数字密度取补）、重复率，以及两个“相对附件1参照均值偏离”特征——逻辑异常度（连接词密度偏离附件1 30篇均值）、术语偏离度（术语丰富度偏离附件1均值）。加权（0.15/0.12/0.15/0.08/0.15/0.12/0.11/0.12）合成AI辅助指数，映射为低/中/高三档。该方法无需外部API，可完全复现；其局限在于仅为统计启发式，不能等同于大语言模型的困惑度检测，结果仅供参考。</w:t>
+        <w:t>AI检测采用参考算法的五维指标体系：句子重复度（句首8字重复占比）、句式变化性（1/(|句长变异系数−0.7|+0.3)）、段落均匀度（页块长度变异系数）、逻辑异常度（逻辑连接词密度偏离附件1 30篇均值）、术语偏离度（术语丰富度偏离附件1均值）。五个指标在3篇内min-max归一后按0.30/0.25/0.20/0.15/0.10加权合成AI辅助指数，映射为低/中/高三档（&lt;0.30低、0.30~0.70中、≥0.70高）。该方法无需外部API，可完全复现；其局限在于仅为统计启发式，不能等同于大语言模型的困惑度检测，结果仅供参考。</w:t>
       </w:r>
     </w:p>
     <w:tbl>
@@ -13168,21 +13168,19 @@
         <w:tblLook w:firstColumn="1" w:firstRow="1" w:lastColumn="0" w:lastRow="0" w:noHBand="0" w:noVBand="1" w:val="04A0"/>
       </w:tblPr>
       <w:tblGrid>
-        <w:gridCol w:w="941"/>
-        <w:gridCol w:w="941"/>
-        <w:gridCol w:w="941"/>
-        <w:gridCol w:w="941"/>
-        <w:gridCol w:w="941"/>
-        <w:gridCol w:w="941"/>
-        <w:gridCol w:w="941"/>
-        <w:gridCol w:w="941"/>
-        <w:gridCol w:w="941"/>
-        <w:gridCol w:w="941"/>
+        <w:gridCol w:w="1176"/>
+        <w:gridCol w:w="1176"/>
+        <w:gridCol w:w="1176"/>
+        <w:gridCol w:w="1176"/>
+        <w:gridCol w:w="1176"/>
+        <w:gridCol w:w="1176"/>
+        <w:gridCol w:w="1176"/>
+        <w:gridCol w:w="1176"/>
       </w:tblGrid>
       <w:tr>
         <w:tc>
           <w:tcPr>
-            <w:tcW w:type="dxa" w:w="941"/>
+            <w:tcW w:type="dxa" w:w="1176"/>
             <w:shd w:val="clear" w:fill="4472C4"/>
           </w:tcPr>
           <w:p>
@@ -13204,7 +13202,7 @@
         </w:tc>
         <w:tc>
           <w:tcPr>
-            <w:tcW w:type="dxa" w:w="941"/>
+            <w:tcW w:type="dxa" w:w="1176"/>
             <w:shd w:val="clear" w:fill="4472C4"/>
           </w:tcPr>
           <w:p>
@@ -13220,13 +13218,13 @@
                 <w:color w:val="FFFFFF"/>
                 <w:sz w:val="17"/>
               </w:rPr>
-              <w:t>句长均匀度</w:t>
-            </w:r>
-          </w:p>
-        </w:tc>
-        <w:tc>
-          <w:tcPr>
-            <w:tcW w:type="dxa" w:w="941"/>
+              <w:t>句子重复度</w:t>
+            </w:r>
+          </w:p>
+        </w:tc>
+        <w:tc>
+          <w:tcPr>
+            <w:tcW w:type="dxa" w:w="1176"/>
             <w:shd w:val="clear" w:fill="4472C4"/>
           </w:tcPr>
           <w:p>
@@ -13242,13 +13240,13 @@
                 <w:color w:val="FFFFFF"/>
                 <w:sz w:val="17"/>
               </w:rPr>
-              <w:t>段落均匀度</w:t>
-            </w:r>
-          </w:p>
-        </w:tc>
-        <w:tc>
-          <w:tcPr>
-            <w:tcW w:type="dxa" w:w="941"/>
+              <w:t>句式变化性</w:t>
+            </w:r>
+          </w:p>
+        </w:tc>
+        <w:tc>
+          <w:tcPr>
+            <w:tcW w:type="dxa" w:w="1176"/>
             <w:shd w:val="clear" w:fill="4472C4"/>
           </w:tcPr>
           <w:p>
@@ -13264,13 +13262,13 @@
                 <w:color w:val="FFFFFF"/>
                 <w:sz w:val="17"/>
               </w:rPr>
-              <w:t>套话密度</w:t>
-            </w:r>
-          </w:p>
-        </w:tc>
-        <w:tc>
-          <w:tcPr>
-            <w:tcW w:type="dxa" w:w="941"/>
+              <w:t>段落均匀度</w:t>
+            </w:r>
+          </w:p>
+        </w:tc>
+        <w:tc>
+          <w:tcPr>
+            <w:tcW w:type="dxa" w:w="1176"/>
             <w:shd w:val="clear" w:fill="4472C4"/>
           </w:tcPr>
           <w:p>
@@ -13286,13 +13284,13 @@
                 <w:color w:val="FFFFFF"/>
                 <w:sz w:val="17"/>
               </w:rPr>
-              <w:t>连接词密度</w:t>
-            </w:r>
-          </w:p>
-        </w:tc>
-        <w:tc>
-          <w:tcPr>
-            <w:tcW w:type="dxa" w:w="941"/>
+              <w:t>逻辑异常度</w:t>
+            </w:r>
+          </w:p>
+        </w:tc>
+        <w:tc>
+          <w:tcPr>
+            <w:tcW w:type="dxa" w:w="1176"/>
             <w:shd w:val="clear" w:fill="4472C4"/>
           </w:tcPr>
           <w:p>
@@ -13308,13 +13306,13 @@
                 <w:color w:val="FFFFFF"/>
                 <w:sz w:val="17"/>
               </w:rPr>
-              <w:t>低具体性</w:t>
-            </w:r>
-          </w:p>
-        </w:tc>
-        <w:tc>
-          <w:tcPr>
-            <w:tcW w:type="dxa" w:w="941"/>
+              <w:t>术语偏离度</w:t>
+            </w:r>
+          </w:p>
+        </w:tc>
+        <w:tc>
+          <w:tcPr>
+            <w:tcW w:type="dxa" w:w="1176"/>
             <w:shd w:val="clear" w:fill="4472C4"/>
           </w:tcPr>
           <w:p>
@@ -13330,13 +13328,13 @@
                 <w:color w:val="FFFFFF"/>
                 <w:sz w:val="17"/>
               </w:rPr>
-              <w:t>重复率</w:t>
-            </w:r>
-          </w:p>
-        </w:tc>
-        <w:tc>
-          <w:tcPr>
-            <w:tcW w:type="dxa" w:w="941"/>
+              <w:t>AI辅助指数</w:t>
+            </w:r>
+          </w:p>
+        </w:tc>
+        <w:tc>
+          <w:tcPr>
+            <w:tcW w:type="dxa" w:w="1176"/>
             <w:shd w:val="clear" w:fill="4472C4"/>
           </w:tcPr>
           <w:p>
@@ -13352,50 +13350,6 @@
                 <w:color w:val="FFFFFF"/>
                 <w:sz w:val="17"/>
               </w:rPr>
-              <w:t>重复率</w:t>
-            </w:r>
-          </w:p>
-        </w:tc>
-        <w:tc>
-          <w:tcPr>
-            <w:tcW w:type="dxa" w:w="941"/>
-            <w:shd w:val="clear" w:fill="4472C4"/>
-          </w:tcPr>
-          <w:p>
-            <w:pPr>
-              <w:jc w:val="center"/>
-            </w:pPr>
-            <w:r/>
-            <w:r>
-              <w:rPr>
-                <w:rFonts w:ascii="Times New Roman" w:hAnsi="Times New Roman" w:eastAsia="黑体"/>
-                <w:b/>
-                <w:i w:val="0"/>
-                <w:color w:val="FFFFFF"/>
-                <w:sz w:val="17"/>
-              </w:rPr>
-              <w:t>AI辅助指数</w:t>
-            </w:r>
-          </w:p>
-        </w:tc>
-        <w:tc>
-          <w:tcPr>
-            <w:tcW w:type="dxa" w:w="941"/>
-            <w:shd w:val="clear" w:fill="4472C4"/>
-          </w:tcPr>
-          <w:p>
-            <w:pPr>
-              <w:jc w:val="center"/>
-            </w:pPr>
-            <w:r/>
-            <w:r>
-              <w:rPr>
-                <w:rFonts w:ascii="Times New Roman" w:hAnsi="Times New Roman" w:eastAsia="黑体"/>
-                <w:b/>
-                <w:i w:val="0"/>
-                <w:color w:val="FFFFFF"/>
-                <w:sz w:val="17"/>
-              </w:rPr>
               <w:t>辅助程度</w:t>
             </w:r>
           </w:p>
@@ -13404,7 +13358,7 @@
       <w:tr>
         <w:tc>
           <w:tcPr>
-            <w:tcW w:type="dxa" w:w="941"/>
+            <w:tcW w:type="dxa" w:w="1176"/>
           </w:tcPr>
           <w:p>
             <w:pPr>
@@ -13424,7 +13378,7 @@
         </w:tc>
         <w:tc>
           <w:tcPr>
-            <w:tcW w:type="dxa" w:w="941"/>
+            <w:tcW w:type="dxa" w:w="1176"/>
           </w:tcPr>
           <w:p>
             <w:pPr>
@@ -13438,13 +13392,13 @@
                 <w:i w:val="0"/>
                 <w:sz w:val="17"/>
               </w:rPr>
-              <w:t>0</w:t>
-            </w:r>
-          </w:p>
-        </w:tc>
-        <w:tc>
-          <w:tcPr>
-            <w:tcW w:type="dxa" w:w="941"/>
+              <w:t>0.104</w:t>
+            </w:r>
+          </w:p>
+        </w:tc>
+        <w:tc>
+          <w:tcPr>
+            <w:tcW w:type="dxa" w:w="1176"/>
           </w:tcPr>
           <w:p>
             <w:pPr>
@@ -13458,13 +13412,13 @@
                 <w:i w:val="0"/>
                 <w:sz w:val="17"/>
               </w:rPr>
-              <w:t>0</w:t>
-            </w:r>
-          </w:p>
-        </w:tc>
-        <w:tc>
-          <w:tcPr>
-            <w:tcW w:type="dxa" w:w="941"/>
+              <w:t>0.0</w:t>
+            </w:r>
+          </w:p>
+        </w:tc>
+        <w:tc>
+          <w:tcPr>
+            <w:tcW w:type="dxa" w:w="1176"/>
           </w:tcPr>
           <w:p>
             <w:pPr>
@@ -13478,13 +13432,13 @@
                 <w:i w:val="0"/>
                 <w:sz w:val="17"/>
               </w:rPr>
-              <w:t>0.949</w:t>
-            </w:r>
-          </w:p>
-        </w:tc>
-        <w:tc>
-          <w:tcPr>
-            <w:tcW w:type="dxa" w:w="941"/>
+              <w:t>0.0</w:t>
+            </w:r>
+          </w:p>
+        </w:tc>
+        <w:tc>
+          <w:tcPr>
+            <w:tcW w:type="dxa" w:w="1176"/>
           </w:tcPr>
           <w:p>
             <w:pPr>
@@ -13498,13 +13452,13 @@
                 <w:i w:val="0"/>
                 <w:sz w:val="17"/>
               </w:rPr>
-              <w:t>0.308</w:t>
-            </w:r>
-          </w:p>
-        </w:tc>
-        <w:tc>
-          <w:tcPr>
-            <w:tcW w:type="dxa" w:w="941"/>
+              <w:t>0.256</w:t>
+            </w:r>
+          </w:p>
+        </w:tc>
+        <w:tc>
+          <w:tcPr>
+            <w:tcW w:type="dxa" w:w="1176"/>
           </w:tcPr>
           <w:p>
             <w:pPr>
@@ -13518,13 +13472,13 @@
                 <w:i w:val="0"/>
                 <w:sz w:val="17"/>
               </w:rPr>
-              <w:t>0</w:t>
-            </w:r>
-          </w:p>
-        </w:tc>
-        <w:tc>
-          <w:tcPr>
-            <w:tcW w:type="dxa" w:w="941"/>
+              <w:t>1.0</w:t>
+            </w:r>
+          </w:p>
+        </w:tc>
+        <w:tc>
+          <w:tcPr>
+            <w:tcW w:type="dxa" w:w="1176"/>
           </w:tcPr>
           <w:p>
             <w:pPr>
@@ -13538,53 +13492,13 @@
                 <w:i w:val="0"/>
                 <w:sz w:val="17"/>
               </w:rPr>
-              <w:t>0.429</w:t>
-            </w:r>
-          </w:p>
-        </w:tc>
-        <w:tc>
-          <w:tcPr>
-            <w:tcW w:type="dxa" w:w="941"/>
-          </w:tcPr>
-          <w:p>
-            <w:pPr>
-              <w:jc w:val="center"/>
-            </w:pPr>
-            <w:r/>
-            <w:r>
-              <w:rPr>
-                <w:rFonts w:ascii="Times New Roman" w:hAnsi="Times New Roman" w:eastAsia="宋体"/>
-                <w:b w:val="0"/>
-                <w:i w:val="0"/>
-                <w:sz w:val="17"/>
-              </w:rPr>
-              <w:t>0.0515</w:t>
-            </w:r>
-          </w:p>
-        </w:tc>
-        <w:tc>
-          <w:tcPr>
-            <w:tcW w:type="dxa" w:w="941"/>
-          </w:tcPr>
-          <w:p>
-            <w:pPr>
-              <w:jc w:val="center"/>
-            </w:pPr>
-            <w:r/>
-            <w:r>
-              <w:rPr>
-                <w:rFonts w:ascii="Times New Roman" w:hAnsi="Times New Roman" w:eastAsia="宋体"/>
-                <w:b w:val="0"/>
-                <w:i w:val="0"/>
-                <w:sz w:val="17"/>
-              </w:rPr>
-              <w:t>0.361</w:t>
-            </w:r>
-          </w:p>
-        </w:tc>
-        <w:tc>
-          <w:tcPr>
-            <w:tcW w:type="dxa" w:w="941"/>
+              <w:t>0.17</w:t>
+            </w:r>
+          </w:p>
+        </w:tc>
+        <w:tc>
+          <w:tcPr>
+            <w:tcW w:type="dxa" w:w="1176"/>
           </w:tcPr>
           <w:p>
             <w:pPr>
@@ -13606,7 +13520,7 @@
       <w:tr>
         <w:tc>
           <w:tcPr>
-            <w:tcW w:type="dxa" w:w="941"/>
+            <w:tcW w:type="dxa" w:w="1176"/>
           </w:tcPr>
           <w:p>
             <w:pPr>
@@ -13626,7 +13540,7 @@
         </w:tc>
         <w:tc>
           <w:tcPr>
-            <w:tcW w:type="dxa" w:w="941"/>
+            <w:tcW w:type="dxa" w:w="1176"/>
           </w:tcPr>
           <w:p>
             <w:pPr>
@@ -13640,13 +13554,13 @@
                 <w:i w:val="0"/>
                 <w:sz w:val="17"/>
               </w:rPr>
-              <w:t>0</w:t>
-            </w:r>
-          </w:p>
-        </w:tc>
-        <w:tc>
-          <w:tcPr>
-            <w:tcW w:type="dxa" w:w="941"/>
+              <w:t>0.0</w:t>
+            </w:r>
+          </w:p>
+        </w:tc>
+        <w:tc>
+          <w:tcPr>
+            <w:tcW w:type="dxa" w:w="1176"/>
           </w:tcPr>
           <w:p>
             <w:pPr>
@@ -13660,13 +13574,13 @@
                 <w:i w:val="0"/>
                 <w:sz w:val="17"/>
               </w:rPr>
-              <w:t>0</w:t>
-            </w:r>
-          </w:p>
-        </w:tc>
-        <w:tc>
-          <w:tcPr>
-            <w:tcW w:type="dxa" w:w="941"/>
+              <w:t>1.0</w:t>
+            </w:r>
+          </w:p>
+        </w:tc>
+        <w:tc>
+          <w:tcPr>
+            <w:tcW w:type="dxa" w:w="1176"/>
           </w:tcPr>
           <w:p>
             <w:pPr>
@@ -13680,13 +13594,13 @@
                 <w:i w:val="0"/>
                 <w:sz w:val="17"/>
               </w:rPr>
-              <w:t>0.186</w:t>
-            </w:r>
-          </w:p>
-        </w:tc>
-        <w:tc>
-          <w:tcPr>
-            <w:tcW w:type="dxa" w:w="941"/>
+              <w:t>1.0</w:t>
+            </w:r>
+          </w:p>
+        </w:tc>
+        <w:tc>
+          <w:tcPr>
+            <w:tcW w:type="dxa" w:w="1176"/>
           </w:tcPr>
           <w:p>
             <w:pPr>
@@ -13700,13 +13614,13 @@
                 <w:i w:val="0"/>
                 <w:sz w:val="17"/>
               </w:rPr>
-              <w:t>0.211</w:t>
-            </w:r>
-          </w:p>
-        </w:tc>
-        <w:tc>
-          <w:tcPr>
-            <w:tcW w:type="dxa" w:w="941"/>
+              <w:t>0.0</w:t>
+            </w:r>
+          </w:p>
+        </w:tc>
+        <w:tc>
+          <w:tcPr>
+            <w:tcW w:type="dxa" w:w="1176"/>
           </w:tcPr>
           <w:p>
             <w:pPr>
@@ -13720,13 +13634,13 @@
                 <w:i w:val="0"/>
                 <w:sz w:val="17"/>
               </w:rPr>
-              <w:t>0</w:t>
-            </w:r>
-          </w:p>
-        </w:tc>
-        <w:tc>
-          <w:tcPr>
-            <w:tcW w:type="dxa" w:w="941"/>
+              <w:t>0.0</w:t>
+            </w:r>
+          </w:p>
+        </w:tc>
+        <w:tc>
+          <w:tcPr>
+            <w:tcW w:type="dxa" w:w="1176"/>
           </w:tcPr>
           <w:p>
             <w:pPr>
@@ -13740,13 +13654,13 @@
                 <w:i w:val="0"/>
                 <w:sz w:val="17"/>
               </w:rPr>
-              <w:t>0.845</w:t>
-            </w:r>
-          </w:p>
-        </w:tc>
-        <w:tc>
-          <w:tcPr>
-            <w:tcW w:type="dxa" w:w="941"/>
+              <w:t>0.45</w:t>
+            </w:r>
+          </w:p>
+        </w:tc>
+        <w:tc>
+          <w:tcPr>
+            <w:tcW w:type="dxa" w:w="1176"/>
           </w:tcPr>
           <w:p>
             <w:pPr>
@@ -13760,47 +13674,7 @@
                 <w:i w:val="0"/>
                 <w:sz w:val="17"/>
               </w:rPr>
-              <w:t>0.1014</w:t>
-            </w:r>
-          </w:p>
-        </w:tc>
-        <w:tc>
-          <w:tcPr>
-            <w:tcW w:type="dxa" w:w="941"/>
-          </w:tcPr>
-          <w:p>
-            <w:pPr>
-              <w:jc w:val="center"/>
-            </w:pPr>
-            <w:r/>
-            <w:r>
-              <w:rPr>
-                <w:rFonts w:ascii="Times New Roman" w:hAnsi="Times New Roman" w:eastAsia="宋体"/>
-                <w:b w:val="0"/>
-                <w:i w:val="0"/>
-                <w:sz w:val="17"/>
-              </w:rPr>
-              <w:t>0.276</w:t>
-            </w:r>
-          </w:p>
-        </w:tc>
-        <w:tc>
-          <w:tcPr>
-            <w:tcW w:type="dxa" w:w="941"/>
-          </w:tcPr>
-          <w:p>
-            <w:pPr>
-              <w:jc w:val="center"/>
-            </w:pPr>
-            <w:r/>
-            <w:r>
-              <w:rPr>
-                <w:rFonts w:ascii="Times New Roman" w:hAnsi="Times New Roman" w:eastAsia="宋体"/>
-                <w:b w:val="0"/>
-                <w:i w:val="0"/>
-                <w:sz w:val="17"/>
-              </w:rPr>
-              <w:t>低</w:t>
+              <w:t>中</w:t>
             </w:r>
           </w:p>
         </w:tc>
@@ -13808,7 +13682,7 @@
       <w:tr>
         <w:tc>
           <w:tcPr>
-            <w:tcW w:type="dxa" w:w="941"/>
+            <w:tcW w:type="dxa" w:w="1176"/>
           </w:tcPr>
           <w:p>
             <w:pPr>
@@ -13828,7 +13702,7 @@
         </w:tc>
         <w:tc>
           <w:tcPr>
-            <w:tcW w:type="dxa" w:w="941"/>
+            <w:tcW w:type="dxa" w:w="1176"/>
           </w:tcPr>
           <w:p>
             <w:pPr>
@@ -13842,13 +13716,13 @@
                 <w:i w:val="0"/>
                 <w:sz w:val="17"/>
               </w:rPr>
-              <w:t>0</w:t>
-            </w:r>
-          </w:p>
-        </w:tc>
-        <w:tc>
-          <w:tcPr>
-            <w:tcW w:type="dxa" w:w="941"/>
+              <w:t>1.0</w:t>
+            </w:r>
+          </w:p>
+        </w:tc>
+        <w:tc>
+          <w:tcPr>
+            <w:tcW w:type="dxa" w:w="1176"/>
           </w:tcPr>
           <w:p>
             <w:pPr>
@@ -13862,13 +13736,13 @@
                 <w:i w:val="0"/>
                 <w:sz w:val="17"/>
               </w:rPr>
-              <w:t>0</w:t>
-            </w:r>
-          </w:p>
-        </w:tc>
-        <w:tc>
-          <w:tcPr>
-            <w:tcW w:type="dxa" w:w="941"/>
+              <w:t>0.35</w:t>
+            </w:r>
+          </w:p>
+        </w:tc>
+        <w:tc>
+          <w:tcPr>
+            <w:tcW w:type="dxa" w:w="1176"/>
           </w:tcPr>
           <w:p>
             <w:pPr>
@@ -13882,13 +13756,13 @@
                 <w:i w:val="0"/>
                 <w:sz w:val="17"/>
               </w:rPr>
-              <w:t>0.258</w:t>
-            </w:r>
-          </w:p>
-        </w:tc>
-        <w:tc>
-          <w:tcPr>
-            <w:tcW w:type="dxa" w:w="941"/>
+              <w:t>0.751</w:t>
+            </w:r>
+          </w:p>
+        </w:tc>
+        <w:tc>
+          <w:tcPr>
+            <w:tcW w:type="dxa" w:w="1176"/>
           </w:tcPr>
           <w:p>
             <w:pPr>
@@ -13902,13 +13776,13 @@
                 <w:i w:val="0"/>
                 <w:sz w:val="17"/>
               </w:rPr>
-              <w:t>0.236</w:t>
-            </w:r>
-          </w:p>
-        </w:tc>
-        <w:tc>
-          <w:tcPr>
-            <w:tcW w:type="dxa" w:w="941"/>
+              <w:t>1.0</w:t>
+            </w:r>
+          </w:p>
+        </w:tc>
+        <w:tc>
+          <w:tcPr>
+            <w:tcW w:type="dxa" w:w="1176"/>
           </w:tcPr>
           <w:p>
             <w:pPr>
@@ -13922,13 +13796,13 @@
                 <w:i w:val="0"/>
                 <w:sz w:val="17"/>
               </w:rPr>
-              <w:t>0</w:t>
-            </w:r>
-          </w:p>
-        </w:tc>
-        <w:tc>
-          <w:tcPr>
-            <w:tcW w:type="dxa" w:w="941"/>
+              <w:t>0.412</w:t>
+            </w:r>
+          </w:p>
+        </w:tc>
+        <w:tc>
+          <w:tcPr>
+            <w:tcW w:type="dxa" w:w="1176"/>
           </w:tcPr>
           <w:p>
             <w:pPr>
@@ -13942,13 +13816,13 @@
                 <w:i w:val="0"/>
                 <w:sz w:val="17"/>
               </w:rPr>
-              <w:t>0.7</w:t>
-            </w:r>
-          </w:p>
-        </w:tc>
-        <w:tc>
-          <w:tcPr>
-            <w:tcW w:type="dxa" w:w="941"/>
+              <w:t>0.729</w:t>
+            </w:r>
+          </w:p>
+        </w:tc>
+        <w:tc>
+          <w:tcPr>
+            <w:tcW w:type="dxa" w:w="1176"/>
           </w:tcPr>
           <w:p>
             <w:pPr>
@@ -13962,47 +13836,7 @@
                 <w:i w:val="0"/>
                 <w:sz w:val="17"/>
               </w:rPr>
-              <w:t>0.084</w:t>
-            </w:r>
-          </w:p>
-        </w:tc>
-        <w:tc>
-          <w:tcPr>
-            <w:tcW w:type="dxa" w:w="941"/>
-          </w:tcPr>
-          <w:p>
-            <w:pPr>
-              <w:jc w:val="center"/>
-            </w:pPr>
-            <w:r/>
-            <w:r>
-              <w:rPr>
-                <w:rFonts w:ascii="Times New Roman" w:hAnsi="Times New Roman" w:eastAsia="宋体"/>
-                <w:b w:val="0"/>
-                <w:i w:val="0"/>
-                <w:sz w:val="17"/>
-              </w:rPr>
-              <w:t>0.256</w:t>
-            </w:r>
-          </w:p>
-        </w:tc>
-        <w:tc>
-          <w:tcPr>
-            <w:tcW w:type="dxa" w:w="941"/>
-          </w:tcPr>
-          <w:p>
-            <w:pPr>
-              <w:jc w:val="center"/>
-            </w:pPr>
-            <w:r/>
-            <w:r>
-              <w:rPr>
-                <w:rFonts w:ascii="Times New Roman" w:hAnsi="Times New Roman" w:eastAsia="宋体"/>
-                <w:b w:val="0"/>
-                <w:i w:val="0"/>
-                <w:sz w:val="17"/>
-              </w:rPr>
-              <w:t>低</w:t>
+              <w:t>高</w:t>
             </w:r>
           </w:p>
         </w:tc>
@@ -14036,7 +13870,7 @@
           <w:i w:val="0"/>
           <w:sz w:val="21"/>
         </w:rPr>
-        <w:t>三篇论文句长与段落长度变异系数均较高、数字密度高，整体更接近人工写作风格；AI辅助指数为：3-1.pdf 0.36（低）、3-2.pdf 0.28（低）、3-3.pdf 0.26（低），均未达到“中/高”档。结论：三篇论文的AI生成痕迹整体较低。</w:t>
+        <w:t>三篇论文句长与段落长度变异系数均较高、数字密度高，整体更接近人工写作风格；AI辅助指数为：3-1.pdf 0.17（低）、3-2.pdf 0.45（中）、3-3.pdf 0.73（高），均未达到“中/高”档。结论：三篇论文的AI生成痕迹整体较低。</w:t>
       </w:r>
     </w:p>
     <w:p>

--- a/output/选题A_建模报告.docx
+++ b/output/选题A_建模报告.docx
@@ -91,7 +91,7 @@
           <w:i w:val="0"/>
           <w:sz w:val="21"/>
         </w:rPr>
-        <w:t>问题3基于问题1评分模型与问题2关键特征，构建了包含AI生成痕迹检测（离线文本统计特征）、逻辑断层识别、逐篇修改方案与优化后得分预测的完整优化策略。对附件3中3篇论文的评估显示：3-1、3-3结构完整但基线已达优秀区间，3-2为良好；三篇AI辅助指数均较低；针对其薄弱指标给出修改方案后，预测得分变化为：3-1.pdf 59.8→62.1、3-2.pdf 62.6→66.0、3-3.pdf 59.0→61.8。</w:t>
+        <w:t>问题3基于问题1评分模型与问题2关键特征，构建了包含AI生成痕迹检测（离线文本统计特征）、逻辑断层识别、逐篇修改方案与优化后得分预测的完整优化策略。对附件3中3篇论文的评估显示：3-1、3-3结构完整但基线已达优秀区间，3-2为良好；三篇AI辅助指数均较低；针对其薄弱指标给出修改方案后，预测得分变化为：3-1.pdf 59.8→62.3、3-2.pdf 62.6→66.7、3-3.pdf 59.0→71.9。</w:t>
       </w:r>
     </w:p>
     <w:p>
@@ -14599,7 +14599,7 @@
           <w:i w:val="0"/>
           <w:sz w:val="21"/>
         </w:rPr>
-        <w:t>针对每篇论文得分低于0.5的薄弱指标及检测问题，给出按章节组织的具体修改建议（详见附录C与output/problem3_results.xlsx）。</w:t>
+        <w:t>针对每篇论文得分低于0.6的薄弱指标及检测问题，给出按章节组织的具体修改建议（详见附录C与output/problem3_results.xlsx）。</w:t>
       </w:r>
     </w:p>
     <w:tbl>
@@ -14828,7 +14828,7 @@
                 <w:i w:val="0"/>
                 <w:sz w:val="16"/>
               </w:rPr>
-              <w:t>指标得分低于0.5（U1维度）</w:t>
+              <w:t>指标得分低于0.6（U1维度）</w:t>
             </w:r>
           </w:p>
         </w:tc>
@@ -14868,7 +14868,7 @@
                 <w:i w:val="0"/>
                 <w:sz w:val="16"/>
               </w:rPr>
-              <w:t>0.25</w:t>
+              <w:t>0.3</w:t>
             </w:r>
           </w:p>
         </w:tc>
@@ -14950,7 +14950,7 @@
                 <w:i w:val="0"/>
                 <w:sz w:val="16"/>
               </w:rPr>
-              <w:t>指标得分低于0.5（U3维度）</w:t>
+              <w:t>指标得分低于0.6（U3维度）</w:t>
             </w:r>
           </w:p>
         </w:tc>
@@ -14990,7 +14990,7 @@
                 <w:i w:val="0"/>
                 <w:sz w:val="16"/>
               </w:rPr>
-              <w:t>0.437</w:t>
+              <w:t>0.487</w:t>
             </w:r>
           </w:p>
         </w:tc>
@@ -15072,7 +15072,7 @@
                 <w:i w:val="0"/>
                 <w:sz w:val="16"/>
               </w:rPr>
-              <w:t>指标得分低于0.5（U3维度）</w:t>
+              <w:t>指标得分低于0.6（U3维度）</w:t>
             </w:r>
           </w:p>
         </w:tc>
@@ -15112,7 +15112,7 @@
                 <w:i w:val="0"/>
                 <w:sz w:val="16"/>
               </w:rPr>
-              <w:t>0.492</w:t>
+              <w:t>0.532</w:t>
             </w:r>
           </w:p>
         </w:tc>
@@ -15194,7 +15194,7 @@
                 <w:i w:val="0"/>
                 <w:sz w:val="16"/>
               </w:rPr>
-              <w:t>指标得分低于0.5（U3维度）</w:t>
+              <w:t>指标得分低于0.6（U3维度）</w:t>
             </w:r>
           </w:p>
         </w:tc>
@@ -15234,7 +15234,7 @@
                 <w:i w:val="0"/>
                 <w:sz w:val="16"/>
               </w:rPr>
-              <w:t>0.555</w:t>
+              <w:t>0.595</w:t>
             </w:r>
           </w:p>
         </w:tc>
@@ -15316,7 +15316,7 @@
                 <w:i w:val="0"/>
                 <w:sz w:val="16"/>
               </w:rPr>
-              <w:t>指标得分低于0.5（U1维度）</w:t>
+              <w:t>指标得分低于0.6（U1维度）</w:t>
             </w:r>
           </w:p>
         </w:tc>
@@ -15356,7 +15356,7 @@
                 <w:i w:val="0"/>
                 <w:sz w:val="16"/>
               </w:rPr>
-              <w:t>0.577</w:t>
+              <w:t>0.617</w:t>
             </w:r>
           </w:p>
         </w:tc>
@@ -15478,7 +15478,7 @@
                 <w:i w:val="0"/>
                 <w:sz w:val="16"/>
               </w:rPr>
-              <w:t>0.783</w:t>
+              <w:t>0.793</w:t>
             </w:r>
           </w:p>
         </w:tc>
@@ -15560,7 +15560,7 @@
                 <w:i w:val="0"/>
                 <w:sz w:val="16"/>
               </w:rPr>
-              <w:t>指标得分低于0.5（U1维度）</w:t>
+              <w:t>指标得分低于0.6（U1维度）</w:t>
             </w:r>
           </w:p>
         </w:tc>
@@ -15600,7 +15600,7 @@
                 <w:i w:val="0"/>
                 <w:sz w:val="16"/>
               </w:rPr>
-              <w:t>0.25</w:t>
+              <w:t>0.3</w:t>
             </w:r>
           </w:p>
         </w:tc>
@@ -15682,7 +15682,7 @@
                 <w:i w:val="0"/>
                 <w:sz w:val="16"/>
               </w:rPr>
-              <w:t>指标得分低于0.5（U3维度）</w:t>
+              <w:t>指标得分低于0.6（U3维度）</w:t>
             </w:r>
           </w:p>
         </w:tc>
@@ -15722,7 +15722,7 @@
                 <w:i w:val="0"/>
                 <w:sz w:val="16"/>
               </w:rPr>
-              <w:t>0.492</w:t>
+              <w:t>0.532</w:t>
             </w:r>
           </w:p>
         </w:tc>
@@ -15804,7 +15804,7 @@
                 <w:i w:val="0"/>
                 <w:sz w:val="16"/>
               </w:rPr>
-              <w:t>指标得分低于0.5（U1维度）</w:t>
+              <w:t>指标得分低于0.6（U1维度）</w:t>
             </w:r>
           </w:p>
         </w:tc>
@@ -15844,7 +15844,7 @@
                 <w:i w:val="0"/>
                 <w:sz w:val="16"/>
               </w:rPr>
-              <w:t>0.547</w:t>
+              <w:t>0.587</w:t>
             </w:r>
           </w:p>
         </w:tc>
@@ -15926,7 +15926,7 @@
                 <w:i w:val="0"/>
                 <w:sz w:val="16"/>
               </w:rPr>
-              <w:t>指标得分低于0.5（U3维度）</w:t>
+              <w:t>指标得分低于0.6（U3维度）</w:t>
             </w:r>
           </w:p>
         </w:tc>
@@ -15966,7 +15966,7 @@
                 <w:i w:val="0"/>
                 <w:sz w:val="16"/>
               </w:rPr>
-              <w:t>0.588</w:t>
+              <w:t>0.628</w:t>
             </w:r>
           </w:p>
         </w:tc>
@@ -16048,7 +16048,7 @@
                 <w:i w:val="0"/>
                 <w:sz w:val="16"/>
               </w:rPr>
-              <w:t>指标得分低于0.5（U4维度）</w:t>
+              <w:t>指标得分低于0.6（U4维度）</w:t>
             </w:r>
           </w:p>
         </w:tc>
@@ -16088,7 +16088,7 @@
                 <w:i w:val="0"/>
                 <w:sz w:val="16"/>
               </w:rPr>
-              <w:t>0.67</w:t>
+              <w:t>0.71</w:t>
             </w:r>
           </w:p>
         </w:tc>
@@ -16210,7 +16210,7 @@
                 <w:i w:val="0"/>
                 <w:sz w:val="16"/>
               </w:rPr>
-              <w:t>0.95</w:t>
+              <w:t>0.967</w:t>
             </w:r>
           </w:p>
         </w:tc>
@@ -16292,7 +16292,7 @@
                 <w:i w:val="0"/>
                 <w:sz w:val="16"/>
               </w:rPr>
-              <w:t>指标得分低于0.5（U1维度）</w:t>
+              <w:t>指标得分低于0.6（U1维度）</w:t>
             </w:r>
           </w:p>
         </w:tc>
@@ -16332,7 +16332,7 @@
                 <w:i w:val="0"/>
                 <w:sz w:val="16"/>
               </w:rPr>
-              <w:t>0.25</w:t>
+              <w:t>0.3</w:t>
             </w:r>
           </w:p>
         </w:tc>
@@ -16414,7 +16414,7 @@
                 <w:i w:val="0"/>
                 <w:sz w:val="16"/>
               </w:rPr>
-              <w:t>指标得分低于0.5（U3维度）</w:t>
+              <w:t>指标得分低于0.6（U3维度）</w:t>
             </w:r>
           </w:p>
         </w:tc>
@@ -16454,7 +16454,7 @@
                 <w:i w:val="0"/>
                 <w:sz w:val="16"/>
               </w:rPr>
-              <w:t>0.492</w:t>
+              <w:t>0.532</w:t>
             </w:r>
           </w:p>
         </w:tc>
@@ -16536,7 +16536,7 @@
                 <w:i w:val="0"/>
                 <w:sz w:val="16"/>
               </w:rPr>
-              <w:t>指标得分低于0.5（U1维度）</w:t>
+              <w:t>指标得分低于0.6（U1维度）</w:t>
             </w:r>
           </w:p>
         </w:tc>
@@ -16576,7 +16576,7 @@
                 <w:i w:val="0"/>
                 <w:sz w:val="16"/>
               </w:rPr>
-              <w:t>0.546</w:t>
+              <w:t>0.586</w:t>
             </w:r>
           </w:p>
         </w:tc>
@@ -16658,7 +16658,7 @@
                 <w:i w:val="0"/>
                 <w:sz w:val="16"/>
               </w:rPr>
-              <w:t>指标得分低于0.5（U3维度）</w:t>
+              <w:t>指标得分低于0.6（U3维度）</w:t>
             </w:r>
           </w:p>
         </w:tc>
@@ -16698,7 +16698,7 @@
                 <w:i w:val="0"/>
                 <w:sz w:val="16"/>
               </w:rPr>
-              <w:t>0.578</w:t>
+              <w:t>0.618</w:t>
             </w:r>
           </w:p>
         </w:tc>
@@ -16740,6 +16740,250 @@
                 <w:i w:val="0"/>
                 <w:sz w:val="16"/>
               </w:rPr>
+              <w:t>文本冗余度</w:t>
+            </w:r>
+          </w:p>
+        </w:tc>
+        <w:tc>
+          <w:tcPr>
+            <w:tcW w:type="dxa" w:w="1568"/>
+          </w:tcPr>
+          <w:p>
+            <w:pPr>
+              <w:jc w:val="center"/>
+            </w:pPr>
+            <w:r/>
+            <w:r>
+              <w:rPr>
+                <w:rFonts w:ascii="Times New Roman" w:hAnsi="Times New Roman" w:eastAsia="宋体"/>
+                <w:b w:val="0"/>
+                <w:i w:val="0"/>
+                <w:sz w:val="16"/>
+              </w:rPr>
+              <w:t>0.576</w:t>
+            </w:r>
+          </w:p>
+        </w:tc>
+        <w:tc>
+          <w:tcPr>
+            <w:tcW w:type="dxa" w:w="1568"/>
+          </w:tcPr>
+          <w:p>
+            <w:pPr>
+              <w:jc w:val="center"/>
+            </w:pPr>
+            <w:r/>
+            <w:r>
+              <w:rPr>
+                <w:rFonts w:ascii="Times New Roman" w:hAnsi="Times New Roman" w:eastAsia="宋体"/>
+                <w:b w:val="0"/>
+                <w:i w:val="0"/>
+                <w:sz w:val="16"/>
+              </w:rPr>
+              <w:t>指标得分低于0.6（U4维度）</w:t>
+            </w:r>
+          </w:p>
+        </w:tc>
+        <w:tc>
+          <w:tcPr>
+            <w:tcW w:type="dxa" w:w="1568"/>
+          </w:tcPr>
+          <w:p>
+            <w:pPr>
+              <w:jc w:val="center"/>
+            </w:pPr>
+            <w:r/>
+            <w:r>
+              <w:rPr>
+                <w:rFonts w:ascii="Times New Roman" w:hAnsi="Times New Roman" w:eastAsia="宋体"/>
+                <w:b w:val="0"/>
+                <w:i w:val="0"/>
+                <w:sz w:val="16"/>
+              </w:rPr>
+              <w:t>删减重复赘述，压缩冗余表达，提高信息密度</w:t>
+            </w:r>
+          </w:p>
+        </w:tc>
+        <w:tc>
+          <w:tcPr>
+            <w:tcW w:type="dxa" w:w="1568"/>
+          </w:tcPr>
+          <w:p>
+            <w:pPr>
+              <w:jc w:val="center"/>
+            </w:pPr>
+            <w:r/>
+            <w:r>
+              <w:rPr>
+                <w:rFonts w:ascii="Times New Roman" w:hAnsi="Times New Roman" w:eastAsia="宋体"/>
+                <w:b w:val="0"/>
+                <w:i w:val="0"/>
+                <w:sz w:val="16"/>
+              </w:rPr>
+              <w:t>0.696</w:t>
+            </w:r>
+          </w:p>
+        </w:tc>
+      </w:tr>
+      <w:tr>
+        <w:tc>
+          <w:tcPr>
+            <w:tcW w:type="dxa" w:w="1568"/>
+          </w:tcPr>
+          <w:p>
+            <w:pPr>
+              <w:jc w:val="center"/>
+            </w:pPr>
+            <w:r/>
+            <w:r>
+              <w:rPr>
+                <w:rFonts w:ascii="Times New Roman" w:hAnsi="Times New Roman" w:eastAsia="宋体"/>
+                <w:b w:val="0"/>
+                <w:i w:val="0"/>
+                <w:sz w:val="16"/>
+              </w:rPr>
+              <w:t>3-3.pdf</w:t>
+            </w:r>
+          </w:p>
+        </w:tc>
+        <w:tc>
+          <w:tcPr>
+            <w:tcW w:type="dxa" w:w="1568"/>
+          </w:tcPr>
+          <w:p>
+            <w:pPr>
+              <w:jc w:val="center"/>
+            </w:pPr>
+            <w:r/>
+            <w:r>
+              <w:rPr>
+                <w:rFonts w:ascii="Times New Roman" w:hAnsi="Times New Roman" w:eastAsia="宋体"/>
+                <w:b w:val="0"/>
+                <w:i w:val="0"/>
+                <w:sz w:val="16"/>
+              </w:rPr>
+              <w:t>模型匹配度</w:t>
+            </w:r>
+          </w:p>
+        </w:tc>
+        <w:tc>
+          <w:tcPr>
+            <w:tcW w:type="dxa" w:w="1568"/>
+          </w:tcPr>
+          <w:p>
+            <w:pPr>
+              <w:jc w:val="center"/>
+            </w:pPr>
+            <w:r/>
+            <w:r>
+              <w:rPr>
+                <w:rFonts w:ascii="Times New Roman" w:hAnsi="Times New Roman" w:eastAsia="宋体"/>
+                <w:b w:val="0"/>
+                <w:i w:val="0"/>
+                <w:sz w:val="16"/>
+              </w:rPr>
+              <w:t>0.592</w:t>
+            </w:r>
+          </w:p>
+        </w:tc>
+        <w:tc>
+          <w:tcPr>
+            <w:tcW w:type="dxa" w:w="1568"/>
+          </w:tcPr>
+          <w:p>
+            <w:pPr>
+              <w:jc w:val="center"/>
+            </w:pPr>
+            <w:r/>
+            <w:r>
+              <w:rPr>
+                <w:rFonts w:ascii="Times New Roman" w:hAnsi="Times New Roman" w:eastAsia="宋体"/>
+                <w:b w:val="0"/>
+                <w:i w:val="0"/>
+                <w:sz w:val="16"/>
+              </w:rPr>
+              <w:t>指标得分低于0.6（U2维度）</w:t>
+            </w:r>
+          </w:p>
+        </w:tc>
+        <w:tc>
+          <w:tcPr>
+            <w:tcW w:type="dxa" w:w="1568"/>
+          </w:tcPr>
+          <w:p>
+            <w:pPr>
+              <w:jc w:val="center"/>
+            </w:pPr>
+            <w:r/>
+            <w:r>
+              <w:rPr>
+                <w:rFonts w:ascii="Times New Roman" w:hAnsi="Times New Roman" w:eastAsia="宋体"/>
+                <w:b w:val="0"/>
+                <w:i w:val="0"/>
+                <w:sz w:val="16"/>
+              </w:rPr>
+              <w:t>明确说明所选模型与问题类型的匹配性（如优化/预测/评价问题对应的方法）</w:t>
+            </w:r>
+          </w:p>
+        </w:tc>
+        <w:tc>
+          <w:tcPr>
+            <w:tcW w:type="dxa" w:w="1568"/>
+          </w:tcPr>
+          <w:p>
+            <w:pPr>
+              <w:jc w:val="center"/>
+            </w:pPr>
+            <w:r/>
+            <w:r>
+              <w:rPr>
+                <w:rFonts w:ascii="Times New Roman" w:hAnsi="Times New Roman" w:eastAsia="宋体"/>
+                <w:b w:val="0"/>
+                <w:i w:val="0"/>
+                <w:sz w:val="16"/>
+              </w:rPr>
+              <w:t>0.712</w:t>
+            </w:r>
+          </w:p>
+        </w:tc>
+      </w:tr>
+      <w:tr>
+        <w:tc>
+          <w:tcPr>
+            <w:tcW w:type="dxa" w:w="1568"/>
+          </w:tcPr>
+          <w:p>
+            <w:pPr>
+              <w:jc w:val="center"/>
+            </w:pPr>
+            <w:r/>
+            <w:r>
+              <w:rPr>
+                <w:rFonts w:ascii="Times New Roman" w:hAnsi="Times New Roman" w:eastAsia="宋体"/>
+                <w:b w:val="0"/>
+                <w:i w:val="0"/>
+                <w:sz w:val="16"/>
+              </w:rPr>
+              <w:t>3-3.pdf</w:t>
+            </w:r>
+          </w:p>
+        </w:tc>
+        <w:tc>
+          <w:tcPr>
+            <w:tcW w:type="dxa" w:w="1568"/>
+          </w:tcPr>
+          <w:p>
+            <w:pPr>
+              <w:jc w:val="center"/>
+            </w:pPr>
+            <w:r/>
+            <w:r>
+              <w:rPr>
+                <w:rFonts w:ascii="Times New Roman" w:hAnsi="Times New Roman" w:eastAsia="宋体"/>
+                <w:b w:val="0"/>
+                <w:i w:val="0"/>
+                <w:sz w:val="16"/>
+              </w:rPr>
               <w:t>论证闭环完整率</w:t>
             </w:r>
           </w:p>
@@ -16820,7 +17064,7 @@
                 <w:i w:val="0"/>
                 <w:sz w:val="16"/>
               </w:rPr>
-              <w:t>0.828</w:t>
+              <w:t>0.838</w:t>
             </w:r>
           </w:p>
         </w:tc>
@@ -16870,7 +17114,7 @@
           <w:i w:val="0"/>
           <w:sz w:val="21"/>
         </w:rPr>
-        <w:t>按“薄弱指标得分越低、可改进空间越大”的原则设定增益（&lt;0.30→+0.25，&lt;0.50→+0.18，&lt;0.70→+0.10，否则+0.04），模拟修改后的指标得分并重跑问题1评分模型，得到优化前后对比与各指标边际贡献。</w:t>
+        <w:t>按“薄弱指标得分越低、可改进空间越大”的原则设定增益（&lt;0.30→+0.30，&lt;0.50→+0.22，&lt;0.70→+0.12，否则+0.05），对AI辅助程度为“高”的论文（如3-3）再对AI相关指标（逻辑连接、论证闭环、文本冗余）额外提升+0.10以体现“降低AI痕迹”的收益；模拟修改后的指标得分并重跑问题1评分模型，得到优化前后对比与各指标边际贡献。</w:t>
       </w:r>
     </w:p>
     <w:tbl>
@@ -17099,7 +17343,7 @@
                 <w:i w:val="0"/>
                 <w:sz w:val="18"/>
               </w:rPr>
-              <w:t>62.06</w:t>
+              <w:t>62.34</w:t>
             </w:r>
           </w:p>
         </w:tc>
@@ -17139,7 +17383,7 @@
                 <w:i w:val="0"/>
                 <w:sz w:val="18"/>
               </w:rPr>
-              <w:t>2.28</w:t>
+              <w:t>2.55</w:t>
             </w:r>
           </w:p>
         </w:tc>
@@ -17221,7 +17465,7 @@
                 <w:i w:val="0"/>
                 <w:sz w:val="18"/>
               </w:rPr>
-              <w:t>66.02</w:t>
+              <w:t>66.67</w:t>
             </w:r>
           </w:p>
         </w:tc>
@@ -17261,7 +17505,7 @@
                 <w:i w:val="0"/>
                 <w:sz w:val="18"/>
               </w:rPr>
-              <w:t>3.46</w:t>
+              <w:t>4.1</w:t>
             </w:r>
           </w:p>
         </w:tc>
@@ -17343,7 +17587,7 @@
                 <w:i w:val="0"/>
                 <w:sz w:val="18"/>
               </w:rPr>
-              <w:t>61.82</w:t>
+              <w:t>71.89</w:t>
             </w:r>
           </w:p>
         </w:tc>
@@ -17363,7 +17607,7 @@
                 <w:i w:val="0"/>
                 <w:sz w:val="18"/>
               </w:rPr>
-              <w:t>中等</w:t>
+              <w:t>良好</w:t>
             </w:r>
           </w:p>
         </w:tc>
@@ -17383,7 +17627,7 @@
                 <w:i w:val="0"/>
                 <w:sz w:val="18"/>
               </w:rPr>
-              <w:t>2.78</w:t>
+              <w:t>12.85</w:t>
             </w:r>
           </w:p>
         </w:tc>
@@ -17620,7 +17864,7 @@
                 <w:i w:val="0"/>
                 <w:sz w:val="17"/>
               </w:rPr>
-              <w:t>0.18</w:t>
+              <w:t>0.22</w:t>
             </w:r>
           </w:p>
         </w:tc>
@@ -17702,7 +17946,7 @@
                 <w:i w:val="0"/>
                 <w:sz w:val="17"/>
               </w:rPr>
-              <w:t>0.18</w:t>
+              <w:t>0.22</w:t>
             </w:r>
           </w:p>
         </w:tc>
@@ -17722,7 +17966,7 @@
                 <w:i w:val="0"/>
                 <w:sz w:val="17"/>
               </w:rPr>
-              <w:t>0.54</w:t>
+              <w:t>0.66</w:t>
             </w:r>
           </w:p>
         </w:tc>
@@ -17764,7 +18008,7 @@
                 <w:i w:val="0"/>
                 <w:sz w:val="17"/>
               </w:rPr>
-              <w:t>逻辑断层条数</w:t>
+              <w:t>符号统一度</w:t>
             </w:r>
           </w:p>
         </w:tc>
@@ -17784,7 +18028,7 @@
                 <w:i w:val="0"/>
                 <w:sz w:val="17"/>
               </w:rPr>
-              <w:t>0.25</w:t>
+              <w:t>0.22</w:t>
             </w:r>
           </w:p>
         </w:tc>
@@ -17804,7 +18048,7 @@
                 <w:i w:val="0"/>
                 <w:sz w:val="17"/>
               </w:rPr>
-              <w:t>0.37</w:t>
+              <w:t>0.39</w:t>
             </w:r>
           </w:p>
         </w:tc>
@@ -17846,7 +18090,7 @@
                 <w:i w:val="0"/>
                 <w:sz w:val="17"/>
               </w:rPr>
-              <w:t>符号统一度</w:t>
+              <w:t>逻辑断层条数</w:t>
             </w:r>
           </w:p>
         </w:tc>
@@ -17866,7 +18110,7 @@
                 <w:i w:val="0"/>
                 <w:sz w:val="17"/>
               </w:rPr>
-              <w:t>0.179</w:t>
+              <w:t>0.3</w:t>
             </w:r>
           </w:p>
         </w:tc>
@@ -17886,7 +18130,7 @@
                 <w:i w:val="0"/>
                 <w:sz w:val="17"/>
               </w:rPr>
-              <w:t>0.31</w:t>
+              <w:t>0.37</w:t>
             </w:r>
           </w:p>
         </w:tc>
@@ -17948,7 +18192,7 @@
                 <w:i w:val="0"/>
                 <w:sz w:val="17"/>
               </w:rPr>
-              <w:t>0.25</w:t>
+              <w:t>0.3</w:t>
             </w:r>
           </w:p>
         </w:tc>
@@ -17968,7 +18212,7 @@
                 <w:i w:val="0"/>
                 <w:sz w:val="17"/>
               </w:rPr>
-              <w:t>0.2</w:t>
+              <w:t>0.27</w:t>
             </w:r>
           </w:p>
         </w:tc>
@@ -18030,7 +18274,7 @@
                 <w:i w:val="0"/>
                 <w:sz w:val="17"/>
               </w:rPr>
-              <w:t>0.04</w:t>
+              <w:t>0.05</w:t>
             </w:r>
           </w:p>
         </w:tc>
@@ -18112,7 +18356,7 @@
                 <w:i w:val="0"/>
                 <w:sz w:val="17"/>
               </w:rPr>
-              <w:t>0.033</w:t>
+              <w:t>0.05</w:t>
             </w:r>
           </w:p>
         </w:tc>
@@ -18132,7 +18376,7 @@
                 <w:i w:val="0"/>
                 <w:sz w:val="17"/>
               </w:rPr>
-              <w:t>1.42</w:t>
+              <w:t>1.83</w:t>
             </w:r>
           </w:p>
         </w:tc>
@@ -18194,7 +18438,7 @@
                 <w:i w:val="0"/>
                 <w:sz w:val="17"/>
               </w:rPr>
-              <w:t>0.18</w:t>
+              <w:t>0.22</w:t>
             </w:r>
           </w:p>
         </w:tc>
@@ -18276,7 +18520,7 @@
                 <w:i w:val="0"/>
                 <w:sz w:val="17"/>
               </w:rPr>
-              <w:t>0.18</w:t>
+              <w:t>0.22</w:t>
             </w:r>
           </w:p>
         </w:tc>
@@ -18296,7 +18540,7 @@
                 <w:i w:val="0"/>
                 <w:sz w:val="17"/>
               </w:rPr>
-              <w:t>0.54</w:t>
+              <w:t>0.66</w:t>
             </w:r>
           </w:p>
         </w:tc>
@@ -18338,7 +18582,7 @@
                 <w:i w:val="0"/>
                 <w:sz w:val="17"/>
               </w:rPr>
-              <w:t>逻辑断层条数</w:t>
+              <w:t>符号统一度</w:t>
             </w:r>
           </w:p>
         </w:tc>
@@ -18358,7 +18602,7 @@
                 <w:i w:val="0"/>
                 <w:sz w:val="17"/>
               </w:rPr>
-              <w:t>0.25</w:t>
+              <w:t>0.22</w:t>
             </w:r>
           </w:p>
         </w:tc>
@@ -18378,7 +18622,7 @@
                 <w:i w:val="0"/>
                 <w:sz w:val="17"/>
               </w:rPr>
-              <w:t>0.37</w:t>
+              <w:t>0.39</w:t>
             </w:r>
           </w:p>
         </w:tc>
@@ -18420,7 +18664,7 @@
                 <w:i w:val="0"/>
                 <w:sz w:val="17"/>
               </w:rPr>
-              <w:t>符号统一度</w:t>
+              <w:t>逻辑断层条数</w:t>
             </w:r>
           </w:p>
         </w:tc>
@@ -18440,7 +18684,7 @@
                 <w:i w:val="0"/>
                 <w:sz w:val="17"/>
               </w:rPr>
-              <w:t>0.179</w:t>
+              <w:t>0.3</w:t>
             </w:r>
           </w:p>
         </w:tc>
@@ -18460,7 +18704,7 @@
                 <w:i w:val="0"/>
                 <w:sz w:val="17"/>
               </w:rPr>
-              <w:t>0.31</w:t>
+              <w:t>0.37</w:t>
             </w:r>
           </w:p>
         </w:tc>
@@ -18522,7 +18766,7 @@
                 <w:i w:val="0"/>
                 <w:sz w:val="17"/>
               </w:rPr>
-              <w:t>0.18</w:t>
+              <w:t>0.22</w:t>
             </w:r>
           </w:p>
         </w:tc>
@@ -18542,7 +18786,7 @@
                 <w:i w:val="0"/>
                 <w:sz w:val="17"/>
               </w:rPr>
-              <w:t>0.13</w:t>
+              <w:t>0.16</w:t>
             </w:r>
           </w:p>
         </w:tc>
@@ -18584,7 +18828,7 @@
                 <w:i w:val="0"/>
                 <w:sz w:val="17"/>
               </w:rPr>
-              <w:t>论证闭环完整率</w:t>
+              <w:t>模型匹配度</w:t>
             </w:r>
           </w:p>
         </w:tc>
@@ -18604,7 +18848,7 @@
                 <w:i w:val="0"/>
                 <w:sz w:val="17"/>
               </w:rPr>
-              <w:t>0.04</w:t>
+              <w:t>0.12</w:t>
             </w:r>
           </w:p>
         </w:tc>
@@ -18624,7 +18868,7 @@
                 <w:i w:val="0"/>
                 <w:sz w:val="17"/>
               </w:rPr>
-              <w:t>0.82</w:t>
+              <w:t>5.68</w:t>
             </w:r>
           </w:p>
         </w:tc>
@@ -18666,7 +18910,7 @@
                 <w:i w:val="0"/>
                 <w:sz w:val="17"/>
               </w:rPr>
-              <w:t>公式标注规范率</w:t>
+              <w:t>论证闭环完整率</w:t>
             </w:r>
           </w:p>
         </w:tc>
@@ -18686,7 +18930,7 @@
                 <w:i w:val="0"/>
                 <w:sz w:val="17"/>
               </w:rPr>
-              <w:t>0.18</w:t>
+              <w:t>0.15</w:t>
             </w:r>
           </w:p>
         </w:tc>
@@ -18706,7 +18950,7 @@
                 <w:i w:val="0"/>
                 <w:sz w:val="17"/>
               </w:rPr>
-              <w:t>0.75</w:t>
+              <w:t>1.1</w:t>
             </w:r>
           </w:p>
         </w:tc>
@@ -18748,7 +18992,7 @@
                 <w:i w:val="0"/>
                 <w:sz w:val="17"/>
               </w:rPr>
-              <w:t>逻辑连接词密度</w:t>
+              <w:t>公式标注规范率</w:t>
             </w:r>
           </w:p>
         </w:tc>
@@ -18768,7 +19012,7 @@
                 <w:i w:val="0"/>
                 <w:sz w:val="17"/>
               </w:rPr>
-              <w:t>0.18</w:t>
+              <w:t>0.22</w:t>
             </w:r>
           </w:p>
         </w:tc>
@@ -18788,7 +19032,7 @@
                 <w:i w:val="0"/>
                 <w:sz w:val="17"/>
               </w:rPr>
-              <w:t>0.54</w:t>
+              <w:t>0.75</w:t>
             </w:r>
           </w:p>
         </w:tc>
@@ -18830,7 +19074,7 @@
                 <w:i w:val="0"/>
                 <w:sz w:val="17"/>
               </w:rPr>
-              <w:t>逻辑断层条数</w:t>
+              <w:t>逻辑连接词密度</w:t>
             </w:r>
           </w:p>
         </w:tc>
@@ -18850,7 +19094,7 @@
                 <w:i w:val="0"/>
                 <w:sz w:val="17"/>
               </w:rPr>
-              <w:t>0.25</w:t>
+              <w:t>0.32</w:t>
             </w:r>
           </w:p>
         </w:tc>
@@ -18870,7 +19114,7 @@
                 <w:i w:val="0"/>
                 <w:sz w:val="17"/>
               </w:rPr>
-              <w:t>0.37</w:t>
+              <w:t>0.66</w:t>
             </w:r>
           </w:p>
         </w:tc>
@@ -18932,7 +19176,7 @@
                 <w:i w:val="0"/>
                 <w:sz w:val="17"/>
               </w:rPr>
-              <w:t>0.179</w:t>
+              <w:t>0.22</w:t>
             </w:r>
           </w:p>
         </w:tc>
@@ -18952,7 +19196,171 @@
                 <w:i w:val="0"/>
                 <w:sz w:val="17"/>
               </w:rPr>
-              <w:t>0.31</w:t>
+              <w:t>0.39</w:t>
+            </w:r>
+          </w:p>
+        </w:tc>
+      </w:tr>
+      <w:tr>
+        <w:tc>
+          <w:tcPr>
+            <w:tcW w:type="dxa" w:w="2351"/>
+          </w:tcPr>
+          <w:p>
+            <w:pPr>
+              <w:jc w:val="center"/>
+            </w:pPr>
+            <w:r/>
+            <w:r>
+              <w:rPr>
+                <w:rFonts w:ascii="Times New Roman" w:hAnsi="Times New Roman" w:eastAsia="宋体"/>
+                <w:b w:val="0"/>
+                <w:i w:val="0"/>
+                <w:sz w:val="17"/>
+              </w:rPr>
+              <w:t>3-3.pdf</w:t>
+            </w:r>
+          </w:p>
+        </w:tc>
+        <w:tc>
+          <w:tcPr>
+            <w:tcW w:type="dxa" w:w="2351"/>
+          </w:tcPr>
+          <w:p>
+            <w:pPr>
+              <w:jc w:val="center"/>
+            </w:pPr>
+            <w:r/>
+            <w:r>
+              <w:rPr>
+                <w:rFonts w:ascii="Times New Roman" w:hAnsi="Times New Roman" w:eastAsia="宋体"/>
+                <w:b w:val="0"/>
+                <w:i w:val="0"/>
+                <w:sz w:val="17"/>
+              </w:rPr>
+              <w:t>逻辑断层条数</w:t>
+            </w:r>
+          </w:p>
+        </w:tc>
+        <w:tc>
+          <w:tcPr>
+            <w:tcW w:type="dxa" w:w="2351"/>
+          </w:tcPr>
+          <w:p>
+            <w:pPr>
+              <w:jc w:val="center"/>
+            </w:pPr>
+            <w:r/>
+            <w:r>
+              <w:rPr>
+                <w:rFonts w:ascii="Times New Roman" w:hAnsi="Times New Roman" w:eastAsia="宋体"/>
+                <w:b w:val="0"/>
+                <w:i w:val="0"/>
+                <w:sz w:val="17"/>
+              </w:rPr>
+              <w:t>0.3</w:t>
+            </w:r>
+          </w:p>
+        </w:tc>
+        <w:tc>
+          <w:tcPr>
+            <w:tcW w:type="dxa" w:w="2351"/>
+          </w:tcPr>
+          <w:p>
+            <w:pPr>
+              <w:jc w:val="center"/>
+            </w:pPr>
+            <w:r/>
+            <w:r>
+              <w:rPr>
+                <w:rFonts w:ascii="Times New Roman" w:hAnsi="Times New Roman" w:eastAsia="宋体"/>
+                <w:b w:val="0"/>
+                <w:i w:val="0"/>
+                <w:sz w:val="17"/>
+              </w:rPr>
+              <w:t>0.37</w:t>
+            </w:r>
+          </w:p>
+        </w:tc>
+      </w:tr>
+      <w:tr>
+        <w:tc>
+          <w:tcPr>
+            <w:tcW w:type="dxa" w:w="2351"/>
+          </w:tcPr>
+          <w:p>
+            <w:pPr>
+              <w:jc w:val="center"/>
+            </w:pPr>
+            <w:r/>
+            <w:r>
+              <w:rPr>
+                <w:rFonts w:ascii="Times New Roman" w:hAnsi="Times New Roman" w:eastAsia="宋体"/>
+                <w:b w:val="0"/>
+                <w:i w:val="0"/>
+                <w:sz w:val="17"/>
+              </w:rPr>
+              <w:t>3-3.pdf</w:t>
+            </w:r>
+          </w:p>
+        </w:tc>
+        <w:tc>
+          <w:tcPr>
+            <w:tcW w:type="dxa" w:w="2351"/>
+          </w:tcPr>
+          <w:p>
+            <w:pPr>
+              <w:jc w:val="center"/>
+            </w:pPr>
+            <w:r/>
+            <w:r>
+              <w:rPr>
+                <w:rFonts w:ascii="Times New Roman" w:hAnsi="Times New Roman" w:eastAsia="宋体"/>
+                <w:b w:val="0"/>
+                <w:i w:val="0"/>
+                <w:sz w:val="17"/>
+              </w:rPr>
+              <w:t>文本冗余度</w:t>
+            </w:r>
+          </w:p>
+        </w:tc>
+        <w:tc>
+          <w:tcPr>
+            <w:tcW w:type="dxa" w:w="2351"/>
+          </w:tcPr>
+          <w:p>
+            <w:pPr>
+              <w:jc w:val="center"/>
+            </w:pPr>
+            <w:r/>
+            <w:r>
+              <w:rPr>
+                <w:rFonts w:ascii="Times New Roman" w:hAnsi="Times New Roman" w:eastAsia="宋体"/>
+                <w:b w:val="0"/>
+                <w:i w:val="0"/>
+                <w:sz w:val="17"/>
+              </w:rPr>
+              <w:t>0.22</w:t>
+            </w:r>
+          </w:p>
+        </w:tc>
+        <w:tc>
+          <w:tcPr>
+            <w:tcW w:type="dxa" w:w="2351"/>
+          </w:tcPr>
+          <w:p>
+            <w:pPr>
+              <w:jc w:val="center"/>
+            </w:pPr>
+            <w:r/>
+            <w:r>
+              <w:rPr>
+                <w:rFonts w:ascii="Times New Roman" w:hAnsi="Times New Roman" w:eastAsia="宋体"/>
+                <w:b w:val="0"/>
+                <w:i w:val="0"/>
+                <w:sz w:val="17"/>
+              </w:rPr>
+              <w:t>0.05</w:t>
             </w:r>
           </w:p>
         </w:tc>
@@ -28331,7 +28739,7 @@
                 <w:i w:val="0"/>
                 <w:sz w:val="15"/>
               </w:rPr>
-              <w:t>指标得分低于0.5（U1维度）</w:t>
+              <w:t>指标得分低于0.6（U1维度）</w:t>
             </w:r>
           </w:p>
         </w:tc>
@@ -28371,7 +28779,7 @@
                 <w:i w:val="0"/>
                 <w:sz w:val="15"/>
               </w:rPr>
-              <w:t>0.25</w:t>
+              <w:t>0.3</w:t>
             </w:r>
           </w:p>
         </w:tc>
@@ -28453,7 +28861,7 @@
                 <w:i w:val="0"/>
                 <w:sz w:val="15"/>
               </w:rPr>
-              <w:t>指标得分低于0.5（U3维度）</w:t>
+              <w:t>指标得分低于0.6（U3维度）</w:t>
             </w:r>
           </w:p>
         </w:tc>
@@ -28493,7 +28901,7 @@
                 <w:i w:val="0"/>
                 <w:sz w:val="15"/>
               </w:rPr>
-              <w:t>0.437</w:t>
+              <w:t>0.487</w:t>
             </w:r>
           </w:p>
         </w:tc>
@@ -28575,7 +28983,7 @@
                 <w:i w:val="0"/>
                 <w:sz w:val="15"/>
               </w:rPr>
-              <w:t>指标得分低于0.5（U3维度）</w:t>
+              <w:t>指标得分低于0.6（U3维度）</w:t>
             </w:r>
           </w:p>
         </w:tc>
@@ -28615,7 +29023,7 @@
                 <w:i w:val="0"/>
                 <w:sz w:val="15"/>
               </w:rPr>
-              <w:t>0.492</w:t>
+              <w:t>0.532</w:t>
             </w:r>
           </w:p>
         </w:tc>
@@ -28697,7 +29105,7 @@
                 <w:i w:val="0"/>
                 <w:sz w:val="15"/>
               </w:rPr>
-              <w:t>指标得分低于0.5（U3维度）</w:t>
+              <w:t>指标得分低于0.6（U3维度）</w:t>
             </w:r>
           </w:p>
         </w:tc>
@@ -28737,7 +29145,7 @@
                 <w:i w:val="0"/>
                 <w:sz w:val="15"/>
               </w:rPr>
-              <w:t>0.555</w:t>
+              <w:t>0.595</w:t>
             </w:r>
           </w:p>
         </w:tc>
@@ -28819,7 +29227,7 @@
                 <w:i w:val="0"/>
                 <w:sz w:val="15"/>
               </w:rPr>
-              <w:t>指标得分低于0.5（U1维度）</w:t>
+              <w:t>指标得分低于0.6（U1维度）</w:t>
             </w:r>
           </w:p>
         </w:tc>
@@ -28859,7 +29267,7 @@
                 <w:i w:val="0"/>
                 <w:sz w:val="15"/>
               </w:rPr>
-              <w:t>0.577</w:t>
+              <w:t>0.617</w:t>
             </w:r>
           </w:p>
         </w:tc>
@@ -28981,7 +29389,7 @@
                 <w:i w:val="0"/>
                 <w:sz w:val="15"/>
               </w:rPr>
-              <w:t>0.783</w:t>
+              <w:t>0.793</w:t>
             </w:r>
           </w:p>
         </w:tc>
@@ -29063,7 +29471,7 @@
                 <w:i w:val="0"/>
                 <w:sz w:val="15"/>
               </w:rPr>
-              <w:t>指标得分低于0.5（U1维度）</w:t>
+              <w:t>指标得分低于0.6（U1维度）</w:t>
             </w:r>
           </w:p>
         </w:tc>
@@ -29103,7 +29511,7 @@
                 <w:i w:val="0"/>
                 <w:sz w:val="15"/>
               </w:rPr>
-              <w:t>0.25</w:t>
+              <w:t>0.3</w:t>
             </w:r>
           </w:p>
         </w:tc>
@@ -29185,7 +29593,7 @@
                 <w:i w:val="0"/>
                 <w:sz w:val="15"/>
               </w:rPr>
-              <w:t>指标得分低于0.5（U3维度）</w:t>
+              <w:t>指标得分低于0.6（U3维度）</w:t>
             </w:r>
           </w:p>
         </w:tc>
@@ -29225,7 +29633,7 @@
                 <w:i w:val="0"/>
                 <w:sz w:val="15"/>
               </w:rPr>
-              <w:t>0.492</w:t>
+              <w:t>0.532</w:t>
             </w:r>
           </w:p>
         </w:tc>
@@ -29307,7 +29715,7 @@
                 <w:i w:val="0"/>
                 <w:sz w:val="15"/>
               </w:rPr>
-              <w:t>指标得分低于0.5（U1维度）</w:t>
+              <w:t>指标得分低于0.6（U1维度）</w:t>
             </w:r>
           </w:p>
         </w:tc>
@@ -29347,7 +29755,7 @@
                 <w:i w:val="0"/>
                 <w:sz w:val="15"/>
               </w:rPr>
-              <w:t>0.547</w:t>
+              <w:t>0.587</w:t>
             </w:r>
           </w:p>
         </w:tc>
@@ -29429,7 +29837,7 @@
                 <w:i w:val="0"/>
                 <w:sz w:val="15"/>
               </w:rPr>
-              <w:t>指标得分低于0.5（U3维度）</w:t>
+              <w:t>指标得分低于0.6（U3维度）</w:t>
             </w:r>
           </w:p>
         </w:tc>
@@ -29469,7 +29877,7 @@
                 <w:i w:val="0"/>
                 <w:sz w:val="15"/>
               </w:rPr>
-              <w:t>0.588</w:t>
+              <w:t>0.628</w:t>
             </w:r>
           </w:p>
         </w:tc>
@@ -29551,7 +29959,7 @@
                 <w:i w:val="0"/>
                 <w:sz w:val="15"/>
               </w:rPr>
-              <w:t>指标得分低于0.5（U4维度）</w:t>
+              <w:t>指标得分低于0.6（U4维度）</w:t>
             </w:r>
           </w:p>
         </w:tc>
@@ -29591,7 +29999,7 @@
                 <w:i w:val="0"/>
                 <w:sz w:val="15"/>
               </w:rPr>
-              <w:t>0.67</w:t>
+              <w:t>0.71</w:t>
             </w:r>
           </w:p>
         </w:tc>
@@ -29713,7 +30121,7 @@
                 <w:i w:val="0"/>
                 <w:sz w:val="15"/>
               </w:rPr>
-              <w:t>0.95</w:t>
+              <w:t>0.967</w:t>
             </w:r>
           </w:p>
         </w:tc>
@@ -29795,7 +30203,7 @@
                 <w:i w:val="0"/>
                 <w:sz w:val="15"/>
               </w:rPr>
-              <w:t>指标得分低于0.5（U1维度）</w:t>
+              <w:t>指标得分低于0.6（U1维度）</w:t>
             </w:r>
           </w:p>
         </w:tc>
@@ -29835,7 +30243,7 @@
                 <w:i w:val="0"/>
                 <w:sz w:val="15"/>
               </w:rPr>
-              <w:t>0.25</w:t>
+              <w:t>0.3</w:t>
             </w:r>
           </w:p>
         </w:tc>
@@ -29917,7 +30325,7 @@
                 <w:i w:val="0"/>
                 <w:sz w:val="15"/>
               </w:rPr>
-              <w:t>指标得分低于0.5（U3维度）</w:t>
+              <w:t>指标得分低于0.6（U3维度）</w:t>
             </w:r>
           </w:p>
         </w:tc>
@@ -29957,7 +30365,7 @@
                 <w:i w:val="0"/>
                 <w:sz w:val="15"/>
               </w:rPr>
-              <w:t>0.492</w:t>
+              <w:t>0.532</w:t>
             </w:r>
           </w:p>
         </w:tc>
@@ -30039,7 +30447,7 @@
                 <w:i w:val="0"/>
                 <w:sz w:val="15"/>
               </w:rPr>
-              <w:t>指标得分低于0.5（U1维度）</w:t>
+              <w:t>指标得分低于0.6（U1维度）</w:t>
             </w:r>
           </w:p>
         </w:tc>
@@ -30079,7 +30487,7 @@
                 <w:i w:val="0"/>
                 <w:sz w:val="15"/>
               </w:rPr>
-              <w:t>0.546</w:t>
+              <w:t>0.586</w:t>
             </w:r>
           </w:p>
         </w:tc>
@@ -30161,7 +30569,7 @@
                 <w:i w:val="0"/>
                 <w:sz w:val="15"/>
               </w:rPr>
-              <w:t>指标得分低于0.5（U3维度）</w:t>
+              <w:t>指标得分低于0.6（U3维度）</w:t>
             </w:r>
           </w:p>
         </w:tc>
@@ -30201,7 +30609,7 @@
                 <w:i w:val="0"/>
                 <w:sz w:val="15"/>
               </w:rPr>
-              <w:t>0.578</w:t>
+              <w:t>0.618</w:t>
             </w:r>
           </w:p>
         </w:tc>
@@ -30243,6 +30651,250 @@
                 <w:i w:val="0"/>
                 <w:sz w:val="15"/>
               </w:rPr>
+              <w:t>文本冗余度</w:t>
+            </w:r>
+          </w:p>
+        </w:tc>
+        <w:tc>
+          <w:tcPr>
+            <w:tcW w:type="dxa" w:w="1568"/>
+          </w:tcPr>
+          <w:p>
+            <w:pPr>
+              <w:jc w:val="center"/>
+            </w:pPr>
+            <w:r/>
+            <w:r>
+              <w:rPr>
+                <w:rFonts w:ascii="Times New Roman" w:hAnsi="Times New Roman" w:eastAsia="宋体"/>
+                <w:b w:val="0"/>
+                <w:i w:val="0"/>
+                <w:sz w:val="15"/>
+              </w:rPr>
+              <w:t>0.576</w:t>
+            </w:r>
+          </w:p>
+        </w:tc>
+        <w:tc>
+          <w:tcPr>
+            <w:tcW w:type="dxa" w:w="1568"/>
+          </w:tcPr>
+          <w:p>
+            <w:pPr>
+              <w:jc w:val="center"/>
+            </w:pPr>
+            <w:r/>
+            <w:r>
+              <w:rPr>
+                <w:rFonts w:ascii="Times New Roman" w:hAnsi="Times New Roman" w:eastAsia="宋体"/>
+                <w:b w:val="0"/>
+                <w:i w:val="0"/>
+                <w:sz w:val="15"/>
+              </w:rPr>
+              <w:t>指标得分低于0.6（U4维度）</w:t>
+            </w:r>
+          </w:p>
+        </w:tc>
+        <w:tc>
+          <w:tcPr>
+            <w:tcW w:type="dxa" w:w="1568"/>
+          </w:tcPr>
+          <w:p>
+            <w:pPr>
+              <w:jc w:val="center"/>
+            </w:pPr>
+            <w:r/>
+            <w:r>
+              <w:rPr>
+                <w:rFonts w:ascii="Times New Roman" w:hAnsi="Times New Roman" w:eastAsia="宋体"/>
+                <w:b w:val="0"/>
+                <w:i w:val="0"/>
+                <w:sz w:val="15"/>
+              </w:rPr>
+              <w:t>删减重复赘述，压缩冗余表达，提高信息密度</w:t>
+            </w:r>
+          </w:p>
+        </w:tc>
+        <w:tc>
+          <w:tcPr>
+            <w:tcW w:type="dxa" w:w="1568"/>
+          </w:tcPr>
+          <w:p>
+            <w:pPr>
+              <w:jc w:val="center"/>
+            </w:pPr>
+            <w:r/>
+            <w:r>
+              <w:rPr>
+                <w:rFonts w:ascii="Times New Roman" w:hAnsi="Times New Roman" w:eastAsia="宋体"/>
+                <w:b w:val="0"/>
+                <w:i w:val="0"/>
+                <w:sz w:val="15"/>
+              </w:rPr>
+              <w:t>0.696</w:t>
+            </w:r>
+          </w:p>
+        </w:tc>
+      </w:tr>
+      <w:tr>
+        <w:tc>
+          <w:tcPr>
+            <w:tcW w:type="dxa" w:w="1568"/>
+          </w:tcPr>
+          <w:p>
+            <w:pPr>
+              <w:jc w:val="center"/>
+            </w:pPr>
+            <w:r/>
+            <w:r>
+              <w:rPr>
+                <w:rFonts w:ascii="Times New Roman" w:hAnsi="Times New Roman" w:eastAsia="宋体"/>
+                <w:b w:val="0"/>
+                <w:i w:val="0"/>
+                <w:sz w:val="15"/>
+              </w:rPr>
+              <w:t>3-3.pdf</w:t>
+            </w:r>
+          </w:p>
+        </w:tc>
+        <w:tc>
+          <w:tcPr>
+            <w:tcW w:type="dxa" w:w="1568"/>
+          </w:tcPr>
+          <w:p>
+            <w:pPr>
+              <w:jc w:val="center"/>
+            </w:pPr>
+            <w:r/>
+            <w:r>
+              <w:rPr>
+                <w:rFonts w:ascii="Times New Roman" w:hAnsi="Times New Roman" w:eastAsia="宋体"/>
+                <w:b w:val="0"/>
+                <w:i w:val="0"/>
+                <w:sz w:val="15"/>
+              </w:rPr>
+              <w:t>模型匹配度</w:t>
+            </w:r>
+          </w:p>
+        </w:tc>
+        <w:tc>
+          <w:tcPr>
+            <w:tcW w:type="dxa" w:w="1568"/>
+          </w:tcPr>
+          <w:p>
+            <w:pPr>
+              <w:jc w:val="center"/>
+            </w:pPr>
+            <w:r/>
+            <w:r>
+              <w:rPr>
+                <w:rFonts w:ascii="Times New Roman" w:hAnsi="Times New Roman" w:eastAsia="宋体"/>
+                <w:b w:val="0"/>
+                <w:i w:val="0"/>
+                <w:sz w:val="15"/>
+              </w:rPr>
+              <w:t>0.592</w:t>
+            </w:r>
+          </w:p>
+        </w:tc>
+        <w:tc>
+          <w:tcPr>
+            <w:tcW w:type="dxa" w:w="1568"/>
+          </w:tcPr>
+          <w:p>
+            <w:pPr>
+              <w:jc w:val="center"/>
+            </w:pPr>
+            <w:r/>
+            <w:r>
+              <w:rPr>
+                <w:rFonts w:ascii="Times New Roman" w:hAnsi="Times New Roman" w:eastAsia="宋体"/>
+                <w:b w:val="0"/>
+                <w:i w:val="0"/>
+                <w:sz w:val="15"/>
+              </w:rPr>
+              <w:t>指标得分低于0.6（U2维度）</w:t>
+            </w:r>
+          </w:p>
+        </w:tc>
+        <w:tc>
+          <w:tcPr>
+            <w:tcW w:type="dxa" w:w="1568"/>
+          </w:tcPr>
+          <w:p>
+            <w:pPr>
+              <w:jc w:val="center"/>
+            </w:pPr>
+            <w:r/>
+            <w:r>
+              <w:rPr>
+                <w:rFonts w:ascii="Times New Roman" w:hAnsi="Times New Roman" w:eastAsia="宋体"/>
+                <w:b w:val="0"/>
+                <w:i w:val="0"/>
+                <w:sz w:val="15"/>
+              </w:rPr>
+              <w:t>明确说明所选模型与问题类型的匹配性（如优化/预测/评价问题对应的方法）</w:t>
+            </w:r>
+          </w:p>
+        </w:tc>
+        <w:tc>
+          <w:tcPr>
+            <w:tcW w:type="dxa" w:w="1568"/>
+          </w:tcPr>
+          <w:p>
+            <w:pPr>
+              <w:jc w:val="center"/>
+            </w:pPr>
+            <w:r/>
+            <w:r>
+              <w:rPr>
+                <w:rFonts w:ascii="Times New Roman" w:hAnsi="Times New Roman" w:eastAsia="宋体"/>
+                <w:b w:val="0"/>
+                <w:i w:val="0"/>
+                <w:sz w:val="15"/>
+              </w:rPr>
+              <w:t>0.712</w:t>
+            </w:r>
+          </w:p>
+        </w:tc>
+      </w:tr>
+      <w:tr>
+        <w:tc>
+          <w:tcPr>
+            <w:tcW w:type="dxa" w:w="1568"/>
+          </w:tcPr>
+          <w:p>
+            <w:pPr>
+              <w:jc w:val="center"/>
+            </w:pPr>
+            <w:r/>
+            <w:r>
+              <w:rPr>
+                <w:rFonts w:ascii="Times New Roman" w:hAnsi="Times New Roman" w:eastAsia="宋体"/>
+                <w:b w:val="0"/>
+                <w:i w:val="0"/>
+                <w:sz w:val="15"/>
+              </w:rPr>
+              <w:t>3-3.pdf</w:t>
+            </w:r>
+          </w:p>
+        </w:tc>
+        <w:tc>
+          <w:tcPr>
+            <w:tcW w:type="dxa" w:w="1568"/>
+          </w:tcPr>
+          <w:p>
+            <w:pPr>
+              <w:jc w:val="center"/>
+            </w:pPr>
+            <w:r/>
+            <w:r>
+              <w:rPr>
+                <w:rFonts w:ascii="Times New Roman" w:hAnsi="Times New Roman" w:eastAsia="宋体"/>
+                <w:b w:val="0"/>
+                <w:i w:val="0"/>
+                <w:sz w:val="15"/>
+              </w:rPr>
               <w:t>论证闭环完整率</w:t>
             </w:r>
           </w:p>
@@ -30323,7 +30975,7 @@
                 <w:i w:val="0"/>
                 <w:sz w:val="15"/>
               </w:rPr>
-              <w:t>0.828</w:t>
+              <w:t>0.838</w:t>
             </w:r>
           </w:p>
         </w:tc>
